--- a/output/summary/bom/FederatedGqlBreakDown-BE-bom.docx
+++ b/output/summary/bom/FederatedGqlBreakDown-BE-bom.docx
@@ -76,7 +76,7 @@
                 <w:color w:val="1F497D"/>
                 <w:sz w:val="22"/>
               </w:rPr>
-              <w:t>36</w:t>
+              <w:t>24</w:t>
             </w:r>
           </w:p>
         </w:tc>
@@ -132,7 +132,7 @@
                 <w:color w:val="1F497D"/>
                 <w:sz w:val="22"/>
               </w:rPr>
-              <w:t>🔴 1  🟠 2  🟡 12  🟢 21</w:t>
+              <w:t>🔴 1  🟠 2  🟡 16  🟢 5</w:t>
             </w:r>
           </w:p>
         </w:tc>
@@ -192,7 +192,7 @@
           <w:color w:val="444444"/>
           <w:sz w:val="18"/>
         </w:rPr>
-        <w:t xml:space="preserve">   |   Generated: 2026-07-16</w:t>
+        <w:t xml:space="preserve">   |   Generated: 2026-07-17</w:t>
       </w:r>
     </w:p>
     <w:p>
@@ -3381,7 +3381,22 @@
           <w:color w:val="444444"/>
           <w:sz w:val="18"/>
         </w:rPr>
-        <w:t>.</w:t>
+        <w:t xml:space="preserve">. </w:t>
+      </w:r>
+      <w:r>
+        <w:rPr>
+          <w:b/>
+          <w:color w:val="444444"/>
+          <w:sz w:val="18"/>
+        </w:rPr>
+        <w:t>Focus</w:t>
+      </w:r>
+      <w:r>
+        <w:rPr>
+          <w:color w:val="444444"/>
+          <w:sz w:val="18"/>
+        </w:rPr>
+        <w:t xml:space="preserve"> names the phase category each step advances — same convention as the frontend order map.</w:t>
       </w:r>
     </w:p>
     <w:p>
@@ -3426,9 +3441,10 @@
         </w:tblBorders>
       </w:tblPr>
       <w:tblGrid>
-        <w:gridCol w:w="3419"/>
-        <w:gridCol w:w="3419"/>
-        <w:gridCol w:w="3419"/>
+        <w:gridCol w:w="2564"/>
+        <w:gridCol w:w="2564"/>
+        <w:gridCol w:w="2564"/>
+        <w:gridCol w:w="2564"/>
       </w:tblGrid>
       <w:tr>
         <w:trPr>
@@ -3436,7 +3452,7 @@
         </w:trPr>
         <w:tc>
           <w:tcPr>
-            <w:tcW w:type="dxa" w:w="3419"/>
+            <w:tcW w:type="dxa" w:w="2564"/>
             <w:shd w:val="clear" w:color="auto" w:fill="DAE8FC"/>
             <w:vAlign w:val="top"/>
           </w:tcPr>
@@ -3456,7 +3472,7 @@
         </w:tc>
         <w:tc>
           <w:tcPr>
-            <w:tcW w:type="dxa" w:w="3419"/>
+            <w:tcW w:type="dxa" w:w="2564"/>
             <w:shd w:val="clear" w:color="auto" w:fill="DAE8FC"/>
             <w:vAlign w:val="top"/>
           </w:tcPr>
@@ -3476,7 +3492,7 @@
         </w:tc>
         <w:tc>
           <w:tcPr>
-            <w:tcW w:type="dxa" w:w="3419"/>
+            <w:tcW w:type="dxa" w:w="2564"/>
             <w:shd w:val="clear" w:color="auto" w:fill="DAE8FC"/>
             <w:vAlign w:val="top"/>
           </w:tcPr>
@@ -3491,6 +3507,26 @@
                 <w:sz w:val="18"/>
               </w:rPr>
               <w:t>Entry gates in this step</w:t>
+            </w:r>
+          </w:p>
+        </w:tc>
+        <w:tc>
+          <w:tcPr>
+            <w:tcW w:type="dxa" w:w="2564"/>
+            <w:shd w:val="clear" w:color="auto" w:fill="DAE8FC"/>
+            <w:vAlign w:val="top"/>
+          </w:tcPr>
+          <w:p>
+            <w:pPr>
+              <w:jc w:val="left"/>
+            </w:pPr>
+            <w:r>
+              <w:rPr>
+                <w:b/>
+                <w:color w:val="1F3864"/>
+                <w:sz w:val="18"/>
+              </w:rPr>
+              <w:t>Focus</w:t>
             </w:r>
           </w:p>
         </w:tc>
@@ -3498,7 +3534,7 @@
       <w:tr>
         <w:tc>
           <w:tcPr>
-            <w:tcW w:type="dxa" w:w="3419"/>
+            <w:tcW w:type="dxa" w:w="2564"/>
             <w:vAlign w:val="top"/>
           </w:tcPr>
           <w:p>
@@ -3516,7 +3552,7 @@
         </w:tc>
         <w:tc>
           <w:tcPr>
-            <w:tcW w:type="dxa" w:w="3419"/>
+            <w:tcW w:type="dxa" w:w="2564"/>
             <w:vAlign w:val="top"/>
           </w:tcPr>
           <w:p>
@@ -3541,7 +3577,7 @@
         </w:tc>
         <w:tc>
           <w:tcPr>
-            <w:tcW w:type="dxa" w:w="3419"/>
+            <w:tcW w:type="dxa" w:w="2564"/>
             <w:vAlign w:val="top"/>
           </w:tcPr>
           <w:p>
@@ -3554,6 +3590,24 @@
                 <w:sz w:val="18"/>
               </w:rPr>
               <w:t>—</w:t>
+            </w:r>
+          </w:p>
+        </w:tc>
+        <w:tc>
+          <w:tcPr>
+            <w:tcW w:type="dxa" w:w="2564"/>
+            <w:vAlign w:val="top"/>
+          </w:tcPr>
+          <w:p>
+            <w:pPr>
+              <w:jc w:val="left"/>
+            </w:pPr>
+            <w:r>
+              <w:rPr>
+                <w:color w:val="373737"/>
+                <w:sz w:val="18"/>
+              </w:rPr>
+              <w:t>🧱 Module init — schema skeleton, service wiring (unblocks everything)</w:t>
             </w:r>
           </w:p>
         </w:tc>
@@ -3561,7 +3615,7 @@
       <w:tr>
         <w:tc>
           <w:tcPr>
-            <w:tcW w:type="dxa" w:w="3419"/>
+            <w:tcW w:type="dxa" w:w="2564"/>
             <w:shd w:val="clear" w:color="auto" w:fill="F5F8FF"/>
             <w:vAlign w:val="top"/>
           </w:tcPr>
@@ -3580,7 +3634,7 @@
         </w:tc>
         <w:tc>
           <w:tcPr>
-            <w:tcW w:type="dxa" w:w="3419"/>
+            <w:tcW w:type="dxa" w:w="2564"/>
             <w:shd w:val="clear" w:color="auto" w:fill="F5F8FF"/>
             <w:vAlign w:val="top"/>
           </w:tcPr>
@@ -3607,7 +3661,7 @@
                 <w:color w:val="373737"/>
                 <w:sz w:val="18"/>
               </w:rPr>
-              <w:t xml:space="preserve">, 🟢 </w:t>
+              <w:t xml:space="preserve">, 🟡 </w:t>
             </w:r>
             <w:r>
               <w:rPr>
@@ -3621,84 +3675,84 @@
                 <w:color w:val="373737"/>
                 <w:sz w:val="18"/>
               </w:rPr>
-              <w:t xml:space="preserve">, 🟢 </w:t>
+              <w:t xml:space="preserve">, 🟡 </w:t>
             </w:r>
             <w:r>
               <w:rPr>
                 <w:rFonts w:ascii="Courier New" w:hAnsi="Courier New"/>
                 <w:sz w:val="18"/>
               </w:rPr>
-              <w:t>B-04</w:t>
+              <w:t>B-05</w:t>
             </w:r>
             <w:r>
               <w:rPr>
                 <w:color w:val="373737"/>
                 <w:sz w:val="18"/>
               </w:rPr>
-              <w:t xml:space="preserve">, 🟡 </w:t>
+              <w:t xml:space="preserve">, 🟢 </w:t>
             </w:r>
             <w:r>
               <w:rPr>
                 <w:rFonts w:ascii="Courier New" w:hAnsi="Courier New"/>
                 <w:sz w:val="18"/>
               </w:rPr>
-              <w:t>B-05</w:t>
+              <w:t>B-08</w:t>
             </w:r>
             <w:r>
               <w:rPr>
                 <w:color w:val="373737"/>
                 <w:sz w:val="18"/>
               </w:rPr>
-              <w:t xml:space="preserve">, 🟢 </w:t>
+              <w:t xml:space="preserve">, 🟡 </w:t>
             </w:r>
             <w:r>
               <w:rPr>
                 <w:rFonts w:ascii="Courier New" w:hAnsi="Courier New"/>
                 <w:sz w:val="18"/>
               </w:rPr>
-              <w:t>B-06</w:t>
+              <w:t>C-01</w:t>
             </w:r>
             <w:r>
               <w:rPr>
                 <w:color w:val="373737"/>
                 <w:sz w:val="18"/>
               </w:rPr>
-              <w:t xml:space="preserve">, 🟢 </w:t>
+              <w:t xml:space="preserve">, 🟡 </w:t>
             </w:r>
             <w:r>
               <w:rPr>
                 <w:rFonts w:ascii="Courier New" w:hAnsi="Courier New"/>
                 <w:sz w:val="18"/>
               </w:rPr>
-              <w:t>B-07</w:t>
+              <w:t>C-02</w:t>
             </w:r>
             <w:r>
               <w:rPr>
                 <w:color w:val="373737"/>
                 <w:sz w:val="18"/>
               </w:rPr>
-              <w:t xml:space="preserve">, 🟢 </w:t>
+              <w:t xml:space="preserve">, 🟡 </w:t>
             </w:r>
             <w:r>
               <w:rPr>
                 <w:rFonts w:ascii="Courier New" w:hAnsi="Courier New"/>
                 <w:sz w:val="18"/>
               </w:rPr>
-              <w:t>B-08</w:t>
+              <w:t>C-03</w:t>
             </w:r>
             <w:r>
               <w:rPr>
                 <w:color w:val="373737"/>
                 <w:sz w:val="18"/>
               </w:rPr>
-              <w:t xml:space="preserve">, 🟢 </w:t>
+              <w:t xml:space="preserve">, 🟡 </w:t>
             </w:r>
             <w:r>
               <w:rPr>
                 <w:rFonts w:ascii="Courier New" w:hAnsi="Courier New"/>
                 <w:sz w:val="18"/>
               </w:rPr>
-              <w:t>C-01</w:t>
+              <w:t>D-01</w:t>
             </w:r>
             <w:r>
               <w:rPr>
@@ -3712,7 +3766,7 @@
                 <w:rFonts w:ascii="Courier New" w:hAnsi="Courier New"/>
                 <w:sz w:val="18"/>
               </w:rPr>
-              <w:t>C-02</w:t>
+              <w:t>D-02</w:t>
             </w:r>
             <w:r>
               <w:rPr>
@@ -3726,7 +3780,7 @@
                 <w:rFonts w:ascii="Courier New" w:hAnsi="Courier New"/>
                 <w:sz w:val="18"/>
               </w:rPr>
-              <w:t>C-03</w:t>
+              <w:t>F-01</w:t>
             </w:r>
             <w:r>
               <w:rPr>
@@ -3740,21 +3794,21 @@
                 <w:rFonts w:ascii="Courier New" w:hAnsi="Courier New"/>
                 <w:sz w:val="18"/>
               </w:rPr>
-              <w:t>C-04</w:t>
+              <w:t>F-02</w:t>
             </w:r>
             <w:r>
               <w:rPr>
                 <w:color w:val="373737"/>
                 <w:sz w:val="18"/>
               </w:rPr>
-              <w:t xml:space="preserve">, 🟢 </w:t>
+              <w:t xml:space="preserve">, 🟡 </w:t>
             </w:r>
             <w:r>
               <w:rPr>
                 <w:rFonts w:ascii="Courier New" w:hAnsi="Courier New"/>
                 <w:sz w:val="18"/>
               </w:rPr>
-              <w:t>C-05</w:t>
+              <w:t>G-01</w:t>
             </w:r>
             <w:r>
               <w:rPr>
@@ -3768,35 +3822,35 @@
                 <w:rFonts w:ascii="Courier New" w:hAnsi="Courier New"/>
                 <w:sz w:val="18"/>
               </w:rPr>
-              <w:t>D-01</w:t>
+              <w:t>G-03</w:t>
             </w:r>
             <w:r>
               <w:rPr>
                 <w:color w:val="373737"/>
                 <w:sz w:val="18"/>
               </w:rPr>
-              <w:t xml:space="preserve">, 🟢 </w:t>
+              <w:t xml:space="preserve">, 🟡 </w:t>
             </w:r>
             <w:r>
               <w:rPr>
                 <w:rFonts w:ascii="Courier New" w:hAnsi="Courier New"/>
                 <w:sz w:val="18"/>
               </w:rPr>
-              <w:t>D-02</w:t>
+              <w:t>G-04</w:t>
             </w:r>
             <w:r>
               <w:rPr>
                 <w:color w:val="373737"/>
                 <w:sz w:val="18"/>
               </w:rPr>
-              <w:t xml:space="preserve">, 🟢 </w:t>
+              <w:t xml:space="preserve">, 🟠 </w:t>
             </w:r>
             <w:r>
               <w:rPr>
                 <w:rFonts w:ascii="Courier New" w:hAnsi="Courier New"/>
                 <w:sz w:val="18"/>
               </w:rPr>
-              <w:t>D-03</w:t>
+              <w:t>G-08</w:t>
             </w:r>
             <w:r>
               <w:rPr>
@@ -3810,195 +3864,27 @@
                 <w:rFonts w:ascii="Courier New" w:hAnsi="Courier New"/>
                 <w:sz w:val="18"/>
               </w:rPr>
-              <w:t>D-04</w:t>
+              <w:t>G-09</w:t>
             </w:r>
             <w:r>
               <w:rPr>
                 <w:color w:val="373737"/>
                 <w:sz w:val="18"/>
               </w:rPr>
-              <w:t xml:space="preserve">, 🟢 </w:t>
+              <w:t xml:space="preserve">, 🟠 </w:t>
             </w:r>
             <w:r>
               <w:rPr>
                 <w:rFonts w:ascii="Courier New" w:hAnsi="Courier New"/>
                 <w:sz w:val="18"/>
               </w:rPr>
-              <w:t>D-05</w:t>
-            </w:r>
-            <w:r>
-              <w:rPr>
-                <w:color w:val="373737"/>
-                <w:sz w:val="18"/>
-              </w:rPr>
-              <w:t xml:space="preserve">, 🟡 </w:t>
-            </w:r>
-            <w:r>
-              <w:rPr>
-                <w:rFonts w:ascii="Courier New" w:hAnsi="Courier New"/>
-                <w:sz w:val="18"/>
-              </w:rPr>
-              <w:t>F-01</w:t>
-            </w:r>
-            <w:r>
-              <w:rPr>
-                <w:color w:val="373737"/>
-                <w:sz w:val="18"/>
-              </w:rPr>
-              <w:t xml:space="preserve">, 🟢 </w:t>
-            </w:r>
-            <w:r>
-              <w:rPr>
-                <w:rFonts w:ascii="Courier New" w:hAnsi="Courier New"/>
-                <w:sz w:val="18"/>
-              </w:rPr>
-              <w:t>F-02</w:t>
-            </w:r>
-            <w:r>
-              <w:rPr>
-                <w:color w:val="373737"/>
-                <w:sz w:val="18"/>
-              </w:rPr>
-              <w:t xml:space="preserve">, 🟡 </w:t>
-            </w:r>
-            <w:r>
-              <w:rPr>
-                <w:rFonts w:ascii="Courier New" w:hAnsi="Courier New"/>
-                <w:sz w:val="18"/>
-              </w:rPr>
-              <w:t>G-01</w:t>
-            </w:r>
-            <w:r>
-              <w:rPr>
-                <w:color w:val="373737"/>
-                <w:sz w:val="18"/>
-              </w:rPr>
-              <w:t xml:space="preserve">, 🟡 </w:t>
-            </w:r>
-            <w:r>
-              <w:rPr>
-                <w:rFonts w:ascii="Courier New" w:hAnsi="Courier New"/>
-                <w:sz w:val="18"/>
-              </w:rPr>
-              <w:t>G-03</w:t>
-            </w:r>
-            <w:r>
-              <w:rPr>
-                <w:color w:val="373737"/>
-                <w:sz w:val="18"/>
-              </w:rPr>
-              <w:t xml:space="preserve">, 🟢 </w:t>
-            </w:r>
-            <w:r>
-              <w:rPr>
-                <w:rFonts w:ascii="Courier New" w:hAnsi="Courier New"/>
-                <w:sz w:val="18"/>
-              </w:rPr>
-              <w:t>G-04</w:t>
-            </w:r>
-            <w:r>
-              <w:rPr>
-                <w:color w:val="373737"/>
-                <w:sz w:val="18"/>
-              </w:rPr>
-              <w:t xml:space="preserve">, 🟢 </w:t>
-            </w:r>
-            <w:r>
-              <w:rPr>
-                <w:rFonts w:ascii="Courier New" w:hAnsi="Courier New"/>
-                <w:sz w:val="18"/>
-              </w:rPr>
-              <w:t>G-05</w:t>
-            </w:r>
-            <w:r>
-              <w:rPr>
-                <w:color w:val="373737"/>
-                <w:sz w:val="18"/>
-              </w:rPr>
-              <w:t xml:space="preserve">, 🟢 </w:t>
-            </w:r>
-            <w:r>
-              <w:rPr>
-                <w:rFonts w:ascii="Courier New" w:hAnsi="Courier New"/>
-                <w:sz w:val="18"/>
-              </w:rPr>
-              <w:t>G-06</w:t>
-            </w:r>
-            <w:r>
-              <w:rPr>
-                <w:color w:val="373737"/>
-                <w:sz w:val="18"/>
-              </w:rPr>
-              <w:t xml:space="preserve">, 🟢 </w:t>
-            </w:r>
-            <w:r>
-              <w:rPr>
-                <w:rFonts w:ascii="Courier New" w:hAnsi="Courier New"/>
-                <w:sz w:val="18"/>
-              </w:rPr>
-              <w:t>G-07</w:t>
-            </w:r>
-            <w:r>
-              <w:rPr>
-                <w:color w:val="373737"/>
-                <w:sz w:val="18"/>
-              </w:rPr>
-              <w:t xml:space="preserve">, 🟠 </w:t>
-            </w:r>
-            <w:r>
-              <w:rPr>
-                <w:rFonts w:ascii="Courier New" w:hAnsi="Courier New"/>
-                <w:sz w:val="18"/>
-              </w:rPr>
-              <w:t>G-08</w:t>
-            </w:r>
-            <w:r>
-              <w:rPr>
-                <w:color w:val="373737"/>
-                <w:sz w:val="18"/>
-              </w:rPr>
-              <w:t xml:space="preserve">, 🟢 </w:t>
-            </w:r>
-            <w:r>
-              <w:rPr>
-                <w:rFonts w:ascii="Courier New" w:hAnsi="Courier New"/>
-                <w:sz w:val="18"/>
-              </w:rPr>
-              <w:t>G-09</w:t>
-            </w:r>
-            <w:r>
-              <w:rPr>
-                <w:color w:val="373737"/>
-                <w:sz w:val="18"/>
-              </w:rPr>
-              <w:t xml:space="preserve">, 🟠 </w:t>
-            </w:r>
-            <w:r>
-              <w:rPr>
-                <w:rFonts w:ascii="Courier New" w:hAnsi="Courier New"/>
-                <w:sz w:val="18"/>
-              </w:rPr>
               <w:t>G-10</w:t>
-            </w:r>
-            <w:r>
-              <w:rPr>
-                <w:color w:val="373737"/>
-                <w:sz w:val="18"/>
-              </w:rPr>
-              <w:t xml:space="preserve">, 🟢 </w:t>
-            </w:r>
-            <w:r>
-              <w:rPr>
-                <w:rFonts w:ascii="Courier New" w:hAnsi="Courier New"/>
-                <w:sz w:val="18"/>
-              </w:rPr>
-              <w:t>G-14</w:t>
             </w:r>
           </w:p>
         </w:tc>
         <w:tc>
           <w:tcPr>
-            <w:tcW w:type="dxa" w:w="3419"/>
+            <w:tcW w:type="dxa" w:w="2564"/>
             <w:shd w:val="clear" w:color="auto" w:fill="F5F8FF"/>
             <w:vAlign w:val="top"/>
           </w:tcPr>
@@ -4033,6 +3919,25 @@
                 <w:sz w:val="18"/>
               </w:rPr>
               <w:t xml:space="preserve"> → 🔬 SPIKE-06a</w:t>
+            </w:r>
+          </w:p>
+        </w:tc>
+        <w:tc>
+          <w:tcPr>
+            <w:tcW w:type="dxa" w:w="2564"/>
+            <w:shd w:val="clear" w:color="auto" w:fill="F5F8FF"/>
+            <w:vAlign w:val="top"/>
+          </w:tcPr>
+          <w:p>
+            <w:pPr>
+              <w:jc w:val="left"/>
+            </w:pPr>
+            <w:r>
+              <w:rPr>
+                <w:color w:val="373737"/>
+                <w:sz w:val="18"/>
+              </w:rPr>
+              <w:t>Fan-out — 🧱 Foundation &amp; Type Resolvers · 📖 Core Reads · 🔍 Search &amp; Listing · ✏️ Mutations · 🔗 Federation &amp; Stitching · 🧪 Field Resolvers &amp; Tests</w:t>
             </w:r>
           </w:p>
         </w:tc>
@@ -4040,7 +3945,7 @@
       <w:tr>
         <w:tc>
           <w:tcPr>
-            <w:tcW w:type="dxa" w:w="3419"/>
+            <w:tcW w:type="dxa" w:w="2564"/>
             <w:vAlign w:val="top"/>
           </w:tcPr>
           <w:p>
@@ -4058,7 +3963,7 @@
         </w:tc>
         <w:tc>
           <w:tcPr>
-            <w:tcW w:type="dxa" w:w="3419"/>
+            <w:tcW w:type="dxa" w:w="2564"/>
             <w:vAlign w:val="top"/>
           </w:tcPr>
           <w:p>
@@ -4139,7 +4044,7 @@
         </w:tc>
         <w:tc>
           <w:tcPr>
-            <w:tcW w:type="dxa" w:w="3419"/>
+            <w:tcW w:type="dxa" w:w="2564"/>
             <w:vAlign w:val="top"/>
           </w:tcPr>
           <w:p>
@@ -4159,6 +4064,24 @@
                 <w:sz w:val="18"/>
               </w:rPr>
               <w:t xml:space="preserve"> → 🔬 SPIKE-01</w:t>
+            </w:r>
+          </w:p>
+        </w:tc>
+        <w:tc>
+          <w:tcPr>
+            <w:tcW w:type="dxa" w:w="2564"/>
+            <w:vAlign w:val="top"/>
+          </w:tcPr>
+          <w:p>
+            <w:pPr>
+              <w:jc w:val="left"/>
+            </w:pPr>
+            <w:r>
+              <w:rPr>
+                <w:color w:val="373737"/>
+                <w:sz w:val="18"/>
+              </w:rPr>
+              <w:t>⚙️ Complex Operations · 🧪 Field Resolvers &amp; Tests</w:t>
             </w:r>
           </w:p>
         </w:tc>
@@ -4166,7 +4089,7 @@
       <w:tr>
         <w:tc>
           <w:tcPr>
-            <w:tcW w:type="dxa" w:w="3419"/>
+            <w:tcW w:type="dxa" w:w="2564"/>
             <w:shd w:val="clear" w:color="auto" w:fill="F5F8FF"/>
             <w:vAlign w:val="top"/>
           </w:tcPr>
@@ -4185,7 +4108,7 @@
         </w:tc>
         <w:tc>
           <w:tcPr>
-            <w:tcW w:type="dxa" w:w="3419"/>
+            <w:tcW w:type="dxa" w:w="2564"/>
             <w:shd w:val="clear" w:color="auto" w:fill="F5F8FF"/>
             <w:vAlign w:val="top"/>
           </w:tcPr>
@@ -4211,7 +4134,7 @@
         </w:tc>
         <w:tc>
           <w:tcPr>
-            <w:tcW w:type="dxa" w:w="3419"/>
+            <w:tcW w:type="dxa" w:w="2564"/>
             <w:shd w:val="clear" w:color="auto" w:fill="F5F8FF"/>
             <w:vAlign w:val="top"/>
           </w:tcPr>
@@ -4225,6 +4148,25 @@
                 <w:sz w:val="18"/>
               </w:rPr>
               <w:t>—</w:t>
+            </w:r>
+          </w:p>
+        </w:tc>
+        <w:tc>
+          <w:tcPr>
+            <w:tcW w:type="dxa" w:w="2564"/>
+            <w:shd w:val="clear" w:color="auto" w:fill="F5F8FF"/>
+            <w:vAlign w:val="top"/>
+          </w:tcPr>
+          <w:p>
+            <w:pPr>
+              <w:jc w:val="left"/>
+            </w:pPr>
+            <w:r>
+              <w:rPr>
+                <w:color w:val="373737"/>
+                <w:sz w:val="18"/>
+              </w:rPr>
+              <w:t>🧪 Field Resolvers &amp; Tests</w:t>
             </w:r>
           </w:p>
         </w:tc>
@@ -4317,6 +4259,1652 @@
           <w:color w:val="1F497D"/>
           <w:sz w:val="28"/>
         </w:rPr>
+        <w:t>Recommended Story Graph — 2 Backend Engineers</w:t>
+      </w:r>
+    </w:p>
+    <w:p>
+      <w:pPr>
+        <w:spacing w:after="40"/>
+      </w:pPr>
+      <w:r>
+        <w:rPr>
+          <w:color w:val="444444"/>
+          <w:sz w:val="18"/>
+        </w:rPr>
+        <w:t xml:space="preserve">The order map above assumes unlimited parallelism; this packs the </w:t>
+      </w:r>
+      <w:r>
+        <w:rPr>
+          <w:b/>
+          <w:color w:val="444444"/>
+          <w:sz w:val="18"/>
+        </w:rPr>
+        <w:t>same dependency graph onto 2 backend engineers</w:t>
+      </w:r>
+      <w:r>
+        <w:rPr>
+          <w:color w:val="444444"/>
+          <w:sz w:val="18"/>
+        </w:rPr>
+        <w:t xml:space="preserve"> (greedy critical-chain scheduling, nominal day-ranges from complexity — confirm in refinement). Read each column top-to-bottom as one engineer's queue; ⏳ marks a slot that waits on a dependency, 🔬/⛔ are entry gates that slide a slot without reshuffling the lanes.</w:t>
+      </w:r>
+    </w:p>
+    <w:tbl>
+      <w:tblPr>
+        <w:tblStyle w:val="TableGrid"/>
+        <w:tblW w:type="auto" w:w="0"/>
+        <w:tblLook w:firstColumn="1" w:firstRow="1" w:lastColumn="0" w:lastRow="0" w:noHBand="0" w:noVBand="1" w:val="04A0"/>
+        <w:tblBorders>
+          <w:top w:val="single" w:sz="4" w:space="0" w:color="BFBFBF"/>
+          <w:left w:val="single" w:sz="4" w:space="0" w:color="BFBFBF"/>
+          <w:bottom w:val="single" w:sz="4" w:space="0" w:color="BFBFBF"/>
+          <w:right w:val="single" w:sz="4" w:space="0" w:color="BFBFBF"/>
+          <w:insideH w:val="single" w:sz="4" w:space="0" w:color="BFBFBF"/>
+          <w:insideV w:val="single" w:sz="4" w:space="0" w:color="BFBFBF"/>
+        </w:tblBorders>
+      </w:tblPr>
+      <w:tblGrid>
+        <w:gridCol w:w="3419"/>
+        <w:gridCol w:w="3419"/>
+        <w:gridCol w:w="3419"/>
+      </w:tblGrid>
+      <w:tr>
+        <w:trPr>
+          <w:trHeight w:val="360" w:hRule="atLeast"/>
+        </w:trPr>
+        <w:tc>
+          <w:tcPr>
+            <w:tcW w:type="dxa" w:w="3419"/>
+            <w:shd w:val="clear" w:color="auto" w:fill="DAE8FC"/>
+            <w:vAlign w:val="top"/>
+          </w:tcPr>
+          <w:p>
+            <w:pPr>
+              <w:jc w:val="left"/>
+            </w:pPr>
+            <w:r>
+              <w:rPr>
+                <w:b/>
+                <w:color w:val="1F3864"/>
+                <w:sz w:val="18"/>
+              </w:rPr>
+              <w:t>Slot</w:t>
+            </w:r>
+          </w:p>
+        </w:tc>
+        <w:tc>
+          <w:tcPr>
+            <w:tcW w:type="dxa" w:w="3419"/>
+            <w:shd w:val="clear" w:color="auto" w:fill="DAE8FC"/>
+            <w:vAlign w:val="top"/>
+          </w:tcPr>
+          <w:p>
+            <w:pPr>
+              <w:jc w:val="left"/>
+            </w:pPr>
+            <w:r>
+              <w:rPr>
+                <w:b/>
+                <w:color w:val="1F3864"/>
+                <w:sz w:val="18"/>
+              </w:rPr>
+              <w:t>👤 BE-1</w:t>
+            </w:r>
+          </w:p>
+        </w:tc>
+        <w:tc>
+          <w:tcPr>
+            <w:tcW w:type="dxa" w:w="3419"/>
+            <w:shd w:val="clear" w:color="auto" w:fill="DAE8FC"/>
+            <w:vAlign w:val="top"/>
+          </w:tcPr>
+          <w:p>
+            <w:pPr>
+              <w:jc w:val="left"/>
+            </w:pPr>
+            <w:r>
+              <w:rPr>
+                <w:b/>
+                <w:color w:val="1F3864"/>
+                <w:sz w:val="18"/>
+              </w:rPr>
+              <w:t>👤 BE-2</w:t>
+            </w:r>
+          </w:p>
+        </w:tc>
+      </w:tr>
+      <w:tr>
+        <w:tc>
+          <w:tcPr>
+            <w:tcW w:type="dxa" w:w="3419"/>
+            <w:vAlign w:val="top"/>
+          </w:tcPr>
+          <w:p>
+            <w:pPr>
+              <w:jc w:val="left"/>
+            </w:pPr>
+            <w:r>
+              <w:rPr>
+                <w:color w:val="373737"/>
+                <w:sz w:val="18"/>
+              </w:rPr>
+              <w:t>1</w:t>
+            </w:r>
+          </w:p>
+        </w:tc>
+        <w:tc>
+          <w:tcPr>
+            <w:tcW w:type="dxa" w:w="3419"/>
+            <w:vAlign w:val="top"/>
+          </w:tcPr>
+          <w:p>
+            <w:pPr>
+              <w:jc w:val="left"/>
+            </w:pPr>
+            <w:r>
+              <w:rPr>
+                <w:color w:val="373737"/>
+                <w:sz w:val="18"/>
+              </w:rPr>
+              <w:t xml:space="preserve">🟢 </w:t>
+            </w:r>
+            <w:r>
+              <w:rPr>
+                <w:rFonts w:ascii="Courier New" w:hAnsi="Courier New"/>
+                <w:sz w:val="18"/>
+              </w:rPr>
+              <w:t>B-01</w:t>
+            </w:r>
+            <w:r>
+              <w:rPr>
+                <w:color w:val="373737"/>
+                <w:sz w:val="18"/>
+              </w:rPr>
+              <w:t xml:space="preserve"> (1–2d)</w:t>
+            </w:r>
+          </w:p>
+        </w:tc>
+        <w:tc>
+          <w:tcPr>
+            <w:tcW w:type="dxa" w:w="3419"/>
+            <w:vAlign w:val="top"/>
+          </w:tcPr>
+          <w:p>
+            <w:pPr>
+              <w:jc w:val="left"/>
+            </w:pPr>
+            <w:r>
+              <w:rPr>
+                <w:color w:val="373737"/>
+                <w:sz w:val="18"/>
+              </w:rPr>
+              <w:t xml:space="preserve">⏳ after </w:t>
+            </w:r>
+            <w:r>
+              <w:rPr>
+                <w:rFonts w:ascii="Courier New" w:hAnsi="Courier New"/>
+                <w:sz w:val="18"/>
+              </w:rPr>
+              <w:t>B-01</w:t>
+            </w:r>
+            <w:r>
+              <w:rPr>
+                <w:color w:val="373737"/>
+                <w:sz w:val="18"/>
+              </w:rPr>
+              <w:t xml:space="preserve"> → 🟠 </w:t>
+            </w:r>
+            <w:r>
+              <w:rPr>
+                <w:rFonts w:ascii="Courier New" w:hAnsi="Courier New"/>
+                <w:sz w:val="18"/>
+              </w:rPr>
+              <w:t>G-08</w:t>
+            </w:r>
+            <w:r>
+              <w:rPr>
+                <w:color w:val="373737"/>
+                <w:sz w:val="18"/>
+              </w:rPr>
+              <w:t xml:space="preserve"> (4–7d)</w:t>
+            </w:r>
+          </w:p>
+        </w:tc>
+      </w:tr>
+      <w:tr>
+        <w:tc>
+          <w:tcPr>
+            <w:tcW w:type="dxa" w:w="3419"/>
+            <w:shd w:val="clear" w:color="auto" w:fill="F5F8FF"/>
+            <w:vAlign w:val="top"/>
+          </w:tcPr>
+          <w:p>
+            <w:pPr>
+              <w:jc w:val="left"/>
+            </w:pPr>
+            <w:r>
+              <w:rPr>
+                <w:color w:val="373737"/>
+                <w:sz w:val="18"/>
+              </w:rPr>
+              <w:t>2</w:t>
+            </w:r>
+          </w:p>
+        </w:tc>
+        <w:tc>
+          <w:tcPr>
+            <w:tcW w:type="dxa" w:w="3419"/>
+            <w:shd w:val="clear" w:color="auto" w:fill="F5F8FF"/>
+            <w:vAlign w:val="top"/>
+          </w:tcPr>
+          <w:p>
+            <w:pPr>
+              <w:jc w:val="left"/>
+            </w:pPr>
+            <w:r>
+              <w:rPr>
+                <w:color w:val="373737"/>
+                <w:sz w:val="18"/>
+              </w:rPr>
+              <w:t xml:space="preserve">🟡 </w:t>
+            </w:r>
+            <w:r>
+              <w:rPr>
+                <w:rFonts w:ascii="Courier New" w:hAnsi="Courier New"/>
+                <w:sz w:val="18"/>
+              </w:rPr>
+              <w:t>D-02</w:t>
+            </w:r>
+            <w:r>
+              <w:rPr>
+                <w:color w:val="373737"/>
+                <w:sz w:val="18"/>
+              </w:rPr>
+              <w:t xml:space="preserve"> (2–4d) </w:t>
+            </w:r>
+            <w:r>
+              <w:rPr>
+                <w:i/>
+                <w:color w:val="373737"/>
+                <w:sz w:val="18"/>
+              </w:rPr>
+              <w:t>(grouped XS: +`D-03`, `D-04`, `D-05`)</w:t>
+            </w:r>
+          </w:p>
+        </w:tc>
+        <w:tc>
+          <w:tcPr>
+            <w:tcW w:type="dxa" w:w="3419"/>
+            <w:shd w:val="clear" w:color="auto" w:fill="F5F8FF"/>
+            <w:vAlign w:val="top"/>
+          </w:tcPr>
+          <w:p>
+            <w:pPr>
+              <w:jc w:val="left"/>
+            </w:pPr>
+            <w:r>
+              <w:rPr>
+                <w:color w:val="373737"/>
+                <w:sz w:val="18"/>
+              </w:rPr>
+              <w:t xml:space="preserve">🟠 </w:t>
+            </w:r>
+            <w:r>
+              <w:rPr>
+                <w:rFonts w:ascii="Courier New" w:hAnsi="Courier New"/>
+                <w:sz w:val="18"/>
+              </w:rPr>
+              <w:t>G-10</w:t>
+            </w:r>
+            <w:r>
+              <w:rPr>
+                <w:color w:val="373737"/>
+                <w:sz w:val="18"/>
+              </w:rPr>
+              <w:t xml:space="preserve"> (4–7d)</w:t>
+            </w:r>
+          </w:p>
+        </w:tc>
+      </w:tr>
+      <w:tr>
+        <w:tc>
+          <w:tcPr>
+            <w:tcW w:type="dxa" w:w="3419"/>
+            <w:vAlign w:val="top"/>
+          </w:tcPr>
+          <w:p>
+            <w:pPr>
+              <w:jc w:val="left"/>
+            </w:pPr>
+            <w:r>
+              <w:rPr>
+                <w:color w:val="373737"/>
+                <w:sz w:val="18"/>
+              </w:rPr>
+              <w:t>3</w:t>
+            </w:r>
+          </w:p>
+        </w:tc>
+        <w:tc>
+          <w:tcPr>
+            <w:tcW w:type="dxa" w:w="3419"/>
+            <w:vAlign w:val="top"/>
+          </w:tcPr>
+          <w:p>
+            <w:pPr>
+              <w:jc w:val="left"/>
+            </w:pPr>
+            <w:r>
+              <w:rPr>
+                <w:color w:val="373737"/>
+                <w:sz w:val="18"/>
+              </w:rPr>
+              <w:t xml:space="preserve">🔴 </w:t>
+            </w:r>
+            <w:r>
+              <w:rPr>
+                <w:rFonts w:ascii="Courier New" w:hAnsi="Courier New"/>
+                <w:sz w:val="18"/>
+              </w:rPr>
+              <w:t>E-01</w:t>
+            </w:r>
+            <w:r>
+              <w:rPr>
+                <w:color w:val="373737"/>
+                <w:sz w:val="18"/>
+              </w:rPr>
+              <w:t xml:space="preserve"> (7–12d) 🔬</w:t>
+            </w:r>
+          </w:p>
+        </w:tc>
+        <w:tc>
+          <w:tcPr>
+            <w:tcW w:type="dxa" w:w="3419"/>
+            <w:vAlign w:val="top"/>
+          </w:tcPr>
+          <w:p>
+            <w:pPr>
+              <w:jc w:val="left"/>
+            </w:pPr>
+            <w:r>
+              <w:rPr>
+                <w:color w:val="373737"/>
+                <w:sz w:val="18"/>
+              </w:rPr>
+              <w:t xml:space="preserve">🟡 </w:t>
+            </w:r>
+            <w:r>
+              <w:rPr>
+                <w:rFonts w:ascii="Courier New" w:hAnsi="Courier New"/>
+                <w:sz w:val="18"/>
+              </w:rPr>
+              <w:t>C-02</w:t>
+            </w:r>
+            <w:r>
+              <w:rPr>
+                <w:color w:val="373737"/>
+                <w:sz w:val="18"/>
+              </w:rPr>
+              <w:t xml:space="preserve"> (2–4d)</w:t>
+            </w:r>
+          </w:p>
+        </w:tc>
+      </w:tr>
+      <w:tr>
+        <w:tc>
+          <w:tcPr>
+            <w:tcW w:type="dxa" w:w="3419"/>
+            <w:shd w:val="clear" w:color="auto" w:fill="F5F8FF"/>
+            <w:vAlign w:val="top"/>
+          </w:tcPr>
+          <w:p>
+            <w:pPr>
+              <w:jc w:val="left"/>
+            </w:pPr>
+            <w:r>
+              <w:rPr>
+                <w:color w:val="373737"/>
+                <w:sz w:val="18"/>
+              </w:rPr>
+              <w:t>4</w:t>
+            </w:r>
+          </w:p>
+        </w:tc>
+        <w:tc>
+          <w:tcPr>
+            <w:tcW w:type="dxa" w:w="3419"/>
+            <w:shd w:val="clear" w:color="auto" w:fill="F5F8FF"/>
+            <w:vAlign w:val="top"/>
+          </w:tcPr>
+          <w:p>
+            <w:pPr>
+              <w:jc w:val="left"/>
+            </w:pPr>
+            <w:r>
+              <w:rPr>
+                <w:color w:val="373737"/>
+                <w:sz w:val="18"/>
+              </w:rPr>
+              <w:t xml:space="preserve">🟡 </w:t>
+            </w:r>
+            <w:r>
+              <w:rPr>
+                <w:rFonts w:ascii="Courier New" w:hAnsi="Courier New"/>
+                <w:sz w:val="18"/>
+              </w:rPr>
+              <w:t>A-04</w:t>
+            </w:r>
+            <w:r>
+              <w:rPr>
+                <w:color w:val="373737"/>
+                <w:sz w:val="18"/>
+              </w:rPr>
+              <w:t xml:space="preserve"> (2–4d) 🔬</w:t>
+            </w:r>
+          </w:p>
+        </w:tc>
+        <w:tc>
+          <w:tcPr>
+            <w:tcW w:type="dxa" w:w="3419"/>
+            <w:shd w:val="clear" w:color="auto" w:fill="F5F8FF"/>
+            <w:vAlign w:val="top"/>
+          </w:tcPr>
+          <w:p>
+            <w:pPr>
+              <w:jc w:val="left"/>
+            </w:pPr>
+            <w:r>
+              <w:rPr>
+                <w:color w:val="373737"/>
+                <w:sz w:val="18"/>
+              </w:rPr>
+              <w:t xml:space="preserve">🟡 </w:t>
+            </w:r>
+            <w:r>
+              <w:rPr>
+                <w:rFonts w:ascii="Courier New" w:hAnsi="Courier New"/>
+                <w:sz w:val="18"/>
+              </w:rPr>
+              <w:t>B-03</w:t>
+            </w:r>
+            <w:r>
+              <w:rPr>
+                <w:color w:val="373737"/>
+                <w:sz w:val="18"/>
+              </w:rPr>
+              <w:t xml:space="preserve"> (2–4d) </w:t>
+            </w:r>
+            <w:r>
+              <w:rPr>
+                <w:i/>
+                <w:color w:val="373737"/>
+                <w:sz w:val="18"/>
+              </w:rPr>
+              <w:t>(grouped XS: +`B-04`, `B-06`, `B-07`)</w:t>
+            </w:r>
+          </w:p>
+        </w:tc>
+      </w:tr>
+      <w:tr>
+        <w:tc>
+          <w:tcPr>
+            <w:tcW w:type="dxa" w:w="3419"/>
+            <w:vAlign w:val="top"/>
+          </w:tcPr>
+          <w:p>
+            <w:pPr>
+              <w:jc w:val="left"/>
+            </w:pPr>
+            <w:r>
+              <w:rPr>
+                <w:color w:val="373737"/>
+                <w:sz w:val="18"/>
+              </w:rPr>
+              <w:t>5</w:t>
+            </w:r>
+          </w:p>
+        </w:tc>
+        <w:tc>
+          <w:tcPr>
+            <w:tcW w:type="dxa" w:w="3419"/>
+            <w:vAlign w:val="top"/>
+          </w:tcPr>
+          <w:p>
+            <w:pPr>
+              <w:jc w:val="left"/>
+            </w:pPr>
+            <w:r>
+              <w:rPr>
+                <w:color w:val="373737"/>
+                <w:sz w:val="18"/>
+              </w:rPr>
+              <w:t xml:space="preserve">🟡 </w:t>
+            </w:r>
+            <w:r>
+              <w:rPr>
+                <w:rFonts w:ascii="Courier New" w:hAnsi="Courier New"/>
+                <w:sz w:val="18"/>
+              </w:rPr>
+              <w:t>B-05</w:t>
+            </w:r>
+            <w:r>
+              <w:rPr>
+                <w:color w:val="373737"/>
+                <w:sz w:val="18"/>
+              </w:rPr>
+              <w:t xml:space="preserve"> (2–4d) 🔬</w:t>
+            </w:r>
+          </w:p>
+        </w:tc>
+        <w:tc>
+          <w:tcPr>
+            <w:tcW w:type="dxa" w:w="3419"/>
+            <w:vAlign w:val="top"/>
+          </w:tcPr>
+          <w:p>
+            <w:pPr>
+              <w:jc w:val="left"/>
+            </w:pPr>
+            <w:r>
+              <w:rPr>
+                <w:color w:val="373737"/>
+                <w:sz w:val="18"/>
+              </w:rPr>
+              <w:t xml:space="preserve">🟡 </w:t>
+            </w:r>
+            <w:r>
+              <w:rPr>
+                <w:rFonts w:ascii="Courier New" w:hAnsi="Courier New"/>
+                <w:sz w:val="18"/>
+              </w:rPr>
+              <w:t>C-01</w:t>
+            </w:r>
+            <w:r>
+              <w:rPr>
+                <w:color w:val="373737"/>
+                <w:sz w:val="18"/>
+              </w:rPr>
+              <w:t xml:space="preserve"> (2–4d) </w:t>
+            </w:r>
+            <w:r>
+              <w:rPr>
+                <w:i/>
+                <w:color w:val="373737"/>
+                <w:sz w:val="18"/>
+              </w:rPr>
+              <w:t>(grouped XS: +`C-04`, `C-05`)</w:t>
+            </w:r>
+          </w:p>
+        </w:tc>
+      </w:tr>
+      <w:tr>
+        <w:tc>
+          <w:tcPr>
+            <w:tcW w:type="dxa" w:w="3419"/>
+            <w:shd w:val="clear" w:color="auto" w:fill="F5F8FF"/>
+            <w:vAlign w:val="top"/>
+          </w:tcPr>
+          <w:p>
+            <w:pPr>
+              <w:jc w:val="left"/>
+            </w:pPr>
+            <w:r>
+              <w:rPr>
+                <w:color w:val="373737"/>
+                <w:sz w:val="18"/>
+              </w:rPr>
+              <w:t>6</w:t>
+            </w:r>
+          </w:p>
+        </w:tc>
+        <w:tc>
+          <w:tcPr>
+            <w:tcW w:type="dxa" w:w="3419"/>
+            <w:shd w:val="clear" w:color="auto" w:fill="F5F8FF"/>
+            <w:vAlign w:val="top"/>
+          </w:tcPr>
+          <w:p>
+            <w:pPr>
+              <w:jc w:val="left"/>
+            </w:pPr>
+            <w:r>
+              <w:rPr>
+                <w:color w:val="373737"/>
+                <w:sz w:val="18"/>
+              </w:rPr>
+              <w:t xml:space="preserve">🟡 </w:t>
+            </w:r>
+            <w:r>
+              <w:rPr>
+                <w:rFonts w:ascii="Courier New" w:hAnsi="Courier New"/>
+                <w:sz w:val="18"/>
+              </w:rPr>
+              <w:t>C-03</w:t>
+            </w:r>
+            <w:r>
+              <w:rPr>
+                <w:color w:val="373737"/>
+                <w:sz w:val="18"/>
+              </w:rPr>
+              <w:t xml:space="preserve"> (2–4d)</w:t>
+            </w:r>
+          </w:p>
+        </w:tc>
+        <w:tc>
+          <w:tcPr>
+            <w:tcW w:type="dxa" w:w="3419"/>
+            <w:shd w:val="clear" w:color="auto" w:fill="F5F8FF"/>
+            <w:vAlign w:val="top"/>
+          </w:tcPr>
+          <w:p>
+            <w:pPr>
+              <w:jc w:val="left"/>
+            </w:pPr>
+            <w:r>
+              <w:rPr>
+                <w:color w:val="373737"/>
+                <w:sz w:val="18"/>
+              </w:rPr>
+              <w:t xml:space="preserve">🟡 </w:t>
+            </w:r>
+            <w:r>
+              <w:rPr>
+                <w:rFonts w:ascii="Courier New" w:hAnsi="Courier New"/>
+                <w:sz w:val="18"/>
+              </w:rPr>
+              <w:t>D-01</w:t>
+            </w:r>
+            <w:r>
+              <w:rPr>
+                <w:color w:val="373737"/>
+                <w:sz w:val="18"/>
+              </w:rPr>
+              <w:t xml:space="preserve"> (2–4d)</w:t>
+            </w:r>
+          </w:p>
+        </w:tc>
+      </w:tr>
+      <w:tr>
+        <w:tc>
+          <w:tcPr>
+            <w:tcW w:type="dxa" w:w="3419"/>
+            <w:vAlign w:val="top"/>
+          </w:tcPr>
+          <w:p>
+            <w:pPr>
+              <w:jc w:val="left"/>
+            </w:pPr>
+            <w:r>
+              <w:rPr>
+                <w:color w:val="373737"/>
+                <w:sz w:val="18"/>
+              </w:rPr>
+              <w:t>7</w:t>
+            </w:r>
+          </w:p>
+        </w:tc>
+        <w:tc>
+          <w:tcPr>
+            <w:tcW w:type="dxa" w:w="3419"/>
+            <w:vAlign w:val="top"/>
+          </w:tcPr>
+          <w:p>
+            <w:pPr>
+              <w:jc w:val="left"/>
+            </w:pPr>
+            <w:r>
+              <w:rPr>
+                <w:color w:val="373737"/>
+                <w:sz w:val="18"/>
+              </w:rPr>
+              <w:t xml:space="preserve">🟡 </w:t>
+            </w:r>
+            <w:r>
+              <w:rPr>
+                <w:rFonts w:ascii="Courier New" w:hAnsi="Courier New"/>
+                <w:sz w:val="18"/>
+              </w:rPr>
+              <w:t>F-01</w:t>
+            </w:r>
+            <w:r>
+              <w:rPr>
+                <w:color w:val="373737"/>
+                <w:sz w:val="18"/>
+              </w:rPr>
+              <w:t xml:space="preserve"> (2–4d)</w:t>
+            </w:r>
+          </w:p>
+        </w:tc>
+        <w:tc>
+          <w:tcPr>
+            <w:tcW w:type="dxa" w:w="3419"/>
+            <w:vAlign w:val="top"/>
+          </w:tcPr>
+          <w:p>
+            <w:pPr>
+              <w:jc w:val="left"/>
+            </w:pPr>
+            <w:r>
+              <w:rPr>
+                <w:color w:val="373737"/>
+                <w:sz w:val="18"/>
+              </w:rPr>
+              <w:t xml:space="preserve">🟡 </w:t>
+            </w:r>
+            <w:r>
+              <w:rPr>
+                <w:rFonts w:ascii="Courier New" w:hAnsi="Courier New"/>
+                <w:sz w:val="18"/>
+              </w:rPr>
+              <w:t>G-01</w:t>
+            </w:r>
+            <w:r>
+              <w:rPr>
+                <w:color w:val="373737"/>
+                <w:sz w:val="18"/>
+              </w:rPr>
+              <w:t xml:space="preserve"> (2–4d)</w:t>
+            </w:r>
+          </w:p>
+        </w:tc>
+      </w:tr>
+      <w:tr>
+        <w:tc>
+          <w:tcPr>
+            <w:tcW w:type="dxa" w:w="3419"/>
+            <w:shd w:val="clear" w:color="auto" w:fill="F5F8FF"/>
+            <w:vAlign w:val="top"/>
+          </w:tcPr>
+          <w:p>
+            <w:pPr>
+              <w:jc w:val="left"/>
+            </w:pPr>
+            <w:r>
+              <w:rPr>
+                <w:color w:val="373737"/>
+                <w:sz w:val="18"/>
+              </w:rPr>
+              <w:t>8</w:t>
+            </w:r>
+          </w:p>
+        </w:tc>
+        <w:tc>
+          <w:tcPr>
+            <w:tcW w:type="dxa" w:w="3419"/>
+            <w:shd w:val="clear" w:color="auto" w:fill="F5F8FF"/>
+            <w:vAlign w:val="top"/>
+          </w:tcPr>
+          <w:p>
+            <w:pPr>
+              <w:jc w:val="left"/>
+            </w:pPr>
+            <w:r>
+              <w:rPr>
+                <w:color w:val="373737"/>
+                <w:sz w:val="18"/>
+              </w:rPr>
+              <w:t xml:space="preserve">🟡 </w:t>
+            </w:r>
+            <w:r>
+              <w:rPr>
+                <w:rFonts w:ascii="Courier New" w:hAnsi="Courier New"/>
+                <w:sz w:val="18"/>
+              </w:rPr>
+              <w:t>G-03</w:t>
+            </w:r>
+            <w:r>
+              <w:rPr>
+                <w:color w:val="373737"/>
+                <w:sz w:val="18"/>
+              </w:rPr>
+              <w:t xml:space="preserve"> (2–4d)</w:t>
+            </w:r>
+          </w:p>
+        </w:tc>
+        <w:tc>
+          <w:tcPr>
+            <w:tcW w:type="dxa" w:w="3419"/>
+            <w:shd w:val="clear" w:color="auto" w:fill="F5F8FF"/>
+            <w:vAlign w:val="top"/>
+          </w:tcPr>
+          <w:p>
+            <w:pPr>
+              <w:jc w:val="left"/>
+            </w:pPr>
+            <w:r>
+              <w:rPr>
+                <w:color w:val="373737"/>
+                <w:sz w:val="18"/>
+              </w:rPr>
+              <w:t xml:space="preserve">🟡 </w:t>
+            </w:r>
+            <w:r>
+              <w:rPr>
+                <w:rFonts w:ascii="Courier New" w:hAnsi="Courier New"/>
+                <w:sz w:val="18"/>
+              </w:rPr>
+              <w:t>G-04</w:t>
+            </w:r>
+            <w:r>
+              <w:rPr>
+                <w:color w:val="373737"/>
+                <w:sz w:val="18"/>
+              </w:rPr>
+              <w:t xml:space="preserve"> (2–4d) </w:t>
+            </w:r>
+            <w:r>
+              <w:rPr>
+                <w:i/>
+                <w:color w:val="373737"/>
+                <w:sz w:val="18"/>
+              </w:rPr>
+              <w:t>(grouped XS: +`G-05`, `G-06`, `G-07`)</w:t>
+            </w:r>
+          </w:p>
+        </w:tc>
+      </w:tr>
+      <w:tr>
+        <w:tc>
+          <w:tcPr>
+            <w:tcW w:type="dxa" w:w="3419"/>
+            <w:vAlign w:val="top"/>
+          </w:tcPr>
+          <w:p>
+            <w:pPr>
+              <w:jc w:val="left"/>
+            </w:pPr>
+            <w:r>
+              <w:rPr>
+                <w:color w:val="373737"/>
+                <w:sz w:val="18"/>
+              </w:rPr>
+              <w:t>9</w:t>
+            </w:r>
+          </w:p>
+        </w:tc>
+        <w:tc>
+          <w:tcPr>
+            <w:tcW w:type="dxa" w:w="3419"/>
+            <w:vAlign w:val="top"/>
+          </w:tcPr>
+          <w:p>
+            <w:pPr>
+              <w:jc w:val="left"/>
+            </w:pPr>
+            <w:r>
+              <w:rPr>
+                <w:color w:val="373737"/>
+                <w:sz w:val="18"/>
+              </w:rPr>
+              <w:t xml:space="preserve">🟡 </w:t>
+            </w:r>
+            <w:r>
+              <w:rPr>
+                <w:rFonts w:ascii="Courier New" w:hAnsi="Courier New"/>
+                <w:sz w:val="18"/>
+              </w:rPr>
+              <w:t>G-11</w:t>
+            </w:r>
+            <w:r>
+              <w:rPr>
+                <w:color w:val="373737"/>
+                <w:sz w:val="18"/>
+              </w:rPr>
+              <w:t xml:space="preserve"> (2–4d)</w:t>
+            </w:r>
+          </w:p>
+        </w:tc>
+        <w:tc>
+          <w:tcPr>
+            <w:tcW w:type="dxa" w:w="3419"/>
+            <w:vAlign w:val="top"/>
+          </w:tcPr>
+          <w:p>
+            <w:pPr>
+              <w:jc w:val="left"/>
+            </w:pPr>
+            <w:r>
+              <w:rPr>
+                <w:color w:val="373737"/>
+                <w:sz w:val="18"/>
+              </w:rPr>
+              <w:t xml:space="preserve">🟡 </w:t>
+            </w:r>
+            <w:r>
+              <w:rPr>
+                <w:rFonts w:ascii="Courier New" w:hAnsi="Courier New"/>
+                <w:sz w:val="18"/>
+              </w:rPr>
+              <w:t>G-12</w:t>
+            </w:r>
+            <w:r>
+              <w:rPr>
+                <w:color w:val="373737"/>
+                <w:sz w:val="18"/>
+              </w:rPr>
+              <w:t xml:space="preserve"> (2–4d)</w:t>
+            </w:r>
+          </w:p>
+        </w:tc>
+      </w:tr>
+      <w:tr>
+        <w:tc>
+          <w:tcPr>
+            <w:tcW w:type="dxa" w:w="3419"/>
+            <w:shd w:val="clear" w:color="auto" w:fill="F5F8FF"/>
+            <w:vAlign w:val="top"/>
+          </w:tcPr>
+          <w:p>
+            <w:pPr>
+              <w:jc w:val="left"/>
+            </w:pPr>
+            <w:r>
+              <w:rPr>
+                <w:color w:val="373737"/>
+                <w:sz w:val="18"/>
+              </w:rPr>
+              <w:t>10</w:t>
+            </w:r>
+          </w:p>
+        </w:tc>
+        <w:tc>
+          <w:tcPr>
+            <w:tcW w:type="dxa" w:w="3419"/>
+            <w:shd w:val="clear" w:color="auto" w:fill="F5F8FF"/>
+            <w:vAlign w:val="top"/>
+          </w:tcPr>
+          <w:p>
+            <w:pPr>
+              <w:jc w:val="left"/>
+            </w:pPr>
+            <w:r>
+              <w:rPr>
+                <w:color w:val="373737"/>
+                <w:sz w:val="18"/>
+              </w:rPr>
+              <w:t xml:space="preserve">🟡 </w:t>
+            </w:r>
+            <w:r>
+              <w:rPr>
+                <w:rFonts w:ascii="Courier New" w:hAnsi="Courier New"/>
+                <w:sz w:val="18"/>
+              </w:rPr>
+              <w:t>G-15</w:t>
+            </w:r>
+            <w:r>
+              <w:rPr>
+                <w:color w:val="373737"/>
+                <w:sz w:val="18"/>
+              </w:rPr>
+              <w:t xml:space="preserve"> (2–4d)</w:t>
+            </w:r>
+          </w:p>
+        </w:tc>
+        <w:tc>
+          <w:tcPr>
+            <w:tcW w:type="dxa" w:w="3419"/>
+            <w:shd w:val="clear" w:color="auto" w:fill="F5F8FF"/>
+            <w:vAlign w:val="top"/>
+          </w:tcPr>
+          <w:p>
+            <w:pPr>
+              <w:jc w:val="left"/>
+            </w:pPr>
+            <w:r>
+              <w:rPr>
+                <w:color w:val="373737"/>
+                <w:sz w:val="18"/>
+              </w:rPr>
+              <w:t xml:space="preserve">🟡 </w:t>
+            </w:r>
+            <w:r>
+              <w:rPr>
+                <w:rFonts w:ascii="Courier New" w:hAnsi="Courier New"/>
+                <w:sz w:val="18"/>
+              </w:rPr>
+              <w:t>G-16</w:t>
+            </w:r>
+            <w:r>
+              <w:rPr>
+                <w:color w:val="373737"/>
+                <w:sz w:val="18"/>
+              </w:rPr>
+              <w:t xml:space="preserve"> (2–4d)</w:t>
+            </w:r>
+          </w:p>
+        </w:tc>
+      </w:tr>
+      <w:tr>
+        <w:tc>
+          <w:tcPr>
+            <w:tcW w:type="dxa" w:w="3419"/>
+            <w:vAlign w:val="top"/>
+          </w:tcPr>
+          <w:p>
+            <w:pPr>
+              <w:jc w:val="left"/>
+            </w:pPr>
+            <w:r>
+              <w:rPr>
+                <w:color w:val="373737"/>
+                <w:sz w:val="18"/>
+              </w:rPr>
+              <w:t>11</w:t>
+            </w:r>
+          </w:p>
+        </w:tc>
+        <w:tc>
+          <w:tcPr>
+            <w:tcW w:type="dxa" w:w="3419"/>
+            <w:vAlign w:val="top"/>
+          </w:tcPr>
+          <w:p>
+            <w:pPr>
+              <w:jc w:val="left"/>
+            </w:pPr>
+            <w:r>
+              <w:rPr>
+                <w:color w:val="373737"/>
+                <w:sz w:val="18"/>
+              </w:rPr>
+              <w:t xml:space="preserve">🟢 </w:t>
+            </w:r>
+            <w:r>
+              <w:rPr>
+                <w:rFonts w:ascii="Courier New" w:hAnsi="Courier New"/>
+                <w:sz w:val="18"/>
+              </w:rPr>
+              <w:t>B-08</w:t>
+            </w:r>
+            <w:r>
+              <w:rPr>
+                <w:color w:val="373737"/>
+                <w:sz w:val="18"/>
+              </w:rPr>
+              <w:t xml:space="preserve"> (1–2d)</w:t>
+            </w:r>
+          </w:p>
+        </w:tc>
+        <w:tc>
+          <w:tcPr>
+            <w:tcW w:type="dxa" w:w="3419"/>
+            <w:vAlign w:val="top"/>
+          </w:tcPr>
+          <w:p>
+            <w:pPr>
+              <w:jc w:val="left"/>
+            </w:pPr>
+            <w:r>
+              <w:rPr>
+                <w:color w:val="373737"/>
+                <w:sz w:val="18"/>
+              </w:rPr>
+              <w:t xml:space="preserve">🟢 </w:t>
+            </w:r>
+            <w:r>
+              <w:rPr>
+                <w:rFonts w:ascii="Courier New" w:hAnsi="Courier New"/>
+                <w:sz w:val="18"/>
+              </w:rPr>
+              <w:t>G-09</w:t>
+            </w:r>
+            <w:r>
+              <w:rPr>
+                <w:color w:val="373737"/>
+                <w:sz w:val="18"/>
+              </w:rPr>
+              <w:t xml:space="preserve"> (1–2d) </w:t>
+            </w:r>
+            <w:r>
+              <w:rPr>
+                <w:i/>
+                <w:color w:val="373737"/>
+                <w:sz w:val="18"/>
+              </w:rPr>
+              <w:t>(grouped XS: +`G-14`)</w:t>
+            </w:r>
+          </w:p>
+        </w:tc>
+      </w:tr>
+      <w:tr>
+        <w:tc>
+          <w:tcPr>
+            <w:tcW w:type="dxa" w:w="3419"/>
+            <w:shd w:val="clear" w:color="auto" w:fill="F5F8FF"/>
+            <w:vAlign w:val="top"/>
+          </w:tcPr>
+          <w:p>
+            <w:pPr>
+              <w:jc w:val="left"/>
+            </w:pPr>
+            <w:r>
+              <w:rPr>
+                <w:color w:val="373737"/>
+                <w:sz w:val="18"/>
+              </w:rPr>
+              <w:t>12</w:t>
+            </w:r>
+          </w:p>
+        </w:tc>
+        <w:tc>
+          <w:tcPr>
+            <w:tcW w:type="dxa" w:w="3419"/>
+            <w:shd w:val="clear" w:color="auto" w:fill="F5F8FF"/>
+            <w:vAlign w:val="top"/>
+          </w:tcPr>
+          <w:p>
+            <w:pPr>
+              <w:jc w:val="left"/>
+            </w:pPr>
+            <w:r>
+              <w:rPr>
+                <w:color w:val="373737"/>
+                <w:sz w:val="18"/>
+              </w:rPr>
+              <w:t xml:space="preserve">🟢 </w:t>
+            </w:r>
+            <w:r>
+              <w:rPr>
+                <w:rFonts w:ascii="Courier New" w:hAnsi="Courier New"/>
+                <w:sz w:val="18"/>
+              </w:rPr>
+              <w:t>F-02</w:t>
+            </w:r>
+            <w:r>
+              <w:rPr>
+                <w:color w:val="373737"/>
+                <w:sz w:val="18"/>
+              </w:rPr>
+              <w:t xml:space="preserve"> (1–2d)</w:t>
+            </w:r>
+          </w:p>
+        </w:tc>
+        <w:tc>
+          <w:tcPr>
+            <w:tcW w:type="dxa" w:w="3419"/>
+            <w:shd w:val="clear" w:color="auto" w:fill="F5F8FF"/>
+            <w:vAlign w:val="top"/>
+          </w:tcPr>
+          <w:p>
+            <w:pPr>
+              <w:jc w:val="left"/>
+            </w:pPr>
+            <w:r>
+              <w:rPr>
+                <w:color w:val="373737"/>
+                <w:sz w:val="18"/>
+              </w:rPr>
+              <w:t>—</w:t>
+            </w:r>
+          </w:p>
+        </w:tc>
+      </w:tr>
+      <w:tr>
+        <w:tc>
+          <w:tcPr>
+            <w:tcW w:type="dxa" w:w="3419"/>
+            <w:vAlign w:val="top"/>
+          </w:tcPr>
+          <w:p>
+            <w:pPr>
+              <w:jc w:val="left"/>
+            </w:pPr>
+            <w:r>
+              <w:rPr>
+                <w:color w:val="373737"/>
+                <w:sz w:val="18"/>
+              </w:rPr>
+              <w:t>13</w:t>
+            </w:r>
+          </w:p>
+        </w:tc>
+        <w:tc>
+          <w:tcPr>
+            <w:tcW w:type="dxa" w:w="3419"/>
+            <w:vAlign w:val="top"/>
+          </w:tcPr>
+          <w:p>
+            <w:pPr>
+              <w:jc w:val="left"/>
+            </w:pPr>
+            <w:r>
+              <w:rPr>
+                <w:color w:val="373737"/>
+                <w:sz w:val="18"/>
+              </w:rPr>
+              <w:t xml:space="preserve">🟢 </w:t>
+            </w:r>
+            <w:r>
+              <w:rPr>
+                <w:rFonts w:ascii="Courier New" w:hAnsi="Courier New"/>
+                <w:sz w:val="18"/>
+              </w:rPr>
+              <w:t>G-13</w:t>
+            </w:r>
+            <w:r>
+              <w:rPr>
+                <w:color w:val="373737"/>
+                <w:sz w:val="18"/>
+              </w:rPr>
+              <w:t xml:space="preserve"> (1–2d)</w:t>
+            </w:r>
+          </w:p>
+        </w:tc>
+        <w:tc>
+          <w:tcPr>
+            <w:tcW w:type="dxa" w:w="3419"/>
+            <w:vAlign w:val="top"/>
+          </w:tcPr>
+          <w:p>
+            <w:pPr>
+              <w:jc w:val="left"/>
+            </w:pPr>
+            <w:r>
+              <w:rPr>
+                <w:color w:val="373737"/>
+                <w:sz w:val="18"/>
+              </w:rPr>
+              <w:t>—</w:t>
+            </w:r>
+          </w:p>
+        </w:tc>
+      </w:tr>
+    </w:tbl>
+    <w:p/>
+    <w:p>
+      <w:pPr>
+        <w:spacing w:after="60"/>
+      </w:pPr>
+      <w:r>
+        <w:rPr>
+          <w:b/>
+          <w:color w:val="373737"/>
+          <w:sz w:val="19"/>
+        </w:rPr>
+        <w:t>BE-1:</w:t>
+      </w:r>
+      <w:r>
+        <w:rPr>
+          <w:color w:val="373737"/>
+          <w:sz w:val="19"/>
+        </w:rPr>
+        <w:t xml:space="preserve"> </w:t>
+      </w:r>
+      <w:r>
+        <w:rPr>
+          <w:rFonts w:ascii="Courier New" w:hAnsi="Courier New"/>
+          <w:sz w:val="19"/>
+        </w:rPr>
+        <w:t>B-01</w:t>
+      </w:r>
+      <w:r>
+        <w:rPr>
+          <w:color w:val="373737"/>
+          <w:sz w:val="19"/>
+        </w:rPr>
+        <w:t xml:space="preserve"> → </w:t>
+      </w:r>
+      <w:r>
+        <w:rPr>
+          <w:rFonts w:ascii="Courier New" w:hAnsi="Courier New"/>
+          <w:sz w:val="19"/>
+        </w:rPr>
+        <w:t>D-02</w:t>
+      </w:r>
+      <w:r>
+        <w:rPr>
+          <w:color w:val="373737"/>
+          <w:sz w:val="19"/>
+        </w:rPr>
+        <w:t xml:space="preserve"> → </w:t>
+      </w:r>
+      <w:r>
+        <w:rPr>
+          <w:rFonts w:ascii="Courier New" w:hAnsi="Courier New"/>
+          <w:sz w:val="19"/>
+        </w:rPr>
+        <w:t>E-01</w:t>
+      </w:r>
+      <w:r>
+        <w:rPr>
+          <w:color w:val="373737"/>
+          <w:sz w:val="19"/>
+        </w:rPr>
+        <w:t xml:space="preserve"> → </w:t>
+      </w:r>
+      <w:r>
+        <w:rPr>
+          <w:rFonts w:ascii="Courier New" w:hAnsi="Courier New"/>
+          <w:sz w:val="19"/>
+        </w:rPr>
+        <w:t>A-04</w:t>
+      </w:r>
+      <w:r>
+        <w:rPr>
+          <w:color w:val="373737"/>
+          <w:sz w:val="19"/>
+        </w:rPr>
+        <w:t xml:space="preserve"> → </w:t>
+      </w:r>
+      <w:r>
+        <w:rPr>
+          <w:rFonts w:ascii="Courier New" w:hAnsi="Courier New"/>
+          <w:sz w:val="19"/>
+        </w:rPr>
+        <w:t>B-05</w:t>
+      </w:r>
+      <w:r>
+        <w:rPr>
+          <w:color w:val="373737"/>
+          <w:sz w:val="19"/>
+        </w:rPr>
+        <w:t xml:space="preserve"> → </w:t>
+      </w:r>
+      <w:r>
+        <w:rPr>
+          <w:rFonts w:ascii="Courier New" w:hAnsi="Courier New"/>
+          <w:sz w:val="19"/>
+        </w:rPr>
+        <w:t>C-03</w:t>
+      </w:r>
+      <w:r>
+        <w:rPr>
+          <w:color w:val="373737"/>
+          <w:sz w:val="19"/>
+        </w:rPr>
+        <w:t xml:space="preserve"> → </w:t>
+      </w:r>
+      <w:r>
+        <w:rPr>
+          <w:rFonts w:ascii="Courier New" w:hAnsi="Courier New"/>
+          <w:sz w:val="19"/>
+        </w:rPr>
+        <w:t>F-01</w:t>
+      </w:r>
+      <w:r>
+        <w:rPr>
+          <w:color w:val="373737"/>
+          <w:sz w:val="19"/>
+        </w:rPr>
+        <w:t xml:space="preserve"> → </w:t>
+      </w:r>
+      <w:r>
+        <w:rPr>
+          <w:rFonts w:ascii="Courier New" w:hAnsi="Courier New"/>
+          <w:sz w:val="19"/>
+        </w:rPr>
+        <w:t>G-03</w:t>
+      </w:r>
+      <w:r>
+        <w:rPr>
+          <w:color w:val="373737"/>
+          <w:sz w:val="19"/>
+        </w:rPr>
+        <w:t xml:space="preserve"> → </w:t>
+      </w:r>
+      <w:r>
+        <w:rPr>
+          <w:rFonts w:ascii="Courier New" w:hAnsi="Courier New"/>
+          <w:sz w:val="19"/>
+        </w:rPr>
+        <w:t>G-11</w:t>
+      </w:r>
+      <w:r>
+        <w:rPr>
+          <w:color w:val="373737"/>
+          <w:sz w:val="19"/>
+        </w:rPr>
+        <w:t xml:space="preserve"> → </w:t>
+      </w:r>
+      <w:r>
+        <w:rPr>
+          <w:rFonts w:ascii="Courier New" w:hAnsi="Courier New"/>
+          <w:sz w:val="19"/>
+        </w:rPr>
+        <w:t>G-15</w:t>
+      </w:r>
+      <w:r>
+        <w:rPr>
+          <w:color w:val="373737"/>
+          <w:sz w:val="19"/>
+        </w:rPr>
+        <w:t xml:space="preserve"> → </w:t>
+      </w:r>
+      <w:r>
+        <w:rPr>
+          <w:rFonts w:ascii="Courier New" w:hAnsi="Courier New"/>
+          <w:sz w:val="19"/>
+        </w:rPr>
+        <w:t>B-08</w:t>
+      </w:r>
+      <w:r>
+        <w:rPr>
+          <w:color w:val="373737"/>
+          <w:sz w:val="19"/>
+        </w:rPr>
+        <w:t xml:space="preserve"> → </w:t>
+      </w:r>
+      <w:r>
+        <w:rPr>
+          <w:rFonts w:ascii="Courier New" w:hAnsi="Courier New"/>
+          <w:sz w:val="19"/>
+        </w:rPr>
+        <w:t>F-02</w:t>
+      </w:r>
+      <w:r>
+        <w:rPr>
+          <w:color w:val="373737"/>
+          <w:sz w:val="19"/>
+        </w:rPr>
+        <w:t xml:space="preserve"> → </w:t>
+      </w:r>
+      <w:r>
+        <w:rPr>
+          <w:rFonts w:ascii="Courier New" w:hAnsi="Courier New"/>
+          <w:sz w:val="19"/>
+        </w:rPr>
+        <w:t>G-13</w:t>
+      </w:r>
+      <w:r>
+        <w:rPr>
+          <w:color w:val="373737"/>
+          <w:sz w:val="19"/>
+        </w:rPr>
+        <w:t>&lt;br&gt;</w:t>
+      </w:r>
+      <w:r>
+        <w:rPr>
+          <w:b/>
+          <w:color w:val="373737"/>
+          <w:sz w:val="19"/>
+        </w:rPr>
+        <w:t>BE-2:</w:t>
+      </w:r>
+      <w:r>
+        <w:rPr>
+          <w:color w:val="373737"/>
+          <w:sz w:val="19"/>
+        </w:rPr>
+        <w:t xml:space="preserve"> </w:t>
+      </w:r>
+      <w:r>
+        <w:rPr>
+          <w:rFonts w:ascii="Courier New" w:hAnsi="Courier New"/>
+          <w:sz w:val="19"/>
+        </w:rPr>
+        <w:t>G-08</w:t>
+      </w:r>
+      <w:r>
+        <w:rPr>
+          <w:color w:val="373737"/>
+          <w:sz w:val="19"/>
+        </w:rPr>
+        <w:t xml:space="preserve"> → </w:t>
+      </w:r>
+      <w:r>
+        <w:rPr>
+          <w:rFonts w:ascii="Courier New" w:hAnsi="Courier New"/>
+          <w:sz w:val="19"/>
+        </w:rPr>
+        <w:t>G-10</w:t>
+      </w:r>
+      <w:r>
+        <w:rPr>
+          <w:color w:val="373737"/>
+          <w:sz w:val="19"/>
+        </w:rPr>
+        <w:t xml:space="preserve"> → </w:t>
+      </w:r>
+      <w:r>
+        <w:rPr>
+          <w:rFonts w:ascii="Courier New" w:hAnsi="Courier New"/>
+          <w:sz w:val="19"/>
+        </w:rPr>
+        <w:t>C-02</w:t>
+      </w:r>
+      <w:r>
+        <w:rPr>
+          <w:color w:val="373737"/>
+          <w:sz w:val="19"/>
+        </w:rPr>
+        <w:t xml:space="preserve"> → </w:t>
+      </w:r>
+      <w:r>
+        <w:rPr>
+          <w:rFonts w:ascii="Courier New" w:hAnsi="Courier New"/>
+          <w:sz w:val="19"/>
+        </w:rPr>
+        <w:t>B-03</w:t>
+      </w:r>
+      <w:r>
+        <w:rPr>
+          <w:color w:val="373737"/>
+          <w:sz w:val="19"/>
+        </w:rPr>
+        <w:t xml:space="preserve"> → </w:t>
+      </w:r>
+      <w:r>
+        <w:rPr>
+          <w:rFonts w:ascii="Courier New" w:hAnsi="Courier New"/>
+          <w:sz w:val="19"/>
+        </w:rPr>
+        <w:t>C-01</w:t>
+      </w:r>
+      <w:r>
+        <w:rPr>
+          <w:color w:val="373737"/>
+          <w:sz w:val="19"/>
+        </w:rPr>
+        <w:t xml:space="preserve"> → </w:t>
+      </w:r>
+      <w:r>
+        <w:rPr>
+          <w:rFonts w:ascii="Courier New" w:hAnsi="Courier New"/>
+          <w:sz w:val="19"/>
+        </w:rPr>
+        <w:t>D-01</w:t>
+      </w:r>
+      <w:r>
+        <w:rPr>
+          <w:color w:val="373737"/>
+          <w:sz w:val="19"/>
+        </w:rPr>
+        <w:t xml:space="preserve"> → </w:t>
+      </w:r>
+      <w:r>
+        <w:rPr>
+          <w:rFonts w:ascii="Courier New" w:hAnsi="Courier New"/>
+          <w:sz w:val="19"/>
+        </w:rPr>
+        <w:t>G-01</w:t>
+      </w:r>
+      <w:r>
+        <w:rPr>
+          <w:color w:val="373737"/>
+          <w:sz w:val="19"/>
+        </w:rPr>
+        <w:t xml:space="preserve"> → </w:t>
+      </w:r>
+      <w:r>
+        <w:rPr>
+          <w:rFonts w:ascii="Courier New" w:hAnsi="Courier New"/>
+          <w:sz w:val="19"/>
+        </w:rPr>
+        <w:t>G-04</w:t>
+      </w:r>
+      <w:r>
+        <w:rPr>
+          <w:color w:val="373737"/>
+          <w:sz w:val="19"/>
+        </w:rPr>
+        <w:t xml:space="preserve"> → </w:t>
+      </w:r>
+      <w:r>
+        <w:rPr>
+          <w:rFonts w:ascii="Courier New" w:hAnsi="Courier New"/>
+          <w:sz w:val="19"/>
+        </w:rPr>
+        <w:t>G-12</w:t>
+      </w:r>
+      <w:r>
+        <w:rPr>
+          <w:color w:val="373737"/>
+          <w:sz w:val="19"/>
+        </w:rPr>
+        <w:t xml:space="preserve"> → </w:t>
+      </w:r>
+      <w:r>
+        <w:rPr>
+          <w:rFonts w:ascii="Courier New" w:hAnsi="Courier New"/>
+          <w:sz w:val="19"/>
+        </w:rPr>
+        <w:t>G-16</w:t>
+      </w:r>
+      <w:r>
+        <w:rPr>
+          <w:color w:val="373737"/>
+          <w:sz w:val="19"/>
+        </w:rPr>
+        <w:t xml:space="preserve"> → </w:t>
+      </w:r>
+      <w:r>
+        <w:rPr>
+          <w:rFonts w:ascii="Courier New" w:hAnsi="Courier New"/>
+          <w:sz w:val="19"/>
+        </w:rPr>
+        <w:t>G-09</w:t>
+      </w:r>
+    </w:p>
+    <w:p>
+      <w:pPr>
+        <w:spacing w:after="60"/>
+      </w:pPr>
+      <w:r>
+        <w:rPr>
+          <w:b/>
+          <w:color w:val="373737"/>
+          <w:sz w:val="19"/>
+        </w:rPr>
+        <w:t>Elapsed (nominal midpoints):</w:t>
+      </w:r>
+      <w:r>
+        <w:rPr>
+          <w:color w:val="373737"/>
+          <w:sz w:val="19"/>
+        </w:rPr>
+        <w:t xml:space="preserve"> ~40 working days with 2 engineers vs ~76 days sequential.</w:t>
+      </w:r>
+    </w:p>
+    <w:p>
+      <w:pPr>
+        <w:spacing w:before="240" w:after="80"/>
+      </w:pPr>
+      <w:r>
+        <w:rPr>
+          <w:b/>
+          <w:color w:val="1F497D"/>
+          <w:sz w:val="28"/>
+        </w:rPr>
         <w:t>Jira Stories by Phase</w:t>
       </w:r>
     </w:p>
@@ -4764,7 +6352,7 @@
           <w:color w:val="1F3864"/>
           <w:sz w:val="22"/>
         </w:rPr>
-        <w:t>📖 Phase B — Core Reads  (7 stories)</w:t>
+        <w:t>📖 Phase B — Core Reads  (4 stories)</w:t>
       </w:r>
     </w:p>
     <w:tbl>
@@ -5209,7 +6797,42 @@
                 <w:color w:val="373737"/>
                 <w:sz w:val="17"/>
               </w:rPr>
-              <w:t xml:space="preserve"> (cacheable master data)</w:t>
+              <w:t xml:space="preserve"> · </w:t>
+            </w:r>
+            <w:r>
+              <w:rPr>
+                <w:rFonts w:ascii="Courier New" w:hAnsi="Courier New"/>
+                <w:sz w:val="17"/>
+              </w:rPr>
+              <w:t>getBomByParentId</w:t>
+            </w:r>
+            <w:r>
+              <w:rPr>
+                <w:color w:val="373737"/>
+                <w:sz w:val="17"/>
+              </w:rPr>
+              <w:t xml:space="preserve"> data fetcher · </w:t>
+            </w:r>
+            <w:r>
+              <w:rPr>
+                <w:rFonts w:ascii="Courier New" w:hAnsi="Courier New"/>
+                <w:sz w:val="17"/>
+              </w:rPr>
+              <w:t>getBomPackagingMaterialTypes</w:t>
+            </w:r>
+            <w:r>
+              <w:rPr>
+                <w:color w:val="373737"/>
+                <w:sz w:val="17"/>
+              </w:rPr>
+              <w:t xml:space="preserve"> · </w:t>
+            </w:r>
+            <w:r>
+              <w:rPr>
+                <w:rFonts w:ascii="Courier New" w:hAnsi="Courier New"/>
+                <w:sz w:val="17"/>
+              </w:rPr>
+              <w:t>getBomPackagingSubstrates</w:t>
             </w:r>
           </w:p>
         </w:tc>
@@ -5224,10 +6847,10 @@
             </w:pPr>
             <w:r>
               <w:rPr>
-                <w:color w:val="1E7A34"/>
-                <w:sz w:val="17"/>
-              </w:rPr>
-              <w:t>🟢 Low [XS]</w:t>
+                <w:color w:val="9B7A00"/>
+                <w:sz w:val="17"/>
+              </w:rPr>
+              <w:t>🟡 Medium [M]</w:t>
             </w:r>
           </w:p>
         </w:tc>
@@ -5289,7 +6912,7 @@
                 <w:color w:val="373737"/>
                 <w:sz w:val="17"/>
               </w:rPr>
-              <w:t>Returns the list of possible BOM statuses — the options you'd see in a status dropdown.</w:t>
+              <w:t>Returns the list of possible BOM statuses — the options you'd see in a status dropdown; Lists all the BOMs that belong to one product, newest first; Returns the packaging material-type lookup list (cached, rarely changes); Returns the packaging substrate lookup list (cached)</w:t>
             </w:r>
           </w:p>
           <w:p>
@@ -5309,7 +6932,7 @@
                 <w:color w:val="373737"/>
                 <w:sz w:val="17"/>
               </w:rPr>
-              <w:t>GET …; transform {key:value} map → [{code,description}]. No ACL</w:t>
+              <w:t>GET …; transform {key:value} map → [{code,description}]. No ACL. ; today, the gateway fetches boms for a product and sorts them by createdAt DESC itself, in…</w:t>
             </w:r>
           </w:p>
           <w:p>
@@ -5339,10 +6962,17 @@
             </w:r>
             <w:r>
               <w:rPr>
-                <w:color w:val="373737"/>
-                <w:sz w:val="17"/>
-              </w:rPr>
-              <w:t xml:space="preserve">Returns </w:t>
+                <w:rFonts w:ascii="Courier New" w:hAnsi="Courier New"/>
+                <w:sz w:val="17"/>
+              </w:rPr>
+              <w:t>getBomStatus</w:t>
+            </w:r>
+            <w:r>
+              <w:rPr>
+                <w:color w:val="373737"/>
+                <w:sz w:val="17"/>
+              </w:rPr>
+              <w:t xml:space="preserve">: Returns </w:t>
             </w:r>
             <w:r>
               <w:rPr>
@@ -5373,10 +7003,17 @@
             </w:r>
             <w:r>
               <w:rPr>
-                <w:color w:val="373737"/>
-                <w:sz w:val="17"/>
-              </w:rPr>
-              <w:t>Second call served from cache (no REST)</w:t>
+                <w:rFonts w:ascii="Courier New" w:hAnsi="Courier New"/>
+                <w:sz w:val="17"/>
+              </w:rPr>
+              <w:t>getBomStatus</w:t>
+            </w:r>
+            <w:r>
+              <w:rPr>
+                <w:color w:val="373737"/>
+                <w:sz w:val="17"/>
+              </w:rPr>
+              <w:t>: Second call served from cache (no REST)</w:t>
             </w:r>
           </w:p>
           <w:p>
@@ -5393,16 +7030,23 @@
             </w:r>
             <w:r>
               <w:rPr>
-                <w:color w:val="373737"/>
-                <w:sz w:val="17"/>
-              </w:rPr>
-              <w:t>Map key→</w:t>
-            </w:r>
-            <w:r>
-              <w:rPr>
                 <w:rFonts w:ascii="Courier New" w:hAnsi="Courier New"/>
                 <w:sz w:val="17"/>
               </w:rPr>
+              <w:t>getBomStatus</w:t>
+            </w:r>
+            <w:r>
+              <w:rPr>
+                <w:color w:val="373737"/>
+                <w:sz w:val="17"/>
+              </w:rPr>
+              <w:t>: Map key→</w:t>
+            </w:r>
+            <w:r>
+              <w:rPr>
+                <w:rFonts w:ascii="Courier New" w:hAnsi="Courier New"/>
+                <w:sz w:val="17"/>
+              </w:rPr>
               <w:t>code</w:t>
             </w:r>
             <w:r>
@@ -5418,6 +7062,259 @@
                 <w:sz w:val="17"/>
               </w:rPr>
               <w:t>description</w:t>
+            </w:r>
+          </w:p>
+          <w:p>
+            <w:pPr>
+              <w:spacing w:after="20"/>
+              <w:ind w:left="173"/>
+            </w:pPr>
+            <w:r>
+              <w:rPr>
+                <w:color w:val="444444"/>
+                <w:sz w:val="17"/>
+              </w:rPr>
+              <w:t xml:space="preserve">• </w:t>
+            </w:r>
+            <w:r>
+              <w:rPr>
+                <w:rFonts w:ascii="Courier New" w:hAnsi="Courier New"/>
+                <w:sz w:val="17"/>
+              </w:rPr>
+              <w:t>getBomByParentId</w:t>
+            </w:r>
+            <w:r>
+              <w:rPr>
+                <w:color w:val="373737"/>
+                <w:sz w:val="17"/>
+              </w:rPr>
+              <w:t xml:space="preserve"> data fetcher: Returns boms for </w:t>
+            </w:r>
+            <w:r>
+              <w:rPr>
+                <w:rFonts w:ascii="Courier New" w:hAnsi="Courier New"/>
+                <w:sz w:val="17"/>
+              </w:rPr>
+              <w:t>parentId</w:t>
+            </w:r>
+            <w:r>
+              <w:rPr>
+                <w:color w:val="373737"/>
+                <w:sz w:val="17"/>
+              </w:rPr>
+              <w:t xml:space="preserve"> sorted </w:t>
+            </w:r>
+            <w:r>
+              <w:rPr>
+                <w:rFonts w:ascii="Courier New" w:hAnsi="Courier New"/>
+                <w:sz w:val="17"/>
+              </w:rPr>
+              <w:t>createdAt</w:t>
+            </w:r>
+            <w:r>
+              <w:rPr>
+                <w:color w:val="373737"/>
+                <w:sz w:val="17"/>
+              </w:rPr>
+              <w:t xml:space="preserve"> DESC, sorted by the </w:t>
+            </w:r>
+            <w:r>
+              <w:rPr>
+                <w:b/>
+                <w:color w:val="373737"/>
+                <w:sz w:val="17"/>
+              </w:rPr>
+              <w:t>backend</w:t>
+            </w:r>
+            <w:r>
+              <w:rPr>
+                <w:color w:val="373737"/>
+                <w:sz w:val="17"/>
+              </w:rPr>
+              <w:t>, not client code</w:t>
+            </w:r>
+          </w:p>
+          <w:p>
+            <w:pPr>
+              <w:spacing w:after="20"/>
+              <w:ind w:left="173"/>
+            </w:pPr>
+            <w:r>
+              <w:rPr>
+                <w:color w:val="444444"/>
+                <w:sz w:val="17"/>
+              </w:rPr>
+              <w:t xml:space="preserve">• </w:t>
+            </w:r>
+            <w:r>
+              <w:rPr>
+                <w:rFonts w:ascii="Courier New" w:hAnsi="Courier New"/>
+                <w:sz w:val="17"/>
+              </w:rPr>
+              <w:t>getBomByParentId</w:t>
+            </w:r>
+            <w:r>
+              <w:rPr>
+                <w:color w:val="373737"/>
+                <w:sz w:val="17"/>
+              </w:rPr>
+              <w:t xml:space="preserve"> data fetcher: Empty → </w:t>
+            </w:r>
+            <w:r>
+              <w:rPr>
+                <w:rFonts w:ascii="Courier New" w:hAnsi="Courier New"/>
+                <w:sz w:val="17"/>
+              </w:rPr>
+              <w:t>{content: []}</w:t>
+            </w:r>
+          </w:p>
+          <w:p>
+            <w:pPr>
+              <w:spacing w:after="20"/>
+              <w:ind w:left="173"/>
+            </w:pPr>
+            <w:r>
+              <w:rPr>
+                <w:color w:val="444444"/>
+                <w:sz w:val="17"/>
+              </w:rPr>
+              <w:t xml:space="preserve">• </w:t>
+            </w:r>
+            <w:r>
+              <w:rPr>
+                <w:rFonts w:ascii="Courier New" w:hAnsi="Courier New"/>
+                <w:sz w:val="17"/>
+              </w:rPr>
+              <w:t>getBomByParentId</w:t>
+            </w:r>
+            <w:r>
+              <w:rPr>
+                <w:color w:val="373737"/>
+                <w:sz w:val="17"/>
+              </w:rPr>
+              <w:t xml:space="preserve"> data fetcher: No </w:t>
+            </w:r>
+            <w:r>
+              <w:rPr>
+                <w:rFonts w:ascii="Courier New" w:hAnsi="Courier New"/>
+                <w:sz w:val="17"/>
+              </w:rPr>
+              <w:t>sortedByDescending</w:t>
+            </w:r>
+            <w:r>
+              <w:rPr>
+                <w:color w:val="373737"/>
+                <w:sz w:val="17"/>
+              </w:rPr>
+              <w:t xml:space="preserve"> (or equivalent) remains in the Kotlin data fetcher — sorting happens once, server-side</w:t>
+            </w:r>
+          </w:p>
+          <w:p>
+            <w:pPr>
+              <w:spacing w:after="20"/>
+              <w:ind w:left="173"/>
+            </w:pPr>
+            <w:r>
+              <w:rPr>
+                <w:color w:val="444444"/>
+                <w:sz w:val="17"/>
+              </w:rPr>
+              <w:t xml:space="preserve">• </w:t>
+            </w:r>
+            <w:r>
+              <w:rPr>
+                <w:rFonts w:ascii="Courier New" w:hAnsi="Courier New"/>
+                <w:sz w:val="17"/>
+              </w:rPr>
+              <w:t>getBomPackagingMaterialTypes</w:t>
+            </w:r>
+            <w:r>
+              <w:rPr>
+                <w:color w:val="373737"/>
+                <w:sz w:val="17"/>
+              </w:rPr>
+              <w:t>: Returns packaging material types</w:t>
+            </w:r>
+          </w:p>
+          <w:p>
+            <w:pPr>
+              <w:spacing w:after="20"/>
+              <w:ind w:left="173"/>
+            </w:pPr>
+            <w:r>
+              <w:rPr>
+                <w:color w:val="444444"/>
+                <w:sz w:val="17"/>
+              </w:rPr>
+              <w:t xml:space="preserve">• </w:t>
+            </w:r>
+            <w:r>
+              <w:rPr>
+                <w:rFonts w:ascii="Courier New" w:hAnsi="Courier New"/>
+                <w:sz w:val="17"/>
+              </w:rPr>
+              <w:t>getBomPackagingMaterialTypes</w:t>
+            </w:r>
+            <w:r>
+              <w:rPr>
+                <w:color w:val="373737"/>
+                <w:sz w:val="17"/>
+              </w:rPr>
+              <w:t>: Cached on second call</w:t>
+            </w:r>
+          </w:p>
+          <w:p>
+            <w:pPr>
+              <w:spacing w:after="20"/>
+              <w:ind w:left="173"/>
+            </w:pPr>
+            <w:r>
+              <w:rPr>
+                <w:color w:val="444444"/>
+                <w:sz w:val="17"/>
+              </w:rPr>
+              <w:t xml:space="preserve">• </w:t>
+            </w:r>
+            <w:r>
+              <w:rPr>
+                <w:rFonts w:ascii="Courier New" w:hAnsi="Courier New"/>
+                <w:sz w:val="17"/>
+              </w:rPr>
+              <w:t>getBomPackagingSubstrates</w:t>
+            </w:r>
+            <w:r>
+              <w:rPr>
+                <w:color w:val="373737"/>
+                <w:sz w:val="17"/>
+              </w:rPr>
+              <w:t>: Returns substrate list</w:t>
+            </w:r>
+          </w:p>
+          <w:p>
+            <w:pPr>
+              <w:spacing w:after="20"/>
+              <w:ind w:left="173"/>
+            </w:pPr>
+            <w:r>
+              <w:rPr>
+                <w:color w:val="444444"/>
+                <w:sz w:val="17"/>
+              </w:rPr>
+              <w:t xml:space="preserve">• </w:t>
+            </w:r>
+            <w:r>
+              <w:rPr>
+                <w:rFonts w:ascii="Courier New" w:hAnsi="Courier New"/>
+                <w:sz w:val="17"/>
+              </w:rPr>
+              <w:t>getBomPackagingSubstrates</w:t>
+            </w:r>
+            <w:r>
+              <w:rPr>
+                <w:color w:val="373737"/>
+                <w:sz w:val="17"/>
+              </w:rPr>
+              <w:t>: Cached</w:t>
             </w:r>
           </w:p>
         </w:tc>
@@ -5435,16 +7332,22 @@
               <w:rPr>
                 <w:sz w:val="18"/>
               </w:rPr>
+              <w:t xml:space="preserve">🔴🔬 </w:t>
+            </w:r>
+            <w:r>
+              <w:rPr>
+                <w:sz w:val="18"/>
+              </w:rPr>
               <w:t xml:space="preserve">🔷 </w:t>
             </w:r>
             <w:r>
               <w:rPr>
                 <w:rFonts w:ascii="Courier New" w:hAnsi="Courier New"/>
                 <w:b/>
-                <w:color w:val="1F497D"/>
-                <w:sz w:val="17"/>
-              </w:rPr>
-              <w:t>BOM-BE-B-04</w:t>
+                <w:color w:val="C0392B"/>
+                <w:sz w:val="17"/>
+              </w:rPr>
+              <w:t>BOM-BE-B-05</w:t>
             </w:r>
           </w:p>
           <w:p>
@@ -5456,14 +7359,27 @@
                 <w:rFonts w:ascii="Courier New" w:hAnsi="Courier New"/>
                 <w:sz w:val="17"/>
               </w:rPr>
-              <w:t>getBomByParentId</w:t>
-            </w:r>
-            <w:r>
-              <w:rPr>
-                <w:color w:val="373737"/>
-                <w:sz w:val="17"/>
-              </w:rPr>
-              <w:t xml:space="preserve"> data fetcher</w:t>
+              <w:t>getBomMaterialTypes</w:t>
+            </w:r>
+            <w:r>
+              <w:rPr>
+                <w:color w:val="373737"/>
+                <w:sz w:val="17"/>
+              </w:rPr>
+              <w:t xml:space="preserve"> (merge with Material Hub)</w:t>
+            </w:r>
+          </w:p>
+          <w:p>
+            <w:pPr>
+              <w:spacing w:after="20"/>
+            </w:pPr>
+            <w:r>
+              <w:rPr>
+                <w:i/>
+                <w:color w:val="C0392B"/>
+                <w:sz w:val="16"/>
+              </w:rPr>
+              <w:t>🔴🔬 Spike-gated on SPIKE-06a (Hydration)</w:t>
             </w:r>
           </w:p>
         </w:tc>
@@ -5477,10 +7393,10 @@
             </w:pPr>
             <w:r>
               <w:rPr>
-                <w:color w:val="1E7A34"/>
-                <w:sz w:val="17"/>
-              </w:rPr>
-              <w:t>🟢 Low [XS]</w:t>
+                <w:color w:val="9B7A00"/>
+                <w:sz w:val="17"/>
+              </w:rPr>
+              <w:t>🟡 Medium [M]</w:t>
             </w:r>
           </w:p>
         </w:tc>
@@ -5500,6 +7416,25 @@
               <w:t>Query</w:t>
             </w:r>
           </w:p>
+          <w:p>
+            <w:pPr>
+              <w:spacing w:after="20"/>
+            </w:pPr>
+            <w:r>
+              <w:rPr>
+                <w:color w:val="444444"/>
+                <w:sz w:val="16"/>
+              </w:rPr>
+              <w:t xml:space="preserve">Calls: </w:t>
+            </w:r>
+            <w:r>
+              <w:rPr>
+                <w:color w:val="373737"/>
+                <w:sz w:val="16"/>
+              </w:rPr>
+              <w:t>materialHub</w:t>
+            </w:r>
+          </w:p>
         </w:tc>
         <w:tc>
           <w:tcPr>
@@ -5514,7 +7449,7 @@
                 <w:color w:val="444444"/>
                 <w:sz w:val="17"/>
               </w:rPr>
-              <w:t>—</w:t>
+              <w:t>SPIKE-06a</w:t>
             </w:r>
           </w:p>
         </w:tc>
@@ -5539,7 +7474,7 @@
                 <w:color w:val="373737"/>
                 <w:sz w:val="17"/>
               </w:rPr>
-              <w:t>Lists all the BOMs that belong to one product, newest first.</w:t>
+              <w:t>Returns the catalog of material types, combined with the shared material-hub types.</w:t>
             </w:r>
           </w:p>
           <w:p>
@@ -5559,7 +7494,7 @@
                 <w:color w:val="373737"/>
                 <w:sz w:val="17"/>
               </w:rPr>
-              <w:t>today, the gateway fetches boms for a product and sorts them by createdAt DESC itself, in application code — the backend returns them unsorted. ignored in DGS. -…</w:t>
+              <w:t>load bom material types (GET …/master_data/bom_material_types[?ids]) and materialHub.getHubMaterialTypes (today sequential), concat; map each hub type → {code:9…</w:t>
             </w:r>
           </w:p>
           <w:p>
@@ -5592,50 +7527,7 @@
                 <w:color w:val="373737"/>
                 <w:sz w:val="17"/>
               </w:rPr>
-              <w:t xml:space="preserve">Returns boms for </w:t>
-            </w:r>
-            <w:r>
-              <w:rPr>
-                <w:rFonts w:ascii="Courier New" w:hAnsi="Courier New"/>
-                <w:sz w:val="17"/>
-              </w:rPr>
-              <w:t>parentId</w:t>
-            </w:r>
-            <w:r>
-              <w:rPr>
-                <w:color w:val="373737"/>
-                <w:sz w:val="17"/>
-              </w:rPr>
-              <w:t xml:space="preserve"> sorted </w:t>
-            </w:r>
-            <w:r>
-              <w:rPr>
-                <w:rFonts w:ascii="Courier New" w:hAnsi="Courier New"/>
-                <w:sz w:val="17"/>
-              </w:rPr>
-              <w:t>createdAt</w:t>
-            </w:r>
-            <w:r>
-              <w:rPr>
-                <w:color w:val="373737"/>
-                <w:sz w:val="17"/>
-              </w:rPr>
-              <w:t xml:space="preserve"> DESC, sorted by the </w:t>
-            </w:r>
-            <w:r>
-              <w:rPr>
-                <w:b/>
-                <w:color w:val="373737"/>
-                <w:sz w:val="17"/>
-              </w:rPr>
-              <w:t>backend</w:t>
-            </w:r>
-            <w:r>
-              <w:rPr>
-                <w:color w:val="373737"/>
-                <w:sz w:val="17"/>
-              </w:rPr>
-              <w:t>, not client code</w:t>
+              <w:t>Returns bom types + synthesized hub types</w:t>
             </w:r>
           </w:p>
           <w:p>
@@ -5655,14 +7547,14 @@
                 <w:color w:val="373737"/>
                 <w:sz w:val="17"/>
               </w:rPr>
-              <w:t xml:space="preserve">Empty → </w:t>
+              <w:t xml:space="preserve">Hub rows carry </w:t>
             </w:r>
             <w:r>
               <w:rPr>
                 <w:rFonts w:ascii="Courier New" w:hAnsi="Courier New"/>
                 <w:sz w:val="17"/>
               </w:rPr>
-              <w:t>{content: []}</w:t>
+              <w:t>code=9, libraryLink=true, freeText=true, bomType={1,'Product'}</w:t>
             </w:r>
           </w:p>
           <w:p>
@@ -5682,21 +7574,27 @@
                 <w:color w:val="373737"/>
                 <w:sz w:val="17"/>
               </w:rPr>
-              <w:t xml:space="preserve">No </w:t>
-            </w:r>
-            <w:r>
-              <w:rPr>
-                <w:rFonts w:ascii="Courier New" w:hAnsi="Courier New"/>
-                <w:sz w:val="17"/>
-              </w:rPr>
-              <w:t>sortedByDescending</w:t>
-            </w:r>
-            <w:r>
-              <w:rPr>
-                <w:color w:val="373737"/>
-                <w:sz w:val="17"/>
-              </w:rPr>
-              <w:t xml:space="preserve"> (or equivalent) remains in the Kotlin data fetcher — sorting happens once, server-side</w:t>
+              <w:t>The two fetches run concurrently</w:t>
+            </w:r>
+          </w:p>
+          <w:p>
+            <w:pPr>
+              <w:spacing w:after="20"/>
+              <w:ind w:left="173"/>
+            </w:pPr>
+            <w:r>
+              <w:rPr>
+                <w:color w:val="444444"/>
+                <w:sz w:val="17"/>
+              </w:rPr>
+              <w:t xml:space="preserve">• </w:t>
+            </w:r>
+            <w:r>
+              <w:rPr>
+                <w:color w:val="373737"/>
+                <w:sz w:val="17"/>
+              </w:rPr>
+              <w:t>EXT hub failure → return bom types only (partial), logged</w:t>
             </w:r>
           </w:p>
         </w:tc>
@@ -5715,22 +7613,16 @@
               <w:rPr>
                 <w:sz w:val="18"/>
               </w:rPr>
-              <w:t xml:space="preserve">🔴🔬 </w:t>
-            </w:r>
-            <w:r>
-              <w:rPr>
-                <w:sz w:val="18"/>
-              </w:rPr>
               <w:t xml:space="preserve">🔷 </w:t>
             </w:r>
             <w:r>
               <w:rPr>
                 <w:rFonts w:ascii="Courier New" w:hAnsi="Courier New"/>
                 <w:b/>
-                <w:color w:val="C0392B"/>
-                <w:sz w:val="17"/>
-              </w:rPr>
-              <w:t>BOM-BE-B-05</w:t>
+                <w:color w:val="1F497D"/>
+                <w:sz w:val="17"/>
+              </w:rPr>
+              <w:t>BOM-BE-B-08</w:t>
             </w:r>
           </w:p>
           <w:p>
@@ -5742,27 +7634,14 @@
                 <w:rFonts w:ascii="Courier New" w:hAnsi="Courier New"/>
                 <w:sz w:val="17"/>
               </w:rPr>
-              <w:t>getBomMaterialTypes</w:t>
-            </w:r>
-            <w:r>
-              <w:rPr>
-                <w:color w:val="373737"/>
-                <w:sz w:val="17"/>
-              </w:rPr>
-              <w:t xml:space="preserve"> (merge with Material Hub)</w:t>
-            </w:r>
-          </w:p>
-          <w:p>
-            <w:pPr>
-              <w:spacing w:after="20"/>
-            </w:pPr>
-            <w:r>
-              <w:rPr>
-                <w:i/>
-                <w:color w:val="C0392B"/>
-                <w:sz w:val="16"/>
-              </w:rPr>
-              <w:t>🔴🔬 Spike-gated on SPIKE-06a (Hydration)</w:t>
+              <w:t>getBomPackagingUnitOfMeasure</w:t>
+            </w:r>
+            <w:r>
+              <w:rPr>
+                <w:color w:val="373737"/>
+                <w:sz w:val="17"/>
+              </w:rPr>
+              <w:t xml:space="preserve"> (cacheable)</w:t>
             </w:r>
           </w:p>
         </w:tc>
@@ -5777,10 +7656,10 @@
             </w:pPr>
             <w:r>
               <w:rPr>
-                <w:color w:val="9B7A00"/>
-                <w:sz w:val="17"/>
-              </w:rPr>
-              <w:t>🟡 Medium [M]</w:t>
+                <w:color w:val="1E7A34"/>
+                <w:sz w:val="17"/>
+              </w:rPr>
+              <w:t>🟢 Low [XS]</w:t>
             </w:r>
           </w:p>
         </w:tc>
@@ -5801,25 +7680,6 @@
               <w:t>Query</w:t>
             </w:r>
           </w:p>
-          <w:p>
-            <w:pPr>
-              <w:spacing w:after="20"/>
-            </w:pPr>
-            <w:r>
-              <w:rPr>
-                <w:color w:val="444444"/>
-                <w:sz w:val="16"/>
-              </w:rPr>
-              <w:t xml:space="preserve">Calls: </w:t>
-            </w:r>
-            <w:r>
-              <w:rPr>
-                <w:color w:val="373737"/>
-                <w:sz w:val="16"/>
-              </w:rPr>
-              <w:t>materialHub</w:t>
-            </w:r>
-          </w:p>
         </w:tc>
         <w:tc>
           <w:tcPr>
@@ -5835,650 +7695,13 @@
                 <w:color w:val="444444"/>
                 <w:sz w:val="17"/>
               </w:rPr>
-              <w:t>SPIKE-06a</w:t>
+              <w:t>—</w:t>
             </w:r>
           </w:p>
         </w:tc>
         <w:tc>
           <w:tcPr>
             <w:shd w:val="clear" w:color="auto" w:fill="F5F8FF"/>
-            <w:tcW w:w="5976" w:type="dxa"/>
-          </w:tcPr>
-          <w:p>
-            <w:pPr>
-              <w:spacing w:after="20"/>
-            </w:pPr>
-            <w:r>
-              <w:rPr>
-                <w:b/>
-                <w:color w:val="373737"/>
-                <w:sz w:val="17"/>
-              </w:rPr>
-              <w:t xml:space="preserve">Intent — </w:t>
-            </w:r>
-            <w:r>
-              <w:rPr>
-                <w:color w:val="373737"/>
-                <w:sz w:val="17"/>
-              </w:rPr>
-              <w:t>Returns the catalog of material types, combined with the shared material-hub types.</w:t>
-            </w:r>
-          </w:p>
-          <w:p>
-            <w:pPr>
-              <w:spacing w:after="20"/>
-            </w:pPr>
-            <w:r>
-              <w:rPr>
-                <w:b/>
-                <w:color w:val="373737"/>
-                <w:sz w:val="17"/>
-              </w:rPr>
-              <w:t xml:space="preserve">Today — </w:t>
-            </w:r>
-            <w:r>
-              <w:rPr>
-                <w:color w:val="373737"/>
-                <w:sz w:val="17"/>
-              </w:rPr>
-              <w:t>load bom material types (GET …/master_data/bom_material_types[?ids]) and materialHub.getHubMaterialTypes (today sequential), concat; map each hub type → {code:9…</w:t>
-            </w:r>
-          </w:p>
-          <w:p>
-            <w:pPr>
-              <w:spacing w:after="20"/>
-            </w:pPr>
-            <w:r>
-              <w:rPr>
-                <w:b/>
-                <w:color w:val="373737"/>
-                <w:sz w:val="17"/>
-              </w:rPr>
-              <w:t>Done when:</w:t>
-            </w:r>
-          </w:p>
-          <w:p>
-            <w:pPr>
-              <w:spacing w:after="20"/>
-              <w:ind w:left="173"/>
-            </w:pPr>
-            <w:r>
-              <w:rPr>
-                <w:color w:val="444444"/>
-                <w:sz w:val="17"/>
-              </w:rPr>
-              <w:t xml:space="preserve">• </w:t>
-            </w:r>
-            <w:r>
-              <w:rPr>
-                <w:color w:val="373737"/>
-                <w:sz w:val="17"/>
-              </w:rPr>
-              <w:t>Returns bom types + synthesized hub types</w:t>
-            </w:r>
-          </w:p>
-          <w:p>
-            <w:pPr>
-              <w:spacing w:after="20"/>
-              <w:ind w:left="173"/>
-            </w:pPr>
-            <w:r>
-              <w:rPr>
-                <w:color w:val="444444"/>
-                <w:sz w:val="17"/>
-              </w:rPr>
-              <w:t xml:space="preserve">• </w:t>
-            </w:r>
-            <w:r>
-              <w:rPr>
-                <w:color w:val="373737"/>
-                <w:sz w:val="17"/>
-              </w:rPr>
-              <w:t xml:space="preserve">Hub rows carry </w:t>
-            </w:r>
-            <w:r>
-              <w:rPr>
-                <w:rFonts w:ascii="Courier New" w:hAnsi="Courier New"/>
-                <w:sz w:val="17"/>
-              </w:rPr>
-              <w:t>code=9, libraryLink=true, freeText=true, bomType={1,'Product'}</w:t>
-            </w:r>
-          </w:p>
-          <w:p>
-            <w:pPr>
-              <w:spacing w:after="20"/>
-              <w:ind w:left="173"/>
-            </w:pPr>
-            <w:r>
-              <w:rPr>
-                <w:color w:val="444444"/>
-                <w:sz w:val="17"/>
-              </w:rPr>
-              <w:t xml:space="preserve">• </w:t>
-            </w:r>
-            <w:r>
-              <w:rPr>
-                <w:color w:val="373737"/>
-                <w:sz w:val="17"/>
-              </w:rPr>
-              <w:t>The two fetches run concurrently</w:t>
-            </w:r>
-          </w:p>
-          <w:p>
-            <w:pPr>
-              <w:spacing w:after="20"/>
-              <w:ind w:left="173"/>
-            </w:pPr>
-            <w:r>
-              <w:rPr>
-                <w:color w:val="444444"/>
-                <w:sz w:val="17"/>
-              </w:rPr>
-              <w:t xml:space="preserve">• </w:t>
-            </w:r>
-            <w:r>
-              <w:rPr>
-                <w:color w:val="373737"/>
-                <w:sz w:val="17"/>
-              </w:rPr>
-              <w:t>EXT hub failure → return bom types only (partial), logged</w:t>
-            </w:r>
-          </w:p>
-        </w:tc>
-      </w:tr>
-      <w:tr>
-        <w:tc>
-          <w:tcPr>
-            <w:tcW w:w="2448" w:type="dxa"/>
-          </w:tcPr>
-          <w:p>
-            <w:pPr>
-              <w:spacing w:after="20"/>
-            </w:pPr>
-            <w:r>
-              <w:rPr>
-                <w:sz w:val="18"/>
-              </w:rPr>
-              <w:t xml:space="preserve">🔷 </w:t>
-            </w:r>
-            <w:r>
-              <w:rPr>
-                <w:rFonts w:ascii="Courier New" w:hAnsi="Courier New"/>
-                <w:b/>
-                <w:color w:val="1F497D"/>
-                <w:sz w:val="17"/>
-              </w:rPr>
-              <w:t>BOM-BE-B-06</w:t>
-            </w:r>
-          </w:p>
-          <w:p>
-            <w:pPr>
-              <w:spacing w:after="20"/>
-            </w:pPr>
-            <w:r>
-              <w:rPr>
-                <w:rFonts w:ascii="Courier New" w:hAnsi="Courier New"/>
-                <w:sz w:val="17"/>
-              </w:rPr>
-              <w:t>getBomPackagingMaterialTypes</w:t>
-            </w:r>
-            <w:r>
-              <w:rPr>
-                <w:color w:val="373737"/>
-                <w:sz w:val="17"/>
-              </w:rPr>
-              <w:t xml:space="preserve"> (cacheable)</w:t>
-            </w:r>
-          </w:p>
-        </w:tc>
-        <w:tc>
-          <w:tcPr>
-            <w:tcW w:w="1152" w:type="dxa"/>
-          </w:tcPr>
-          <w:p>
-            <w:pPr>
-              <w:spacing w:after="20"/>
-            </w:pPr>
-            <w:r>
-              <w:rPr>
-                <w:color w:val="1E7A34"/>
-                <w:sz w:val="17"/>
-              </w:rPr>
-              <w:t>🟢 Low [XS]</w:t>
-            </w:r>
-          </w:p>
-        </w:tc>
-        <w:tc>
-          <w:tcPr>
-            <w:tcW w:w="1872" w:type="dxa"/>
-          </w:tcPr>
-          <w:p>
-            <w:pPr>
-              <w:spacing w:after="20"/>
-            </w:pPr>
-            <w:r>
-              <w:rPr>
-                <w:color w:val="444444"/>
-                <w:sz w:val="17"/>
-              </w:rPr>
-              <w:t>Query</w:t>
-            </w:r>
-          </w:p>
-        </w:tc>
-        <w:tc>
-          <w:tcPr>
-            <w:tcW w:w="1368" w:type="dxa"/>
-          </w:tcPr>
-          <w:p>
-            <w:pPr>
-              <w:spacing w:after="20"/>
-            </w:pPr>
-            <w:r>
-              <w:rPr>
-                <w:color w:val="444444"/>
-                <w:sz w:val="17"/>
-              </w:rPr>
-              <w:t>—</w:t>
-            </w:r>
-          </w:p>
-        </w:tc>
-        <w:tc>
-          <w:tcPr>
-            <w:tcW w:w="5976" w:type="dxa"/>
-          </w:tcPr>
-          <w:p>
-            <w:pPr>
-              <w:spacing w:after="20"/>
-            </w:pPr>
-            <w:r>
-              <w:rPr>
-                <w:b/>
-                <w:color w:val="373737"/>
-                <w:sz w:val="17"/>
-              </w:rPr>
-              <w:t xml:space="preserve">Intent — </w:t>
-            </w:r>
-            <w:r>
-              <w:rPr>
-                <w:color w:val="373737"/>
-                <w:sz w:val="17"/>
-              </w:rPr>
-              <w:t>Returns the packaging material-type lookup list (cached, rarely changes).</w:t>
-            </w:r>
-          </w:p>
-          <w:p>
-            <w:pPr>
-              <w:spacing w:after="20"/>
-            </w:pPr>
-            <w:r>
-              <w:rPr>
-                <w:b/>
-                <w:color w:val="373737"/>
-                <w:sz w:val="17"/>
-              </w:rPr>
-              <w:t xml:space="preserve">Today — </w:t>
-            </w:r>
-            <w:r>
-              <w:rPr>
-                <w:color w:val="373737"/>
-                <w:sz w:val="17"/>
-              </w:rPr>
-              <w:t>GET …/master_data/packaging_bom_material_types → camelCase. No ACL</w:t>
-            </w:r>
-          </w:p>
-          <w:p>
-            <w:pPr>
-              <w:spacing w:after="20"/>
-            </w:pPr>
-            <w:r>
-              <w:rPr>
-                <w:b/>
-                <w:color w:val="373737"/>
-                <w:sz w:val="17"/>
-              </w:rPr>
-              <w:t>Done when:</w:t>
-            </w:r>
-          </w:p>
-          <w:p>
-            <w:pPr>
-              <w:spacing w:after="20"/>
-              <w:ind w:left="173"/>
-            </w:pPr>
-            <w:r>
-              <w:rPr>
-                <w:color w:val="444444"/>
-                <w:sz w:val="17"/>
-              </w:rPr>
-              <w:t xml:space="preserve">• </w:t>
-            </w:r>
-            <w:r>
-              <w:rPr>
-                <w:color w:val="373737"/>
-                <w:sz w:val="17"/>
-              </w:rPr>
-              <w:t>Returns packaging material types</w:t>
-            </w:r>
-          </w:p>
-          <w:p>
-            <w:pPr>
-              <w:spacing w:after="20"/>
-              <w:ind w:left="173"/>
-            </w:pPr>
-            <w:r>
-              <w:rPr>
-                <w:color w:val="444444"/>
-                <w:sz w:val="17"/>
-              </w:rPr>
-              <w:t xml:space="preserve">• </w:t>
-            </w:r>
-            <w:r>
-              <w:rPr>
-                <w:color w:val="373737"/>
-                <w:sz w:val="17"/>
-              </w:rPr>
-              <w:t>Cached on second call</w:t>
-            </w:r>
-          </w:p>
-        </w:tc>
-      </w:tr>
-      <w:tr>
-        <w:tc>
-          <w:tcPr>
-            <w:shd w:val="clear" w:color="auto" w:fill="F5F8FF"/>
-            <w:tcW w:w="2448" w:type="dxa"/>
-          </w:tcPr>
-          <w:p>
-            <w:pPr>
-              <w:spacing w:after="20"/>
-            </w:pPr>
-            <w:r>
-              <w:rPr>
-                <w:sz w:val="18"/>
-              </w:rPr>
-              <w:t xml:space="preserve">🔷 </w:t>
-            </w:r>
-            <w:r>
-              <w:rPr>
-                <w:rFonts w:ascii="Courier New" w:hAnsi="Courier New"/>
-                <w:b/>
-                <w:color w:val="1F497D"/>
-                <w:sz w:val="17"/>
-              </w:rPr>
-              <w:t>BOM-BE-B-07</w:t>
-            </w:r>
-          </w:p>
-          <w:p>
-            <w:pPr>
-              <w:spacing w:after="20"/>
-            </w:pPr>
-            <w:r>
-              <w:rPr>
-                <w:rFonts w:ascii="Courier New" w:hAnsi="Courier New"/>
-                <w:sz w:val="17"/>
-              </w:rPr>
-              <w:t>getBomPackagingSubstrates</w:t>
-            </w:r>
-            <w:r>
-              <w:rPr>
-                <w:color w:val="373737"/>
-                <w:sz w:val="17"/>
-              </w:rPr>
-              <w:t xml:space="preserve"> (cacheable)</w:t>
-            </w:r>
-          </w:p>
-        </w:tc>
-        <w:tc>
-          <w:tcPr>
-            <w:shd w:val="clear" w:color="auto" w:fill="F5F8FF"/>
-            <w:tcW w:w="1152" w:type="dxa"/>
-          </w:tcPr>
-          <w:p>
-            <w:pPr>
-              <w:spacing w:after="20"/>
-            </w:pPr>
-            <w:r>
-              <w:rPr>
-                <w:color w:val="1E7A34"/>
-                <w:sz w:val="17"/>
-              </w:rPr>
-              <w:t>🟢 Low [XS]</w:t>
-            </w:r>
-          </w:p>
-        </w:tc>
-        <w:tc>
-          <w:tcPr>
-            <w:shd w:val="clear" w:color="auto" w:fill="F5F8FF"/>
-            <w:tcW w:w="1872" w:type="dxa"/>
-          </w:tcPr>
-          <w:p>
-            <w:pPr>
-              <w:spacing w:after="20"/>
-            </w:pPr>
-            <w:r>
-              <w:rPr>
-                <w:color w:val="444444"/>
-                <w:sz w:val="17"/>
-              </w:rPr>
-              <w:t>Query</w:t>
-            </w:r>
-          </w:p>
-        </w:tc>
-        <w:tc>
-          <w:tcPr>
-            <w:shd w:val="clear" w:color="auto" w:fill="F5F8FF"/>
-            <w:tcW w:w="1368" w:type="dxa"/>
-          </w:tcPr>
-          <w:p>
-            <w:pPr>
-              <w:spacing w:after="20"/>
-            </w:pPr>
-            <w:r>
-              <w:rPr>
-                <w:color w:val="444444"/>
-                <w:sz w:val="17"/>
-              </w:rPr>
-              <w:t>—</w:t>
-            </w:r>
-          </w:p>
-        </w:tc>
-        <w:tc>
-          <w:tcPr>
-            <w:shd w:val="clear" w:color="auto" w:fill="F5F8FF"/>
-            <w:tcW w:w="5976" w:type="dxa"/>
-          </w:tcPr>
-          <w:p>
-            <w:pPr>
-              <w:spacing w:after="20"/>
-            </w:pPr>
-            <w:r>
-              <w:rPr>
-                <w:b/>
-                <w:color w:val="373737"/>
-                <w:sz w:val="17"/>
-              </w:rPr>
-              <w:t xml:space="preserve">Intent — </w:t>
-            </w:r>
-            <w:r>
-              <w:rPr>
-                <w:color w:val="373737"/>
-                <w:sz w:val="17"/>
-              </w:rPr>
-              <w:t>Returns the packaging substrate lookup list (cached).</w:t>
-            </w:r>
-          </w:p>
-          <w:p>
-            <w:pPr>
-              <w:spacing w:after="20"/>
-            </w:pPr>
-            <w:r>
-              <w:rPr>
-                <w:b/>
-                <w:color w:val="373737"/>
-                <w:sz w:val="17"/>
-              </w:rPr>
-              <w:t xml:space="preserve">Today — </w:t>
-            </w:r>
-            <w:r>
-              <w:rPr>
-                <w:color w:val="373737"/>
-                <w:sz w:val="17"/>
-              </w:rPr>
-              <w:t>GET …/master_data/packaging_bom_substrate_types → camelCase</w:t>
-            </w:r>
-          </w:p>
-          <w:p>
-            <w:pPr>
-              <w:spacing w:after="20"/>
-            </w:pPr>
-            <w:r>
-              <w:rPr>
-                <w:b/>
-                <w:color w:val="373737"/>
-                <w:sz w:val="17"/>
-              </w:rPr>
-              <w:t>Done when:</w:t>
-            </w:r>
-          </w:p>
-          <w:p>
-            <w:pPr>
-              <w:spacing w:after="20"/>
-              <w:ind w:left="173"/>
-            </w:pPr>
-            <w:r>
-              <w:rPr>
-                <w:color w:val="444444"/>
-                <w:sz w:val="17"/>
-              </w:rPr>
-              <w:t xml:space="preserve">• </w:t>
-            </w:r>
-            <w:r>
-              <w:rPr>
-                <w:color w:val="373737"/>
-                <w:sz w:val="17"/>
-              </w:rPr>
-              <w:t>Returns substrate list</w:t>
-            </w:r>
-          </w:p>
-          <w:p>
-            <w:pPr>
-              <w:spacing w:after="20"/>
-              <w:ind w:left="173"/>
-            </w:pPr>
-            <w:r>
-              <w:rPr>
-                <w:color w:val="444444"/>
-                <w:sz w:val="17"/>
-              </w:rPr>
-              <w:t xml:space="preserve">• </w:t>
-            </w:r>
-            <w:r>
-              <w:rPr>
-                <w:color w:val="373737"/>
-                <w:sz w:val="17"/>
-              </w:rPr>
-              <w:t>Cached</w:t>
-            </w:r>
-          </w:p>
-        </w:tc>
-      </w:tr>
-      <w:tr>
-        <w:tc>
-          <w:tcPr>
-            <w:tcW w:w="2448" w:type="dxa"/>
-          </w:tcPr>
-          <w:p>
-            <w:pPr>
-              <w:spacing w:after="20"/>
-            </w:pPr>
-            <w:r>
-              <w:rPr>
-                <w:sz w:val="18"/>
-              </w:rPr>
-              <w:t xml:space="preserve">🔷 </w:t>
-            </w:r>
-            <w:r>
-              <w:rPr>
-                <w:rFonts w:ascii="Courier New" w:hAnsi="Courier New"/>
-                <w:b/>
-                <w:color w:val="1F497D"/>
-                <w:sz w:val="17"/>
-              </w:rPr>
-              <w:t>BOM-BE-B-08</w:t>
-            </w:r>
-          </w:p>
-          <w:p>
-            <w:pPr>
-              <w:spacing w:after="20"/>
-            </w:pPr>
-            <w:r>
-              <w:rPr>
-                <w:rFonts w:ascii="Courier New" w:hAnsi="Courier New"/>
-                <w:sz w:val="17"/>
-              </w:rPr>
-              <w:t>getBomPackagingUnitOfMeasure</w:t>
-            </w:r>
-            <w:r>
-              <w:rPr>
-                <w:color w:val="373737"/>
-                <w:sz w:val="17"/>
-              </w:rPr>
-              <w:t xml:space="preserve"> (cacheable)</w:t>
-            </w:r>
-          </w:p>
-        </w:tc>
-        <w:tc>
-          <w:tcPr>
-            <w:tcW w:w="1152" w:type="dxa"/>
-          </w:tcPr>
-          <w:p>
-            <w:pPr>
-              <w:spacing w:after="20"/>
-            </w:pPr>
-            <w:r>
-              <w:rPr>
-                <w:color w:val="1E7A34"/>
-                <w:sz w:val="17"/>
-              </w:rPr>
-              <w:t>🟢 Low [XS]</w:t>
-            </w:r>
-          </w:p>
-        </w:tc>
-        <w:tc>
-          <w:tcPr>
-            <w:tcW w:w="1872" w:type="dxa"/>
-          </w:tcPr>
-          <w:p>
-            <w:pPr>
-              <w:spacing w:after="20"/>
-            </w:pPr>
-            <w:r>
-              <w:rPr>
-                <w:color w:val="444444"/>
-                <w:sz w:val="17"/>
-              </w:rPr>
-              <w:t>Query</w:t>
-            </w:r>
-          </w:p>
-        </w:tc>
-        <w:tc>
-          <w:tcPr>
-            <w:tcW w:w="1368" w:type="dxa"/>
-          </w:tcPr>
-          <w:p>
-            <w:pPr>
-              <w:spacing w:after="20"/>
-            </w:pPr>
-            <w:r>
-              <w:rPr>
-                <w:color w:val="444444"/>
-                <w:sz w:val="17"/>
-              </w:rPr>
-              <w:t>—</w:t>
-            </w:r>
-          </w:p>
-        </w:tc>
-        <w:tc>
-          <w:tcPr>
             <w:tcW w:w="5976" w:type="dxa"/>
           </w:tcPr>
           <w:p>
@@ -6710,7 +7933,7 @@
           <w:color w:val="1A4731"/>
           <w:sz w:val="22"/>
         </w:rPr>
-        <w:t>🔍 Phase C — Search &amp; Listing  (5 stories)</w:t>
+        <w:t>🔍 Phase C — Search &amp; Listing  (3 stories)</w:t>
       </w:r>
     </w:p>
     <w:tbl>
@@ -6875,6 +8098,34 @@
                 <w:color w:val="373737"/>
                 <w:sz w:val="17"/>
               </w:rPr>
+              <w:t xml:space="preserve"> data fetcher · </w:t>
+            </w:r>
+            <w:r>
+              <w:rPr>
+                <w:rFonts w:ascii="Courier New" w:hAnsi="Courier New"/>
+                <w:sz w:val="17"/>
+              </w:rPr>
+              <w:t>getValidTrimSuppliersForBom</w:t>
+            </w:r>
+            <w:r>
+              <w:rPr>
+                <w:color w:val="373737"/>
+                <w:sz w:val="17"/>
+              </w:rPr>
+              <w:t xml:space="preserve"> data fetcher · </w:t>
+            </w:r>
+            <w:r>
+              <w:rPr>
+                <w:rFonts w:ascii="Courier New" w:hAnsi="Courier New"/>
+                <w:sz w:val="17"/>
+              </w:rPr>
+              <w:t>getValidRawMaterialSuppliersForBom</w:t>
+            </w:r>
+            <w:r>
+              <w:rPr>
+                <w:color w:val="373737"/>
+                <w:sz w:val="17"/>
+              </w:rPr>
               <w:t xml:space="preserve"> data fetcher</w:t>
             </w:r>
           </w:p>
@@ -6889,10 +8140,10 @@
             </w:pPr>
             <w:r>
               <w:rPr>
-                <w:color w:val="1E7A34"/>
-                <w:sz w:val="17"/>
-              </w:rPr>
-              <w:t>🟢 Low [XS]</w:t>
+                <w:color w:val="9B7A00"/>
+                <w:sz w:val="17"/>
+              </w:rPr>
+              <w:t>🟡 Medium [M]</w:t>
             </w:r>
           </w:p>
         </w:tc>
@@ -6928,7 +8179,7 @@
                 <w:color w:val="373737"/>
                 <w:sz w:val="16"/>
               </w:rPr>
-              <w:t>search</w:t>
+              <w:t>search, vmm</w:t>
             </w:r>
           </w:p>
         </w:tc>
@@ -6970,7 +8221,7 @@
                 <w:color w:val="373737"/>
                 <w:sz w:val="17"/>
               </w:rPr>
-              <w:t>Runs a BOM search and returns the BOMs that match.</w:t>
+              <w:t>Runs a BOM search and returns the BOMs that match; Lists the valid trim suppliers for a BOM; Lists the valid raw-material suppliers for a BOM</w:t>
             </w:r>
           </w:p>
           <w:p>
@@ -7020,10 +8271,17 @@
             </w:r>
             <w:r>
               <w:rPr>
-                <w:color w:val="373737"/>
-                <w:sz w:val="17"/>
-              </w:rPr>
-              <w:t xml:space="preserve">Returns </w:t>
+                <w:rFonts w:ascii="Courier New" w:hAnsi="Courier New"/>
+                <w:sz w:val="17"/>
+              </w:rPr>
+              <w:t>getBomElastic</w:t>
+            </w:r>
+            <w:r>
+              <w:rPr>
+                <w:color w:val="373737"/>
+                <w:sz w:val="17"/>
+              </w:rPr>
+              <w:t xml:space="preserve"> data fetcher: Returns </w:t>
             </w:r>
             <w:r>
               <w:rPr>
@@ -7054,10 +8312,17 @@
             </w:r>
             <w:r>
               <w:rPr>
-                <w:color w:val="373737"/>
-                <w:sz w:val="17"/>
-              </w:rPr>
-              <w:t>Query DTO field set documented + matches backend</w:t>
+                <w:rFonts w:ascii="Courier New" w:hAnsi="Courier New"/>
+                <w:sz w:val="17"/>
+              </w:rPr>
+              <w:t>getBomElastic</w:t>
+            </w:r>
+            <w:r>
+              <w:rPr>
+                <w:color w:val="373737"/>
+                <w:sz w:val="17"/>
+              </w:rPr>
+              <w:t xml:space="preserve"> data fetcher: Query DTO field set documented + matches backend</w:t>
             </w:r>
           </w:p>
           <w:p>
@@ -7074,10 +8339,166 @@
             </w:r>
             <w:r>
               <w:rPr>
-                <w:color w:val="373737"/>
-                <w:sz w:val="17"/>
-              </w:rPr>
-              <w:t xml:space="preserve">Empty → </w:t>
+                <w:rFonts w:ascii="Courier New" w:hAnsi="Courier New"/>
+                <w:sz w:val="17"/>
+              </w:rPr>
+              <w:t>getBomElastic</w:t>
+            </w:r>
+            <w:r>
+              <w:rPr>
+                <w:color w:val="373737"/>
+                <w:sz w:val="17"/>
+              </w:rPr>
+              <w:t xml:space="preserve"> data fetcher: Empty → </w:t>
+            </w:r>
+            <w:r>
+              <w:rPr>
+                <w:rFonts w:ascii="Courier New" w:hAnsi="Courier New"/>
+                <w:sz w:val="17"/>
+              </w:rPr>
+              <w:t>[]</w:t>
+            </w:r>
+          </w:p>
+          <w:p>
+            <w:pPr>
+              <w:spacing w:after="20"/>
+              <w:ind w:left="173"/>
+            </w:pPr>
+            <w:r>
+              <w:rPr>
+                <w:color w:val="444444"/>
+                <w:sz w:val="17"/>
+              </w:rPr>
+              <w:t xml:space="preserve">• </w:t>
+            </w:r>
+            <w:r>
+              <w:rPr>
+                <w:rFonts w:ascii="Courier New" w:hAnsi="Courier New"/>
+                <w:sz w:val="17"/>
+              </w:rPr>
+              <w:t>getValidTrimSuppliersForBom</w:t>
+            </w:r>
+            <w:r>
+              <w:rPr>
+                <w:color w:val="373737"/>
+                <w:sz w:val="17"/>
+              </w:rPr>
+              <w:t xml:space="preserve"> data fetcher: Returns related trim-supplier partner ids</w:t>
+            </w:r>
+          </w:p>
+          <w:p>
+            <w:pPr>
+              <w:spacing w:after="20"/>
+              <w:ind w:left="173"/>
+            </w:pPr>
+            <w:r>
+              <w:rPr>
+                <w:color w:val="444444"/>
+                <w:sz w:val="17"/>
+              </w:rPr>
+              <w:t xml:space="preserve">• </w:t>
+            </w:r>
+            <w:r>
+              <w:rPr>
+                <w:rFonts w:ascii="Courier New" w:hAnsi="Courier New"/>
+                <w:sz w:val="17"/>
+              </w:rPr>
+              <w:t>getValidTrimSuppliersForBom</w:t>
+            </w:r>
+            <w:r>
+              <w:rPr>
+                <w:color w:val="373737"/>
+                <w:sz w:val="17"/>
+              </w:rPr>
+              <w:t xml:space="preserve"> data fetcher: Role filter = TRIM_SUPPLIER only</w:t>
+            </w:r>
+          </w:p>
+          <w:p>
+            <w:pPr>
+              <w:spacing w:after="20"/>
+              <w:ind w:left="173"/>
+            </w:pPr>
+            <w:r>
+              <w:rPr>
+                <w:color w:val="444444"/>
+                <w:sz w:val="17"/>
+              </w:rPr>
+              <w:t xml:space="preserve">• </w:t>
+            </w:r>
+            <w:r>
+              <w:rPr>
+                <w:rFonts w:ascii="Courier New" w:hAnsi="Courier New"/>
+                <w:sz w:val="17"/>
+              </w:rPr>
+              <w:t>getValidTrimSuppliersForBom</w:t>
+            </w:r>
+            <w:r>
+              <w:rPr>
+                <w:color w:val="373737"/>
+                <w:sz w:val="17"/>
+              </w:rPr>
+              <w:t xml:space="preserve"> data fetcher: Empty input → </w:t>
+            </w:r>
+            <w:r>
+              <w:rPr>
+                <w:rFonts w:ascii="Courier New" w:hAnsi="Courier New"/>
+                <w:sz w:val="17"/>
+              </w:rPr>
+              <w:t>[]</w:t>
+            </w:r>
+          </w:p>
+          <w:p>
+            <w:pPr>
+              <w:spacing w:after="20"/>
+              <w:ind w:left="173"/>
+            </w:pPr>
+            <w:r>
+              <w:rPr>
+                <w:color w:val="444444"/>
+                <w:sz w:val="17"/>
+              </w:rPr>
+              <w:t xml:space="preserve">• </w:t>
+            </w:r>
+            <w:r>
+              <w:rPr>
+                <w:rFonts w:ascii="Courier New" w:hAnsi="Courier New"/>
+                <w:sz w:val="17"/>
+              </w:rPr>
+              <w:t>getValidRawMaterialSuppliersForBom</w:t>
+            </w:r>
+            <w:r>
+              <w:rPr>
+                <w:color w:val="373737"/>
+                <w:sz w:val="17"/>
+              </w:rPr>
+              <w:t xml:space="preserve"> data fetcher: Returns ids matching the 3 roles</w:t>
+            </w:r>
+          </w:p>
+          <w:p>
+            <w:pPr>
+              <w:spacing w:after="20"/>
+              <w:ind w:left="173"/>
+            </w:pPr>
+            <w:r>
+              <w:rPr>
+                <w:color w:val="444444"/>
+                <w:sz w:val="17"/>
+              </w:rPr>
+              <w:t xml:space="preserve">• </w:t>
+            </w:r>
+            <w:r>
+              <w:rPr>
+                <w:rFonts w:ascii="Courier New" w:hAnsi="Courier New"/>
+                <w:sz w:val="17"/>
+              </w:rPr>
+              <w:t>getValidRawMaterialSuppliersForBom</w:t>
+            </w:r>
+            <w:r>
+              <w:rPr>
+                <w:color w:val="373737"/>
+                <w:sz w:val="17"/>
+              </w:rPr>
+              <w:t xml:space="preserve"> data fetcher: Empty input → </w:t>
             </w:r>
             <w:r>
               <w:rPr>
@@ -7655,473 +9076,6 @@
                 <w:sz w:val="17"/>
               </w:rPr>
               <w:t>VMM lookups run concurrently</w:t>
-            </w:r>
-          </w:p>
-        </w:tc>
-      </w:tr>
-      <w:tr>
-        <w:tc>
-          <w:tcPr>
-            <w:shd w:val="clear" w:color="auto" w:fill="F5F8FF"/>
-            <w:tcW w:w="2448" w:type="dxa"/>
-          </w:tcPr>
-          <w:p>
-            <w:pPr>
-              <w:spacing w:after="20"/>
-            </w:pPr>
-            <w:r>
-              <w:rPr>
-                <w:sz w:val="18"/>
-              </w:rPr>
-              <w:t xml:space="preserve">🔷 </w:t>
-            </w:r>
-            <w:r>
-              <w:rPr>
-                <w:rFonts w:ascii="Courier New" w:hAnsi="Courier New"/>
-                <w:b/>
-                <w:color w:val="1F497D"/>
-                <w:sz w:val="17"/>
-              </w:rPr>
-              <w:t>BOM-BE-C-04</w:t>
-            </w:r>
-          </w:p>
-          <w:p>
-            <w:pPr>
-              <w:spacing w:after="20"/>
-            </w:pPr>
-            <w:r>
-              <w:rPr>
-                <w:rFonts w:ascii="Courier New" w:hAnsi="Courier New"/>
-                <w:sz w:val="17"/>
-              </w:rPr>
-              <w:t>getValidTrimSuppliersForBom</w:t>
-            </w:r>
-            <w:r>
-              <w:rPr>
-                <w:color w:val="373737"/>
-                <w:sz w:val="17"/>
-              </w:rPr>
-              <w:t xml:space="preserve"> data fetcher</w:t>
-            </w:r>
-          </w:p>
-        </w:tc>
-        <w:tc>
-          <w:tcPr>
-            <w:shd w:val="clear" w:color="auto" w:fill="F5F8FF"/>
-            <w:tcW w:w="1152" w:type="dxa"/>
-          </w:tcPr>
-          <w:p>
-            <w:pPr>
-              <w:spacing w:after="20"/>
-            </w:pPr>
-            <w:r>
-              <w:rPr>
-                <w:color w:val="1E7A34"/>
-                <w:sz w:val="17"/>
-              </w:rPr>
-              <w:t>🟢 Low [XS]</w:t>
-            </w:r>
-          </w:p>
-        </w:tc>
-        <w:tc>
-          <w:tcPr>
-            <w:shd w:val="clear" w:color="auto" w:fill="F5F8FF"/>
-            <w:tcW w:w="1872" w:type="dxa"/>
-          </w:tcPr>
-          <w:p>
-            <w:pPr>
-              <w:spacing w:after="20"/>
-            </w:pPr>
-            <w:r>
-              <w:rPr>
-                <w:color w:val="444444"/>
-                <w:sz w:val="17"/>
-              </w:rPr>
-              <w:t>Query</w:t>
-            </w:r>
-          </w:p>
-          <w:p>
-            <w:pPr>
-              <w:spacing w:after="20"/>
-            </w:pPr>
-            <w:r>
-              <w:rPr>
-                <w:color w:val="444444"/>
-                <w:sz w:val="16"/>
-              </w:rPr>
-              <w:t xml:space="preserve">Calls: </w:t>
-            </w:r>
-            <w:r>
-              <w:rPr>
-                <w:color w:val="373737"/>
-                <w:sz w:val="16"/>
-              </w:rPr>
-              <w:t>vmm</w:t>
-            </w:r>
-          </w:p>
-        </w:tc>
-        <w:tc>
-          <w:tcPr>
-            <w:shd w:val="clear" w:color="auto" w:fill="F5F8FF"/>
-            <w:tcW w:w="1368" w:type="dxa"/>
-          </w:tcPr>
-          <w:p>
-            <w:pPr>
-              <w:spacing w:after="20"/>
-            </w:pPr>
-            <w:r>
-              <w:rPr>
-                <w:color w:val="444444"/>
-                <w:sz w:val="17"/>
-              </w:rPr>
-              <w:t>—</w:t>
-            </w:r>
-          </w:p>
-        </w:tc>
-        <w:tc>
-          <w:tcPr>
-            <w:shd w:val="clear" w:color="auto" w:fill="F5F8FF"/>
-            <w:tcW w:w="5976" w:type="dxa"/>
-          </w:tcPr>
-          <w:p>
-            <w:pPr>
-              <w:spacing w:after="20"/>
-            </w:pPr>
-            <w:r>
-              <w:rPr>
-                <w:b/>
-                <w:color w:val="373737"/>
-                <w:sz w:val="17"/>
-              </w:rPr>
-              <w:t xml:space="preserve">Intent — </w:t>
-            </w:r>
-            <w:r>
-              <w:rPr>
-                <w:color w:val="373737"/>
-                <w:sz w:val="17"/>
-              </w:rPr>
-              <w:t>Lists the valid trim suppliers for a BOM.</w:t>
-            </w:r>
-          </w:p>
-          <w:p>
-            <w:pPr>
-              <w:spacing w:after="20"/>
-            </w:pPr>
-            <w:r>
-              <w:rPr>
-                <w:b/>
-                <w:color w:val="373737"/>
-                <w:sz w:val="17"/>
-              </w:rPr>
-              <w:t xml:space="preserve">Today — </w:t>
-            </w:r>
-            <w:r>
-              <w:rPr>
-                <w:color w:val="373737"/>
-                <w:sz w:val="17"/>
-              </w:rPr>
-              <w:t>getRelatedSuppliersForMVs(ctx, merchVendorIds, [TRIM_SUPPLIER.code]) → [Int] partner ids. - EXT Service Calls: EXT → key: vmm ·</w:t>
-            </w:r>
-          </w:p>
-          <w:p>
-            <w:pPr>
-              <w:spacing w:after="20"/>
-            </w:pPr>
-            <w:r>
-              <w:rPr>
-                <w:b/>
-                <w:color w:val="373737"/>
-                <w:sz w:val="17"/>
-              </w:rPr>
-              <w:t>Done when:</w:t>
-            </w:r>
-          </w:p>
-          <w:p>
-            <w:pPr>
-              <w:spacing w:after="20"/>
-              <w:ind w:left="173"/>
-            </w:pPr>
-            <w:r>
-              <w:rPr>
-                <w:color w:val="444444"/>
-                <w:sz w:val="17"/>
-              </w:rPr>
-              <w:t xml:space="preserve">• </w:t>
-            </w:r>
-            <w:r>
-              <w:rPr>
-                <w:color w:val="373737"/>
-                <w:sz w:val="17"/>
-              </w:rPr>
-              <w:t>Returns related trim-supplier partner ids</w:t>
-            </w:r>
-          </w:p>
-          <w:p>
-            <w:pPr>
-              <w:spacing w:after="20"/>
-              <w:ind w:left="173"/>
-            </w:pPr>
-            <w:r>
-              <w:rPr>
-                <w:color w:val="444444"/>
-                <w:sz w:val="17"/>
-              </w:rPr>
-              <w:t xml:space="preserve">• </w:t>
-            </w:r>
-            <w:r>
-              <w:rPr>
-                <w:color w:val="373737"/>
-                <w:sz w:val="17"/>
-              </w:rPr>
-              <w:t>Role filter = TRIM_SUPPLIER only</w:t>
-            </w:r>
-          </w:p>
-          <w:p>
-            <w:pPr>
-              <w:spacing w:after="20"/>
-              <w:ind w:left="173"/>
-            </w:pPr>
-            <w:r>
-              <w:rPr>
-                <w:color w:val="444444"/>
-                <w:sz w:val="17"/>
-              </w:rPr>
-              <w:t xml:space="preserve">• </w:t>
-            </w:r>
-            <w:r>
-              <w:rPr>
-                <w:color w:val="373737"/>
-                <w:sz w:val="17"/>
-              </w:rPr>
-              <w:t xml:space="preserve">Empty input → </w:t>
-            </w:r>
-            <w:r>
-              <w:rPr>
-                <w:rFonts w:ascii="Courier New" w:hAnsi="Courier New"/>
-                <w:sz w:val="17"/>
-              </w:rPr>
-              <w:t>[]</w:t>
-            </w:r>
-          </w:p>
-        </w:tc>
-      </w:tr>
-      <w:tr>
-        <w:tc>
-          <w:tcPr>
-            <w:tcW w:w="2448" w:type="dxa"/>
-          </w:tcPr>
-          <w:p>
-            <w:pPr>
-              <w:spacing w:after="20"/>
-            </w:pPr>
-            <w:r>
-              <w:rPr>
-                <w:sz w:val="18"/>
-              </w:rPr>
-              <w:t xml:space="preserve">🔷 </w:t>
-            </w:r>
-            <w:r>
-              <w:rPr>
-                <w:rFonts w:ascii="Courier New" w:hAnsi="Courier New"/>
-                <w:b/>
-                <w:color w:val="1F497D"/>
-                <w:sz w:val="17"/>
-              </w:rPr>
-              <w:t>BOM-BE-C-05</w:t>
-            </w:r>
-          </w:p>
-          <w:p>
-            <w:pPr>
-              <w:spacing w:after="20"/>
-            </w:pPr>
-            <w:r>
-              <w:rPr>
-                <w:rFonts w:ascii="Courier New" w:hAnsi="Courier New"/>
-                <w:sz w:val="17"/>
-              </w:rPr>
-              <w:t>getValidRawMaterialSuppliersForBom</w:t>
-            </w:r>
-            <w:r>
-              <w:rPr>
-                <w:color w:val="373737"/>
-                <w:sz w:val="17"/>
-              </w:rPr>
-              <w:t xml:space="preserve"> data fetcher</w:t>
-            </w:r>
-          </w:p>
-        </w:tc>
-        <w:tc>
-          <w:tcPr>
-            <w:tcW w:w="1152" w:type="dxa"/>
-          </w:tcPr>
-          <w:p>
-            <w:pPr>
-              <w:spacing w:after="20"/>
-            </w:pPr>
-            <w:r>
-              <w:rPr>
-                <w:color w:val="1E7A34"/>
-                <w:sz w:val="17"/>
-              </w:rPr>
-              <w:t>🟢 Low [XS]</w:t>
-            </w:r>
-          </w:p>
-        </w:tc>
-        <w:tc>
-          <w:tcPr>
-            <w:tcW w:w="1872" w:type="dxa"/>
-          </w:tcPr>
-          <w:p>
-            <w:pPr>
-              <w:spacing w:after="20"/>
-            </w:pPr>
-            <w:r>
-              <w:rPr>
-                <w:color w:val="444444"/>
-                <w:sz w:val="17"/>
-              </w:rPr>
-              <w:t>Query</w:t>
-            </w:r>
-          </w:p>
-          <w:p>
-            <w:pPr>
-              <w:spacing w:after="20"/>
-            </w:pPr>
-            <w:r>
-              <w:rPr>
-                <w:color w:val="444444"/>
-                <w:sz w:val="16"/>
-              </w:rPr>
-              <w:t xml:space="preserve">Calls: </w:t>
-            </w:r>
-            <w:r>
-              <w:rPr>
-                <w:color w:val="373737"/>
-                <w:sz w:val="16"/>
-              </w:rPr>
-              <w:t>vmm</w:t>
-            </w:r>
-          </w:p>
-        </w:tc>
-        <w:tc>
-          <w:tcPr>
-            <w:tcW w:w="1368" w:type="dxa"/>
-          </w:tcPr>
-          <w:p>
-            <w:pPr>
-              <w:spacing w:after="20"/>
-            </w:pPr>
-            <w:r>
-              <w:rPr>
-                <w:color w:val="444444"/>
-                <w:sz w:val="17"/>
-              </w:rPr>
-              <w:t>—</w:t>
-            </w:r>
-          </w:p>
-        </w:tc>
-        <w:tc>
-          <w:tcPr>
-            <w:tcW w:w="5976" w:type="dxa"/>
-          </w:tcPr>
-          <w:p>
-            <w:pPr>
-              <w:spacing w:after="20"/>
-            </w:pPr>
-            <w:r>
-              <w:rPr>
-                <w:b/>
-                <w:color w:val="373737"/>
-                <w:sz w:val="17"/>
-              </w:rPr>
-              <w:t xml:space="preserve">Intent — </w:t>
-            </w:r>
-            <w:r>
-              <w:rPr>
-                <w:color w:val="373737"/>
-                <w:sz w:val="17"/>
-              </w:rPr>
-              <w:t>Lists the valid raw-material suppliers for a BOM.</w:t>
-            </w:r>
-          </w:p>
-          <w:p>
-            <w:pPr>
-              <w:spacing w:after="20"/>
-            </w:pPr>
-            <w:r>
-              <w:rPr>
-                <w:b/>
-                <w:color w:val="373737"/>
-                <w:sz w:val="17"/>
-              </w:rPr>
-              <w:t xml:space="preserve">Today — </w:t>
-            </w:r>
-            <w:r>
-              <w:rPr>
-                <w:color w:val="373737"/>
-                <w:sz w:val="17"/>
-              </w:rPr>
-              <w:t>same as C-04 with roles [RAW_MATERIAL_SUPPLIER, FABRIC_SUPPLIER, TRIM_SUPPLIER]</w:t>
-            </w:r>
-          </w:p>
-          <w:p>
-            <w:pPr>
-              <w:spacing w:after="20"/>
-            </w:pPr>
-            <w:r>
-              <w:rPr>
-                <w:b/>
-                <w:color w:val="373737"/>
-                <w:sz w:val="17"/>
-              </w:rPr>
-              <w:t>Done when:</w:t>
-            </w:r>
-          </w:p>
-          <w:p>
-            <w:pPr>
-              <w:spacing w:after="20"/>
-              <w:ind w:left="173"/>
-            </w:pPr>
-            <w:r>
-              <w:rPr>
-                <w:color w:val="444444"/>
-                <w:sz w:val="17"/>
-              </w:rPr>
-              <w:t xml:space="preserve">• </w:t>
-            </w:r>
-            <w:r>
-              <w:rPr>
-                <w:color w:val="373737"/>
-                <w:sz w:val="17"/>
-              </w:rPr>
-              <w:t>Returns ids matching the 3 roles</w:t>
-            </w:r>
-          </w:p>
-          <w:p>
-            <w:pPr>
-              <w:spacing w:after="20"/>
-              <w:ind w:left="173"/>
-            </w:pPr>
-            <w:r>
-              <w:rPr>
-                <w:color w:val="444444"/>
-                <w:sz w:val="17"/>
-              </w:rPr>
-              <w:t xml:space="preserve">• </w:t>
-            </w:r>
-            <w:r>
-              <w:rPr>
-                <w:color w:val="373737"/>
-                <w:sz w:val="17"/>
-              </w:rPr>
-              <w:t xml:space="preserve">Empty input → </w:t>
-            </w:r>
-            <w:r>
-              <w:rPr>
-                <w:rFonts w:ascii="Courier New" w:hAnsi="Courier New"/>
-                <w:sz w:val="17"/>
-              </w:rPr>
-              <w:t>[]</w:t>
             </w:r>
           </w:p>
         </w:tc>
@@ -8139,7 +9093,7 @@
           <w:color w:val="7D5002"/>
           <w:sz w:val="22"/>
         </w:rPr>
-        <w:t>✏️ Phase D — Mutations  (5 stories)</w:t>
+        <w:t>✏️ Phase D — Mutations  (2 stories)</w:t>
       </w:r>
     </w:p>
     <w:tbl>
@@ -8596,6 +9550,48 @@
                 <w:color w:val="373737"/>
                 <w:sz w:val="17"/>
               </w:rPr>
+              <w:t xml:space="preserve"> mutation · </w:t>
+            </w:r>
+            <w:r>
+              <w:rPr>
+                <w:rFonts w:ascii="Courier New" w:hAnsi="Courier New"/>
+                <w:sz w:val="17"/>
+              </w:rPr>
+              <w:t>lockBom</w:t>
+            </w:r>
+            <w:r>
+              <w:rPr>
+                <w:color w:val="373737"/>
+                <w:sz w:val="17"/>
+              </w:rPr>
+              <w:t xml:space="preserve"> mutation · </w:t>
+            </w:r>
+            <w:r>
+              <w:rPr>
+                <w:rFonts w:ascii="Courier New" w:hAnsi="Courier New"/>
+                <w:sz w:val="17"/>
+              </w:rPr>
+              <w:t>unlockBom</w:t>
+            </w:r>
+            <w:r>
+              <w:rPr>
+                <w:color w:val="373737"/>
+                <w:sz w:val="17"/>
+              </w:rPr>
+              <w:t xml:space="preserve"> mutation · </w:t>
+            </w:r>
+            <w:r>
+              <w:rPr>
+                <w:rFonts w:ascii="Courier New" w:hAnsi="Courier New"/>
+                <w:sz w:val="17"/>
+              </w:rPr>
+              <w:t>updateBomComponentStatus</w:t>
+            </w:r>
+            <w:r>
+              <w:rPr>
+                <w:color w:val="373737"/>
+                <w:sz w:val="17"/>
+              </w:rPr>
               <w:t xml:space="preserve"> mutation</w:t>
             </w:r>
           </w:p>
@@ -8611,10 +9607,10 @@
             </w:pPr>
             <w:r>
               <w:rPr>
-                <w:color w:val="1E7A34"/>
-                <w:sz w:val="17"/>
-              </w:rPr>
-              <w:t>🟢 Low [XS]</w:t>
+                <w:color w:val="9B7A00"/>
+                <w:sz w:val="17"/>
+              </w:rPr>
+              <w:t>🟡 Medium [M]</w:t>
             </w:r>
           </w:p>
         </w:tc>
@@ -8695,7 +9691,7 @@
                 <w:color w:val="373737"/>
                 <w:sz w:val="17"/>
               </w:rPr>
-              <w:t>Adds or removes which workspaces a BOM belongs to.</w:t>
+              <w:t>Adds or removes which workspaces a BOM belongs to; Locks a BOM so others can't edit it; Unlocks a BOM so it can be edited again; Updates the status of one or more components on a BOM</w:t>
             </w:r>
           </w:p>
           <w:p>
@@ -8745,10 +9741,17 @@
             </w:r>
             <w:r>
               <w:rPr>
-                <w:color w:val="373737"/>
-                <w:sz w:val="17"/>
-              </w:rPr>
-              <w:t>Adds/removes workspace associations via the correct endpoint</w:t>
+                <w:rFonts w:ascii="Courier New" w:hAnsi="Courier New"/>
+                <w:sz w:val="17"/>
+              </w:rPr>
+              <w:t>manageBomWorkspaces</w:t>
+            </w:r>
+            <w:r>
+              <w:rPr>
+                <w:color w:val="373737"/>
+                <w:sz w:val="17"/>
+              </w:rPr>
+              <w:t xml:space="preserve"> mutation: Adds/removes workspace associations via the correct endpoint</w:t>
             </w:r>
           </w:p>
           <w:p>
@@ -8765,10 +9768,17 @@
             </w:r>
             <w:r>
               <w:rPr>
-                <w:color w:val="373737"/>
-                <w:sz w:val="17"/>
-              </w:rPr>
-              <w:t xml:space="preserve">Both lists empty → </w:t>
+                <w:rFonts w:ascii="Courier New" w:hAnsi="Courier New"/>
+                <w:sz w:val="17"/>
+              </w:rPr>
+              <w:t>manageBomWorkspaces</w:t>
+            </w:r>
+            <w:r>
+              <w:rPr>
+                <w:color w:val="373737"/>
+                <w:sz w:val="17"/>
+              </w:rPr>
+              <w:t xml:space="preserve"> mutation: Both lists empty → </w:t>
             </w:r>
             <w:r>
               <w:rPr>
@@ -8799,165 +9809,17 @@
             </w:r>
             <w:r>
               <w:rPr>
-                <w:color w:val="373737"/>
-                <w:sz w:val="17"/>
-              </w:rPr>
-              <w:t>Returns the updated bom</w:t>
-            </w:r>
-          </w:p>
-        </w:tc>
-      </w:tr>
-      <w:tr>
-        <w:tc>
-          <w:tcPr>
-            <w:tcW w:w="2448" w:type="dxa"/>
-          </w:tcPr>
-          <w:p>
-            <w:pPr>
-              <w:spacing w:after="20"/>
-            </w:pPr>
-            <w:r>
-              <w:rPr>
-                <w:sz w:val="18"/>
-              </w:rPr>
-              <w:t xml:space="preserve">🔶 </w:t>
-            </w:r>
-            <w:r>
-              <w:rPr>
                 <w:rFonts w:ascii="Courier New" w:hAnsi="Courier New"/>
-                <w:b/>
-                <w:color w:val="1F497D"/>
-                <w:sz w:val="17"/>
-              </w:rPr>
-              <w:t>BOM-BE-D-03</w:t>
-            </w:r>
-          </w:p>
-          <w:p>
-            <w:pPr>
-              <w:spacing w:after="20"/>
-            </w:pPr>
-            <w:r>
-              <w:rPr>
-                <w:rFonts w:ascii="Courier New" w:hAnsi="Courier New"/>
-                <w:sz w:val="17"/>
-              </w:rPr>
-              <w:t>lockBom</w:t>
-            </w:r>
-            <w:r>
-              <w:rPr>
-                <w:color w:val="373737"/>
-                <w:sz w:val="17"/>
-              </w:rPr>
-              <w:t xml:space="preserve"> mutation</w:t>
-            </w:r>
-          </w:p>
-        </w:tc>
-        <w:tc>
-          <w:tcPr>
-            <w:tcW w:w="1152" w:type="dxa"/>
-          </w:tcPr>
-          <w:p>
-            <w:pPr>
-              <w:spacing w:after="20"/>
-            </w:pPr>
-            <w:r>
-              <w:rPr>
-                <w:color w:val="1E7A34"/>
-                <w:sz w:val="17"/>
-              </w:rPr>
-              <w:t>🟢 Low [XS]</w:t>
-            </w:r>
-          </w:p>
-        </w:tc>
-        <w:tc>
-          <w:tcPr>
-            <w:tcW w:w="1872" w:type="dxa"/>
-          </w:tcPr>
-          <w:p>
-            <w:pPr>
-              <w:spacing w:after="20"/>
-            </w:pPr>
-            <w:r>
-              <w:rPr>
-                <w:color w:val="444444"/>
-                <w:sz w:val="17"/>
-              </w:rPr>
-              <w:t>Mutation</w:t>
-            </w:r>
-          </w:p>
-        </w:tc>
-        <w:tc>
-          <w:tcPr>
-            <w:tcW w:w="1368" w:type="dxa"/>
-          </w:tcPr>
-          <w:p>
-            <w:pPr>
-              <w:spacing w:after="20"/>
-            </w:pPr>
-            <w:r>
-              <w:rPr>
-                <w:color w:val="444444"/>
-                <w:sz w:val="17"/>
-              </w:rPr>
-              <w:t>—</w:t>
-            </w:r>
-          </w:p>
-        </w:tc>
-        <w:tc>
-          <w:tcPr>
-            <w:tcW w:w="5976" w:type="dxa"/>
-          </w:tcPr>
-          <w:p>
-            <w:pPr>
-              <w:spacing w:after="20"/>
-            </w:pPr>
-            <w:r>
-              <w:rPr>
-                <w:b/>
-                <w:color w:val="373737"/>
-                <w:sz w:val="17"/>
-              </w:rPr>
-              <w:t xml:space="preserve">Intent — </w:t>
-            </w:r>
-            <w:r>
-              <w:rPr>
-                <w:color w:val="373737"/>
-                <w:sz w:val="17"/>
-              </w:rPr>
-              <w:t>Locks a BOM so others can't edit it.</w:t>
-            </w:r>
-          </w:p>
-          <w:p>
-            <w:pPr>
-              <w:spacing w:after="20"/>
-            </w:pPr>
-            <w:r>
-              <w:rPr>
-                <w:b/>
-                <w:color w:val="373737"/>
-                <w:sz w:val="17"/>
-              </w:rPr>
-              <w:t xml:space="preserve">Today — </w:t>
-            </w:r>
-            <w:r>
-              <w:rPr>
-                <w:color w:val="373737"/>
-                <w:sz w:val="17"/>
-              </w:rPr>
-              <w:t>PUT …/{bomId}/lock. ignored in DGS</w:t>
-            </w:r>
-          </w:p>
-          <w:p>
-            <w:pPr>
-              <w:spacing w:after="20"/>
-            </w:pPr>
-            <w:r>
-              <w:rPr>
-                <w:b/>
-                <w:color w:val="373737"/>
-                <w:sz w:val="17"/>
-              </w:rPr>
-              <w:t>Done when:</w:t>
+                <w:sz w:val="17"/>
+              </w:rPr>
+              <w:t>manageBomWorkspaces</w:t>
+            </w:r>
+            <w:r>
+              <w:rPr>
+                <w:color w:val="373737"/>
+                <w:sz w:val="17"/>
+              </w:rPr>
+              <w:t xml:space="preserve"> mutation: Returns the updated bom</w:t>
             </w:r>
           </w:p>
           <w:p>
@@ -8974,10 +9836,17 @@
             </w:r>
             <w:r>
               <w:rPr>
-                <w:color w:val="373737"/>
-                <w:sz w:val="17"/>
-              </w:rPr>
-              <w:t xml:space="preserve">PUT to </w:t>
+                <w:rFonts w:ascii="Courier New" w:hAnsi="Courier New"/>
+                <w:sz w:val="17"/>
+              </w:rPr>
+              <w:t>lockBom</w:t>
+            </w:r>
+            <w:r>
+              <w:rPr>
+                <w:color w:val="373737"/>
+                <w:sz w:val="17"/>
+              </w:rPr>
+              <w:t xml:space="preserve"> mutation: PUT to </w:t>
             </w:r>
             <w:r>
               <w:rPr>
@@ -9008,170 +9877,17 @@
             </w:r>
             <w:r>
               <w:rPr>
-                <w:color w:val="373737"/>
-                <w:sz w:val="17"/>
-              </w:rPr>
-              <w:t>404 → null</w:t>
-            </w:r>
-          </w:p>
-        </w:tc>
-      </w:tr>
-      <w:tr>
-        <w:tc>
-          <w:tcPr>
-            <w:shd w:val="clear" w:color="auto" w:fill="F5F8FF"/>
-            <w:tcW w:w="2448" w:type="dxa"/>
-          </w:tcPr>
-          <w:p>
-            <w:pPr>
-              <w:spacing w:after="20"/>
-            </w:pPr>
-            <w:r>
-              <w:rPr>
-                <w:sz w:val="18"/>
-              </w:rPr>
-              <w:t xml:space="preserve">🔶 </w:t>
-            </w:r>
-            <w:r>
-              <w:rPr>
                 <w:rFonts w:ascii="Courier New" w:hAnsi="Courier New"/>
-                <w:b/>
-                <w:color w:val="1F497D"/>
-                <w:sz w:val="17"/>
-              </w:rPr>
-              <w:t>BOM-BE-D-04</w:t>
-            </w:r>
-          </w:p>
-          <w:p>
-            <w:pPr>
-              <w:spacing w:after="20"/>
-            </w:pPr>
-            <w:r>
-              <w:rPr>
-                <w:rFonts w:ascii="Courier New" w:hAnsi="Courier New"/>
-                <w:sz w:val="17"/>
-              </w:rPr>
-              <w:t>unlockBom</w:t>
-            </w:r>
-            <w:r>
-              <w:rPr>
-                <w:color w:val="373737"/>
-                <w:sz w:val="17"/>
-              </w:rPr>
-              <w:t xml:space="preserve"> mutation</w:t>
-            </w:r>
-          </w:p>
-        </w:tc>
-        <w:tc>
-          <w:tcPr>
-            <w:shd w:val="clear" w:color="auto" w:fill="F5F8FF"/>
-            <w:tcW w:w="1152" w:type="dxa"/>
-          </w:tcPr>
-          <w:p>
-            <w:pPr>
-              <w:spacing w:after="20"/>
-            </w:pPr>
-            <w:r>
-              <w:rPr>
-                <w:color w:val="1E7A34"/>
-                <w:sz w:val="17"/>
-              </w:rPr>
-              <w:t>🟢 Low [XS]</w:t>
-            </w:r>
-          </w:p>
-        </w:tc>
-        <w:tc>
-          <w:tcPr>
-            <w:shd w:val="clear" w:color="auto" w:fill="F5F8FF"/>
-            <w:tcW w:w="1872" w:type="dxa"/>
-          </w:tcPr>
-          <w:p>
-            <w:pPr>
-              <w:spacing w:after="20"/>
-            </w:pPr>
-            <w:r>
-              <w:rPr>
-                <w:color w:val="444444"/>
-                <w:sz w:val="17"/>
-              </w:rPr>
-              <w:t>Mutation</w:t>
-            </w:r>
-          </w:p>
-        </w:tc>
-        <w:tc>
-          <w:tcPr>
-            <w:shd w:val="clear" w:color="auto" w:fill="F5F8FF"/>
-            <w:tcW w:w="1368" w:type="dxa"/>
-          </w:tcPr>
-          <w:p>
-            <w:pPr>
-              <w:spacing w:after="20"/>
-            </w:pPr>
-            <w:r>
-              <w:rPr>
-                <w:color w:val="444444"/>
-                <w:sz w:val="17"/>
-              </w:rPr>
-              <w:t>—</w:t>
-            </w:r>
-          </w:p>
-        </w:tc>
-        <w:tc>
-          <w:tcPr>
-            <w:shd w:val="clear" w:color="auto" w:fill="F5F8FF"/>
-            <w:tcW w:w="5976" w:type="dxa"/>
-          </w:tcPr>
-          <w:p>
-            <w:pPr>
-              <w:spacing w:after="20"/>
-            </w:pPr>
-            <w:r>
-              <w:rPr>
-                <w:b/>
-                <w:color w:val="373737"/>
-                <w:sz w:val="17"/>
-              </w:rPr>
-              <w:t xml:space="preserve">Intent — </w:t>
-            </w:r>
-            <w:r>
-              <w:rPr>
-                <w:color w:val="373737"/>
-                <w:sz w:val="17"/>
-              </w:rPr>
-              <w:t>Unlocks a BOM so it can be edited again.</w:t>
-            </w:r>
-          </w:p>
-          <w:p>
-            <w:pPr>
-              <w:spacing w:after="20"/>
-            </w:pPr>
-            <w:r>
-              <w:rPr>
-                <w:b/>
-                <w:color w:val="373737"/>
-                <w:sz w:val="17"/>
-              </w:rPr>
-              <w:t xml:space="preserve">Today — </w:t>
-            </w:r>
-            <w:r>
-              <w:rPr>
-                <w:color w:val="373737"/>
-                <w:sz w:val="17"/>
-              </w:rPr>
-              <w:t>PUT …/{bomId}/unlock</w:t>
-            </w:r>
-          </w:p>
-          <w:p>
-            <w:pPr>
-              <w:spacing w:after="20"/>
-            </w:pPr>
-            <w:r>
-              <w:rPr>
-                <w:b/>
-                <w:color w:val="373737"/>
-                <w:sz w:val="17"/>
-              </w:rPr>
-              <w:t>Done when:</w:t>
+                <w:sz w:val="17"/>
+              </w:rPr>
+              <w:t>lockBom</w:t>
+            </w:r>
+            <w:r>
+              <w:rPr>
+                <w:color w:val="373737"/>
+                <w:sz w:val="17"/>
+              </w:rPr>
+              <w:t xml:space="preserve"> mutation: 404 → null</w:t>
             </w:r>
           </w:p>
           <w:p>
@@ -9188,10 +9904,17 @@
             </w:r>
             <w:r>
               <w:rPr>
-                <w:color w:val="373737"/>
-                <w:sz w:val="17"/>
-              </w:rPr>
-              <w:t xml:space="preserve">PUT to </w:t>
+                <w:rFonts w:ascii="Courier New" w:hAnsi="Courier New"/>
+                <w:sz w:val="17"/>
+              </w:rPr>
+              <w:t>unlockBom</w:t>
+            </w:r>
+            <w:r>
+              <w:rPr>
+                <w:color w:val="373737"/>
+                <w:sz w:val="17"/>
+              </w:rPr>
+              <w:t xml:space="preserve"> mutation: PUT to </w:t>
             </w:r>
             <w:r>
               <w:rPr>
@@ -9222,165 +9945,17 @@
             </w:r>
             <w:r>
               <w:rPr>
-                <w:color w:val="373737"/>
-                <w:sz w:val="17"/>
-              </w:rPr>
-              <w:t>404 → null</w:t>
-            </w:r>
-          </w:p>
-        </w:tc>
-      </w:tr>
-      <w:tr>
-        <w:tc>
-          <w:tcPr>
-            <w:tcW w:w="2448" w:type="dxa"/>
-          </w:tcPr>
-          <w:p>
-            <w:pPr>
-              <w:spacing w:after="20"/>
-            </w:pPr>
-            <w:r>
-              <w:rPr>
-                <w:sz w:val="18"/>
-              </w:rPr>
-              <w:t xml:space="preserve">🔶 </w:t>
-            </w:r>
-            <w:r>
-              <w:rPr>
                 <w:rFonts w:ascii="Courier New" w:hAnsi="Courier New"/>
-                <w:b/>
-                <w:color w:val="1F497D"/>
-                <w:sz w:val="17"/>
-              </w:rPr>
-              <w:t>BOM-BE-D-05</w:t>
-            </w:r>
-          </w:p>
-          <w:p>
-            <w:pPr>
-              <w:spacing w:after="20"/>
-            </w:pPr>
-            <w:r>
-              <w:rPr>
-                <w:rFonts w:ascii="Courier New" w:hAnsi="Courier New"/>
-                <w:sz w:val="17"/>
-              </w:rPr>
-              <w:t>updateBomComponentStatus</w:t>
-            </w:r>
-            <w:r>
-              <w:rPr>
-                <w:color w:val="373737"/>
-                <w:sz w:val="17"/>
-              </w:rPr>
-              <w:t xml:space="preserve"> mutation</w:t>
-            </w:r>
-          </w:p>
-        </w:tc>
-        <w:tc>
-          <w:tcPr>
-            <w:tcW w:w="1152" w:type="dxa"/>
-          </w:tcPr>
-          <w:p>
-            <w:pPr>
-              <w:spacing w:after="20"/>
-            </w:pPr>
-            <w:r>
-              <w:rPr>
-                <w:color w:val="1E7A34"/>
-                <w:sz w:val="17"/>
-              </w:rPr>
-              <w:t>🟢 Low [XS]</w:t>
-            </w:r>
-          </w:p>
-        </w:tc>
-        <w:tc>
-          <w:tcPr>
-            <w:tcW w:w="1872" w:type="dxa"/>
-          </w:tcPr>
-          <w:p>
-            <w:pPr>
-              <w:spacing w:after="20"/>
-            </w:pPr>
-            <w:r>
-              <w:rPr>
-                <w:color w:val="444444"/>
-                <w:sz w:val="17"/>
-              </w:rPr>
-              <w:t>Mutation</w:t>
-            </w:r>
-          </w:p>
-        </w:tc>
-        <w:tc>
-          <w:tcPr>
-            <w:tcW w:w="1368" w:type="dxa"/>
-          </w:tcPr>
-          <w:p>
-            <w:pPr>
-              <w:spacing w:after="20"/>
-            </w:pPr>
-            <w:r>
-              <w:rPr>
-                <w:color w:val="444444"/>
-                <w:sz w:val="17"/>
-              </w:rPr>
-              <w:t>—</w:t>
-            </w:r>
-          </w:p>
-        </w:tc>
-        <w:tc>
-          <w:tcPr>
-            <w:tcW w:w="5976" w:type="dxa"/>
-          </w:tcPr>
-          <w:p>
-            <w:pPr>
-              <w:spacing w:after="20"/>
-            </w:pPr>
-            <w:r>
-              <w:rPr>
-                <w:b/>
-                <w:color w:val="373737"/>
-                <w:sz w:val="17"/>
-              </w:rPr>
-              <w:t xml:space="preserve">Intent — </w:t>
-            </w:r>
-            <w:r>
-              <w:rPr>
-                <w:color w:val="373737"/>
-                <w:sz w:val="17"/>
-              </w:rPr>
-              <w:t>Updates the status of one or more components on a BOM.</w:t>
-            </w:r>
-          </w:p>
-          <w:p>
-            <w:pPr>
-              <w:spacing w:after="20"/>
-            </w:pPr>
-            <w:r>
-              <w:rPr>
-                <w:b/>
-                <w:color w:val="373737"/>
-                <w:sz w:val="17"/>
-              </w:rPr>
-              <w:t xml:space="preserve">Today — </w:t>
-            </w:r>
-            <w:r>
-              <w:rPr>
-                <w:color w:val="373737"/>
-                <w:sz w:val="17"/>
-              </w:rPr>
-              <w:t>PUT …/bom/v1/component_status_update body {productId, ids, status}. No ACL token — the only write without one (every other BOM write obtains one)</w:t>
-            </w:r>
-          </w:p>
-          <w:p>
-            <w:pPr>
-              <w:spacing w:after="20"/>
-            </w:pPr>
-            <w:r>
-              <w:rPr>
-                <w:b/>
-                <w:color w:val="373737"/>
-                <w:sz w:val="17"/>
-              </w:rPr>
-              <w:t>Done when:</w:t>
+                <w:sz w:val="17"/>
+              </w:rPr>
+              <w:t>unlockBom</w:t>
+            </w:r>
+            <w:r>
+              <w:rPr>
+                <w:color w:val="373737"/>
+                <w:sz w:val="17"/>
+              </w:rPr>
+              <w:t xml:space="preserve"> mutation: 404 → null</w:t>
             </w:r>
           </w:p>
           <w:p>
@@ -9397,10 +9972,17 @@
             </w:r>
             <w:r>
               <w:rPr>
-                <w:color w:val="373737"/>
-                <w:sz w:val="17"/>
-              </w:rPr>
-              <w:t xml:space="preserve">PUT sends </w:t>
+                <w:rFonts w:ascii="Courier New" w:hAnsi="Courier New"/>
+                <w:sz w:val="17"/>
+              </w:rPr>
+              <w:t>updateBomComponentStatus</w:t>
+            </w:r>
+            <w:r>
+              <w:rPr>
+                <w:color w:val="373737"/>
+                <w:sz w:val="17"/>
+              </w:rPr>
+              <w:t xml:space="preserve"> mutation: PUT sends </w:t>
             </w:r>
             <w:r>
               <w:rPr>
@@ -9431,10 +10013,17 @@
             </w:r>
             <w:r>
               <w:rPr>
-                <w:color w:val="373737"/>
-                <w:sz w:val="17"/>
-              </w:rPr>
-              <w:t xml:space="preserve">Returns </w:t>
+                <w:rFonts w:ascii="Courier New" w:hAnsi="Courier New"/>
+                <w:sz w:val="17"/>
+              </w:rPr>
+              <w:t>updateBomComponentStatus</w:t>
+            </w:r>
+            <w:r>
+              <w:rPr>
+                <w:color w:val="373737"/>
+                <w:sz w:val="17"/>
+              </w:rPr>
+              <w:t xml:space="preserve"> mutation: Returns </w:t>
             </w:r>
             <w:r>
               <w:rPr>
@@ -10797,7 +11386,7 @@
           <w:color w:val="0A4023"/>
           <w:sz w:val="22"/>
         </w:rPr>
-        <w:t>🧪 Phase G — Field Resolvers &amp; Tests  (15 stories)</w:t>
+        <w:t>🧪 Phase G — Field Resolvers &amp; Tests  (11 stories)</w:t>
       </w:r>
     </w:p>
     <w:tbl>
@@ -11663,7 +12252,49 @@
                 <w:color w:val="373737"/>
                 <w:sz w:val="17"/>
               </w:rPr>
-              <w:t xml:space="preserve"> field resolvers (2 fields)</w:t>
+              <w:t xml:space="preserve"> field resolvers · </w:t>
+            </w:r>
+            <w:r>
+              <w:rPr>
+                <w:rFonts w:ascii="Courier New" w:hAnsi="Courier New"/>
+                <w:sz w:val="17"/>
+              </w:rPr>
+              <w:t>BomFabricMaterial</w:t>
+            </w:r>
+            <w:r>
+              <w:rPr>
+                <w:color w:val="373737"/>
+                <w:sz w:val="17"/>
+              </w:rPr>
+              <w:t xml:space="preserve"> field resolvers · </w:t>
+            </w:r>
+            <w:r>
+              <w:rPr>
+                <w:rFonts w:ascii="Courier New" w:hAnsi="Courier New"/>
+                <w:sz w:val="17"/>
+              </w:rPr>
+              <w:t>BomFabricSpecMaterial</w:t>
+            </w:r>
+            <w:r>
+              <w:rPr>
+                <w:color w:val="373737"/>
+                <w:sz w:val="17"/>
+              </w:rPr>
+              <w:t xml:space="preserve"> field resolvers · </w:t>
+            </w:r>
+            <w:r>
+              <w:rPr>
+                <w:rFonts w:ascii="Courier New" w:hAnsi="Courier New"/>
+                <w:sz w:val="17"/>
+              </w:rPr>
+              <w:t>BomCombinationMaterial</w:t>
+            </w:r>
+            <w:r>
+              <w:rPr>
+                <w:color w:val="373737"/>
+                <w:sz w:val="17"/>
+              </w:rPr>
+              <w:t xml:space="preserve"> field resolvers</w:t>
             </w:r>
           </w:p>
         </w:tc>
@@ -11677,10 +12308,10 @@
             </w:pPr>
             <w:r>
               <w:rPr>
-                <w:color w:val="1E7A34"/>
-                <w:sz w:val="17"/>
-              </w:rPr>
-              <w:t>🟢 Low [XS]</w:t>
+                <w:color w:val="9B7A00"/>
+                <w:sz w:val="17"/>
+              </w:rPr>
+              <w:t>🟡 Medium [M]</w:t>
             </w:r>
           </w:p>
         </w:tc>
@@ -11716,7 +12347,7 @@
                 <w:color w:val="373737"/>
                 <w:sz w:val="16"/>
               </w:rPr>
-              <w:t>tag</w:t>
+              <w:t>tag, search, materialHub, fabric, combination</w:t>
             </w:r>
           </w:p>
         </w:tc>
@@ -11758,7 +12389,7 @@
                 <w:color w:val="373737"/>
                 <w:sz w:val="17"/>
               </w:rPr>
-              <w:t>Resolve a packaging material's impressions and country-of-origin.</w:t>
+              <w:t>Resolve a packaging material's impressions and country-of-origin; Resolve a fabric material's spec/combo, weight and origin; Resolve a fabric-spec material's fields; Resolve a combination material's fields</w:t>
             </w:r>
           </w:p>
           <w:p>
@@ -11778,7 +12409,7 @@
                 <w:color w:val="373737"/>
                 <w:sz w:val="17"/>
               </w:rPr>
-              <w:t>impressionDetails (material.impressions), countryOfOrigin (tag)</w:t>
+              <w:t>impressionDetails (material.impressions), countryOfOrigin (tag). ; libraryResource = search.searchFabricSpecCombos({q:id:${fscId},page:0,size:1}) → content[0] ??…</w:t>
             </w:r>
           </w:p>
           <w:p>
@@ -11811,6 +12442,20 @@
                 <w:rFonts w:ascii="Courier New" w:hAnsi="Courier New"/>
                 <w:sz w:val="17"/>
               </w:rPr>
+              <w:t>BomPackagingMaterial</w:t>
+            </w:r>
+            <w:r>
+              <w:rPr>
+                <w:color w:val="373737"/>
+                <w:sz w:val="17"/>
+              </w:rPr>
+              <w:t xml:space="preserve"> field resolvers: </w:t>
+            </w:r>
+            <w:r>
+              <w:rPr>
+                <w:rFonts w:ascii="Courier New" w:hAnsi="Courier New"/>
+                <w:sz w:val="17"/>
+              </w:rPr>
               <w:t>impressionDetails</w:t>
             </w:r>
             <w:r>
@@ -11838,6 +12483,20 @@
                 <w:rFonts w:ascii="Courier New" w:hAnsi="Courier New"/>
                 <w:sz w:val="17"/>
               </w:rPr>
+              <w:t>BomPackagingMaterial</w:t>
+            </w:r>
+            <w:r>
+              <w:rPr>
+                <w:color w:val="373737"/>
+                <w:sz w:val="17"/>
+              </w:rPr>
+              <w:t xml:space="preserve"> field resolvers: </w:t>
+            </w:r>
+            <w:r>
+              <w:rPr>
+                <w:rFonts w:ascii="Courier New" w:hAnsi="Courier New"/>
+                <w:sz w:val="17"/>
+              </w:rPr>
               <w:t>countryOfOrigin</w:t>
             </w:r>
             <w:r>
@@ -11874,6 +12533,217 @@
                 <w:sz w:val="17"/>
               </w:rPr>
               <w:t>)</w:t>
+            </w:r>
+          </w:p>
+          <w:p>
+            <w:pPr>
+              <w:spacing w:after="20"/>
+              <w:ind w:left="173"/>
+            </w:pPr>
+            <w:r>
+              <w:rPr>
+                <w:color w:val="444444"/>
+                <w:sz w:val="17"/>
+              </w:rPr>
+              <w:t xml:space="preserve">• </w:t>
+            </w:r>
+            <w:r>
+              <w:rPr>
+                <w:rFonts w:ascii="Courier New" w:hAnsi="Courier New"/>
+                <w:sz w:val="17"/>
+              </w:rPr>
+              <w:t>BomFabricMaterial</w:t>
+            </w:r>
+            <w:r>
+              <w:rPr>
+                <w:color w:val="373737"/>
+                <w:sz w:val="17"/>
+              </w:rPr>
+              <w:t xml:space="preserve"> field resolvers: Returns the matched fabricSpecCombo or </w:t>
+            </w:r>
+            <w:r>
+              <w:rPr>
+                <w:rFonts w:ascii="Courier New" w:hAnsi="Courier New"/>
+                <w:sz w:val="17"/>
+              </w:rPr>
+              <w:t>{id}</w:t>
+            </w:r>
+          </w:p>
+          <w:p>
+            <w:pPr>
+              <w:spacing w:after="20"/>
+              <w:ind w:left="173"/>
+            </w:pPr>
+            <w:r>
+              <w:rPr>
+                <w:color w:val="444444"/>
+                <w:sz w:val="17"/>
+              </w:rPr>
+              <w:t xml:space="preserve">• </w:t>
+            </w:r>
+            <w:r>
+              <w:rPr>
+                <w:rFonts w:ascii="Courier New" w:hAnsi="Courier New"/>
+                <w:sz w:val="17"/>
+              </w:rPr>
+              <w:t>BomFabricMaterial</w:t>
+            </w:r>
+            <w:r>
+              <w:rPr>
+                <w:color w:val="373737"/>
+                <w:sz w:val="17"/>
+              </w:rPr>
+              <w:t xml:space="preserve"> field resolvers: </w:t>
+            </w:r>
+            <w:r>
+              <w:rPr>
+                <w:rFonts w:ascii="Courier New" w:hAnsi="Courier New"/>
+                <w:sz w:val="17"/>
+              </w:rPr>
+              <w:t>weight</w:t>
+            </w:r>
+            <w:r>
+              <w:rPr>
+                <w:color w:val="373737"/>
+                <w:sz w:val="17"/>
+              </w:rPr>
+              <w:t>/</w:t>
+            </w:r>
+            <w:r>
+              <w:rPr>
+                <w:rFonts w:ascii="Courier New" w:hAnsi="Courier New"/>
+                <w:sz w:val="17"/>
+              </w:rPr>
+              <w:t>countryOfOrigin</w:t>
+            </w:r>
+            <w:r>
+              <w:rPr>
+                <w:color w:val="373737"/>
+                <w:sz w:val="17"/>
+              </w:rPr>
+              <w:t xml:space="preserve"> as G-03</w:t>
+            </w:r>
+          </w:p>
+          <w:p>
+            <w:pPr>
+              <w:spacing w:after="20"/>
+              <w:ind w:left="173"/>
+            </w:pPr>
+            <w:r>
+              <w:rPr>
+                <w:color w:val="444444"/>
+                <w:sz w:val="17"/>
+              </w:rPr>
+              <w:t xml:space="preserve">• </w:t>
+            </w:r>
+            <w:r>
+              <w:rPr>
+                <w:rFonts w:ascii="Courier New" w:hAnsi="Courier New"/>
+                <w:sz w:val="17"/>
+              </w:rPr>
+              <w:t>BomFabricSpecMaterial</w:t>
+            </w:r>
+            <w:r>
+              <w:rPr>
+                <w:color w:val="373737"/>
+                <w:sz w:val="17"/>
+              </w:rPr>
+              <w:t xml:space="preserve"> field resolvers: Returns fabric spec or </w:t>
+            </w:r>
+            <w:r>
+              <w:rPr>
+                <w:rFonts w:ascii="Courier New" w:hAnsi="Courier New"/>
+                <w:sz w:val="17"/>
+              </w:rPr>
+              <w:t>{id}</w:t>
+            </w:r>
+          </w:p>
+          <w:p>
+            <w:pPr>
+              <w:spacing w:after="20"/>
+              <w:ind w:left="173"/>
+            </w:pPr>
+            <w:r>
+              <w:rPr>
+                <w:color w:val="444444"/>
+                <w:sz w:val="17"/>
+              </w:rPr>
+              <w:t xml:space="preserve">• </w:t>
+            </w:r>
+            <w:r>
+              <w:rPr>
+                <w:rFonts w:ascii="Courier New" w:hAnsi="Courier New"/>
+                <w:sz w:val="17"/>
+              </w:rPr>
+              <w:t>BomFabricSpecMaterial</w:t>
+            </w:r>
+            <w:r>
+              <w:rPr>
+                <w:color w:val="373737"/>
+                <w:sz w:val="17"/>
+              </w:rPr>
+              <w:t xml:space="preserve"> field resolvers: weight/countryOfOrigin as G-03</w:t>
+            </w:r>
+          </w:p>
+          <w:p>
+            <w:pPr>
+              <w:spacing w:after="20"/>
+              <w:ind w:left="173"/>
+            </w:pPr>
+            <w:r>
+              <w:rPr>
+                <w:color w:val="444444"/>
+                <w:sz w:val="17"/>
+              </w:rPr>
+              <w:t xml:space="preserve">• </w:t>
+            </w:r>
+            <w:r>
+              <w:rPr>
+                <w:rFonts w:ascii="Courier New" w:hAnsi="Courier New"/>
+                <w:sz w:val="17"/>
+              </w:rPr>
+              <w:t>BomCombinationMaterial</w:t>
+            </w:r>
+            <w:r>
+              <w:rPr>
+                <w:color w:val="373737"/>
+                <w:sz w:val="17"/>
+              </w:rPr>
+              <w:t xml:space="preserve"> field resolvers: Returns combination or </w:t>
+            </w:r>
+            <w:r>
+              <w:rPr>
+                <w:rFonts w:ascii="Courier New" w:hAnsi="Courier New"/>
+                <w:sz w:val="17"/>
+              </w:rPr>
+              <w:t>{id}</w:t>
+            </w:r>
+          </w:p>
+          <w:p>
+            <w:pPr>
+              <w:spacing w:after="20"/>
+              <w:ind w:left="173"/>
+            </w:pPr>
+            <w:r>
+              <w:rPr>
+                <w:color w:val="444444"/>
+                <w:sz w:val="17"/>
+              </w:rPr>
+              <w:t xml:space="preserve">• </w:t>
+            </w:r>
+            <w:r>
+              <w:rPr>
+                <w:rFonts w:ascii="Courier New" w:hAnsi="Courier New"/>
+                <w:sz w:val="17"/>
+              </w:rPr>
+              <w:t>BomCombinationMaterial</w:t>
+            </w:r>
+            <w:r>
+              <w:rPr>
+                <w:color w:val="373737"/>
+                <w:sz w:val="17"/>
+              </w:rPr>
+              <w:t xml:space="preserve"> field resolvers: weight/countryOfOrigin as G-03</w:t>
             </w:r>
           </w:p>
         </w:tc>
@@ -11918,7 +12788,7 @@
                 <w:color w:val="1F497D"/>
                 <w:sz w:val="17"/>
               </w:rPr>
-              <w:t>BOM-BE-G-05</w:t>
+              <w:t>BOM-BE-G-08</w:t>
             </w:r>
           </w:p>
           <w:p>
@@ -11930,14 +12800,14 @@
                 <w:rFonts w:ascii="Courier New" w:hAnsi="Courier New"/>
                 <w:sz w:val="17"/>
               </w:rPr>
-              <w:t>BomFabricMaterial</w:t>
-            </w:r>
-            <w:r>
-              <w:rPr>
-                <w:color w:val="373737"/>
-                <w:sz w:val="17"/>
-              </w:rPr>
-              <w:t xml:space="preserve"> field resolvers (4 fields)</w:t>
+              <w:t>BomTrimMaterial</w:t>
+            </w:r>
+            <w:r>
+              <w:rPr>
+                <w:color w:val="373737"/>
+                <w:sz w:val="17"/>
+              </w:rPr>
+              <w:t xml:space="preserve"> field resolvers (7 fields) — trim size dispatchers</w:t>
             </w:r>
           </w:p>
         </w:tc>
@@ -11952,10 +12822,10 @@
             </w:pPr>
             <w:r>
               <w:rPr>
-                <w:color w:val="1E7A34"/>
-                <w:sz w:val="17"/>
-              </w:rPr>
-              <w:t>🟢 Low [XS]</w:t>
+                <w:color w:val="D35400"/>
+                <w:sz w:val="17"/>
+              </w:rPr>
+              <w:t>🟠 High [L]</w:t>
             </w:r>
           </w:p>
         </w:tc>
@@ -11992,7 +12862,7 @@
                 <w:color w:val="373737"/>
                 <w:sz w:val="16"/>
               </w:rPr>
-              <w:t>search, tag, materialHub</w:t>
+              <w:t>trim, location, tag</w:t>
             </w:r>
           </w:p>
         </w:tc>
@@ -12036,7 +12906,7 @@
                 <w:color w:val="373737"/>
                 <w:sz w:val="17"/>
               </w:rPr>
-              <w:t>Resolve a fabric material's spec/combo, weight and origin.</w:t>
+              <w:t>Resolve a trim material's fields, including the per-trim-type size dispatch.</w:t>
             </w:r>
           </w:p>
           <w:p>
@@ -12056,7 +12926,7 @@
                 <w:color w:val="373737"/>
                 <w:sz w:val="17"/>
               </w:rPr>
-              <w:t>libraryResource = search.searchFabricSpecCombos({q:id:${fscId},page:0,size:1}) → content[0] ?? {id:fscId}; weight (H1), countryOfOrigin, impressionDetails…</w:t>
+              <w:t>- libraryResource = trim.getTrimBatch. - materialLibraryUom = trim UoMs, find by materialLibraryUomId.toString() (preserve int→string coercion). - sizeValue = reload…</w:t>
             </w:r>
           </w:p>
           <w:p>
@@ -12086,17 +12956,31 @@
             </w:r>
             <w:r>
               <w:rPr>
-                <w:color w:val="373737"/>
-                <w:sz w:val="17"/>
-              </w:rPr>
-              <w:t xml:space="preserve">Returns the matched fabricSpecCombo or </w:t>
-            </w:r>
-            <w:r>
-              <w:rPr>
                 <w:rFonts w:ascii="Courier New" w:hAnsi="Courier New"/>
                 <w:sz w:val="17"/>
               </w:rPr>
-              <w:t>{id}</w:t>
+              <w:t>sizeValue</w:t>
+            </w:r>
+            <w:r>
+              <w:rPr>
+                <w:color w:val="373737"/>
+                <w:sz w:val="17"/>
+              </w:rPr>
+              <w:t xml:space="preserve"> matches </w:t>
+            </w:r>
+            <w:r>
+              <w:rPr>
+                <w:rFonts w:ascii="Courier New" w:hAnsi="Courier New"/>
+                <w:sz w:val="17"/>
+              </w:rPr>
+              <w:t>getTrimSizeValue</w:t>
+            </w:r>
+            <w:r>
+              <w:rPr>
+                <w:color w:val="373737"/>
+                <w:sz w:val="17"/>
+              </w:rPr>
+              <w:t xml:space="preserve"> for all 15 trim types (parity table) incl. THREAD/LABEL subtype branches</w:t>
             </w:r>
           </w:p>
           <w:p>
@@ -12116,28 +13000,102 @@
                 <w:rFonts w:ascii="Courier New" w:hAnsi="Courier New"/>
                 <w:sz w:val="17"/>
               </w:rPr>
-              <w:t>weight</w:t>
-            </w:r>
-            <w:r>
-              <w:rPr>
-                <w:color w:val="373737"/>
-                <w:sz w:val="17"/>
-              </w:rPr>
-              <w:t>/</w:t>
+              <w:t>sizeCaption</w:t>
+            </w:r>
+            <w:r>
+              <w:rPr>
+                <w:color w:val="373737"/>
+                <w:sz w:val="17"/>
+              </w:rPr>
+              <w:t xml:space="preserve"> returns the correct </w:t>
             </w:r>
             <w:r>
               <w:rPr>
                 <w:rFonts w:ascii="Courier New" w:hAnsi="Courier New"/>
                 <w:sz w:val="17"/>
               </w:rPr>
-              <w:t>countryOfOrigin</w:t>
-            </w:r>
-            <w:r>
-              <w:rPr>
-                <w:color w:val="373737"/>
-                <w:sz w:val="17"/>
-              </w:rPr>
-              <w:t xml:space="preserve"> as G-03</w:t>
+              <w:t>{edit,view}</w:t>
+            </w:r>
+            <w:r>
+              <w:rPr>
+                <w:color w:val="373737"/>
+                <w:sz w:val="17"/>
+              </w:rPr>
+              <w:t xml:space="preserve"> per type incl. compatible-size and finished-size cases</w:t>
+            </w:r>
+          </w:p>
+          <w:p>
+            <w:pPr>
+              <w:spacing w:after="20"/>
+              <w:ind w:left="173"/>
+            </w:pPr>
+            <w:r>
+              <w:rPr>
+                <w:color w:val="444444"/>
+                <w:sz w:val="17"/>
+              </w:rPr>
+              <w:t xml:space="preserve">• </w:t>
+            </w:r>
+            <w:r>
+              <w:rPr>
+                <w:rFonts w:ascii="Courier New" w:hAnsi="Courier New"/>
+                <w:sz w:val="17"/>
+              </w:rPr>
+              <w:t>materialLibraryUom</w:t>
+            </w:r>
+            <w:r>
+              <w:rPr>
+                <w:color w:val="373737"/>
+                <w:sz w:val="17"/>
+              </w:rPr>
+              <w:t xml:space="preserve"> matches via string-coerced code</w:t>
+            </w:r>
+          </w:p>
+          <w:p>
+            <w:pPr>
+              <w:spacing w:after="20"/>
+              <w:ind w:left="173"/>
+            </w:pPr>
+            <w:r>
+              <w:rPr>
+                <w:color w:val="444444"/>
+                <w:sz w:val="17"/>
+              </w:rPr>
+              <w:t xml:space="preserve">• </w:t>
+            </w:r>
+            <w:r>
+              <w:rPr>
+                <w:rFonts w:ascii="Courier New" w:hAnsi="Courier New"/>
+                <w:sz w:val="17"/>
+              </w:rPr>
+              <w:t>facilityName</w:t>
+            </w:r>
+            <w:r>
+              <w:rPr>
+                <w:color w:val="373737"/>
+                <w:sz w:val="17"/>
+              </w:rPr>
+              <w:t xml:space="preserve"> returns the pre-set value if present, else the resolved VMM facility name</w:t>
+            </w:r>
+          </w:p>
+          <w:p>
+            <w:pPr>
+              <w:spacing w:after="20"/>
+              <w:ind w:left="173"/>
+            </w:pPr>
+            <w:r>
+              <w:rPr>
+                <w:color w:val="444444"/>
+                <w:sz w:val="17"/>
+              </w:rPr>
+              <w:t xml:space="preserve">• </w:t>
+            </w:r>
+            <w:r>
+              <w:rPr>
+                <w:color w:val="373737"/>
+                <w:sz w:val="17"/>
+              </w:rPr>
+              <w:t>Trim is fetched once per material (one REST call)</w:t>
             </w:r>
           </w:p>
         </w:tc>
@@ -12152,10 +13110,120 @@
             </w:pPr>
             <w:r>
               <w:rPr>
-                <w:color w:val="444444"/>
-                <w:sz w:val="17"/>
-              </w:rPr>
-              <w:t>—</w:t>
+                <w:sz w:val="17"/>
+              </w:rPr>
+              <w:t xml:space="preserve">☐  </w:t>
+            </w:r>
+            <w:r>
+              <w:rPr>
+                <w:color w:val="373737"/>
+                <w:sz w:val="17"/>
+              </w:rPr>
+              <w:t xml:space="preserve">Unit: 15 trim-type </w:t>
+            </w:r>
+            <w:r>
+              <w:rPr>
+                <w:rFonts w:ascii="Courier New" w:hAnsi="Courier New"/>
+                <w:sz w:val="17"/>
+              </w:rPr>
+              <w:t>sizeValue</w:t>
+            </w:r>
+            <w:r>
+              <w:rPr>
+                <w:color w:val="373737"/>
+                <w:sz w:val="17"/>
+              </w:rPr>
+              <w:t xml:space="preserve"> cases</w:t>
+            </w:r>
+          </w:p>
+          <w:p>
+            <w:pPr>
+              <w:spacing w:after="20"/>
+            </w:pPr>
+            <w:r>
+              <w:rPr>
+                <w:sz w:val="17"/>
+              </w:rPr>
+              <w:t xml:space="preserve">☐  </w:t>
+            </w:r>
+            <w:r>
+              <w:rPr>
+                <w:color w:val="373737"/>
+                <w:sz w:val="17"/>
+              </w:rPr>
+              <w:t>Unit: caption edit/view per type</w:t>
+            </w:r>
+          </w:p>
+          <w:p>
+            <w:pPr>
+              <w:spacing w:after="20"/>
+            </w:pPr>
+            <w:r>
+              <w:rPr>
+                <w:sz w:val="17"/>
+              </w:rPr>
+              <w:t xml:space="preserve">☐  </w:t>
+            </w:r>
+            <w:r>
+              <w:rPr>
+                <w:color w:val="373737"/>
+                <w:sz w:val="17"/>
+              </w:rPr>
+              <w:t>Unit: UoM string coercion</w:t>
+            </w:r>
+          </w:p>
+          <w:p>
+            <w:pPr>
+              <w:spacing w:after="20"/>
+            </w:pPr>
+            <w:r>
+              <w:rPr>
+                <w:sz w:val="17"/>
+              </w:rPr>
+              <w:t xml:space="preserve">☐  </w:t>
+            </w:r>
+            <w:r>
+              <w:rPr>
+                <w:color w:val="373737"/>
+                <w:sz w:val="17"/>
+              </w:rPr>
+              <w:t>Unit: facilityName pre-set vs resolved</w:t>
+            </w:r>
+          </w:p>
+          <w:p>
+            <w:pPr>
+              <w:spacing w:after="20"/>
+            </w:pPr>
+            <w:r>
+              <w:rPr>
+                <w:sz w:val="17"/>
+              </w:rPr>
+              <w:t xml:space="preserve">☐  </w:t>
+            </w:r>
+            <w:r>
+              <w:rPr>
+                <w:color w:val="373737"/>
+                <w:sz w:val="17"/>
+              </w:rPr>
+              <w:t>Unit: single trim fetch</w:t>
+            </w:r>
+          </w:p>
+          <w:p>
+            <w:pPr>
+              <w:spacing w:after="20"/>
+            </w:pPr>
+            <w:r>
+              <w:rPr>
+                <w:sz w:val="17"/>
+              </w:rPr>
+              <w:t xml:space="preserve">☐  </w:t>
+            </w:r>
+            <w:r>
+              <w:rPr>
+                <w:color w:val="373737"/>
+                <w:sz w:val="17"/>
+              </w:rPr>
+              <w:t>Parity: recorded trim fixtures</w:t>
             </w:r>
           </w:p>
         </w:tc>
@@ -12182,7 +13250,7 @@
                 <w:color w:val="1F497D"/>
                 <w:sz w:val="17"/>
               </w:rPr>
-              <w:t>BOM-BE-G-06</w:t>
+              <w:t>BOM-BE-G-09</w:t>
             </w:r>
           </w:p>
           <w:p>
@@ -12194,14 +13262,14 @@
                 <w:rFonts w:ascii="Courier New" w:hAnsi="Courier New"/>
                 <w:sz w:val="17"/>
               </w:rPr>
-              <w:t>BomFabricSpecMaterial</w:t>
-            </w:r>
-            <w:r>
-              <w:rPr>
-                <w:color w:val="373737"/>
-                <w:sz w:val="17"/>
-              </w:rPr>
-              <w:t xml:space="preserve"> field resolvers (4 fields)</w:t>
+              <w:t>BomWashMaterial</w:t>
+            </w:r>
+            <w:r>
+              <w:rPr>
+                <w:color w:val="373737"/>
+                <w:sz w:val="17"/>
+              </w:rPr>
+              <w:t xml:space="preserve"> field resolvers · Trivial pass-through fields</w:t>
             </w:r>
           </w:p>
         </w:tc>
@@ -12254,7 +13322,7 @@
                 <w:color w:val="373737"/>
                 <w:sz w:val="16"/>
               </w:rPr>
-              <w:t>fabric, tag, materialHub</w:t>
+              <w:t>wash, tag, materialHub</w:t>
             </w:r>
           </w:p>
         </w:tc>
@@ -12296,7 +13364,7 @@
                 <w:color w:val="373737"/>
                 <w:sz w:val="17"/>
               </w:rPr>
-              <w:t>Resolve a fabric-spec material's fields.</w:t>
+              <w:t>Resolve a wash material's fields; Resolve the trivial computed / pass-through fields (no service call)</w:t>
             </w:r>
           </w:p>
           <w:p>
@@ -12316,7 +13384,7 @@
                 <w:color w:val="373737"/>
                 <w:sz w:val="17"/>
               </w:rPr>
-              <w:t>libraryResource = fabric.getSpecificationByID ?? {id}; weight, countryOfOrigin, impressionDetails. - EXT: fabric, materialHub; tag</w:t>
+              <w:t>libraryResource = wash.getWash(jwt) ?? {id}; weight, countryOfOrigin, impressionDetails. ACL context: wash uses a capability token; ignore in impl. ; the only allowed…</w:t>
             </w:r>
           </w:p>
           <w:p>
@@ -12346,10 +13414,17 @@
             </w:r>
             <w:r>
               <w:rPr>
-                <w:color w:val="373737"/>
-                <w:sz w:val="17"/>
-              </w:rPr>
-              <w:t xml:space="preserve">Returns fabric spec or </w:t>
+                <w:rFonts w:ascii="Courier New" w:hAnsi="Courier New"/>
+                <w:sz w:val="17"/>
+              </w:rPr>
+              <w:t>BomWashMaterial</w:t>
+            </w:r>
+            <w:r>
+              <w:rPr>
+                <w:color w:val="373737"/>
+                <w:sz w:val="17"/>
+              </w:rPr>
+              <w:t xml:space="preserve"> field resolvers: Returns wash or </w:t>
             </w:r>
             <w:r>
               <w:rPr>
@@ -12373,10 +13448,153 @@
             </w:r>
             <w:r>
               <w:rPr>
-                <w:color w:val="373737"/>
-                <w:sz w:val="17"/>
-              </w:rPr>
-              <w:t>weight/countryOfOrigin as G-03</w:t>
+                <w:rFonts w:ascii="Courier New" w:hAnsi="Courier New"/>
+                <w:sz w:val="17"/>
+              </w:rPr>
+              <w:t>BomWashMaterial</w:t>
+            </w:r>
+            <w:r>
+              <w:rPr>
+                <w:color w:val="373737"/>
+                <w:sz w:val="17"/>
+              </w:rPr>
+              <w:t xml:space="preserve"> field resolvers: weight/countryOfOrigin as G-03</w:t>
+            </w:r>
+          </w:p>
+          <w:p>
+            <w:pPr>
+              <w:spacing w:after="20"/>
+              <w:ind w:left="173"/>
+            </w:pPr>
+            <w:r>
+              <w:rPr>
+                <w:color w:val="444444"/>
+                <w:sz w:val="17"/>
+              </w:rPr>
+              <w:t xml:space="preserve">• </w:t>
+            </w:r>
+            <w:r>
+              <w:rPr>
+                <w:color w:val="373737"/>
+                <w:sz w:val="17"/>
+              </w:rPr>
+              <w:t xml:space="preserve">Trivial pass-through fields: </w:t>
+            </w:r>
+            <w:r>
+              <w:rPr>
+                <w:rFonts w:ascii="Courier New" w:hAnsi="Courier New"/>
+                <w:sz w:val="17"/>
+              </w:rPr>
+              <w:t>BomMaterialType.id</w:t>
+            </w:r>
+            <w:r>
+              <w:rPr>
+                <w:color w:val="373737"/>
+                <w:sz w:val="17"/>
+              </w:rPr>
+              <w:t xml:space="preserve"> = </w:t>
+            </w:r>
+            <w:r>
+              <w:rPr>
+                <w:rFonts w:ascii="Courier New" w:hAnsi="Courier New"/>
+                <w:sz w:val="17"/>
+              </w:rPr>
+              <w:t>code_description</w:t>
+            </w:r>
+          </w:p>
+          <w:p>
+            <w:pPr>
+              <w:spacing w:after="20"/>
+              <w:ind w:left="173"/>
+            </w:pPr>
+            <w:r>
+              <w:rPr>
+                <w:color w:val="444444"/>
+                <w:sz w:val="17"/>
+              </w:rPr>
+              <w:t xml:space="preserve">• </w:t>
+            </w:r>
+            <w:r>
+              <w:rPr>
+                <w:color w:val="373737"/>
+                <w:sz w:val="17"/>
+              </w:rPr>
+              <w:t xml:space="preserve">Trivial pass-through fields: </w:t>
+            </w:r>
+            <w:r>
+              <w:rPr>
+                <w:rFonts w:ascii="Courier New" w:hAnsi="Courier New"/>
+                <w:sz w:val="17"/>
+              </w:rPr>
+              <w:t>impressionDetails</w:t>
+            </w:r>
+            <w:r>
+              <w:rPr>
+                <w:color w:val="373737"/>
+                <w:sz w:val="17"/>
+              </w:rPr>
+              <w:t xml:space="preserve"> maps from </w:t>
+            </w:r>
+            <w:r>
+              <w:rPr>
+                <w:rFonts w:ascii="Courier New" w:hAnsi="Courier New"/>
+                <w:sz w:val="17"/>
+              </w:rPr>
+              <w:t>impressions</w:t>
+            </w:r>
+          </w:p>
+          <w:p>
+            <w:pPr>
+              <w:spacing w:after="20"/>
+              <w:ind w:left="173"/>
+            </w:pPr>
+            <w:r>
+              <w:rPr>
+                <w:color w:val="444444"/>
+                <w:sz w:val="17"/>
+              </w:rPr>
+              <w:t xml:space="preserve">• </w:t>
+            </w:r>
+            <w:r>
+              <w:rPr>
+                <w:color w:val="373737"/>
+                <w:sz w:val="17"/>
+              </w:rPr>
+              <w:t xml:space="preserve">Trivial pass-through fields: </w:t>
+            </w:r>
+            <w:r>
+              <w:rPr>
+                <w:rFonts w:ascii="Courier New" w:hAnsi="Courier New"/>
+                <w:sz w:val="17"/>
+              </w:rPr>
+              <w:t>libraryResourceId</w:t>
+            </w:r>
+            <w:r>
+              <w:rPr>
+                <w:color w:val="373737"/>
+                <w:sz w:val="17"/>
+              </w:rPr>
+              <w:t xml:space="preserve"> from nested id</w:t>
+            </w:r>
+          </w:p>
+          <w:p>
+            <w:pPr>
+              <w:spacing w:after="20"/>
+              <w:ind w:left="173"/>
+            </w:pPr>
+            <w:r>
+              <w:rPr>
+                <w:color w:val="444444"/>
+                <w:sz w:val="17"/>
+              </w:rPr>
+              <w:t xml:space="preserve">• </w:t>
+            </w:r>
+            <w:r>
+              <w:rPr>
+                <w:color w:val="373737"/>
+                <w:sz w:val="17"/>
+              </w:rPr>
+              <w:t>Trivial pass-through fields: No EXT calls</w:t>
             </w:r>
           </w:p>
         </w:tc>
@@ -12421,7 +13639,7 @@
                 <w:color w:val="1F497D"/>
                 <w:sz w:val="17"/>
               </w:rPr>
-              <w:t>BOM-BE-G-07</w:t>
+              <w:t>BOM-BE-G-10</w:t>
             </w:r>
           </w:p>
           <w:p>
@@ -12430,17 +13648,24 @@
             </w:pPr>
             <w:r>
               <w:rPr>
+                <w:color w:val="373737"/>
+                <w:sz w:val="17"/>
+              </w:rPr>
+              <w:t xml:space="preserve">Impression library-resource resolution (shared internal/external branch + </w:t>
+            </w:r>
+            <w:r>
+              <w:rPr>
                 <w:rFonts w:ascii="Courier New" w:hAnsi="Courier New"/>
                 <w:sz w:val="17"/>
               </w:rPr>
-              <w:t>BomCombinationMaterial</w:t>
-            </w:r>
-            <w:r>
-              <w:rPr>
-                <w:color w:val="373737"/>
-                <w:sz w:val="17"/>
-              </w:rPr>
-              <w:t xml:space="preserve"> field resolvers (4 fields)</w:t>
+              <w:t>MaterialDataLoader</w:t>
+            </w:r>
+            <w:r>
+              <w:rPr>
+                <w:color w:val="373737"/>
+                <w:sz w:val="17"/>
+              </w:rPr>
+              <w:t>)</w:t>
             </w:r>
           </w:p>
         </w:tc>
@@ -12455,10 +13680,10 @@
             </w:pPr>
             <w:r>
               <w:rPr>
-                <w:color w:val="1E7A34"/>
-                <w:sz w:val="17"/>
-              </w:rPr>
-              <w:t>🟢 Low [XS]</w:t>
+                <w:color w:val="D35400"/>
+                <w:sz w:val="17"/>
+              </w:rPr>
+              <w:t>🟠 High [L]</w:t>
             </w:r>
           </w:p>
         </w:tc>
@@ -12495,7 +13720,7 @@
                 <w:color w:val="373737"/>
                 <w:sz w:val="16"/>
               </w:rPr>
-              <w:t>combination, tag, materialHub</w:t>
+              <w:t>search</w:t>
             </w:r>
           </w:p>
         </w:tc>
@@ -12539,7 +13764,7 @@
                 <w:color w:val="373737"/>
                 <w:sz w:val="17"/>
               </w:rPr>
-              <w:t>Resolve a combination material's fields.</w:t>
+              <w:t>Resolve an impression's colour/library links, branching on internal vs external caller.</w:t>
             </w:r>
           </w:p>
           <w:p>
@@ -12559,7 +13784,7 @@
                 <w:color w:val="373737"/>
                 <w:sz w:val="17"/>
               </w:rPr>
-              <w:t>libraryResource = combination.getById ?? {id}; weight, countryOfOrigin</w:t>
+              <w:t>resolving "what material does this impression's color/library field - point to" needs to behave differently depending on who's asking. - An internal user gets the…</w:t>
             </w:r>
           </w:p>
           <w:p>
@@ -12592,14 +13817,21 @@
                 <w:color w:val="373737"/>
                 <w:sz w:val="17"/>
               </w:rPr>
-              <w:t xml:space="preserve">Returns combination or </w:t>
+              <w:t xml:space="preserve">Internal path resolves </w:t>
             </w:r>
             <w:r>
               <w:rPr>
                 <w:rFonts w:ascii="Courier New" w:hAnsi="Courier New"/>
                 <w:sz w:val="17"/>
               </w:rPr>
-              <w:t>{id}</w:t>
+              <w:t>libraryResource</w:t>
+            </w:r>
+            <w:r>
+              <w:rPr>
+                <w:color w:val="373737"/>
+                <w:sz w:val="17"/>
+              </w:rPr>
+              <w:t xml:space="preserve"> via material-by-id; external path via proxy-id search</w:t>
             </w:r>
           </w:p>
           <w:p>
@@ -12616,10 +13848,140 @@
             </w:r>
             <w:r>
               <w:rPr>
-                <w:color w:val="373737"/>
-                <w:sz w:val="17"/>
-              </w:rPr>
-              <w:t>weight/countryOfOrigin as G-03</w:t>
+                <w:rFonts w:ascii="Courier New" w:hAnsi="Courier New"/>
+                <w:sz w:val="17"/>
+              </w:rPr>
+              <w:t>bomIds</w:t>
+            </w:r>
+            <w:r>
+              <w:rPr>
+                <w:color w:val="373737"/>
+                <w:sz w:val="17"/>
+              </w:rPr>
+              <w:t xml:space="preserve"> come from DGS local context, not field args (the fragile </w:t>
+            </w:r>
+            <w:r>
+              <w:rPr>
+                <w:rFonts w:ascii="Courier New" w:hAnsi="Courier New"/>
+                <w:sz w:val="17"/>
+              </w:rPr>
+              <w:t>args.ids</w:t>
+            </w:r>
+            <w:r>
+              <w:rPr>
+                <w:color w:val="373737"/>
+                <w:sz w:val="17"/>
+              </w:rPr>
+              <w:t xml:space="preserve"> contract is removed)</w:t>
+            </w:r>
+          </w:p>
+          <w:p>
+            <w:pPr>
+              <w:spacing w:after="20"/>
+              <w:ind w:left="173"/>
+            </w:pPr>
+            <w:r>
+              <w:rPr>
+                <w:color w:val="444444"/>
+                <w:sz w:val="17"/>
+              </w:rPr>
+              <w:t xml:space="preserve">• </w:t>
+            </w:r>
+            <w:r>
+              <w:rPr>
+                <w:color w:val="373737"/>
+                <w:sz w:val="17"/>
+              </w:rPr>
+              <w:t xml:space="preserve">Missing </w:t>
+            </w:r>
+            <w:r>
+              <w:rPr>
+                <w:rFonts w:ascii="Courier New" w:hAnsi="Courier New"/>
+                <w:sz w:val="17"/>
+              </w:rPr>
+              <w:t>libraryResource.id</w:t>
+            </w:r>
+            <w:r>
+              <w:rPr>
+                <w:color w:val="373737"/>
+                <w:sz w:val="17"/>
+              </w:rPr>
+              <w:t xml:space="preserve"> → null</w:t>
+            </w:r>
+          </w:p>
+          <w:p>
+            <w:pPr>
+              <w:spacing w:after="20"/>
+              <w:ind w:left="173"/>
+            </w:pPr>
+            <w:r>
+              <w:rPr>
+                <w:color w:val="444444"/>
+                <w:sz w:val="17"/>
+              </w:rPr>
+              <w:t xml:space="preserve">• </w:t>
+            </w:r>
+            <w:r>
+              <w:rPr>
+                <w:color w:val="373737"/>
+                <w:sz w:val="17"/>
+              </w:rPr>
+              <w:t>5 color fields resolve via batched material loader</w:t>
+            </w:r>
+          </w:p>
+          <w:p>
+            <w:pPr>
+              <w:spacing w:after="20"/>
+              <w:ind w:left="173"/>
+            </w:pPr>
+            <w:r>
+              <w:rPr>
+                <w:color w:val="444444"/>
+                <w:sz w:val="17"/>
+              </w:rPr>
+              <w:t xml:space="preserve">• </w:t>
+            </w:r>
+            <w:r>
+              <w:rPr>
+                <w:rFonts w:ascii="Courier New" w:hAnsi="Courier New"/>
+                <w:sz w:val="17"/>
+              </w:rPr>
+              <w:t>G-11</w:t>
+            </w:r>
+            <w:r>
+              <w:rPr>
+                <w:color w:val="373737"/>
+                <w:sz w:val="17"/>
+              </w:rPr>
+              <w:t>/</w:t>
+            </w:r>
+            <w:r>
+              <w:rPr>
+                <w:rFonts w:ascii="Courier New" w:hAnsi="Courier New"/>
+                <w:sz w:val="17"/>
+              </w:rPr>
+              <w:t>G-12</w:t>
+            </w:r>
+            <w:r>
+              <w:rPr>
+                <w:color w:val="373737"/>
+                <w:sz w:val="17"/>
+              </w:rPr>
+              <w:t>/</w:t>
+            </w:r>
+            <w:r>
+              <w:rPr>
+                <w:rFonts w:ascii="Courier New" w:hAnsi="Courier New"/>
+                <w:sz w:val="17"/>
+              </w:rPr>
+              <w:t>G-13</w:t>
+            </w:r>
+            <w:r>
+              <w:rPr>
+                <w:color w:val="373737"/>
+                <w:sz w:val="17"/>
+              </w:rPr>
+              <w:t xml:space="preserve"> call this shared service rather than re-implementing the branch</w:t>
             </w:r>
           </w:p>
         </w:tc>
@@ -12634,10 +13996,88 @@
             </w:pPr>
             <w:r>
               <w:rPr>
-                <w:color w:val="444444"/>
-                <w:sz w:val="17"/>
-              </w:rPr>
-              <w:t>—</w:t>
+                <w:sz w:val="17"/>
+              </w:rPr>
+              <w:t xml:space="preserve">☐  </w:t>
+            </w:r>
+            <w:r>
+              <w:rPr>
+                <w:color w:val="373737"/>
+                <w:sz w:val="17"/>
+              </w:rPr>
+              <w:t>Unit: internal branch</w:t>
+            </w:r>
+          </w:p>
+          <w:p>
+            <w:pPr>
+              <w:spacing w:after="20"/>
+            </w:pPr>
+            <w:r>
+              <w:rPr>
+                <w:sz w:val="17"/>
+              </w:rPr>
+              <w:t xml:space="preserve">☐  </w:t>
+            </w:r>
+            <w:r>
+              <w:rPr>
+                <w:color w:val="373737"/>
+                <w:sz w:val="17"/>
+              </w:rPr>
+              <w:t>Unit: external branch (proxyIds)</w:t>
+            </w:r>
+          </w:p>
+          <w:p>
+            <w:pPr>
+              <w:spacing w:after="20"/>
+            </w:pPr>
+            <w:r>
+              <w:rPr>
+                <w:sz w:val="17"/>
+              </w:rPr>
+              <w:t xml:space="preserve">☐  </w:t>
+            </w:r>
+            <w:r>
+              <w:rPr>
+                <w:color w:val="373737"/>
+                <w:sz w:val="17"/>
+              </w:rPr>
+              <w:t>Unit: null id</w:t>
+            </w:r>
+          </w:p>
+          <w:p>
+            <w:pPr>
+              <w:spacing w:after="20"/>
+            </w:pPr>
+            <w:r>
+              <w:rPr>
+                <w:sz w:val="17"/>
+              </w:rPr>
+              <w:t xml:space="preserve">☐  </w:t>
+            </w:r>
+            <w:r>
+              <w:rPr>
+                <w:color w:val="373737"/>
+                <w:sz w:val="17"/>
+              </w:rPr>
+              <w:t>Unit: color batch</w:t>
+            </w:r>
+          </w:p>
+          <w:p>
+            <w:pPr>
+              <w:spacing w:after="20"/>
+            </w:pPr>
+            <w:r>
+              <w:rPr>
+                <w:sz w:val="17"/>
+              </w:rPr>
+              <w:t xml:space="preserve">☐  </w:t>
+            </w:r>
+            <w:r>
+              <w:rPr>
+                <w:color w:val="373737"/>
+                <w:sz w:val="17"/>
+              </w:rPr>
+              <w:t>Parity: internal vs external</w:t>
             </w:r>
           </w:p>
         </w:tc>
@@ -12664,7 +14104,7 @@
                 <w:color w:val="1F497D"/>
                 <w:sz w:val="17"/>
               </w:rPr>
-              <w:t>BOM-BE-G-08</w:t>
+              <w:t>BOM-BE-G-11</w:t>
             </w:r>
           </w:p>
           <w:p>
@@ -12676,14 +14116,7 @@
                 <w:rFonts w:ascii="Courier New" w:hAnsi="Courier New"/>
                 <w:sz w:val="17"/>
               </w:rPr>
-              <w:t>BomTrimMaterial</w:t>
-            </w:r>
-            <w:r>
-              <w:rPr>
-                <w:color w:val="373737"/>
-                <w:sz w:val="17"/>
-              </w:rPr>
-              <w:t xml:space="preserve"> field resolvers (7 fields) — trim size dispatchers</w:t>
+              <w:t>BomFabricLibraryImpressionDetails.libraryResource</w:t>
             </w:r>
           </w:p>
         </w:tc>
@@ -12697,10 +14130,10 @@
             </w:pPr>
             <w:r>
               <w:rPr>
-                <w:color w:val="D35400"/>
-                <w:sz w:val="17"/>
-              </w:rPr>
-              <w:t>🟠 High [L]</w:t>
+                <w:color w:val="9B7A00"/>
+                <w:sz w:val="17"/>
+              </w:rPr>
+              <w:t>🟡 Medium [M]</w:t>
             </w:r>
           </w:p>
         </w:tc>
@@ -12736,7 +14169,7 @@
                 <w:color w:val="373737"/>
                 <w:sz w:val="16"/>
               </w:rPr>
-              <w:t>trim, location, tag</w:t>
+              <w:t>search</w:t>
             </w:r>
           </w:p>
         </w:tc>
@@ -12753,7 +14186,7 @@
                 <w:color w:val="444444"/>
                 <w:sz w:val="17"/>
               </w:rPr>
-              <w:t>—</w:t>
+              <w:t>G-10</w:t>
             </w:r>
           </w:p>
         </w:tc>
@@ -12778,7 +14211,7 @@
                 <w:color w:val="373737"/>
                 <w:sz w:val="17"/>
               </w:rPr>
-              <w:t>Resolve a trim material's fields, including the per-trim-type size dispatch.</w:t>
+              <w:t>Resolve this impression type's library link (shares G-10's branch).</w:t>
             </w:r>
           </w:p>
           <w:p>
@@ -12798,7 +14231,7 @@
                 <w:color w:val="373737"/>
                 <w:sz w:val="17"/>
               </w:rPr>
-              <w:t>- libraryResource = trim.getTrimBatch. - materialLibraryUom = trim UoMs, find by materialLibraryUomId.toString() (preserve int→string coercion). - sizeValue = reload…</w:t>
+              <w:t>single libraryResource field with the same internal/external branch as G-10</w:t>
             </w:r>
           </w:p>
           <w:p>
@@ -12828,31 +14261,38 @@
             </w:r>
             <w:r>
               <w:rPr>
+                <w:color w:val="373737"/>
+                <w:sz w:val="17"/>
+              </w:rPr>
+              <w:t xml:space="preserve">Same behaviour as </w:t>
+            </w:r>
+            <w:r>
+              <w:rPr>
                 <w:rFonts w:ascii="Courier New" w:hAnsi="Courier New"/>
                 <w:sz w:val="17"/>
               </w:rPr>
-              <w:t>sizeValue</w:t>
-            </w:r>
-            <w:r>
-              <w:rPr>
-                <w:color w:val="373737"/>
-                <w:sz w:val="17"/>
-              </w:rPr>
-              <w:t xml:space="preserve"> matches </w:t>
+              <w:t>G-10</w:t>
+            </w:r>
+            <w:r>
+              <w:rPr>
+                <w:color w:val="373737"/>
+                <w:sz w:val="17"/>
+              </w:rPr>
+              <w:t xml:space="preserve">'s </w:t>
             </w:r>
             <w:r>
               <w:rPr>
                 <w:rFonts w:ascii="Courier New" w:hAnsi="Courier New"/>
                 <w:sz w:val="17"/>
               </w:rPr>
-              <w:t>getTrimSizeValue</w:t>
-            </w:r>
-            <w:r>
-              <w:rPr>
-                <w:color w:val="373737"/>
-                <w:sz w:val="17"/>
-              </w:rPr>
-              <w:t xml:space="preserve"> for all 15 trim types (parity table) incl. THREAD/LABEL subtype branches</w:t>
+              <w:t>libraryResource</w:t>
+            </w:r>
+            <w:r>
+              <w:rPr>
+                <w:color w:val="373737"/>
+                <w:sz w:val="17"/>
+              </w:rPr>
+              <w:t xml:space="preserve"> for this type</w:t>
             </w:r>
           </w:p>
           <w:p>
@@ -12869,105 +14309,17 @@
             </w:r>
             <w:r>
               <w:rPr>
+                <w:color w:val="373737"/>
+                <w:sz w:val="17"/>
+              </w:rPr>
+              <w:t xml:space="preserve">Uses local-context </w:t>
+            </w:r>
+            <w:r>
+              <w:rPr>
                 <w:rFonts w:ascii="Courier New" w:hAnsi="Courier New"/>
                 <w:sz w:val="17"/>
               </w:rPr>
-              <w:t>sizeCaption</w:t>
-            </w:r>
-            <w:r>
-              <w:rPr>
-                <w:color w:val="373737"/>
-                <w:sz w:val="17"/>
-              </w:rPr>
-              <w:t xml:space="preserve"> returns the correct </w:t>
-            </w:r>
-            <w:r>
-              <w:rPr>
-                <w:rFonts w:ascii="Courier New" w:hAnsi="Courier New"/>
-                <w:sz w:val="17"/>
-              </w:rPr>
-              <w:t>{edit,view}</w:t>
-            </w:r>
-            <w:r>
-              <w:rPr>
-                <w:color w:val="373737"/>
-                <w:sz w:val="17"/>
-              </w:rPr>
-              <w:t xml:space="preserve"> per type incl. compatible-size and finished-size cases</w:t>
-            </w:r>
-          </w:p>
-          <w:p>
-            <w:pPr>
-              <w:spacing w:after="20"/>
-              <w:ind w:left="173"/>
-            </w:pPr>
-            <w:r>
-              <w:rPr>
-                <w:color w:val="444444"/>
-                <w:sz w:val="17"/>
-              </w:rPr>
-              <w:t xml:space="preserve">• </w:t>
-            </w:r>
-            <w:r>
-              <w:rPr>
-                <w:rFonts w:ascii="Courier New" w:hAnsi="Courier New"/>
-                <w:sz w:val="17"/>
-              </w:rPr>
-              <w:t>materialLibraryUom</w:t>
-            </w:r>
-            <w:r>
-              <w:rPr>
-                <w:color w:val="373737"/>
-                <w:sz w:val="17"/>
-              </w:rPr>
-              <w:t xml:space="preserve"> matches via string-coerced code</w:t>
-            </w:r>
-          </w:p>
-          <w:p>
-            <w:pPr>
-              <w:spacing w:after="20"/>
-              <w:ind w:left="173"/>
-            </w:pPr>
-            <w:r>
-              <w:rPr>
-                <w:color w:val="444444"/>
-                <w:sz w:val="17"/>
-              </w:rPr>
-              <w:t xml:space="preserve">• </w:t>
-            </w:r>
-            <w:r>
-              <w:rPr>
-                <w:rFonts w:ascii="Courier New" w:hAnsi="Courier New"/>
-                <w:sz w:val="17"/>
-              </w:rPr>
-              <w:t>facilityName</w:t>
-            </w:r>
-            <w:r>
-              <w:rPr>
-                <w:color w:val="373737"/>
-                <w:sz w:val="17"/>
-              </w:rPr>
-              <w:t xml:space="preserve"> returns the pre-set value if present, else the resolved VMM facility name</w:t>
-            </w:r>
-          </w:p>
-          <w:p>
-            <w:pPr>
-              <w:spacing w:after="20"/>
-              <w:ind w:left="173"/>
-            </w:pPr>
-            <w:r>
-              <w:rPr>
-                <w:color w:val="444444"/>
-                <w:sz w:val="17"/>
-              </w:rPr>
-              <w:t xml:space="preserve">• </w:t>
-            </w:r>
-            <w:r>
-              <w:rPr>
-                <w:color w:val="373737"/>
-                <w:sz w:val="17"/>
-              </w:rPr>
-              <w:t>Trim is fetched once per material (one REST call)</w:t>
+              <w:t>bomIds</w:t>
             </w:r>
           </w:p>
         </w:tc>
@@ -12981,120 +14333,10 @@
             </w:pPr>
             <w:r>
               <w:rPr>
-                <w:sz w:val="17"/>
-              </w:rPr>
-              <w:t xml:space="preserve">☐  </w:t>
-            </w:r>
-            <w:r>
-              <w:rPr>
-                <w:color w:val="373737"/>
-                <w:sz w:val="17"/>
-              </w:rPr>
-              <w:t xml:space="preserve">Unit: 15 trim-type </w:t>
-            </w:r>
-            <w:r>
-              <w:rPr>
-                <w:rFonts w:ascii="Courier New" w:hAnsi="Courier New"/>
-                <w:sz w:val="17"/>
-              </w:rPr>
-              <w:t>sizeValue</w:t>
-            </w:r>
-            <w:r>
-              <w:rPr>
-                <w:color w:val="373737"/>
-                <w:sz w:val="17"/>
-              </w:rPr>
-              <w:t xml:space="preserve"> cases</w:t>
-            </w:r>
-          </w:p>
-          <w:p>
-            <w:pPr>
-              <w:spacing w:after="20"/>
-            </w:pPr>
-            <w:r>
-              <w:rPr>
-                <w:sz w:val="17"/>
-              </w:rPr>
-              <w:t xml:space="preserve">☐  </w:t>
-            </w:r>
-            <w:r>
-              <w:rPr>
-                <w:color w:val="373737"/>
-                <w:sz w:val="17"/>
-              </w:rPr>
-              <w:t>Unit: caption edit/view per type</w:t>
-            </w:r>
-          </w:p>
-          <w:p>
-            <w:pPr>
-              <w:spacing w:after="20"/>
-            </w:pPr>
-            <w:r>
-              <w:rPr>
-                <w:sz w:val="17"/>
-              </w:rPr>
-              <w:t xml:space="preserve">☐  </w:t>
-            </w:r>
-            <w:r>
-              <w:rPr>
-                <w:color w:val="373737"/>
-                <w:sz w:val="17"/>
-              </w:rPr>
-              <w:t>Unit: UoM string coercion</w:t>
-            </w:r>
-          </w:p>
-          <w:p>
-            <w:pPr>
-              <w:spacing w:after="20"/>
-            </w:pPr>
-            <w:r>
-              <w:rPr>
-                <w:sz w:val="17"/>
-              </w:rPr>
-              <w:t xml:space="preserve">☐  </w:t>
-            </w:r>
-            <w:r>
-              <w:rPr>
-                <w:color w:val="373737"/>
-                <w:sz w:val="17"/>
-              </w:rPr>
-              <w:t>Unit: facilityName pre-set vs resolved</w:t>
-            </w:r>
-          </w:p>
-          <w:p>
-            <w:pPr>
-              <w:spacing w:after="20"/>
-            </w:pPr>
-            <w:r>
-              <w:rPr>
-                <w:sz w:val="17"/>
-              </w:rPr>
-              <w:t xml:space="preserve">☐  </w:t>
-            </w:r>
-            <w:r>
-              <w:rPr>
-                <w:color w:val="373737"/>
-                <w:sz w:val="17"/>
-              </w:rPr>
-              <w:t>Unit: single trim fetch</w:t>
-            </w:r>
-          </w:p>
-          <w:p>
-            <w:pPr>
-              <w:spacing w:after="20"/>
-            </w:pPr>
-            <w:r>
-              <w:rPr>
-                <w:sz w:val="17"/>
-              </w:rPr>
-              <w:t xml:space="preserve">☐  </w:t>
-            </w:r>
-            <w:r>
-              <w:rPr>
-                <w:color w:val="373737"/>
-                <w:sz w:val="17"/>
-              </w:rPr>
-              <w:t>Parity: recorded trim fixtures</w:t>
+                <w:color w:val="444444"/>
+                <w:sz w:val="17"/>
+              </w:rPr>
+              <w:t>—</w:t>
             </w:r>
           </w:p>
         </w:tc>
@@ -13122,7 +14364,7 @@
                 <w:color w:val="1F497D"/>
                 <w:sz w:val="17"/>
               </w:rPr>
-              <w:t>BOM-BE-G-09</w:t>
+              <w:t>BOM-BE-G-12</w:t>
             </w:r>
           </w:p>
           <w:p>
@@ -13134,14 +14376,14 @@
                 <w:rFonts w:ascii="Courier New" w:hAnsi="Courier New"/>
                 <w:sz w:val="17"/>
               </w:rPr>
-              <w:t>BomWashMaterial</w:t>
-            </w:r>
-            <w:r>
-              <w:rPr>
-                <w:color w:val="373737"/>
-                <w:sz w:val="17"/>
-              </w:rPr>
-              <w:t xml:space="preserve"> field resolvers (4 fields)</w:t>
+              <w:t>BomTrimLibraryImpressionDetails</w:t>
+            </w:r>
+            <w:r>
+              <w:rPr>
+                <w:color w:val="373737"/>
+                <w:sz w:val="17"/>
+              </w:rPr>
+              <w:t xml:space="preserve"> field resolvers (3 fields)</w:t>
             </w:r>
           </w:p>
         </w:tc>
@@ -13156,10 +14398,10 @@
             </w:pPr>
             <w:r>
               <w:rPr>
-                <w:color w:val="1E7A34"/>
-                <w:sz w:val="17"/>
-              </w:rPr>
-              <w:t>🟢 Low [XS]</w:t>
+                <w:color w:val="9B7A00"/>
+                <w:sz w:val="17"/>
+              </w:rPr>
+              <w:t>🟡 Medium [M]</w:t>
             </w:r>
           </w:p>
         </w:tc>
@@ -13196,7 +14438,7 @@
                 <w:color w:val="373737"/>
                 <w:sz w:val="16"/>
               </w:rPr>
-              <w:t>wash, tag, materialHub</w:t>
+              <w:t>search</w:t>
             </w:r>
           </w:p>
         </w:tc>
@@ -13214,7 +14456,7 @@
                 <w:color w:val="444444"/>
                 <w:sz w:val="17"/>
               </w:rPr>
-              <w:t>—</w:t>
+              <w:t>G-10</w:t>
             </w:r>
           </w:p>
         </w:tc>
@@ -13240,7 +14482,7 @@
                 <w:color w:val="373737"/>
                 <w:sz w:val="17"/>
               </w:rPr>
-              <w:t>Resolve a wash material's fields.</w:t>
+              <w:t>Resolve this trim-impression's library link and two colours.</w:t>
             </w:r>
           </w:p>
           <w:p>
@@ -13260,7 +14502,7 @@
                 <w:color w:val="373737"/>
                 <w:sz w:val="17"/>
               </w:rPr>
-              <w:t>libraryResource = wash.getWash(jwt) ?? {id}; weight, countryOfOrigin, impressionDetails. ACL context: wash uses a capability token; ignore in impl</w:t>
+              <w:t>libraryResource (G-10 branch) + groundColor, textColor via searchMaterialById</w:t>
             </w:r>
           </w:p>
           <w:p>
@@ -13290,17 +14532,24 @@
             </w:r>
             <w:r>
               <w:rPr>
-                <w:color w:val="373737"/>
-                <w:sz w:val="17"/>
-              </w:rPr>
-              <w:t xml:space="preserve">Returns wash or </w:t>
-            </w:r>
-            <w:r>
-              <w:rPr>
                 <w:rFonts w:ascii="Courier New" w:hAnsi="Courier New"/>
                 <w:sz w:val="17"/>
               </w:rPr>
-              <w:t>{id}</w:t>
+              <w:t>libraryResource</w:t>
+            </w:r>
+            <w:r>
+              <w:rPr>
+                <w:color w:val="373737"/>
+                <w:sz w:val="17"/>
+              </w:rPr>
+              <w:t xml:space="preserve"> behaves as </w:t>
+            </w:r>
+            <w:r>
+              <w:rPr>
+                <w:rFonts w:ascii="Courier New" w:hAnsi="Courier New"/>
+                <w:sz w:val="17"/>
+              </w:rPr>
+              <w:t>G-10</w:t>
             </w:r>
           </w:p>
           <w:p>
@@ -13317,10 +14566,31 @@
             </w:r>
             <w:r>
               <w:rPr>
-                <w:color w:val="373737"/>
-                <w:sz w:val="17"/>
-              </w:rPr>
-              <w:t>weight/countryOfOrigin as G-03</w:t>
+                <w:rFonts w:ascii="Courier New" w:hAnsi="Courier New"/>
+                <w:sz w:val="17"/>
+              </w:rPr>
+              <w:t>groundColor</w:t>
+            </w:r>
+            <w:r>
+              <w:rPr>
+                <w:color w:val="373737"/>
+                <w:sz w:val="17"/>
+              </w:rPr>
+              <w:t>/</w:t>
+            </w:r>
+            <w:r>
+              <w:rPr>
+                <w:rFonts w:ascii="Courier New" w:hAnsi="Courier New"/>
+                <w:sz w:val="17"/>
+              </w:rPr>
+              <w:t>textColor</w:t>
+            </w:r>
+            <w:r>
+              <w:rPr>
+                <w:color w:val="373737"/>
+                <w:sz w:val="17"/>
+              </w:rPr>
+              <w:t xml:space="preserve"> resolve via material loader</w:t>
             </w:r>
           </w:p>
         </w:tc>
@@ -13365,7 +14635,7 @@
                 <w:color w:val="1F497D"/>
                 <w:sz w:val="17"/>
               </w:rPr>
-              <w:t>BOM-BE-G-10</w:t>
+              <w:t>BOM-BE-G-13</w:t>
             </w:r>
           </w:p>
           <w:p>
@@ -13374,24 +14644,17 @@
             </w:pPr>
             <w:r>
               <w:rPr>
-                <w:color w:val="373737"/>
-                <w:sz w:val="17"/>
-              </w:rPr>
-              <w:t xml:space="preserve">Impression library-resource resolution (shared internal/external branch + </w:t>
-            </w:r>
-            <w:r>
-              <w:rPr>
                 <w:rFonts w:ascii="Courier New" w:hAnsi="Courier New"/>
                 <w:sz w:val="17"/>
               </w:rPr>
-              <w:t>MaterialDataLoader</w:t>
-            </w:r>
-            <w:r>
-              <w:rPr>
-                <w:color w:val="373737"/>
-                <w:sz w:val="17"/>
-              </w:rPr>
-              <w:t>)</w:t>
+              <w:t>BomTrimZipperLibraryImpressionDetails</w:t>
+            </w:r>
+            <w:r>
+              <w:rPr>
+                <w:color w:val="373737"/>
+                <w:sz w:val="17"/>
+              </w:rPr>
+              <w:t xml:space="preserve"> field resolvers (3 colors)</w:t>
             </w:r>
           </w:p>
         </w:tc>
@@ -13405,10 +14668,10 @@
             </w:pPr>
             <w:r>
               <w:rPr>
-                <w:color w:val="D35400"/>
-                <w:sz w:val="17"/>
-              </w:rPr>
-              <w:t>🟠 High [L]</w:t>
+                <w:color w:val="1E7A34"/>
+                <w:sz w:val="17"/>
+              </w:rPr>
+              <w:t>🟢 Low [XS]</w:t>
             </w:r>
           </w:p>
         </w:tc>
@@ -13461,7 +14724,7 @@
                 <w:color w:val="444444"/>
                 <w:sz w:val="17"/>
               </w:rPr>
-              <w:t>—</w:t>
+              <w:t>G-10</w:t>
             </w:r>
           </w:p>
         </w:tc>
@@ -13486,7 +14749,7 @@
                 <w:color w:val="373737"/>
                 <w:sz w:val="17"/>
               </w:rPr>
-              <w:t>Resolve an impression's colour/library links, branching on internal vs external caller.</w:t>
+              <w:t>Resolve a zipper impression's three colours.</w:t>
             </w:r>
           </w:p>
           <w:p>
@@ -13506,7 +14769,7 @@
                 <w:color w:val="373737"/>
                 <w:sz w:val="17"/>
               </w:rPr>
-              <w:t>resolving "what material does this impression's color/library field - point to" needs to behave differently depending on who's asking. - An internal user gets the…</w:t>
+              <w:t>sliderColor, tapeColor, teethColor via searchMaterialById. Unlike G-11/G-12, this type has no libraryResource field at all — just three colors — so it only needs…</w:t>
             </w:r>
           </w:p>
           <w:p>
@@ -13539,21 +14802,7 @@
                 <w:color w:val="373737"/>
                 <w:sz w:val="17"/>
               </w:rPr>
-              <w:t xml:space="preserve">Internal path resolves </w:t>
-            </w:r>
-            <w:r>
-              <w:rPr>
-                <w:rFonts w:ascii="Courier New" w:hAnsi="Courier New"/>
-                <w:sz w:val="17"/>
-              </w:rPr>
-              <w:t>libraryResource</w:t>
-            </w:r>
-            <w:r>
-              <w:rPr>
-                <w:color w:val="373737"/>
-                <w:sz w:val="17"/>
-              </w:rPr>
-              <w:t xml:space="preserve"> via material-by-id; external path via proxy-id search</w:t>
+              <w:t>Three color fields resolve by id</w:t>
             </w:r>
           </w:p>
           <w:p>
@@ -13570,1266 +14819,10 @@
             </w:r>
             <w:r>
               <w:rPr>
-                <w:rFonts w:ascii="Courier New" w:hAnsi="Courier New"/>
-                <w:sz w:val="17"/>
-              </w:rPr>
-              <w:t>bomIds</w:t>
-            </w:r>
-            <w:r>
-              <w:rPr>
-                <w:color w:val="373737"/>
-                <w:sz w:val="17"/>
-              </w:rPr>
-              <w:t xml:space="preserve"> come from DGS local context, not field args (the fragile </w:t>
-            </w:r>
-            <w:r>
-              <w:rPr>
-                <w:rFonts w:ascii="Courier New" w:hAnsi="Courier New"/>
-                <w:sz w:val="17"/>
-              </w:rPr>
-              <w:t>args.ids</w:t>
-            </w:r>
-            <w:r>
-              <w:rPr>
-                <w:color w:val="373737"/>
-                <w:sz w:val="17"/>
-              </w:rPr>
-              <w:t xml:space="preserve"> contract is removed)</w:t>
-            </w:r>
-          </w:p>
-          <w:p>
-            <w:pPr>
-              <w:spacing w:after="20"/>
-              <w:ind w:left="173"/>
-            </w:pPr>
-            <w:r>
-              <w:rPr>
-                <w:color w:val="444444"/>
-                <w:sz w:val="17"/>
-              </w:rPr>
-              <w:t xml:space="preserve">• </w:t>
-            </w:r>
-            <w:r>
-              <w:rPr>
-                <w:color w:val="373737"/>
-                <w:sz w:val="17"/>
-              </w:rPr>
-              <w:t xml:space="preserve">Missing </w:t>
-            </w:r>
-            <w:r>
-              <w:rPr>
-                <w:rFonts w:ascii="Courier New" w:hAnsi="Courier New"/>
-                <w:sz w:val="17"/>
-              </w:rPr>
-              <w:t>libraryResource.id</w:t>
-            </w:r>
-            <w:r>
-              <w:rPr>
-                <w:color w:val="373737"/>
-                <w:sz w:val="17"/>
-              </w:rPr>
-              <w:t xml:space="preserve"> → null</w:t>
-            </w:r>
-          </w:p>
-          <w:p>
-            <w:pPr>
-              <w:spacing w:after="20"/>
-              <w:ind w:left="173"/>
-            </w:pPr>
-            <w:r>
-              <w:rPr>
-                <w:color w:val="444444"/>
-                <w:sz w:val="17"/>
-              </w:rPr>
-              <w:t xml:space="preserve">• </w:t>
-            </w:r>
-            <w:r>
-              <w:rPr>
-                <w:color w:val="373737"/>
-                <w:sz w:val="17"/>
-              </w:rPr>
-              <w:t>5 color fields resolve via batched material loader</w:t>
-            </w:r>
-          </w:p>
-          <w:p>
-            <w:pPr>
-              <w:spacing w:after="20"/>
-              <w:ind w:left="173"/>
-            </w:pPr>
-            <w:r>
-              <w:rPr>
-                <w:color w:val="444444"/>
-                <w:sz w:val="17"/>
-              </w:rPr>
-              <w:t xml:space="preserve">• </w:t>
-            </w:r>
-            <w:r>
-              <w:rPr>
-                <w:rFonts w:ascii="Courier New" w:hAnsi="Courier New"/>
-                <w:sz w:val="17"/>
-              </w:rPr>
-              <w:t>G-11</w:t>
-            </w:r>
-            <w:r>
-              <w:rPr>
-                <w:color w:val="373737"/>
-                <w:sz w:val="17"/>
-              </w:rPr>
-              <w:t>/</w:t>
-            </w:r>
-            <w:r>
-              <w:rPr>
-                <w:rFonts w:ascii="Courier New" w:hAnsi="Courier New"/>
-                <w:sz w:val="17"/>
-              </w:rPr>
-              <w:t>G-12</w:t>
-            </w:r>
-            <w:r>
-              <w:rPr>
-                <w:color w:val="373737"/>
-                <w:sz w:val="17"/>
-              </w:rPr>
-              <w:t>/</w:t>
-            </w:r>
-            <w:r>
-              <w:rPr>
-                <w:rFonts w:ascii="Courier New" w:hAnsi="Courier New"/>
-                <w:sz w:val="17"/>
-              </w:rPr>
-              <w:t>G-13</w:t>
-            </w:r>
-            <w:r>
-              <w:rPr>
-                <w:color w:val="373737"/>
-                <w:sz w:val="17"/>
-              </w:rPr>
-              <w:t xml:space="preserve"> call this shared service rather than re-implementing the branch</w:t>
-            </w:r>
-          </w:p>
-        </w:tc>
-        <w:tc>
-          <w:tcPr>
-            <w:tcW w:w="2448" w:type="dxa"/>
-          </w:tcPr>
-          <w:p>
-            <w:pPr>
-              <w:spacing w:after="20"/>
-            </w:pPr>
-            <w:r>
-              <w:rPr>
-                <w:sz w:val="17"/>
-              </w:rPr>
-              <w:t xml:space="preserve">☐  </w:t>
-            </w:r>
-            <w:r>
-              <w:rPr>
-                <w:color w:val="373737"/>
-                <w:sz w:val="17"/>
-              </w:rPr>
-              <w:t>Unit: internal branch</w:t>
-            </w:r>
-          </w:p>
-          <w:p>
-            <w:pPr>
-              <w:spacing w:after="20"/>
-            </w:pPr>
-            <w:r>
-              <w:rPr>
-                <w:sz w:val="17"/>
-              </w:rPr>
-              <w:t xml:space="preserve">☐  </w:t>
-            </w:r>
-            <w:r>
-              <w:rPr>
-                <w:color w:val="373737"/>
-                <w:sz w:val="17"/>
-              </w:rPr>
-              <w:t>Unit: external branch (proxyIds)</w:t>
-            </w:r>
-          </w:p>
-          <w:p>
-            <w:pPr>
-              <w:spacing w:after="20"/>
-            </w:pPr>
-            <w:r>
-              <w:rPr>
-                <w:sz w:val="17"/>
-              </w:rPr>
-              <w:t xml:space="preserve">☐  </w:t>
-            </w:r>
-            <w:r>
-              <w:rPr>
-                <w:color w:val="373737"/>
-                <w:sz w:val="17"/>
-              </w:rPr>
-              <w:t>Unit: null id</w:t>
-            </w:r>
-          </w:p>
-          <w:p>
-            <w:pPr>
-              <w:spacing w:after="20"/>
-            </w:pPr>
-            <w:r>
-              <w:rPr>
-                <w:sz w:val="17"/>
-              </w:rPr>
-              <w:t xml:space="preserve">☐  </w:t>
-            </w:r>
-            <w:r>
-              <w:rPr>
-                <w:color w:val="373737"/>
-                <w:sz w:val="17"/>
-              </w:rPr>
-              <w:t>Unit: color batch</w:t>
-            </w:r>
-          </w:p>
-          <w:p>
-            <w:pPr>
-              <w:spacing w:after="20"/>
-            </w:pPr>
-            <w:r>
-              <w:rPr>
-                <w:sz w:val="17"/>
-              </w:rPr>
-              <w:t xml:space="preserve">☐  </w:t>
-            </w:r>
-            <w:r>
-              <w:rPr>
-                <w:color w:val="373737"/>
-                <w:sz w:val="17"/>
-              </w:rPr>
-              <w:t>Parity: internal vs external</w:t>
-            </w:r>
-          </w:p>
-        </w:tc>
-      </w:tr>
-      <w:tr>
-        <w:tc>
-          <w:tcPr>
-            <w:shd w:val="clear" w:color="auto" w:fill="F5F8FF"/>
-            <w:tcW w:w="2304" w:type="dxa"/>
-          </w:tcPr>
-          <w:p>
-            <w:pPr>
-              <w:spacing w:after="20"/>
-            </w:pPr>
-            <w:r>
-              <w:rPr>
-                <w:sz w:val="18"/>
-              </w:rPr>
-              <w:t xml:space="preserve">🔸 </w:t>
-            </w:r>
-            <w:r>
-              <w:rPr>
-                <w:rFonts w:ascii="Courier New" w:hAnsi="Courier New"/>
-                <w:b/>
-                <w:color w:val="1F497D"/>
-                <w:sz w:val="17"/>
-              </w:rPr>
-              <w:t>BOM-BE-G-11</w:t>
-            </w:r>
-          </w:p>
-          <w:p>
-            <w:pPr>
-              <w:spacing w:after="20"/>
-            </w:pPr>
-            <w:r>
-              <w:rPr>
-                <w:rFonts w:ascii="Courier New" w:hAnsi="Courier New"/>
-                <w:sz w:val="17"/>
-              </w:rPr>
-              <w:t>BomFabricLibraryImpressionDetails.libraryResource</w:t>
-            </w:r>
-          </w:p>
-        </w:tc>
-        <w:tc>
-          <w:tcPr>
-            <w:shd w:val="clear" w:color="auto" w:fill="F5F8FF"/>
-            <w:tcW w:w="1080" w:type="dxa"/>
-          </w:tcPr>
-          <w:p>
-            <w:pPr>
-              <w:spacing w:after="20"/>
-            </w:pPr>
-            <w:r>
-              <w:rPr>
-                <w:color w:val="9B7A00"/>
-                <w:sz w:val="17"/>
-              </w:rPr>
-              <w:t>🟡 Medium [M]</w:t>
-            </w:r>
-          </w:p>
-        </w:tc>
-        <w:tc>
-          <w:tcPr>
-            <w:shd w:val="clear" w:color="auto" w:fill="F5F8FF"/>
-            <w:tcW w:w="1655" w:type="dxa"/>
-          </w:tcPr>
-          <w:p>
-            <w:pPr>
-              <w:spacing w:after="20"/>
-            </w:pPr>
-            <w:r>
-              <w:rPr>
-                <w:color w:val="444444"/>
-                <w:sz w:val="17"/>
-              </w:rPr>
-              <w:t>Field Resolver</w:t>
-            </w:r>
-          </w:p>
-          <w:p>
-            <w:pPr>
-              <w:spacing w:after="20"/>
-            </w:pPr>
-            <w:r>
-              <w:rPr>
-                <w:color w:val="444444"/>
-                <w:sz w:val="16"/>
-              </w:rPr>
-              <w:t xml:space="preserve">Calls: </w:t>
-            </w:r>
-            <w:r>
-              <w:rPr>
-                <w:color w:val="373737"/>
-                <w:sz w:val="16"/>
-              </w:rPr>
-              <w:t>search</w:t>
-            </w:r>
-          </w:p>
-        </w:tc>
-        <w:tc>
-          <w:tcPr>
-            <w:shd w:val="clear" w:color="auto" w:fill="F5F8FF"/>
-            <w:tcW w:w="1296" w:type="dxa"/>
-          </w:tcPr>
-          <w:p>
-            <w:pPr>
-              <w:spacing w:after="20"/>
-            </w:pPr>
-            <w:r>
-              <w:rPr>
-                <w:color w:val="444444"/>
-                <w:sz w:val="17"/>
-              </w:rPr>
-              <w:t>G-10</w:t>
-            </w:r>
-          </w:p>
-        </w:tc>
-        <w:tc>
-          <w:tcPr>
-            <w:shd w:val="clear" w:color="auto" w:fill="F5F8FF"/>
-            <w:tcW w:w="4320" w:type="dxa"/>
-          </w:tcPr>
-          <w:p>
-            <w:pPr>
-              <w:spacing w:after="20"/>
-            </w:pPr>
-            <w:r>
-              <w:rPr>
-                <w:b/>
-                <w:color w:val="373737"/>
-                <w:sz w:val="17"/>
-              </w:rPr>
-              <w:t xml:space="preserve">Intent — </w:t>
-            </w:r>
-            <w:r>
-              <w:rPr>
-                <w:color w:val="373737"/>
-                <w:sz w:val="17"/>
-              </w:rPr>
-              <w:t>Resolve this impression type's library link (shares G-10's branch).</w:t>
-            </w:r>
-          </w:p>
-          <w:p>
-            <w:pPr>
-              <w:spacing w:after="20"/>
-            </w:pPr>
-            <w:r>
-              <w:rPr>
-                <w:b/>
-                <w:color w:val="373737"/>
-                <w:sz w:val="17"/>
-              </w:rPr>
-              <w:t xml:space="preserve">Today — </w:t>
-            </w:r>
-            <w:r>
-              <w:rPr>
-                <w:color w:val="373737"/>
-                <w:sz w:val="17"/>
-              </w:rPr>
-              <w:t>single libraryResource field with the same internal/external branch as G-10</w:t>
-            </w:r>
-          </w:p>
-          <w:p>
-            <w:pPr>
-              <w:spacing w:after="20"/>
-            </w:pPr>
-            <w:r>
-              <w:rPr>
-                <w:b/>
-                <w:color w:val="373737"/>
-                <w:sz w:val="17"/>
-              </w:rPr>
-              <w:t>Done when:</w:t>
-            </w:r>
-          </w:p>
-          <w:p>
-            <w:pPr>
-              <w:spacing w:after="20"/>
-              <w:ind w:left="173"/>
-            </w:pPr>
-            <w:r>
-              <w:rPr>
-                <w:color w:val="444444"/>
-                <w:sz w:val="17"/>
-              </w:rPr>
-              <w:t xml:space="preserve">• </w:t>
-            </w:r>
-            <w:r>
-              <w:rPr>
-                <w:color w:val="373737"/>
-                <w:sz w:val="17"/>
-              </w:rPr>
-              <w:t xml:space="preserve">Same behaviour as </w:t>
-            </w:r>
-            <w:r>
-              <w:rPr>
-                <w:rFonts w:ascii="Courier New" w:hAnsi="Courier New"/>
-                <w:sz w:val="17"/>
-              </w:rPr>
-              <w:t>G-10</w:t>
-            </w:r>
-            <w:r>
-              <w:rPr>
-                <w:color w:val="373737"/>
-                <w:sz w:val="17"/>
-              </w:rPr>
-              <w:t xml:space="preserve">'s </w:t>
-            </w:r>
-            <w:r>
-              <w:rPr>
-                <w:rFonts w:ascii="Courier New" w:hAnsi="Courier New"/>
-                <w:sz w:val="17"/>
-              </w:rPr>
-              <w:t>libraryResource</w:t>
-            </w:r>
-            <w:r>
-              <w:rPr>
-                <w:color w:val="373737"/>
-                <w:sz w:val="17"/>
-              </w:rPr>
-              <w:t xml:space="preserve"> for this type</w:t>
-            </w:r>
-          </w:p>
-          <w:p>
-            <w:pPr>
-              <w:spacing w:after="20"/>
-              <w:ind w:left="173"/>
-            </w:pPr>
-            <w:r>
-              <w:rPr>
-                <w:color w:val="444444"/>
-                <w:sz w:val="17"/>
-              </w:rPr>
-              <w:t xml:space="preserve">• </w:t>
-            </w:r>
-            <w:r>
-              <w:rPr>
-                <w:color w:val="373737"/>
-                <w:sz w:val="17"/>
-              </w:rPr>
-              <w:t xml:space="preserve">Uses local-context </w:t>
-            </w:r>
-            <w:r>
-              <w:rPr>
-                <w:rFonts w:ascii="Courier New" w:hAnsi="Courier New"/>
-                <w:sz w:val="17"/>
-              </w:rPr>
-              <w:t>bomIds</w:t>
-            </w:r>
-          </w:p>
-        </w:tc>
-        <w:tc>
-          <w:tcPr>
-            <w:shd w:val="clear" w:color="auto" w:fill="F5F8FF"/>
-            <w:tcW w:w="2448" w:type="dxa"/>
-          </w:tcPr>
-          <w:p>
-            <w:pPr>
-              <w:spacing w:after="20"/>
-            </w:pPr>
-            <w:r>
-              <w:rPr>
-                <w:color w:val="444444"/>
-                <w:sz w:val="17"/>
-              </w:rPr>
-              <w:t>—</w:t>
-            </w:r>
-          </w:p>
-        </w:tc>
-      </w:tr>
-      <w:tr>
-        <w:tc>
-          <w:tcPr>
-            <w:tcW w:w="2304" w:type="dxa"/>
-          </w:tcPr>
-          <w:p>
-            <w:pPr>
-              <w:spacing w:after="20"/>
-            </w:pPr>
-            <w:r>
-              <w:rPr>
-                <w:sz w:val="18"/>
-              </w:rPr>
-              <w:t xml:space="preserve">🔸 </w:t>
-            </w:r>
-            <w:r>
-              <w:rPr>
-                <w:rFonts w:ascii="Courier New" w:hAnsi="Courier New"/>
-                <w:b/>
-                <w:color w:val="1F497D"/>
-                <w:sz w:val="17"/>
-              </w:rPr>
-              <w:t>BOM-BE-G-12</w:t>
-            </w:r>
-          </w:p>
-          <w:p>
-            <w:pPr>
-              <w:spacing w:after="20"/>
-            </w:pPr>
-            <w:r>
-              <w:rPr>
-                <w:rFonts w:ascii="Courier New" w:hAnsi="Courier New"/>
-                <w:sz w:val="17"/>
-              </w:rPr>
-              <w:t>BomTrimLibraryImpressionDetails</w:t>
-            </w:r>
-            <w:r>
-              <w:rPr>
-                <w:color w:val="373737"/>
-                <w:sz w:val="17"/>
-              </w:rPr>
-              <w:t xml:space="preserve"> field resolvers (3 fields)</w:t>
-            </w:r>
-          </w:p>
-        </w:tc>
-        <w:tc>
-          <w:tcPr>
-            <w:tcW w:w="1080" w:type="dxa"/>
-          </w:tcPr>
-          <w:p>
-            <w:pPr>
-              <w:spacing w:after="20"/>
-            </w:pPr>
-            <w:r>
-              <w:rPr>
-                <w:color w:val="9B7A00"/>
-                <w:sz w:val="17"/>
-              </w:rPr>
-              <w:t>🟡 Medium [M]</w:t>
-            </w:r>
-          </w:p>
-        </w:tc>
-        <w:tc>
-          <w:tcPr>
-            <w:tcW w:w="1655" w:type="dxa"/>
-          </w:tcPr>
-          <w:p>
-            <w:pPr>
-              <w:spacing w:after="20"/>
-            </w:pPr>
-            <w:r>
-              <w:rPr>
-                <w:color w:val="444444"/>
-                <w:sz w:val="17"/>
-              </w:rPr>
-              <w:t>Field Resolver</w:t>
-            </w:r>
-          </w:p>
-          <w:p>
-            <w:pPr>
-              <w:spacing w:after="20"/>
-            </w:pPr>
-            <w:r>
-              <w:rPr>
-                <w:color w:val="444444"/>
-                <w:sz w:val="16"/>
-              </w:rPr>
-              <w:t xml:space="preserve">Calls: </w:t>
-            </w:r>
-            <w:r>
-              <w:rPr>
-                <w:color w:val="373737"/>
-                <w:sz w:val="16"/>
-              </w:rPr>
-              <w:t>search</w:t>
-            </w:r>
-          </w:p>
-        </w:tc>
-        <w:tc>
-          <w:tcPr>
-            <w:tcW w:w="1296" w:type="dxa"/>
-          </w:tcPr>
-          <w:p>
-            <w:pPr>
-              <w:spacing w:after="20"/>
-            </w:pPr>
-            <w:r>
-              <w:rPr>
-                <w:color w:val="444444"/>
-                <w:sz w:val="17"/>
-              </w:rPr>
-              <w:t>G-10</w:t>
-            </w:r>
-          </w:p>
-        </w:tc>
-        <w:tc>
-          <w:tcPr>
-            <w:tcW w:w="4320" w:type="dxa"/>
-          </w:tcPr>
-          <w:p>
-            <w:pPr>
-              <w:spacing w:after="20"/>
-            </w:pPr>
-            <w:r>
-              <w:rPr>
-                <w:b/>
-                <w:color w:val="373737"/>
-                <w:sz w:val="17"/>
-              </w:rPr>
-              <w:t xml:space="preserve">Intent — </w:t>
-            </w:r>
-            <w:r>
-              <w:rPr>
-                <w:color w:val="373737"/>
-                <w:sz w:val="17"/>
-              </w:rPr>
-              <w:t>Resolve this trim-impression's library link and two colours.</w:t>
-            </w:r>
-          </w:p>
-          <w:p>
-            <w:pPr>
-              <w:spacing w:after="20"/>
-            </w:pPr>
-            <w:r>
-              <w:rPr>
-                <w:b/>
-                <w:color w:val="373737"/>
-                <w:sz w:val="17"/>
-              </w:rPr>
-              <w:t xml:space="preserve">Today — </w:t>
-            </w:r>
-            <w:r>
-              <w:rPr>
-                <w:color w:val="373737"/>
-                <w:sz w:val="17"/>
-              </w:rPr>
-              <w:t>libraryResource (G-10 branch) + groundColor, textColor via searchMaterialById</w:t>
-            </w:r>
-          </w:p>
-          <w:p>
-            <w:pPr>
-              <w:spacing w:after="20"/>
-            </w:pPr>
-            <w:r>
-              <w:rPr>
-                <w:b/>
-                <w:color w:val="373737"/>
-                <w:sz w:val="17"/>
-              </w:rPr>
-              <w:t>Done when:</w:t>
-            </w:r>
-          </w:p>
-          <w:p>
-            <w:pPr>
-              <w:spacing w:after="20"/>
-              <w:ind w:left="173"/>
-            </w:pPr>
-            <w:r>
-              <w:rPr>
-                <w:color w:val="444444"/>
-                <w:sz w:val="17"/>
-              </w:rPr>
-              <w:t xml:space="preserve">• </w:t>
-            </w:r>
-            <w:r>
-              <w:rPr>
-                <w:rFonts w:ascii="Courier New" w:hAnsi="Courier New"/>
-                <w:sz w:val="17"/>
-              </w:rPr>
-              <w:t>libraryResource</w:t>
-            </w:r>
-            <w:r>
-              <w:rPr>
-                <w:color w:val="373737"/>
-                <w:sz w:val="17"/>
-              </w:rPr>
-              <w:t xml:space="preserve"> behaves as </w:t>
-            </w:r>
-            <w:r>
-              <w:rPr>
-                <w:rFonts w:ascii="Courier New" w:hAnsi="Courier New"/>
-                <w:sz w:val="17"/>
-              </w:rPr>
-              <w:t>G-10</w:t>
-            </w:r>
-          </w:p>
-          <w:p>
-            <w:pPr>
-              <w:spacing w:after="20"/>
-              <w:ind w:left="173"/>
-            </w:pPr>
-            <w:r>
-              <w:rPr>
-                <w:color w:val="444444"/>
-                <w:sz w:val="17"/>
-              </w:rPr>
-              <w:t xml:space="preserve">• </w:t>
-            </w:r>
-            <w:r>
-              <w:rPr>
-                <w:rFonts w:ascii="Courier New" w:hAnsi="Courier New"/>
-                <w:sz w:val="17"/>
-              </w:rPr>
-              <w:t>groundColor</w:t>
-            </w:r>
-            <w:r>
-              <w:rPr>
-                <w:color w:val="373737"/>
-                <w:sz w:val="17"/>
-              </w:rPr>
-              <w:t>/</w:t>
-            </w:r>
-            <w:r>
-              <w:rPr>
-                <w:rFonts w:ascii="Courier New" w:hAnsi="Courier New"/>
-                <w:sz w:val="17"/>
-              </w:rPr>
-              <w:t>textColor</w:t>
-            </w:r>
-            <w:r>
-              <w:rPr>
-                <w:color w:val="373737"/>
-                <w:sz w:val="17"/>
-              </w:rPr>
-              <w:t xml:space="preserve"> resolve via material loader</w:t>
-            </w:r>
-          </w:p>
-        </w:tc>
-        <w:tc>
-          <w:tcPr>
-            <w:tcW w:w="2448" w:type="dxa"/>
-          </w:tcPr>
-          <w:p>
-            <w:pPr>
-              <w:spacing w:after="20"/>
-            </w:pPr>
-            <w:r>
-              <w:rPr>
-                <w:color w:val="444444"/>
-                <w:sz w:val="17"/>
-              </w:rPr>
-              <w:t>—</w:t>
-            </w:r>
-          </w:p>
-        </w:tc>
-      </w:tr>
-      <w:tr>
-        <w:tc>
-          <w:tcPr>
-            <w:shd w:val="clear" w:color="auto" w:fill="F5F8FF"/>
-            <w:tcW w:w="2304" w:type="dxa"/>
-          </w:tcPr>
-          <w:p>
-            <w:pPr>
-              <w:spacing w:after="20"/>
-            </w:pPr>
-            <w:r>
-              <w:rPr>
-                <w:sz w:val="18"/>
-              </w:rPr>
-              <w:t xml:space="preserve">🔸 </w:t>
-            </w:r>
-            <w:r>
-              <w:rPr>
-                <w:rFonts w:ascii="Courier New" w:hAnsi="Courier New"/>
-                <w:b/>
-                <w:color w:val="1F497D"/>
-                <w:sz w:val="17"/>
-              </w:rPr>
-              <w:t>BOM-BE-G-13</w:t>
-            </w:r>
-          </w:p>
-          <w:p>
-            <w:pPr>
-              <w:spacing w:after="20"/>
-            </w:pPr>
-            <w:r>
-              <w:rPr>
-                <w:rFonts w:ascii="Courier New" w:hAnsi="Courier New"/>
-                <w:sz w:val="17"/>
-              </w:rPr>
-              <w:t>BomTrimZipperLibraryImpressionDetails</w:t>
-            </w:r>
-            <w:r>
-              <w:rPr>
-                <w:color w:val="373737"/>
-                <w:sz w:val="17"/>
-              </w:rPr>
-              <w:t xml:space="preserve"> field resolvers (3 colors)</w:t>
-            </w:r>
-          </w:p>
-        </w:tc>
-        <w:tc>
-          <w:tcPr>
-            <w:shd w:val="clear" w:color="auto" w:fill="F5F8FF"/>
-            <w:tcW w:w="1080" w:type="dxa"/>
-          </w:tcPr>
-          <w:p>
-            <w:pPr>
-              <w:spacing w:after="20"/>
-            </w:pPr>
-            <w:r>
-              <w:rPr>
-                <w:color w:val="1E7A34"/>
-                <w:sz w:val="17"/>
-              </w:rPr>
-              <w:t>🟢 Low [XS]</w:t>
-            </w:r>
-          </w:p>
-        </w:tc>
-        <w:tc>
-          <w:tcPr>
-            <w:shd w:val="clear" w:color="auto" w:fill="F5F8FF"/>
-            <w:tcW w:w="1655" w:type="dxa"/>
-          </w:tcPr>
-          <w:p>
-            <w:pPr>
-              <w:spacing w:after="20"/>
-            </w:pPr>
-            <w:r>
-              <w:rPr>
-                <w:color w:val="444444"/>
-                <w:sz w:val="17"/>
-              </w:rPr>
-              <w:t>Field Resolver</w:t>
-            </w:r>
-          </w:p>
-          <w:p>
-            <w:pPr>
-              <w:spacing w:after="20"/>
-            </w:pPr>
-            <w:r>
-              <w:rPr>
-                <w:color w:val="444444"/>
-                <w:sz w:val="16"/>
-              </w:rPr>
-              <w:t xml:space="preserve">Calls: </w:t>
-            </w:r>
-            <w:r>
-              <w:rPr>
-                <w:color w:val="373737"/>
-                <w:sz w:val="16"/>
-              </w:rPr>
-              <w:t>search</w:t>
-            </w:r>
-          </w:p>
-        </w:tc>
-        <w:tc>
-          <w:tcPr>
-            <w:shd w:val="clear" w:color="auto" w:fill="F5F8FF"/>
-            <w:tcW w:w="1296" w:type="dxa"/>
-          </w:tcPr>
-          <w:p>
-            <w:pPr>
-              <w:spacing w:after="20"/>
-            </w:pPr>
-            <w:r>
-              <w:rPr>
-                <w:color w:val="444444"/>
-                <w:sz w:val="17"/>
-              </w:rPr>
-              <w:t>G-10</w:t>
-            </w:r>
-          </w:p>
-        </w:tc>
-        <w:tc>
-          <w:tcPr>
-            <w:shd w:val="clear" w:color="auto" w:fill="F5F8FF"/>
-            <w:tcW w:w="4320" w:type="dxa"/>
-          </w:tcPr>
-          <w:p>
-            <w:pPr>
-              <w:spacing w:after="20"/>
-            </w:pPr>
-            <w:r>
-              <w:rPr>
-                <w:b/>
-                <w:color w:val="373737"/>
-                <w:sz w:val="17"/>
-              </w:rPr>
-              <w:t xml:space="preserve">Intent — </w:t>
-            </w:r>
-            <w:r>
-              <w:rPr>
-                <w:color w:val="373737"/>
-                <w:sz w:val="17"/>
-              </w:rPr>
-              <w:t>Resolve a zipper impression's three colours.</w:t>
-            </w:r>
-          </w:p>
-          <w:p>
-            <w:pPr>
-              <w:spacing w:after="20"/>
-            </w:pPr>
-            <w:r>
-              <w:rPr>
-                <w:b/>
-                <w:color w:val="373737"/>
-                <w:sz w:val="17"/>
-              </w:rPr>
-              <w:t xml:space="preserve">Today — </w:t>
-            </w:r>
-            <w:r>
-              <w:rPr>
-                <w:color w:val="373737"/>
-                <w:sz w:val="17"/>
-              </w:rPr>
-              <w:t>sliderColor, tapeColor, teethColor via searchMaterialById. Unlike G-11/G-12, this type has no libraryResource field at all — just three colors — so it only needs…</w:t>
-            </w:r>
-          </w:p>
-          <w:p>
-            <w:pPr>
-              <w:spacing w:after="20"/>
-            </w:pPr>
-            <w:r>
-              <w:rPr>
-                <w:b/>
-                <w:color w:val="373737"/>
-                <w:sz w:val="17"/>
-              </w:rPr>
-              <w:t>Done when:</w:t>
-            </w:r>
-          </w:p>
-          <w:p>
-            <w:pPr>
-              <w:spacing w:after="20"/>
-              <w:ind w:left="173"/>
-            </w:pPr>
-            <w:r>
-              <w:rPr>
-                <w:color w:val="444444"/>
-                <w:sz w:val="17"/>
-              </w:rPr>
-              <w:t xml:space="preserve">• </w:t>
-            </w:r>
-            <w:r>
-              <w:rPr>
-                <w:color w:val="373737"/>
-                <w:sz w:val="17"/>
-              </w:rPr>
-              <w:t>Three color fields resolve by id</w:t>
-            </w:r>
-          </w:p>
-          <w:p>
-            <w:pPr>
-              <w:spacing w:after="20"/>
-              <w:ind w:left="173"/>
-            </w:pPr>
-            <w:r>
-              <w:rPr>
-                <w:color w:val="444444"/>
-                <w:sz w:val="17"/>
-              </w:rPr>
-              <w:t xml:space="preserve">• </w:t>
-            </w:r>
-            <w:r>
-              <w:rPr>
                 <w:color w:val="373737"/>
                 <w:sz w:val="17"/>
               </w:rPr>
               <w:t>Missing id → null</w:t>
-            </w:r>
-          </w:p>
-        </w:tc>
-        <w:tc>
-          <w:tcPr>
-            <w:shd w:val="clear" w:color="auto" w:fill="F5F8FF"/>
-            <w:tcW w:w="2448" w:type="dxa"/>
-          </w:tcPr>
-          <w:p>
-            <w:pPr>
-              <w:spacing w:after="20"/>
-            </w:pPr>
-            <w:r>
-              <w:rPr>
-                <w:color w:val="444444"/>
-                <w:sz w:val="17"/>
-              </w:rPr>
-              <w:t>—</w:t>
-            </w:r>
-          </w:p>
-        </w:tc>
-      </w:tr>
-      <w:tr>
-        <w:tc>
-          <w:tcPr>
-            <w:tcW w:w="2304" w:type="dxa"/>
-          </w:tcPr>
-          <w:p>
-            <w:pPr>
-              <w:spacing w:after="20"/>
-            </w:pPr>
-            <w:r>
-              <w:rPr>
-                <w:sz w:val="18"/>
-              </w:rPr>
-              <w:t xml:space="preserve">🔸 </w:t>
-            </w:r>
-            <w:r>
-              <w:rPr>
-                <w:rFonts w:ascii="Courier New" w:hAnsi="Courier New"/>
-                <w:b/>
-                <w:color w:val="1F497D"/>
-                <w:sz w:val="17"/>
-              </w:rPr>
-              <w:t>BOM-BE-G-14</w:t>
-            </w:r>
-          </w:p>
-          <w:p>
-            <w:pPr>
-              <w:spacing w:after="20"/>
-            </w:pPr>
-            <w:r>
-              <w:rPr>
-                <w:color w:val="373737"/>
-                <w:sz w:val="17"/>
-              </w:rPr>
-              <w:t>Trivial pass-through fields (bundle)</w:t>
-            </w:r>
-          </w:p>
-        </w:tc>
-        <w:tc>
-          <w:tcPr>
-            <w:tcW w:w="1080" w:type="dxa"/>
-          </w:tcPr>
-          <w:p>
-            <w:pPr>
-              <w:spacing w:after="20"/>
-            </w:pPr>
-            <w:r>
-              <w:rPr>
-                <w:color w:val="1E7A34"/>
-                <w:sz w:val="17"/>
-              </w:rPr>
-              <w:t>🟢 Low [XS]</w:t>
-            </w:r>
-          </w:p>
-        </w:tc>
-        <w:tc>
-          <w:tcPr>
-            <w:tcW w:w="1655" w:type="dxa"/>
-          </w:tcPr>
-          <w:p>
-            <w:pPr>
-              <w:spacing w:after="20"/>
-            </w:pPr>
-            <w:r>
-              <w:rPr>
-                <w:color w:val="444444"/>
-                <w:sz w:val="17"/>
-              </w:rPr>
-              <w:t>Field Resolver</w:t>
-            </w:r>
-          </w:p>
-        </w:tc>
-        <w:tc>
-          <w:tcPr>
-            <w:tcW w:w="1296" w:type="dxa"/>
-          </w:tcPr>
-          <w:p>
-            <w:pPr>
-              <w:spacing w:after="20"/>
-            </w:pPr>
-            <w:r>
-              <w:rPr>
-                <w:color w:val="444444"/>
-                <w:sz w:val="17"/>
-              </w:rPr>
-              <w:t>—</w:t>
-            </w:r>
-          </w:p>
-        </w:tc>
-        <w:tc>
-          <w:tcPr>
-            <w:tcW w:w="4320" w:type="dxa"/>
-          </w:tcPr>
-          <w:p>
-            <w:pPr>
-              <w:spacing w:after="20"/>
-            </w:pPr>
-            <w:r>
-              <w:rPr>
-                <w:b/>
-                <w:color w:val="373737"/>
-                <w:sz w:val="17"/>
-              </w:rPr>
-              <w:t xml:space="preserve">Intent — </w:t>
-            </w:r>
-            <w:r>
-              <w:rPr>
-                <w:color w:val="373737"/>
-                <w:sz w:val="17"/>
-              </w:rPr>
-              <w:t>Resolve the trivial computed / pass-through fields (no service call).</w:t>
-            </w:r>
-          </w:p>
-          <w:p>
-            <w:pPr>
-              <w:spacing w:after="20"/>
-            </w:pPr>
-            <w:r>
-              <w:rPr>
-                <w:b/>
-                <w:color w:val="373737"/>
-                <w:sz w:val="17"/>
-              </w:rPr>
-              <w:t xml:space="preserve">Today — </w:t>
-            </w:r>
-            <w:r>
-              <w:rPr>
-                <w:color w:val="373737"/>
-                <w:sz w:val="17"/>
-              </w:rPr>
-              <w:t>the only allowed bundle — fields that return a parent value with no service call: BomMaterialType.id = ` ${code}_${description} (computed); BomMaterialSearch.paging =…</w:t>
-            </w:r>
-          </w:p>
-          <w:p>
-            <w:pPr>
-              <w:spacing w:after="20"/>
-            </w:pPr>
-            <w:r>
-              <w:rPr>
-                <w:b/>
-                <w:color w:val="373737"/>
-                <w:sz w:val="17"/>
-              </w:rPr>
-              <w:t>Done when:</w:t>
-            </w:r>
-          </w:p>
-          <w:p>
-            <w:pPr>
-              <w:spacing w:after="20"/>
-              <w:ind w:left="173"/>
-            </w:pPr>
-            <w:r>
-              <w:rPr>
-                <w:color w:val="444444"/>
-                <w:sz w:val="17"/>
-              </w:rPr>
-              <w:t xml:space="preserve">• </w:t>
-            </w:r>
-            <w:r>
-              <w:rPr>
-                <w:rFonts w:ascii="Courier New" w:hAnsi="Courier New"/>
-                <w:sz w:val="17"/>
-              </w:rPr>
-              <w:t>BomMaterialType.id</w:t>
-            </w:r>
-            <w:r>
-              <w:rPr>
-                <w:color w:val="373737"/>
-                <w:sz w:val="17"/>
-              </w:rPr>
-              <w:t xml:space="preserve"> = </w:t>
-            </w:r>
-            <w:r>
-              <w:rPr>
-                <w:rFonts w:ascii="Courier New" w:hAnsi="Courier New"/>
-                <w:sz w:val="17"/>
-              </w:rPr>
-              <w:t>code_description</w:t>
-            </w:r>
-          </w:p>
-          <w:p>
-            <w:pPr>
-              <w:spacing w:after="20"/>
-              <w:ind w:left="173"/>
-            </w:pPr>
-            <w:r>
-              <w:rPr>
-                <w:color w:val="444444"/>
-                <w:sz w:val="17"/>
-              </w:rPr>
-              <w:t xml:space="preserve">• </w:t>
-            </w:r>
-            <w:r>
-              <w:rPr>
-                <w:rFonts w:ascii="Courier New" w:hAnsi="Courier New"/>
-                <w:sz w:val="17"/>
-              </w:rPr>
-              <w:t>impressionDetails</w:t>
-            </w:r>
-            <w:r>
-              <w:rPr>
-                <w:color w:val="373737"/>
-                <w:sz w:val="17"/>
-              </w:rPr>
-              <w:t xml:space="preserve"> maps from </w:t>
-            </w:r>
-            <w:r>
-              <w:rPr>
-                <w:rFonts w:ascii="Courier New" w:hAnsi="Courier New"/>
-                <w:sz w:val="17"/>
-              </w:rPr>
-              <w:t>impressions</w:t>
-            </w:r>
-          </w:p>
-          <w:p>
-            <w:pPr>
-              <w:spacing w:after="20"/>
-              <w:ind w:left="173"/>
-            </w:pPr>
-            <w:r>
-              <w:rPr>
-                <w:color w:val="444444"/>
-                <w:sz w:val="17"/>
-              </w:rPr>
-              <w:t xml:space="preserve">• </w:t>
-            </w:r>
-            <w:r>
-              <w:rPr>
-                <w:rFonts w:ascii="Courier New" w:hAnsi="Courier New"/>
-                <w:sz w:val="17"/>
-              </w:rPr>
-              <w:t>libraryResourceId</w:t>
-            </w:r>
-            <w:r>
-              <w:rPr>
-                <w:color w:val="373737"/>
-                <w:sz w:val="17"/>
-              </w:rPr>
-              <w:t xml:space="preserve"> from nested id</w:t>
-            </w:r>
-          </w:p>
-          <w:p>
-            <w:pPr>
-              <w:spacing w:after="20"/>
-              <w:ind w:left="173"/>
-            </w:pPr>
-            <w:r>
-              <w:rPr>
-                <w:color w:val="444444"/>
-                <w:sz w:val="17"/>
-              </w:rPr>
-              <w:t xml:space="preserve">• </w:t>
-            </w:r>
-            <w:r>
-              <w:rPr>
-                <w:color w:val="373737"/>
-                <w:sz w:val="17"/>
-              </w:rPr>
-              <w:t>No EXT calls</w:t>
             </w:r>
           </w:p>
         </w:tc>

--- a/output/summary/bom/FederatedGqlBreakDown-BE-bom.docx
+++ b/output/summary/bom/FederatedGqlBreakDown-BE-bom.docx
@@ -76,7 +76,7 @@
                 <w:color w:val="1F497D"/>
                 <w:sz w:val="22"/>
               </w:rPr>
-              <w:t>24</w:t>
+              <w:t>25</w:t>
             </w:r>
           </w:p>
         </w:tc>
@@ -132,7 +132,7 @@
                 <w:color w:val="1F497D"/>
                 <w:sz w:val="22"/>
               </w:rPr>
-              <w:t>🔴 1  🟠 2  🟡 16  🟢 5</w:t>
+              <w:t>🔴 1  🟠 2  🟡 17  🟢 5</w:t>
             </w:r>
           </w:p>
         </w:tc>
@@ -4040,6 +4040,20 @@
               </w:rPr>
               <w:t>G-15</w:t>
             </w:r>
+            <w:r>
+              <w:rPr>
+                <w:color w:val="373737"/>
+                <w:sz w:val="18"/>
+              </w:rPr>
+              <w:t xml:space="preserve">, 🟡 </w:t>
+            </w:r>
+            <w:r>
+              <w:rPr>
+                <w:rFonts w:ascii="Courier New" w:hAnsi="Courier New"/>
+                <w:sz w:val="18"/>
+              </w:rPr>
+              <w:t>G-17</w:t>
+            </w:r>
           </w:p>
         </w:tc>
         <w:tc>
@@ -4692,14 +4706,14 @@
                 <w:rFonts w:ascii="Courier New" w:hAnsi="Courier New"/>
                 <w:sz w:val="18"/>
               </w:rPr>
-              <w:t>A-04</w:t>
+              <w:t>G-01</w:t>
             </w:r>
             <w:r>
               <w:rPr>
                 <w:color w:val="373737"/>
                 <w:sz w:val="18"/>
               </w:rPr>
-              <w:t xml:space="preserve"> (2–4d) 🔬</w:t>
+              <w:t xml:space="preserve"> (2–4d)</w:t>
             </w:r>
           </w:p>
         </w:tc>
@@ -4725,22 +4739,14 @@
                 <w:rFonts w:ascii="Courier New" w:hAnsi="Courier New"/>
                 <w:sz w:val="18"/>
               </w:rPr>
-              <w:t>B-03</w:t>
+              <w:t>A-04</w:t>
             </w:r>
             <w:r>
               <w:rPr>
                 <w:color w:val="373737"/>
                 <w:sz w:val="18"/>
               </w:rPr>
-              <w:t xml:space="preserve"> (2–4d) </w:t>
-            </w:r>
-            <w:r>
-              <w:rPr>
-                <w:i/>
-                <w:color w:val="373737"/>
-                <w:sz w:val="18"/>
-              </w:rPr>
-              <w:t>(grouped XS: +`B-04`, `B-06`, `B-07`)</w:t>
+              <w:t xml:space="preserve"> (2–4d) 🔬</w:t>
             </w:r>
           </w:p>
         </w:tc>
@@ -4785,14 +4791,22 @@
                 <w:rFonts w:ascii="Courier New" w:hAnsi="Courier New"/>
                 <w:sz w:val="18"/>
               </w:rPr>
-              <w:t>B-05</w:t>
+              <w:t>B-03</w:t>
             </w:r>
             <w:r>
               <w:rPr>
                 <w:color w:val="373737"/>
                 <w:sz w:val="18"/>
               </w:rPr>
-              <w:t xml:space="preserve"> (2–4d) 🔬</w:t>
+              <w:t xml:space="preserve"> (2–4d) </w:t>
+            </w:r>
+            <w:r>
+              <w:rPr>
+                <w:i/>
+                <w:color w:val="373737"/>
+                <w:sz w:val="18"/>
+              </w:rPr>
+              <w:t>(grouped XS: +`B-04`, `B-06`, `B-07`)</w:t>
             </w:r>
           </w:p>
         </w:tc>
@@ -4817,22 +4831,14 @@
                 <w:rFonts w:ascii="Courier New" w:hAnsi="Courier New"/>
                 <w:sz w:val="18"/>
               </w:rPr>
-              <w:t>C-01</w:t>
+              <w:t>B-05</w:t>
             </w:r>
             <w:r>
               <w:rPr>
                 <w:color w:val="373737"/>
                 <w:sz w:val="18"/>
               </w:rPr>
-              <w:t xml:space="preserve"> (2–4d) </w:t>
-            </w:r>
-            <w:r>
-              <w:rPr>
-                <w:i/>
-                <w:color w:val="373737"/>
-                <w:sz w:val="18"/>
-              </w:rPr>
-              <w:t>(grouped XS: +`C-04`, `C-05`)</w:t>
+              <w:t xml:space="preserve"> (2–4d) 🔬</w:t>
             </w:r>
           </w:p>
         </w:tc>
@@ -4879,14 +4885,22 @@
                 <w:rFonts w:ascii="Courier New" w:hAnsi="Courier New"/>
                 <w:sz w:val="18"/>
               </w:rPr>
-              <w:t>C-03</w:t>
+              <w:t>C-01</w:t>
             </w:r>
             <w:r>
               <w:rPr>
                 <w:color w:val="373737"/>
                 <w:sz w:val="18"/>
               </w:rPr>
-              <w:t xml:space="preserve"> (2–4d)</w:t>
+              <w:t xml:space="preserve"> (2–4d) </w:t>
+            </w:r>
+            <w:r>
+              <w:rPr>
+                <w:i/>
+                <w:color w:val="373737"/>
+                <w:sz w:val="18"/>
+              </w:rPr>
+              <w:t>(grouped XS: +`C-04`, `C-05`)</w:t>
             </w:r>
           </w:p>
         </w:tc>
@@ -4912,7 +4926,7 @@
                 <w:rFonts w:ascii="Courier New" w:hAnsi="Courier New"/>
                 <w:sz w:val="18"/>
               </w:rPr>
-              <w:t>D-01</w:t>
+              <w:t>C-03</w:t>
             </w:r>
             <w:r>
               <w:rPr>
@@ -4964,7 +4978,7 @@
                 <w:rFonts w:ascii="Courier New" w:hAnsi="Courier New"/>
                 <w:sz w:val="18"/>
               </w:rPr>
-              <w:t>F-01</w:t>
+              <w:t>D-01</w:t>
             </w:r>
             <w:r>
               <w:rPr>
@@ -4996,7 +5010,7 @@
                 <w:rFonts w:ascii="Courier New" w:hAnsi="Courier New"/>
                 <w:sz w:val="18"/>
               </w:rPr>
-              <w:t>G-01</w:t>
+              <w:t>F-01</w:t>
             </w:r>
             <w:r>
               <w:rPr>
@@ -5307,21 +5321,21 @@
                 <w:color w:val="373737"/>
                 <w:sz w:val="18"/>
               </w:rPr>
-              <w:t xml:space="preserve">🟢 </w:t>
+              <w:t xml:space="preserve">🟡 </w:t>
             </w:r>
             <w:r>
               <w:rPr>
                 <w:rFonts w:ascii="Courier New" w:hAnsi="Courier New"/>
                 <w:sz w:val="18"/>
               </w:rPr>
-              <w:t>B-08</w:t>
+              <w:t>G-17</w:t>
             </w:r>
             <w:r>
               <w:rPr>
                 <w:color w:val="373737"/>
                 <w:sz w:val="18"/>
               </w:rPr>
-              <w:t xml:space="preserve"> (1–2d)</w:t>
+              <w:t xml:space="preserve"> (2–4d)</w:t>
             </w:r>
           </w:p>
         </w:tc>
@@ -5346,22 +5360,14 @@
                 <w:rFonts w:ascii="Courier New" w:hAnsi="Courier New"/>
                 <w:sz w:val="18"/>
               </w:rPr>
-              <w:t>G-09</w:t>
+              <w:t>B-08</w:t>
             </w:r>
             <w:r>
               <w:rPr>
                 <w:color w:val="373737"/>
                 <w:sz w:val="18"/>
               </w:rPr>
-              <w:t xml:space="preserve"> (1–2d) </w:t>
-            </w:r>
-            <w:r>
-              <w:rPr>
-                <w:i/>
-                <w:color w:val="373737"/>
-                <w:sz w:val="18"/>
-              </w:rPr>
-              <w:t>(grouped XS: +`G-14`)</w:t>
+              <w:t xml:space="preserve"> (1–2d)</w:t>
             </w:r>
           </w:p>
         </w:tc>
@@ -5434,7 +5440,29 @@
                 <w:color w:val="373737"/>
                 <w:sz w:val="18"/>
               </w:rPr>
-              <w:t>—</w:t>
+              <w:t xml:space="preserve">🟢 </w:t>
+            </w:r>
+            <w:r>
+              <w:rPr>
+                <w:rFonts w:ascii="Courier New" w:hAnsi="Courier New"/>
+                <w:sz w:val="18"/>
+              </w:rPr>
+              <w:t>G-09</w:t>
+            </w:r>
+            <w:r>
+              <w:rPr>
+                <w:color w:val="373737"/>
+                <w:sz w:val="18"/>
+              </w:rPr>
+              <w:t xml:space="preserve"> (1–2d) </w:t>
+            </w:r>
+            <w:r>
+              <w:rPr>
+                <w:i/>
+                <w:color w:val="373737"/>
+                <w:sz w:val="18"/>
+              </w:rPr>
+              <w:t>(grouped XS: +`G-14`)</w:t>
             </w:r>
           </w:p>
         </w:tc>
@@ -5577,7 +5605,7 @@
           <w:rFonts w:ascii="Courier New" w:hAnsi="Courier New"/>
           <w:sz w:val="19"/>
         </w:rPr>
-        <w:t>A-04</w:t>
+        <w:t>G-01</w:t>
       </w:r>
       <w:r>
         <w:rPr>
@@ -5591,7 +5619,7 @@
           <w:rFonts w:ascii="Courier New" w:hAnsi="Courier New"/>
           <w:sz w:val="19"/>
         </w:rPr>
-        <w:t>B-05</w:t>
+        <w:t>B-03</w:t>
       </w:r>
       <w:r>
         <w:rPr>
@@ -5605,7 +5633,7 @@
           <w:rFonts w:ascii="Courier New" w:hAnsi="Courier New"/>
           <w:sz w:val="19"/>
         </w:rPr>
-        <w:t>C-03</w:t>
+        <w:t>C-01</w:t>
       </w:r>
       <w:r>
         <w:rPr>
@@ -5619,7 +5647,7 @@
           <w:rFonts w:ascii="Courier New" w:hAnsi="Courier New"/>
           <w:sz w:val="19"/>
         </w:rPr>
-        <w:t>F-01</w:t>
+        <w:t>D-01</w:t>
       </w:r>
       <w:r>
         <w:rPr>
@@ -5675,7 +5703,7 @@
           <w:rFonts w:ascii="Courier New" w:hAnsi="Courier New"/>
           <w:sz w:val="19"/>
         </w:rPr>
-        <w:t>B-08</w:t>
+        <w:t>G-17</w:t>
       </w:r>
       <w:r>
         <w:rPr>
@@ -5774,7 +5802,7 @@
           <w:rFonts w:ascii="Courier New" w:hAnsi="Courier New"/>
           <w:sz w:val="19"/>
         </w:rPr>
-        <w:t>B-03</w:t>
+        <w:t>A-04</w:t>
       </w:r>
       <w:r>
         <w:rPr>
@@ -5788,7 +5816,7 @@
           <w:rFonts w:ascii="Courier New" w:hAnsi="Courier New"/>
           <w:sz w:val="19"/>
         </w:rPr>
-        <w:t>C-01</w:t>
+        <w:t>B-05</w:t>
       </w:r>
       <w:r>
         <w:rPr>
@@ -5802,7 +5830,7 @@
           <w:rFonts w:ascii="Courier New" w:hAnsi="Courier New"/>
           <w:sz w:val="19"/>
         </w:rPr>
-        <w:t>D-01</w:t>
+        <w:t>C-03</w:t>
       </w:r>
       <w:r>
         <w:rPr>
@@ -5816,7 +5844,7 @@
           <w:rFonts w:ascii="Courier New" w:hAnsi="Courier New"/>
           <w:sz w:val="19"/>
         </w:rPr>
-        <w:t>G-01</w:t>
+        <w:t>F-01</w:t>
       </w:r>
       <w:r>
         <w:rPr>
@@ -5872,6 +5900,20 @@
           <w:rFonts w:ascii="Courier New" w:hAnsi="Courier New"/>
           <w:sz w:val="19"/>
         </w:rPr>
+        <w:t>B-08</w:t>
+      </w:r>
+      <w:r>
+        <w:rPr>
+          <w:color w:val="373737"/>
+          <w:sz w:val="19"/>
+        </w:rPr>
+        <w:t xml:space="preserve"> → </w:t>
+      </w:r>
+      <w:r>
+        <w:rPr>
+          <w:rFonts w:ascii="Courier New" w:hAnsi="Courier New"/>
+          <w:sz w:val="19"/>
+        </w:rPr>
         <w:t>G-09</w:t>
       </w:r>
     </w:p>
@@ -5892,7 +5934,7 @@
           <w:color w:val="373737"/>
           <w:sz w:val="19"/>
         </w:rPr>
-        <w:t xml:space="preserve"> ~40 working days with 2 engineers vs ~76 days sequential.</w:t>
+        <w:t xml:space="preserve"> ~41 working days with 2 engineers vs ~79 days sequential.</w:t>
       </w:r>
     </w:p>
     <w:p>
@@ -11386,7 +11428,7 @@
           <w:color w:val="0A4023"/>
           <w:sz w:val="22"/>
         </w:rPr>
-        <w:t>🧪 Phase G — Field Resolvers &amp; Tests  (11 stories)</w:t>
+        <w:t>🧪 Phase G — Field Resolvers &amp; Tests  (12 stories)</w:t>
       </w:r>
     </w:p>
     <w:tbl>
@@ -15435,6 +15477,353 @@
         </w:tc>
         <w:tc>
           <w:tcPr>
+            <w:tcW w:w="2448" w:type="dxa"/>
+          </w:tcPr>
+          <w:p>
+            <w:pPr>
+              <w:spacing w:after="20"/>
+            </w:pPr>
+            <w:r>
+              <w:rPr>
+                <w:color w:val="444444"/>
+                <w:sz w:val="17"/>
+              </w:rPr>
+              <w:t>—</w:t>
+            </w:r>
+          </w:p>
+        </w:tc>
+      </w:tr>
+      <w:tr>
+        <w:tc>
+          <w:tcPr>
+            <w:shd w:val="clear" w:color="auto" w:fill="F5F8FF"/>
+            <w:tcW w:w="2304" w:type="dxa"/>
+          </w:tcPr>
+          <w:p>
+            <w:pPr>
+              <w:spacing w:after="20"/>
+            </w:pPr>
+            <w:r>
+              <w:rPr>
+                <w:sz w:val="18"/>
+              </w:rPr>
+              <w:t xml:space="preserve">🔸 </w:t>
+            </w:r>
+            <w:r>
+              <w:rPr>
+                <w:rFonts w:ascii="Courier New" w:hAnsi="Courier New"/>
+                <w:b/>
+                <w:color w:val="1F497D"/>
+                <w:sz w:val="17"/>
+              </w:rPr>
+              <w:t>BOM-BE-G-17</w:t>
+            </w:r>
+          </w:p>
+          <w:p>
+            <w:pPr>
+              <w:spacing w:after="20"/>
+            </w:pPr>
+            <w:r>
+              <w:rPr>
+                <w:rFonts w:ascii="Courier New" w:hAnsi="Courier New"/>
+                <w:sz w:val="17"/>
+              </w:rPr>
+              <w:t>supplier</w:t>
+            </w:r>
+            <w:r>
+              <w:rPr>
+                <w:color w:val="373737"/>
+                <w:sz w:val="17"/>
+              </w:rPr>
+              <w:t xml:space="preserve"> entity references on material rows (recommended, PO-gated)</w:t>
+            </w:r>
+          </w:p>
+        </w:tc>
+        <w:tc>
+          <w:tcPr>
+            <w:shd w:val="clear" w:color="auto" w:fill="F5F8FF"/>
+            <w:tcW w:w="1080" w:type="dxa"/>
+          </w:tcPr>
+          <w:p>
+            <w:pPr>
+              <w:spacing w:after="20"/>
+            </w:pPr>
+            <w:r>
+              <w:rPr>
+                <w:color w:val="9B7A00"/>
+                <w:sz w:val="17"/>
+              </w:rPr>
+              <w:t>🟡 Medium [M]</w:t>
+            </w:r>
+          </w:p>
+        </w:tc>
+        <w:tc>
+          <w:tcPr>
+            <w:shd w:val="clear" w:color="auto" w:fill="F5F8FF"/>
+            <w:tcW w:w="1655" w:type="dxa"/>
+          </w:tcPr>
+          <w:p>
+            <w:pPr>
+              <w:spacing w:after="20"/>
+            </w:pPr>
+            <w:r>
+              <w:rPr>
+                <w:color w:val="444444"/>
+                <w:sz w:val="17"/>
+              </w:rPr>
+              <w:t>Field Resolver</w:t>
+            </w:r>
+          </w:p>
+          <w:p>
+            <w:pPr>
+              <w:spacing w:after="20"/>
+            </w:pPr>
+            <w:r>
+              <w:rPr>
+                <w:color w:val="444444"/>
+                <w:sz w:val="16"/>
+              </w:rPr>
+              <w:t xml:space="preserve">Calls: </w:t>
+            </w:r>
+            <w:r>
+              <w:rPr>
+                <w:color w:val="373737"/>
+                <w:sz w:val="16"/>
+              </w:rPr>
+              <w:t>vmm</w:t>
+            </w:r>
+          </w:p>
+        </w:tc>
+        <w:tc>
+          <w:tcPr>
+            <w:shd w:val="clear" w:color="auto" w:fill="F5F8FF"/>
+            <w:tcW w:w="1296" w:type="dxa"/>
+          </w:tcPr>
+          <w:p>
+            <w:pPr>
+              <w:spacing w:after="20"/>
+            </w:pPr>
+            <w:r>
+              <w:rPr>
+                <w:color w:val="444444"/>
+                <w:sz w:val="17"/>
+              </w:rPr>
+              <w:t>G-01</w:t>
+            </w:r>
+          </w:p>
+        </w:tc>
+        <w:tc>
+          <w:tcPr>
+            <w:shd w:val="clear" w:color="auto" w:fill="F5F8FF"/>
+            <w:tcW w:w="4320" w:type="dxa"/>
+          </w:tcPr>
+          <w:p>
+            <w:pPr>
+              <w:spacing w:after="20"/>
+            </w:pPr>
+            <w:r>
+              <w:rPr>
+                <w:b/>
+                <w:color w:val="373737"/>
+                <w:sz w:val="17"/>
+              </w:rPr>
+              <w:t xml:space="preserve">Intent — </w:t>
+            </w:r>
+            <w:r>
+              <w:rPr>
+                <w:color w:val="373737"/>
+                <w:sz w:val="17"/>
+              </w:rPr>
+              <w:t xml:space="preserve">Adds a </w:t>
+            </w:r>
+            <w:r>
+              <w:rPr>
+                <w:rFonts w:ascii="Courier New" w:hAnsi="Courier New"/>
+                <w:sz w:val="17"/>
+              </w:rPr>
+              <w:t>supplier { … }</w:t>
+            </w:r>
+            <w:r>
+              <w:rPr>
+                <w:color w:val="373737"/>
+                <w:sz w:val="17"/>
+              </w:rPr>
+              <w:t xml:space="preserve"> object next to </w:t>
+            </w:r>
+            <w:r>
+              <w:rPr>
+                <w:rFonts w:ascii="Courier New" w:hAnsi="Courier New"/>
+                <w:sz w:val="17"/>
+              </w:rPr>
+              <w:t>supplierId</w:t>
+            </w:r>
+            <w:r>
+              <w:rPr>
+                <w:color w:val="373737"/>
+                <w:sz w:val="17"/>
+              </w:rPr>
+              <w:t>/</w:t>
+            </w:r>
+            <w:r>
+              <w:rPr>
+                <w:rFonts w:ascii="Courier New" w:hAnsi="Courier New"/>
+                <w:sz w:val="17"/>
+              </w:rPr>
+              <w:t>supplierName</w:t>
+            </w:r>
+            <w:r>
+              <w:rPr>
+                <w:color w:val="373737"/>
+                <w:sz w:val="17"/>
+              </w:rPr>
+              <w:t xml:space="preserve"> on every material row,</w:t>
+            </w:r>
+          </w:p>
+          <w:p>
+            <w:pPr>
+              <w:spacing w:after="20"/>
+            </w:pPr>
+            <w:r>
+              <w:rPr>
+                <w:b/>
+                <w:color w:val="373737"/>
+                <w:sz w:val="17"/>
+              </w:rPr>
+              <w:t xml:space="preserve">Today — </w:t>
+            </w:r>
+            <w:r>
+              <w:rPr>
+                <w:color w:val="373737"/>
+                <w:sz w:val="17"/>
+              </w:rPr>
+              <w:t>add supplier: VMM_BusinessPartner to BomMaterialInterface and all 7</w:t>
+            </w:r>
+          </w:p>
+          <w:p>
+            <w:pPr>
+              <w:spacing w:after="20"/>
+            </w:pPr>
+            <w:r>
+              <w:rPr>
+                <w:b/>
+                <w:color w:val="373737"/>
+                <w:sz w:val="17"/>
+              </w:rPr>
+              <w:t>Done when:</w:t>
+            </w:r>
+          </w:p>
+          <w:p>
+            <w:pPr>
+              <w:spacing w:after="20"/>
+              <w:ind w:left="173"/>
+            </w:pPr>
+            <w:r>
+              <w:rPr>
+                <w:color w:val="444444"/>
+                <w:sz w:val="17"/>
+              </w:rPr>
+              <w:t xml:space="preserve">• </w:t>
+            </w:r>
+            <w:r>
+              <w:rPr>
+                <w:color w:val="373737"/>
+                <w:sz w:val="17"/>
+              </w:rPr>
+              <w:t>PO approval recorded (OQ-5) and OQ-3 answered before implementation starts</w:t>
+            </w:r>
+          </w:p>
+          <w:p>
+            <w:pPr>
+              <w:spacing w:after="20"/>
+              <w:ind w:left="173"/>
+            </w:pPr>
+            <w:r>
+              <w:rPr>
+                <w:color w:val="444444"/>
+                <w:sz w:val="17"/>
+              </w:rPr>
+              <w:t xml:space="preserve">• </w:t>
+            </w:r>
+            <w:r>
+              <w:rPr>
+                <w:rFonts w:ascii="Courier New" w:hAnsi="Courier New"/>
+                <w:sz w:val="17"/>
+              </w:rPr>
+              <w:t>supplier</w:t>
+            </w:r>
+            <w:r>
+              <w:rPr>
+                <w:color w:val="373737"/>
+                <w:sz w:val="17"/>
+              </w:rPr>
+              <w:t xml:space="preserve"> present on the interface + all 7 impls; conformance check green</w:t>
+            </w:r>
+          </w:p>
+          <w:p>
+            <w:pPr>
+              <w:spacing w:after="20"/>
+              <w:ind w:left="173"/>
+            </w:pPr>
+            <w:r>
+              <w:rPr>
+                <w:color w:val="444444"/>
+                <w:sz w:val="17"/>
+              </w:rPr>
+              <w:t xml:space="preserve">• </w:t>
+            </w:r>
+            <w:r>
+              <w:rPr>
+                <w:rFonts w:ascii="Courier New" w:hAnsi="Courier New"/>
+                <w:sz w:val="17"/>
+              </w:rPr>
+              <w:t>supplierId</w:t>
+            </w:r>
+            <w:r>
+              <w:rPr>
+                <w:color w:val="373737"/>
+                <w:sz w:val="17"/>
+              </w:rPr>
+              <w:t>/</w:t>
+            </w:r>
+            <w:r>
+              <w:rPr>
+                <w:rFonts w:ascii="Courier New" w:hAnsi="Courier New"/>
+                <w:sz w:val="17"/>
+              </w:rPr>
+              <w:t>supplierName</w:t>
+            </w:r>
+            <w:r>
+              <w:rPr>
+                <w:color w:val="373737"/>
+                <w:sz w:val="17"/>
+              </w:rPr>
+              <w:t xml:space="preserve"> continue to return unchanged values (parity)</w:t>
+            </w:r>
+          </w:p>
+          <w:p>
+            <w:pPr>
+              <w:spacing w:after="20"/>
+              <w:ind w:left="173"/>
+            </w:pPr>
+            <w:r>
+              <w:rPr>
+                <w:color w:val="444444"/>
+                <w:sz w:val="17"/>
+              </w:rPr>
+              <w:t xml:space="preserve">• </w:t>
+            </w:r>
+            <w:r>
+              <w:rPr>
+                <w:color w:val="373737"/>
+                <w:sz w:val="17"/>
+              </w:rPr>
+              <w:t>Stub emission only — no direct VMM calls from the BOM subgraph</w:t>
+            </w:r>
+          </w:p>
+        </w:tc>
+        <w:tc>
+          <w:tcPr>
+            <w:shd w:val="clear" w:color="auto" w:fill="F5F8FF"/>
             <w:tcW w:w="2448" w:type="dxa"/>
           </w:tcPr>
           <w:p>

--- a/output/summary/bom/FederatedGqlBreakDown-BE-bom.docx
+++ b/output/summary/bom/FederatedGqlBreakDown-BE-bom.docx
@@ -76,7 +76,7 @@
                 <w:color w:val="1F497D"/>
                 <w:sz w:val="22"/>
               </w:rPr>
-              <w:t>25</w:t>
+              <w:t>37</w:t>
             </w:r>
           </w:p>
         </w:tc>
@@ -132,7 +132,7 @@
                 <w:color w:val="1F497D"/>
                 <w:sz w:val="22"/>
               </w:rPr>
-              <w:t>🔴 1  🟠 2  🟡 17  🟢 5</w:t>
+              <w:t>🔴 1  🟠 2  🟡 13  🟢 21</w:t>
             </w:r>
           </w:p>
         </w:tc>
@@ -3661,6 +3661,34 @@
                 <w:color w:val="373737"/>
                 <w:sz w:val="18"/>
               </w:rPr>
+              <w:t xml:space="preserve">, 🟢 </w:t>
+            </w:r>
+            <w:r>
+              <w:rPr>
+                <w:rFonts w:ascii="Courier New" w:hAnsi="Courier New"/>
+                <w:sz w:val="18"/>
+              </w:rPr>
+              <w:t>B-03</w:t>
+            </w:r>
+            <w:r>
+              <w:rPr>
+                <w:color w:val="373737"/>
+                <w:sz w:val="18"/>
+              </w:rPr>
+              <w:t xml:space="preserve">, 🟢 </w:t>
+            </w:r>
+            <w:r>
+              <w:rPr>
+                <w:rFonts w:ascii="Courier New" w:hAnsi="Courier New"/>
+                <w:sz w:val="18"/>
+              </w:rPr>
+              <w:t>B-04</w:t>
+            </w:r>
+            <w:r>
+              <w:rPr>
+                <w:color w:val="373737"/>
+                <w:sz w:val="18"/>
+              </w:rPr>
               <w:t xml:space="preserve">, 🟡 </w:t>
             </w:r>
             <w:r>
@@ -3668,7 +3696,63 @@
                 <w:rFonts w:ascii="Courier New" w:hAnsi="Courier New"/>
                 <w:sz w:val="18"/>
               </w:rPr>
-              <w:t>B-03</w:t>
+              <w:t>B-05</w:t>
+            </w:r>
+            <w:r>
+              <w:rPr>
+                <w:color w:val="373737"/>
+                <w:sz w:val="18"/>
+              </w:rPr>
+              <w:t xml:space="preserve">, 🟢 </w:t>
+            </w:r>
+            <w:r>
+              <w:rPr>
+                <w:rFonts w:ascii="Courier New" w:hAnsi="Courier New"/>
+                <w:sz w:val="18"/>
+              </w:rPr>
+              <w:t>B-06</w:t>
+            </w:r>
+            <w:r>
+              <w:rPr>
+                <w:color w:val="373737"/>
+                <w:sz w:val="18"/>
+              </w:rPr>
+              <w:t xml:space="preserve">, 🟢 </w:t>
+            </w:r>
+            <w:r>
+              <w:rPr>
+                <w:rFonts w:ascii="Courier New" w:hAnsi="Courier New"/>
+                <w:sz w:val="18"/>
+              </w:rPr>
+              <w:t>B-07</w:t>
+            </w:r>
+            <w:r>
+              <w:rPr>
+                <w:color w:val="373737"/>
+                <w:sz w:val="18"/>
+              </w:rPr>
+              <w:t xml:space="preserve">, 🟢 </w:t>
+            </w:r>
+            <w:r>
+              <w:rPr>
+                <w:rFonts w:ascii="Courier New" w:hAnsi="Courier New"/>
+                <w:sz w:val="18"/>
+              </w:rPr>
+              <w:t>B-08</w:t>
+            </w:r>
+            <w:r>
+              <w:rPr>
+                <w:color w:val="373737"/>
+                <w:sz w:val="18"/>
+              </w:rPr>
+              <w:t xml:space="preserve">, 🟢 </w:t>
+            </w:r>
+            <w:r>
+              <w:rPr>
+                <w:rFonts w:ascii="Courier New" w:hAnsi="Courier New"/>
+                <w:sz w:val="18"/>
+              </w:rPr>
+              <w:t>C-01</w:t>
             </w:r>
             <w:r>
               <w:rPr>
@@ -3682,7 +3766,21 @@
                 <w:rFonts w:ascii="Courier New" w:hAnsi="Courier New"/>
                 <w:sz w:val="18"/>
               </w:rPr>
-              <w:t>B-05</w:t>
+              <w:t>C-02</w:t>
+            </w:r>
+            <w:r>
+              <w:rPr>
+                <w:color w:val="373737"/>
+                <w:sz w:val="18"/>
+              </w:rPr>
+              <w:t xml:space="preserve">, 🟡 </w:t>
+            </w:r>
+            <w:r>
+              <w:rPr>
+                <w:rFonts w:ascii="Courier New" w:hAnsi="Courier New"/>
+                <w:sz w:val="18"/>
+              </w:rPr>
+              <w:t>C-03</w:t>
             </w:r>
             <w:r>
               <w:rPr>
@@ -3696,7 +3794,21 @@
                 <w:rFonts w:ascii="Courier New" w:hAnsi="Courier New"/>
                 <w:sz w:val="18"/>
               </w:rPr>
-              <w:t>B-08</w:t>
+              <w:t>C-04</w:t>
+            </w:r>
+            <w:r>
+              <w:rPr>
+                <w:color w:val="373737"/>
+                <w:sz w:val="18"/>
+              </w:rPr>
+              <w:t xml:space="preserve">, 🟢 </w:t>
+            </w:r>
+            <w:r>
+              <w:rPr>
+                <w:rFonts w:ascii="Courier New" w:hAnsi="Courier New"/>
+                <w:sz w:val="18"/>
+              </w:rPr>
+              <w:t>C-05</w:t>
             </w:r>
             <w:r>
               <w:rPr>
@@ -3710,7 +3822,63 @@
                 <w:rFonts w:ascii="Courier New" w:hAnsi="Courier New"/>
                 <w:sz w:val="18"/>
               </w:rPr>
-              <w:t>C-01</w:t>
+              <w:t>D-01</w:t>
+            </w:r>
+            <w:r>
+              <w:rPr>
+                <w:color w:val="373737"/>
+                <w:sz w:val="18"/>
+              </w:rPr>
+              <w:t xml:space="preserve">, 🟢 </w:t>
+            </w:r>
+            <w:r>
+              <w:rPr>
+                <w:rFonts w:ascii="Courier New" w:hAnsi="Courier New"/>
+                <w:sz w:val="18"/>
+              </w:rPr>
+              <w:t>D-02</w:t>
+            </w:r>
+            <w:r>
+              <w:rPr>
+                <w:color w:val="373737"/>
+                <w:sz w:val="18"/>
+              </w:rPr>
+              <w:t xml:space="preserve">, 🟢 </w:t>
+            </w:r>
+            <w:r>
+              <w:rPr>
+                <w:rFonts w:ascii="Courier New" w:hAnsi="Courier New"/>
+                <w:sz w:val="18"/>
+              </w:rPr>
+              <w:t>D-03</w:t>
+            </w:r>
+            <w:r>
+              <w:rPr>
+                <w:color w:val="373737"/>
+                <w:sz w:val="18"/>
+              </w:rPr>
+              <w:t xml:space="preserve">, 🟢 </w:t>
+            </w:r>
+            <w:r>
+              <w:rPr>
+                <w:rFonts w:ascii="Courier New" w:hAnsi="Courier New"/>
+                <w:sz w:val="18"/>
+              </w:rPr>
+              <w:t>D-04</w:t>
+            </w:r>
+            <w:r>
+              <w:rPr>
+                <w:color w:val="373737"/>
+                <w:sz w:val="18"/>
+              </w:rPr>
+              <w:t xml:space="preserve">, 🟢 </w:t>
+            </w:r>
+            <w:r>
+              <w:rPr>
+                <w:rFonts w:ascii="Courier New" w:hAnsi="Courier New"/>
+                <w:sz w:val="18"/>
+              </w:rPr>
+              <w:t>D-05</w:t>
             </w:r>
             <w:r>
               <w:rPr>
@@ -3724,7 +3892,21 @@
                 <w:rFonts w:ascii="Courier New" w:hAnsi="Courier New"/>
                 <w:sz w:val="18"/>
               </w:rPr>
-              <w:t>C-02</w:t>
+              <w:t>F-01</w:t>
+            </w:r>
+            <w:r>
+              <w:rPr>
+                <w:color w:val="373737"/>
+                <w:sz w:val="18"/>
+              </w:rPr>
+              <w:t xml:space="preserve">, 🟢 </w:t>
+            </w:r>
+            <w:r>
+              <w:rPr>
+                <w:rFonts w:ascii="Courier New" w:hAnsi="Courier New"/>
+                <w:sz w:val="18"/>
+              </w:rPr>
+              <w:t>F-02</w:t>
             </w:r>
             <w:r>
               <w:rPr>
@@ -3738,7 +3920,7 @@
                 <w:rFonts w:ascii="Courier New" w:hAnsi="Courier New"/>
                 <w:sz w:val="18"/>
               </w:rPr>
-              <w:t>C-03</w:t>
+              <w:t>G-01</w:t>
             </w:r>
             <w:r>
               <w:rPr>
@@ -3752,35 +3934,35 @@
                 <w:rFonts w:ascii="Courier New" w:hAnsi="Courier New"/>
                 <w:sz w:val="18"/>
               </w:rPr>
-              <w:t>D-01</w:t>
-            </w:r>
-            <w:r>
-              <w:rPr>
-                <w:color w:val="373737"/>
-                <w:sz w:val="18"/>
-              </w:rPr>
-              <w:t xml:space="preserve">, 🟡 </w:t>
+              <w:t>G-03</w:t>
+            </w:r>
+            <w:r>
+              <w:rPr>
+                <w:color w:val="373737"/>
+                <w:sz w:val="18"/>
+              </w:rPr>
+              <w:t xml:space="preserve">, 🟢 </w:t>
             </w:r>
             <w:r>
               <w:rPr>
                 <w:rFonts w:ascii="Courier New" w:hAnsi="Courier New"/>
                 <w:sz w:val="18"/>
               </w:rPr>
-              <w:t>D-02</w:t>
-            </w:r>
-            <w:r>
-              <w:rPr>
-                <w:color w:val="373737"/>
-                <w:sz w:val="18"/>
-              </w:rPr>
-              <w:t xml:space="preserve">, 🟡 </w:t>
+              <w:t>G-04</w:t>
+            </w:r>
+            <w:r>
+              <w:rPr>
+                <w:color w:val="373737"/>
+                <w:sz w:val="18"/>
+              </w:rPr>
+              <w:t xml:space="preserve">, 🟢 </w:t>
             </w:r>
             <w:r>
               <w:rPr>
                 <w:rFonts w:ascii="Courier New" w:hAnsi="Courier New"/>
                 <w:sz w:val="18"/>
               </w:rPr>
-              <w:t>F-01</w:t>
+              <w:t>G-05</w:t>
             </w:r>
             <w:r>
               <w:rPr>
@@ -3794,49 +3976,49 @@
                 <w:rFonts w:ascii="Courier New" w:hAnsi="Courier New"/>
                 <w:sz w:val="18"/>
               </w:rPr>
-              <w:t>F-02</w:t>
-            </w:r>
-            <w:r>
-              <w:rPr>
-                <w:color w:val="373737"/>
-                <w:sz w:val="18"/>
-              </w:rPr>
-              <w:t xml:space="preserve">, 🟡 </w:t>
+              <w:t>G-06</w:t>
+            </w:r>
+            <w:r>
+              <w:rPr>
+                <w:color w:val="373737"/>
+                <w:sz w:val="18"/>
+              </w:rPr>
+              <w:t xml:space="preserve">, 🟢 </w:t>
             </w:r>
             <w:r>
               <w:rPr>
                 <w:rFonts w:ascii="Courier New" w:hAnsi="Courier New"/>
                 <w:sz w:val="18"/>
               </w:rPr>
-              <w:t>G-01</w:t>
-            </w:r>
-            <w:r>
-              <w:rPr>
-                <w:color w:val="373737"/>
-                <w:sz w:val="18"/>
-              </w:rPr>
-              <w:t xml:space="preserve">, 🟡 </w:t>
+              <w:t>G-07</w:t>
+            </w:r>
+            <w:r>
+              <w:rPr>
+                <w:color w:val="373737"/>
+                <w:sz w:val="18"/>
+              </w:rPr>
+              <w:t xml:space="preserve">, 🟠 </w:t>
             </w:r>
             <w:r>
               <w:rPr>
                 <w:rFonts w:ascii="Courier New" w:hAnsi="Courier New"/>
                 <w:sz w:val="18"/>
               </w:rPr>
-              <w:t>G-03</w:t>
-            </w:r>
-            <w:r>
-              <w:rPr>
-                <w:color w:val="373737"/>
-                <w:sz w:val="18"/>
-              </w:rPr>
-              <w:t xml:space="preserve">, 🟡 </w:t>
+              <w:t>G-08</w:t>
+            </w:r>
+            <w:r>
+              <w:rPr>
+                <w:color w:val="373737"/>
+                <w:sz w:val="18"/>
+              </w:rPr>
+              <w:t xml:space="preserve">, 🟢 </w:t>
             </w:r>
             <w:r>
               <w:rPr>
                 <w:rFonts w:ascii="Courier New" w:hAnsi="Courier New"/>
                 <w:sz w:val="18"/>
               </w:rPr>
-              <w:t>G-04</w:t>
+              <w:t>G-09</w:t>
             </w:r>
             <w:r>
               <w:rPr>
@@ -3850,7 +4032,7 @@
                 <w:rFonts w:ascii="Courier New" w:hAnsi="Courier New"/>
                 <w:sz w:val="18"/>
               </w:rPr>
-              <w:t>G-08</w:t>
+              <w:t>G-10</w:t>
             </w:r>
             <w:r>
               <w:rPr>
@@ -3864,21 +4046,7 @@
                 <w:rFonts w:ascii="Courier New" w:hAnsi="Courier New"/>
                 <w:sz w:val="18"/>
               </w:rPr>
-              <w:t>G-09</w:t>
-            </w:r>
-            <w:r>
-              <w:rPr>
-                <w:color w:val="373737"/>
-                <w:sz w:val="18"/>
-              </w:rPr>
-              <w:t xml:space="preserve">, 🟠 </w:t>
-            </w:r>
-            <w:r>
-              <w:rPr>
-                <w:rFonts w:ascii="Courier New" w:hAnsi="Courier New"/>
-                <w:sz w:val="18"/>
-              </w:rPr>
-              <w:t>G-10</w:t>
+              <w:t>G-14</w:t>
             </w:r>
           </w:p>
         </w:tc>
@@ -4520,7 +4688,7 @@
                 <w:color w:val="373737"/>
                 <w:sz w:val="18"/>
               </w:rPr>
-              <w:t xml:space="preserve">🟡 </w:t>
+              <w:t xml:space="preserve">🟢 </w:t>
             </w:r>
             <w:r>
               <w:rPr>
@@ -4534,15 +4702,7 @@
                 <w:color w:val="373737"/>
                 <w:sz w:val="18"/>
               </w:rPr>
-              <w:t xml:space="preserve"> (2–4d) </w:t>
-            </w:r>
-            <w:r>
-              <w:rPr>
-                <w:i/>
-                <w:color w:val="373737"/>
-                <w:sz w:val="18"/>
-              </w:rPr>
-              <w:t>(grouped XS: +`D-03`, `D-04`, `D-05`)</w:t>
+              <w:t xml:space="preserve"> (1–2d)</w:t>
             </w:r>
           </w:p>
         </w:tc>
@@ -4652,7 +4812,7 @@
                 <w:rFonts w:ascii="Courier New" w:hAnsi="Courier New"/>
                 <w:sz w:val="18"/>
               </w:rPr>
-              <w:t>C-02</w:t>
+              <w:t>G-01</w:t>
             </w:r>
             <w:r>
               <w:rPr>
@@ -4706,7 +4866,7 @@
                 <w:rFonts w:ascii="Courier New" w:hAnsi="Courier New"/>
                 <w:sz w:val="18"/>
               </w:rPr>
-              <w:t>G-01</w:t>
+              <w:t>C-02</w:t>
             </w:r>
             <w:r>
               <w:rPr>
@@ -4739,7 +4899,7 @@
                 <w:rFonts w:ascii="Courier New" w:hAnsi="Courier New"/>
                 <w:sz w:val="18"/>
               </w:rPr>
-              <w:t>A-04</w:t>
+              <w:t>B-05</w:t>
             </w:r>
             <w:r>
               <w:rPr>
@@ -4791,22 +4951,14 @@
                 <w:rFonts w:ascii="Courier New" w:hAnsi="Courier New"/>
                 <w:sz w:val="18"/>
               </w:rPr>
-              <w:t>B-03</w:t>
-            </w:r>
-            <w:r>
-              <w:rPr>
-                <w:color w:val="373737"/>
-                <w:sz w:val="18"/>
-              </w:rPr>
-              <w:t xml:space="preserve"> (2–4d) </w:t>
-            </w:r>
-            <w:r>
-              <w:rPr>
-                <w:i/>
-                <w:color w:val="373737"/>
-                <w:sz w:val="18"/>
-              </w:rPr>
-              <w:t>(grouped XS: +`B-04`, `B-06`, `B-07`)</w:t>
+              <w:t>A-04</w:t>
+            </w:r>
+            <w:r>
+              <w:rPr>
+                <w:color w:val="373737"/>
+                <w:sz w:val="18"/>
+              </w:rPr>
+              <w:t xml:space="preserve"> (2–4d) 🔬</w:t>
             </w:r>
           </w:p>
         </w:tc>
@@ -4831,14 +4983,14 @@
                 <w:rFonts w:ascii="Courier New" w:hAnsi="Courier New"/>
                 <w:sz w:val="18"/>
               </w:rPr>
-              <w:t>B-05</w:t>
-            </w:r>
-            <w:r>
-              <w:rPr>
-                <w:color w:val="373737"/>
-                <w:sz w:val="18"/>
-              </w:rPr>
-              <w:t xml:space="preserve"> (2–4d) 🔬</w:t>
+              <w:t>D-01</w:t>
+            </w:r>
+            <w:r>
+              <w:rPr>
+                <w:color w:val="373737"/>
+                <w:sz w:val="18"/>
+              </w:rPr>
+              <w:t xml:space="preserve"> (2–4d)</w:t>
             </w:r>
           </w:p>
         </w:tc>
@@ -4885,22 +5037,14 @@
                 <w:rFonts w:ascii="Courier New" w:hAnsi="Courier New"/>
                 <w:sz w:val="18"/>
               </w:rPr>
-              <w:t>C-01</w:t>
-            </w:r>
-            <w:r>
-              <w:rPr>
-                <w:color w:val="373737"/>
-                <w:sz w:val="18"/>
-              </w:rPr>
-              <w:t xml:space="preserve"> (2–4d) </w:t>
-            </w:r>
-            <w:r>
-              <w:rPr>
-                <w:i/>
-                <w:color w:val="373737"/>
-                <w:sz w:val="18"/>
-              </w:rPr>
-              <w:t>(grouped XS: +`C-04`, `C-05`)</w:t>
+              <w:t>C-03</w:t>
+            </w:r>
+            <w:r>
+              <w:rPr>
+                <w:color w:val="373737"/>
+                <w:sz w:val="18"/>
+              </w:rPr>
+              <w:t xml:space="preserve"> (2–4d)</w:t>
             </w:r>
           </w:p>
         </w:tc>
@@ -4926,7 +5070,7 @@
                 <w:rFonts w:ascii="Courier New" w:hAnsi="Courier New"/>
                 <w:sz w:val="18"/>
               </w:rPr>
-              <w:t>C-03</w:t>
+              <w:t>G-03</w:t>
             </w:r>
             <w:r>
               <w:rPr>
@@ -4978,7 +5122,7 @@
                 <w:rFonts w:ascii="Courier New" w:hAnsi="Courier New"/>
                 <w:sz w:val="18"/>
               </w:rPr>
-              <w:t>D-01</w:t>
+              <w:t>F-01</w:t>
             </w:r>
             <w:r>
               <w:rPr>
@@ -5010,7 +5154,7 @@
                 <w:rFonts w:ascii="Courier New" w:hAnsi="Courier New"/>
                 <w:sz w:val="18"/>
               </w:rPr>
-              <w:t>F-01</w:t>
+              <w:t>G-12</w:t>
             </w:r>
             <w:r>
               <w:rPr>
@@ -5064,7 +5208,7 @@
                 <w:rFonts w:ascii="Courier New" w:hAnsi="Courier New"/>
                 <w:sz w:val="18"/>
               </w:rPr>
-              <w:t>G-03</w:t>
+              <w:t>G-11</w:t>
             </w:r>
             <w:r>
               <w:rPr>
@@ -5097,22 +5241,14 @@
                 <w:rFonts w:ascii="Courier New" w:hAnsi="Courier New"/>
                 <w:sz w:val="18"/>
               </w:rPr>
-              <w:t>G-04</w:t>
-            </w:r>
-            <w:r>
-              <w:rPr>
-                <w:color w:val="373737"/>
-                <w:sz w:val="18"/>
-              </w:rPr>
-              <w:t xml:space="preserve"> (2–4d) </w:t>
-            </w:r>
-            <w:r>
-              <w:rPr>
-                <w:i/>
-                <w:color w:val="373737"/>
-                <w:sz w:val="18"/>
-              </w:rPr>
-              <w:t>(grouped XS: +`G-05`, `G-06`, `G-07`)</w:t>
+              <w:t>G-16</w:t>
+            </w:r>
+            <w:r>
+              <w:rPr>
+                <w:color w:val="373737"/>
+                <w:sz w:val="18"/>
+              </w:rPr>
+              <w:t xml:space="preserve"> (2–4d)</w:t>
             </w:r>
           </w:p>
         </w:tc>
@@ -5157,7 +5293,7 @@
                 <w:rFonts w:ascii="Courier New" w:hAnsi="Courier New"/>
                 <w:sz w:val="18"/>
               </w:rPr>
-              <w:t>G-11</w:t>
+              <w:t>G-15</w:t>
             </w:r>
             <w:r>
               <w:rPr>
@@ -5182,21 +5318,21 @@
                 <w:color w:val="373737"/>
                 <w:sz w:val="18"/>
               </w:rPr>
-              <w:t xml:space="preserve">🟡 </w:t>
+              <w:t xml:space="preserve">🟢 </w:t>
             </w:r>
             <w:r>
               <w:rPr>
                 <w:rFonts w:ascii="Courier New" w:hAnsi="Courier New"/>
                 <w:sz w:val="18"/>
               </w:rPr>
-              <w:t>G-12</w:t>
-            </w:r>
-            <w:r>
-              <w:rPr>
-                <w:color w:val="373737"/>
-                <w:sz w:val="18"/>
-              </w:rPr>
-              <w:t xml:space="preserve"> (2–4d)</w:t>
+              <w:t>B-03</w:t>
+            </w:r>
+            <w:r>
+              <w:rPr>
+                <w:color w:val="373737"/>
+                <w:sz w:val="18"/>
+              </w:rPr>
+              <w:t xml:space="preserve"> (1–2d)</w:t>
             </w:r>
           </w:p>
         </w:tc>
@@ -5243,7 +5379,7 @@
                 <w:rFonts w:ascii="Courier New" w:hAnsi="Courier New"/>
                 <w:sz w:val="18"/>
               </w:rPr>
-              <w:t>G-15</w:t>
+              <w:t>G-17</w:t>
             </w:r>
             <w:r>
               <w:rPr>
@@ -5269,21 +5405,21 @@
                 <w:color w:val="373737"/>
                 <w:sz w:val="18"/>
               </w:rPr>
-              <w:t xml:space="preserve">🟡 </w:t>
+              <w:t xml:space="preserve">🟢 </w:t>
             </w:r>
             <w:r>
               <w:rPr>
                 <w:rFonts w:ascii="Courier New" w:hAnsi="Courier New"/>
                 <w:sz w:val="18"/>
               </w:rPr>
-              <w:t>G-16</w:t>
-            </w:r>
-            <w:r>
-              <w:rPr>
-                <w:color w:val="373737"/>
-                <w:sz w:val="18"/>
-              </w:rPr>
-              <w:t xml:space="preserve"> (2–4d)</w:t>
+              <w:t>B-04</w:t>
+            </w:r>
+            <w:r>
+              <w:rPr>
+                <w:color w:val="373737"/>
+                <w:sz w:val="18"/>
+              </w:rPr>
+              <w:t xml:space="preserve"> (1–2d)</w:t>
             </w:r>
           </w:p>
         </w:tc>
@@ -5321,21 +5457,21 @@
                 <w:color w:val="373737"/>
                 <w:sz w:val="18"/>
               </w:rPr>
-              <w:t xml:space="preserve">🟡 </w:t>
+              <w:t xml:space="preserve">🟢 </w:t>
             </w:r>
             <w:r>
               <w:rPr>
                 <w:rFonts w:ascii="Courier New" w:hAnsi="Courier New"/>
                 <w:sz w:val="18"/>
               </w:rPr>
-              <w:t>G-17</w:t>
-            </w:r>
-            <w:r>
-              <w:rPr>
-                <w:color w:val="373737"/>
-                <w:sz w:val="18"/>
-              </w:rPr>
-              <w:t xml:space="preserve"> (2–4d)</w:t>
+              <w:t>B-06</w:t>
+            </w:r>
+            <w:r>
+              <w:rPr>
+                <w:color w:val="373737"/>
+                <w:sz w:val="18"/>
+              </w:rPr>
+              <w:t xml:space="preserve"> (1–2d)</w:t>
             </w:r>
           </w:p>
         </w:tc>
@@ -5360,7 +5496,7 @@
                 <w:rFonts w:ascii="Courier New" w:hAnsi="Courier New"/>
                 <w:sz w:val="18"/>
               </w:rPr>
-              <w:t>B-08</w:t>
+              <w:t>B-07</w:t>
             </w:r>
             <w:r>
               <w:rPr>
@@ -5414,7 +5550,7 @@
                 <w:rFonts w:ascii="Courier New" w:hAnsi="Courier New"/>
                 <w:sz w:val="18"/>
               </w:rPr>
-              <w:t>F-02</w:t>
+              <w:t>B-08</w:t>
             </w:r>
             <w:r>
               <w:rPr>
@@ -5447,22 +5583,14 @@
                 <w:rFonts w:ascii="Courier New" w:hAnsi="Courier New"/>
                 <w:sz w:val="18"/>
               </w:rPr>
-              <w:t>G-09</w:t>
-            </w:r>
-            <w:r>
-              <w:rPr>
-                <w:color w:val="373737"/>
-                <w:sz w:val="18"/>
-              </w:rPr>
-              <w:t xml:space="preserve"> (1–2d) </w:t>
-            </w:r>
-            <w:r>
-              <w:rPr>
-                <w:i/>
-                <w:color w:val="373737"/>
-                <w:sz w:val="18"/>
-              </w:rPr>
-              <w:t>(grouped XS: +`G-14`)</w:t>
+              <w:t>C-01</w:t>
+            </w:r>
+            <w:r>
+              <w:rPr>
+                <w:color w:val="373737"/>
+                <w:sz w:val="18"/>
+              </w:rPr>
+              <w:t xml:space="preserve"> (1–2d)</w:t>
             </w:r>
           </w:p>
         </w:tc>
@@ -5507,7 +5635,520 @@
                 <w:rFonts w:ascii="Courier New" w:hAnsi="Courier New"/>
                 <w:sz w:val="18"/>
               </w:rPr>
+              <w:t>C-04</w:t>
+            </w:r>
+            <w:r>
+              <w:rPr>
+                <w:color w:val="373737"/>
+                <w:sz w:val="18"/>
+              </w:rPr>
+              <w:t xml:space="preserve"> (1–2d)</w:t>
+            </w:r>
+          </w:p>
+        </w:tc>
+        <w:tc>
+          <w:tcPr>
+            <w:tcW w:type="dxa" w:w="3419"/>
+            <w:vAlign w:val="top"/>
+          </w:tcPr>
+          <w:p>
+            <w:pPr>
+              <w:jc w:val="left"/>
+            </w:pPr>
+            <w:r>
+              <w:rPr>
+                <w:color w:val="373737"/>
+                <w:sz w:val="18"/>
+              </w:rPr>
+              <w:t xml:space="preserve">🟢 </w:t>
+            </w:r>
+            <w:r>
+              <w:rPr>
+                <w:rFonts w:ascii="Courier New" w:hAnsi="Courier New"/>
+                <w:sz w:val="18"/>
+              </w:rPr>
+              <w:t>C-05</w:t>
+            </w:r>
+            <w:r>
+              <w:rPr>
+                <w:color w:val="373737"/>
+                <w:sz w:val="18"/>
+              </w:rPr>
+              <w:t xml:space="preserve"> (1–2d)</w:t>
+            </w:r>
+          </w:p>
+        </w:tc>
+      </w:tr>
+      <w:tr>
+        <w:tc>
+          <w:tcPr>
+            <w:tcW w:type="dxa" w:w="3419"/>
+            <w:shd w:val="clear" w:color="auto" w:fill="F5F8FF"/>
+            <w:vAlign w:val="top"/>
+          </w:tcPr>
+          <w:p>
+            <w:pPr>
+              <w:jc w:val="left"/>
+            </w:pPr>
+            <w:r>
+              <w:rPr>
+                <w:color w:val="373737"/>
+                <w:sz w:val="18"/>
+              </w:rPr>
+              <w:t>14</w:t>
+            </w:r>
+          </w:p>
+        </w:tc>
+        <w:tc>
+          <w:tcPr>
+            <w:tcW w:type="dxa" w:w="3419"/>
+            <w:shd w:val="clear" w:color="auto" w:fill="F5F8FF"/>
+            <w:vAlign w:val="top"/>
+          </w:tcPr>
+          <w:p>
+            <w:pPr>
+              <w:jc w:val="left"/>
+            </w:pPr>
+            <w:r>
+              <w:rPr>
+                <w:color w:val="373737"/>
+                <w:sz w:val="18"/>
+              </w:rPr>
+              <w:t xml:space="preserve">🟢 </w:t>
+            </w:r>
+            <w:r>
+              <w:rPr>
+                <w:rFonts w:ascii="Courier New" w:hAnsi="Courier New"/>
+                <w:sz w:val="18"/>
+              </w:rPr>
+              <w:t>D-03</w:t>
+            </w:r>
+            <w:r>
+              <w:rPr>
+                <w:color w:val="373737"/>
+                <w:sz w:val="18"/>
+              </w:rPr>
+              <w:t xml:space="preserve"> (1–2d)</w:t>
+            </w:r>
+          </w:p>
+        </w:tc>
+        <w:tc>
+          <w:tcPr>
+            <w:tcW w:type="dxa" w:w="3419"/>
+            <w:shd w:val="clear" w:color="auto" w:fill="F5F8FF"/>
+            <w:vAlign w:val="top"/>
+          </w:tcPr>
+          <w:p>
+            <w:pPr>
+              <w:jc w:val="left"/>
+            </w:pPr>
+            <w:r>
+              <w:rPr>
+                <w:color w:val="373737"/>
+                <w:sz w:val="18"/>
+              </w:rPr>
+              <w:t xml:space="preserve">🟢 </w:t>
+            </w:r>
+            <w:r>
+              <w:rPr>
+                <w:rFonts w:ascii="Courier New" w:hAnsi="Courier New"/>
+                <w:sz w:val="18"/>
+              </w:rPr>
+              <w:t>D-04</w:t>
+            </w:r>
+            <w:r>
+              <w:rPr>
+                <w:color w:val="373737"/>
+                <w:sz w:val="18"/>
+              </w:rPr>
+              <w:t xml:space="preserve"> (1–2d)</w:t>
+            </w:r>
+          </w:p>
+        </w:tc>
+      </w:tr>
+      <w:tr>
+        <w:tc>
+          <w:tcPr>
+            <w:tcW w:type="dxa" w:w="3419"/>
+            <w:vAlign w:val="top"/>
+          </w:tcPr>
+          <w:p>
+            <w:pPr>
+              <w:jc w:val="left"/>
+            </w:pPr>
+            <w:r>
+              <w:rPr>
+                <w:color w:val="373737"/>
+                <w:sz w:val="18"/>
+              </w:rPr>
+              <w:t>15</w:t>
+            </w:r>
+          </w:p>
+        </w:tc>
+        <w:tc>
+          <w:tcPr>
+            <w:tcW w:type="dxa" w:w="3419"/>
+            <w:vAlign w:val="top"/>
+          </w:tcPr>
+          <w:p>
+            <w:pPr>
+              <w:jc w:val="left"/>
+            </w:pPr>
+            <w:r>
+              <w:rPr>
+                <w:color w:val="373737"/>
+                <w:sz w:val="18"/>
+              </w:rPr>
+              <w:t xml:space="preserve">🟢 </w:t>
+            </w:r>
+            <w:r>
+              <w:rPr>
+                <w:rFonts w:ascii="Courier New" w:hAnsi="Courier New"/>
+                <w:sz w:val="18"/>
+              </w:rPr>
+              <w:t>D-05</w:t>
+            </w:r>
+            <w:r>
+              <w:rPr>
+                <w:color w:val="373737"/>
+                <w:sz w:val="18"/>
+              </w:rPr>
+              <w:t xml:space="preserve"> (1–2d)</w:t>
+            </w:r>
+          </w:p>
+        </w:tc>
+        <w:tc>
+          <w:tcPr>
+            <w:tcW w:type="dxa" w:w="3419"/>
+            <w:vAlign w:val="top"/>
+          </w:tcPr>
+          <w:p>
+            <w:pPr>
+              <w:jc w:val="left"/>
+            </w:pPr>
+            <w:r>
+              <w:rPr>
+                <w:color w:val="373737"/>
+                <w:sz w:val="18"/>
+              </w:rPr>
+              <w:t xml:space="preserve">🟢 </w:t>
+            </w:r>
+            <w:r>
+              <w:rPr>
+                <w:rFonts w:ascii="Courier New" w:hAnsi="Courier New"/>
+                <w:sz w:val="18"/>
+              </w:rPr>
+              <w:t>F-02</w:t>
+            </w:r>
+            <w:r>
+              <w:rPr>
+                <w:color w:val="373737"/>
+                <w:sz w:val="18"/>
+              </w:rPr>
+              <w:t xml:space="preserve"> (1–2d)</w:t>
+            </w:r>
+          </w:p>
+        </w:tc>
+      </w:tr>
+      <w:tr>
+        <w:tc>
+          <w:tcPr>
+            <w:tcW w:type="dxa" w:w="3419"/>
+            <w:shd w:val="clear" w:color="auto" w:fill="F5F8FF"/>
+            <w:vAlign w:val="top"/>
+          </w:tcPr>
+          <w:p>
+            <w:pPr>
+              <w:jc w:val="left"/>
+            </w:pPr>
+            <w:r>
+              <w:rPr>
+                <w:color w:val="373737"/>
+                <w:sz w:val="18"/>
+              </w:rPr>
+              <w:t>16</w:t>
+            </w:r>
+          </w:p>
+        </w:tc>
+        <w:tc>
+          <w:tcPr>
+            <w:tcW w:type="dxa" w:w="3419"/>
+            <w:shd w:val="clear" w:color="auto" w:fill="F5F8FF"/>
+            <w:vAlign w:val="top"/>
+          </w:tcPr>
+          <w:p>
+            <w:pPr>
+              <w:jc w:val="left"/>
+            </w:pPr>
+            <w:r>
+              <w:rPr>
+                <w:color w:val="373737"/>
+                <w:sz w:val="18"/>
+              </w:rPr>
+              <w:t xml:space="preserve">🟢 </w:t>
+            </w:r>
+            <w:r>
+              <w:rPr>
+                <w:rFonts w:ascii="Courier New" w:hAnsi="Courier New"/>
+                <w:sz w:val="18"/>
+              </w:rPr>
+              <w:t>G-04</w:t>
+            </w:r>
+            <w:r>
+              <w:rPr>
+                <w:color w:val="373737"/>
+                <w:sz w:val="18"/>
+              </w:rPr>
+              <w:t xml:space="preserve"> (1–2d)</w:t>
+            </w:r>
+          </w:p>
+        </w:tc>
+        <w:tc>
+          <w:tcPr>
+            <w:tcW w:type="dxa" w:w="3419"/>
+            <w:shd w:val="clear" w:color="auto" w:fill="F5F8FF"/>
+            <w:vAlign w:val="top"/>
+          </w:tcPr>
+          <w:p>
+            <w:pPr>
+              <w:jc w:val="left"/>
+            </w:pPr>
+            <w:r>
+              <w:rPr>
+                <w:color w:val="373737"/>
+                <w:sz w:val="18"/>
+              </w:rPr>
+              <w:t xml:space="preserve">🟢 </w:t>
+            </w:r>
+            <w:r>
+              <w:rPr>
+                <w:rFonts w:ascii="Courier New" w:hAnsi="Courier New"/>
+                <w:sz w:val="18"/>
+              </w:rPr>
+              <w:t>G-05</w:t>
+            </w:r>
+            <w:r>
+              <w:rPr>
+                <w:color w:val="373737"/>
+                <w:sz w:val="18"/>
+              </w:rPr>
+              <w:t xml:space="preserve"> (1–2d)</w:t>
+            </w:r>
+          </w:p>
+        </w:tc>
+      </w:tr>
+      <w:tr>
+        <w:tc>
+          <w:tcPr>
+            <w:tcW w:type="dxa" w:w="3419"/>
+            <w:vAlign w:val="top"/>
+          </w:tcPr>
+          <w:p>
+            <w:pPr>
+              <w:jc w:val="left"/>
+            </w:pPr>
+            <w:r>
+              <w:rPr>
+                <w:color w:val="373737"/>
+                <w:sz w:val="18"/>
+              </w:rPr>
+              <w:t>17</w:t>
+            </w:r>
+          </w:p>
+        </w:tc>
+        <w:tc>
+          <w:tcPr>
+            <w:tcW w:type="dxa" w:w="3419"/>
+            <w:vAlign w:val="top"/>
+          </w:tcPr>
+          <w:p>
+            <w:pPr>
+              <w:jc w:val="left"/>
+            </w:pPr>
+            <w:r>
+              <w:rPr>
+                <w:color w:val="373737"/>
+                <w:sz w:val="18"/>
+              </w:rPr>
+              <w:t xml:space="preserve">🟢 </w:t>
+            </w:r>
+            <w:r>
+              <w:rPr>
+                <w:rFonts w:ascii="Courier New" w:hAnsi="Courier New"/>
+                <w:sz w:val="18"/>
+              </w:rPr>
+              <w:t>G-06</w:t>
+            </w:r>
+            <w:r>
+              <w:rPr>
+                <w:color w:val="373737"/>
+                <w:sz w:val="18"/>
+              </w:rPr>
+              <w:t xml:space="preserve"> (1–2d)</w:t>
+            </w:r>
+          </w:p>
+        </w:tc>
+        <w:tc>
+          <w:tcPr>
+            <w:tcW w:type="dxa" w:w="3419"/>
+            <w:vAlign w:val="top"/>
+          </w:tcPr>
+          <w:p>
+            <w:pPr>
+              <w:jc w:val="left"/>
+            </w:pPr>
+            <w:r>
+              <w:rPr>
+                <w:color w:val="373737"/>
+                <w:sz w:val="18"/>
+              </w:rPr>
+              <w:t xml:space="preserve">🟢 </w:t>
+            </w:r>
+            <w:r>
+              <w:rPr>
+                <w:rFonts w:ascii="Courier New" w:hAnsi="Courier New"/>
+                <w:sz w:val="18"/>
+              </w:rPr>
+              <w:t>G-07</w:t>
+            </w:r>
+            <w:r>
+              <w:rPr>
+                <w:color w:val="373737"/>
+                <w:sz w:val="18"/>
+              </w:rPr>
+              <w:t xml:space="preserve"> (1–2d)</w:t>
+            </w:r>
+          </w:p>
+        </w:tc>
+      </w:tr>
+      <w:tr>
+        <w:tc>
+          <w:tcPr>
+            <w:tcW w:type="dxa" w:w="3419"/>
+            <w:shd w:val="clear" w:color="auto" w:fill="F5F8FF"/>
+            <w:vAlign w:val="top"/>
+          </w:tcPr>
+          <w:p>
+            <w:pPr>
+              <w:jc w:val="left"/>
+            </w:pPr>
+            <w:r>
+              <w:rPr>
+                <w:color w:val="373737"/>
+                <w:sz w:val="18"/>
+              </w:rPr>
+              <w:t>18</w:t>
+            </w:r>
+          </w:p>
+        </w:tc>
+        <w:tc>
+          <w:tcPr>
+            <w:tcW w:type="dxa" w:w="3419"/>
+            <w:shd w:val="clear" w:color="auto" w:fill="F5F8FF"/>
+            <w:vAlign w:val="top"/>
+          </w:tcPr>
+          <w:p>
+            <w:pPr>
+              <w:jc w:val="left"/>
+            </w:pPr>
+            <w:r>
+              <w:rPr>
+                <w:color w:val="373737"/>
+                <w:sz w:val="18"/>
+              </w:rPr>
+              <w:t xml:space="preserve">🟢 </w:t>
+            </w:r>
+            <w:r>
+              <w:rPr>
+                <w:rFonts w:ascii="Courier New" w:hAnsi="Courier New"/>
+                <w:sz w:val="18"/>
+              </w:rPr>
+              <w:t>G-09</w:t>
+            </w:r>
+            <w:r>
+              <w:rPr>
+                <w:color w:val="373737"/>
+                <w:sz w:val="18"/>
+              </w:rPr>
+              <w:t xml:space="preserve"> (1–2d)</w:t>
+            </w:r>
+          </w:p>
+        </w:tc>
+        <w:tc>
+          <w:tcPr>
+            <w:tcW w:type="dxa" w:w="3419"/>
+            <w:shd w:val="clear" w:color="auto" w:fill="F5F8FF"/>
+            <w:vAlign w:val="top"/>
+          </w:tcPr>
+          <w:p>
+            <w:pPr>
+              <w:jc w:val="left"/>
+            </w:pPr>
+            <w:r>
+              <w:rPr>
+                <w:color w:val="373737"/>
+                <w:sz w:val="18"/>
+              </w:rPr>
+              <w:t xml:space="preserve">🟢 </w:t>
+            </w:r>
+            <w:r>
+              <w:rPr>
+                <w:rFonts w:ascii="Courier New" w:hAnsi="Courier New"/>
+                <w:sz w:val="18"/>
+              </w:rPr>
               <w:t>G-13</w:t>
+            </w:r>
+            <w:r>
+              <w:rPr>
+                <w:color w:val="373737"/>
+                <w:sz w:val="18"/>
+              </w:rPr>
+              <w:t xml:space="preserve"> (1–2d)</w:t>
+            </w:r>
+          </w:p>
+        </w:tc>
+      </w:tr>
+      <w:tr>
+        <w:tc>
+          <w:tcPr>
+            <w:tcW w:type="dxa" w:w="3419"/>
+            <w:vAlign w:val="top"/>
+          </w:tcPr>
+          <w:p>
+            <w:pPr>
+              <w:jc w:val="left"/>
+            </w:pPr>
+            <w:r>
+              <w:rPr>
+                <w:color w:val="373737"/>
+                <w:sz w:val="18"/>
+              </w:rPr>
+              <w:t>19</w:t>
+            </w:r>
+          </w:p>
+        </w:tc>
+        <w:tc>
+          <w:tcPr>
+            <w:tcW w:type="dxa" w:w="3419"/>
+            <w:vAlign w:val="top"/>
+          </w:tcPr>
+          <w:p>
+            <w:pPr>
+              <w:jc w:val="left"/>
+            </w:pPr>
+            <w:r>
+              <w:rPr>
+                <w:color w:val="373737"/>
+                <w:sz w:val="18"/>
+              </w:rPr>
+              <w:t xml:space="preserve">🟢 </w:t>
+            </w:r>
+            <w:r>
+              <w:rPr>
+                <w:rFonts w:ascii="Courier New" w:hAnsi="Courier New"/>
+                <w:sz w:val="18"/>
+              </w:rPr>
+              <w:t>G-14</w:t>
             </w:r>
             <w:r>
               <w:rPr>
@@ -5605,7 +6246,7 @@
           <w:rFonts w:ascii="Courier New" w:hAnsi="Courier New"/>
           <w:sz w:val="19"/>
         </w:rPr>
-        <w:t>G-01</w:t>
+        <w:t>C-02</w:t>
       </w:r>
       <w:r>
         <w:rPr>
@@ -5619,7 +6260,7 @@
           <w:rFonts w:ascii="Courier New" w:hAnsi="Courier New"/>
           <w:sz w:val="19"/>
         </w:rPr>
-        <w:t>B-03</w:t>
+        <w:t>A-04</w:t>
       </w:r>
       <w:r>
         <w:rPr>
@@ -5633,7 +6274,7 @@
           <w:rFonts w:ascii="Courier New" w:hAnsi="Courier New"/>
           <w:sz w:val="19"/>
         </w:rPr>
-        <w:t>C-01</w:t>
+        <w:t>C-03</w:t>
       </w:r>
       <w:r>
         <w:rPr>
@@ -5647,21 +6288,7 @@
           <w:rFonts w:ascii="Courier New" w:hAnsi="Courier New"/>
           <w:sz w:val="19"/>
         </w:rPr>
-        <w:t>D-01</w:t>
-      </w:r>
-      <w:r>
-        <w:rPr>
-          <w:color w:val="373737"/>
-          <w:sz w:val="19"/>
-        </w:rPr>
-        <w:t xml:space="preserve"> → </w:t>
-      </w:r>
-      <w:r>
-        <w:rPr>
-          <w:rFonts w:ascii="Courier New" w:hAnsi="Courier New"/>
-          <w:sz w:val="19"/>
-        </w:rPr>
-        <w:t>G-03</w:t>
+        <w:t>F-01</w:t>
       </w:r>
       <w:r>
         <w:rPr>
@@ -5717,7 +6344,7 @@
           <w:rFonts w:ascii="Courier New" w:hAnsi="Courier New"/>
           <w:sz w:val="19"/>
         </w:rPr>
-        <w:t>F-02</w:t>
+        <w:t>B-06</w:t>
       </w:r>
       <w:r>
         <w:rPr>
@@ -5731,7 +6358,105 @@
           <w:rFonts w:ascii="Courier New" w:hAnsi="Courier New"/>
           <w:sz w:val="19"/>
         </w:rPr>
-        <w:t>G-13</w:t>
+        <w:t>B-08</w:t>
+      </w:r>
+      <w:r>
+        <w:rPr>
+          <w:color w:val="373737"/>
+          <w:sz w:val="19"/>
+        </w:rPr>
+        <w:t xml:space="preserve"> → </w:t>
+      </w:r>
+      <w:r>
+        <w:rPr>
+          <w:rFonts w:ascii="Courier New" w:hAnsi="Courier New"/>
+          <w:sz w:val="19"/>
+        </w:rPr>
+        <w:t>C-04</w:t>
+      </w:r>
+      <w:r>
+        <w:rPr>
+          <w:color w:val="373737"/>
+          <w:sz w:val="19"/>
+        </w:rPr>
+        <w:t xml:space="preserve"> → </w:t>
+      </w:r>
+      <w:r>
+        <w:rPr>
+          <w:rFonts w:ascii="Courier New" w:hAnsi="Courier New"/>
+          <w:sz w:val="19"/>
+        </w:rPr>
+        <w:t>D-03</w:t>
+      </w:r>
+      <w:r>
+        <w:rPr>
+          <w:color w:val="373737"/>
+          <w:sz w:val="19"/>
+        </w:rPr>
+        <w:t xml:space="preserve"> → </w:t>
+      </w:r>
+      <w:r>
+        <w:rPr>
+          <w:rFonts w:ascii="Courier New" w:hAnsi="Courier New"/>
+          <w:sz w:val="19"/>
+        </w:rPr>
+        <w:t>D-05</w:t>
+      </w:r>
+      <w:r>
+        <w:rPr>
+          <w:color w:val="373737"/>
+          <w:sz w:val="19"/>
+        </w:rPr>
+        <w:t xml:space="preserve"> → </w:t>
+      </w:r>
+      <w:r>
+        <w:rPr>
+          <w:rFonts w:ascii="Courier New" w:hAnsi="Courier New"/>
+          <w:sz w:val="19"/>
+        </w:rPr>
+        <w:t>G-04</w:t>
+      </w:r>
+      <w:r>
+        <w:rPr>
+          <w:color w:val="373737"/>
+          <w:sz w:val="19"/>
+        </w:rPr>
+        <w:t xml:space="preserve"> → </w:t>
+      </w:r>
+      <w:r>
+        <w:rPr>
+          <w:rFonts w:ascii="Courier New" w:hAnsi="Courier New"/>
+          <w:sz w:val="19"/>
+        </w:rPr>
+        <w:t>G-06</w:t>
+      </w:r>
+      <w:r>
+        <w:rPr>
+          <w:color w:val="373737"/>
+          <w:sz w:val="19"/>
+        </w:rPr>
+        <w:t xml:space="preserve"> → </w:t>
+      </w:r>
+      <w:r>
+        <w:rPr>
+          <w:rFonts w:ascii="Courier New" w:hAnsi="Courier New"/>
+          <w:sz w:val="19"/>
+        </w:rPr>
+        <w:t>G-09</w:t>
+      </w:r>
+      <w:r>
+        <w:rPr>
+          <w:color w:val="373737"/>
+          <w:sz w:val="19"/>
+        </w:rPr>
+        <w:t xml:space="preserve"> → </w:t>
+      </w:r>
+      <w:r>
+        <w:rPr>
+          <w:rFonts w:ascii="Courier New" w:hAnsi="Courier New"/>
+          <w:sz w:val="19"/>
+        </w:rPr>
+        <w:t>G-14</w:t>
       </w:r>
       <w:r>
         <w:rPr>
@@ -5788,21 +6513,7 @@
           <w:rFonts w:ascii="Courier New" w:hAnsi="Courier New"/>
           <w:sz w:val="19"/>
         </w:rPr>
-        <w:t>C-02</w:t>
-      </w:r>
-      <w:r>
-        <w:rPr>
-          <w:color w:val="373737"/>
-          <w:sz w:val="19"/>
-        </w:rPr>
-        <w:t xml:space="preserve"> → </w:t>
-      </w:r>
-      <w:r>
-        <w:rPr>
-          <w:rFonts w:ascii="Courier New" w:hAnsi="Courier New"/>
-          <w:sz w:val="19"/>
-        </w:rPr>
-        <w:t>A-04</w:t>
+        <w:t>G-01</w:t>
       </w:r>
       <w:r>
         <w:rPr>
@@ -5830,7 +6541,7 @@
           <w:rFonts w:ascii="Courier New" w:hAnsi="Courier New"/>
           <w:sz w:val="19"/>
         </w:rPr>
-        <w:t>C-03</w:t>
+        <w:t>D-01</w:t>
       </w:r>
       <w:r>
         <w:rPr>
@@ -5844,21 +6555,7 @@
           <w:rFonts w:ascii="Courier New" w:hAnsi="Courier New"/>
           <w:sz w:val="19"/>
         </w:rPr>
-        <w:t>F-01</w:t>
-      </w:r>
-      <w:r>
-        <w:rPr>
-          <w:color w:val="373737"/>
-          <w:sz w:val="19"/>
-        </w:rPr>
-        <w:t xml:space="preserve"> → </w:t>
-      </w:r>
-      <w:r>
-        <w:rPr>
-          <w:rFonts w:ascii="Courier New" w:hAnsi="Courier New"/>
-          <w:sz w:val="19"/>
-        </w:rPr>
-        <w:t>G-04</w:t>
+        <w:t>G-03</w:t>
       </w:r>
       <w:r>
         <w:rPr>
@@ -5900,7 +6597,7 @@
           <w:rFonts w:ascii="Courier New" w:hAnsi="Courier New"/>
           <w:sz w:val="19"/>
         </w:rPr>
-        <w:t>B-08</w:t>
+        <w:t>B-03</w:t>
       </w:r>
       <w:r>
         <w:rPr>
@@ -5914,7 +6611,119 @@
           <w:rFonts w:ascii="Courier New" w:hAnsi="Courier New"/>
           <w:sz w:val="19"/>
         </w:rPr>
-        <w:t>G-09</w:t>
+        <w:t>B-04</w:t>
+      </w:r>
+      <w:r>
+        <w:rPr>
+          <w:color w:val="373737"/>
+          <w:sz w:val="19"/>
+        </w:rPr>
+        <w:t xml:space="preserve"> → </w:t>
+      </w:r>
+      <w:r>
+        <w:rPr>
+          <w:rFonts w:ascii="Courier New" w:hAnsi="Courier New"/>
+          <w:sz w:val="19"/>
+        </w:rPr>
+        <w:t>B-07</w:t>
+      </w:r>
+      <w:r>
+        <w:rPr>
+          <w:color w:val="373737"/>
+          <w:sz w:val="19"/>
+        </w:rPr>
+        <w:t xml:space="preserve"> → </w:t>
+      </w:r>
+      <w:r>
+        <w:rPr>
+          <w:rFonts w:ascii="Courier New" w:hAnsi="Courier New"/>
+          <w:sz w:val="19"/>
+        </w:rPr>
+        <w:t>C-01</w:t>
+      </w:r>
+      <w:r>
+        <w:rPr>
+          <w:color w:val="373737"/>
+          <w:sz w:val="19"/>
+        </w:rPr>
+        <w:t xml:space="preserve"> → </w:t>
+      </w:r>
+      <w:r>
+        <w:rPr>
+          <w:rFonts w:ascii="Courier New" w:hAnsi="Courier New"/>
+          <w:sz w:val="19"/>
+        </w:rPr>
+        <w:t>C-05</w:t>
+      </w:r>
+      <w:r>
+        <w:rPr>
+          <w:color w:val="373737"/>
+          <w:sz w:val="19"/>
+        </w:rPr>
+        <w:t xml:space="preserve"> → </w:t>
+      </w:r>
+      <w:r>
+        <w:rPr>
+          <w:rFonts w:ascii="Courier New" w:hAnsi="Courier New"/>
+          <w:sz w:val="19"/>
+        </w:rPr>
+        <w:t>D-04</w:t>
+      </w:r>
+      <w:r>
+        <w:rPr>
+          <w:color w:val="373737"/>
+          <w:sz w:val="19"/>
+        </w:rPr>
+        <w:t xml:space="preserve"> → </w:t>
+      </w:r>
+      <w:r>
+        <w:rPr>
+          <w:rFonts w:ascii="Courier New" w:hAnsi="Courier New"/>
+          <w:sz w:val="19"/>
+        </w:rPr>
+        <w:t>F-02</w:t>
+      </w:r>
+      <w:r>
+        <w:rPr>
+          <w:color w:val="373737"/>
+          <w:sz w:val="19"/>
+        </w:rPr>
+        <w:t xml:space="preserve"> → </w:t>
+      </w:r>
+      <w:r>
+        <w:rPr>
+          <w:rFonts w:ascii="Courier New" w:hAnsi="Courier New"/>
+          <w:sz w:val="19"/>
+        </w:rPr>
+        <w:t>G-05</w:t>
+      </w:r>
+      <w:r>
+        <w:rPr>
+          <w:color w:val="373737"/>
+          <w:sz w:val="19"/>
+        </w:rPr>
+        <w:t xml:space="preserve"> → </w:t>
+      </w:r>
+      <w:r>
+        <w:rPr>
+          <w:rFonts w:ascii="Courier New" w:hAnsi="Courier New"/>
+          <w:sz w:val="19"/>
+        </w:rPr>
+        <w:t>G-07</w:t>
+      </w:r>
+      <w:r>
+        <w:rPr>
+          <w:color w:val="373737"/>
+          <w:sz w:val="19"/>
+        </w:rPr>
+        <w:t xml:space="preserve"> → </w:t>
+      </w:r>
+      <w:r>
+        <w:rPr>
+          <w:rFonts w:ascii="Courier New" w:hAnsi="Courier New"/>
+          <w:sz w:val="19"/>
+        </w:rPr>
+        <w:t>G-13</w:t>
       </w:r>
     </w:p>
     <w:p>
@@ -5934,7 +6743,7 @@
           <w:color w:val="373737"/>
           <w:sz w:val="19"/>
         </w:rPr>
-        <w:t xml:space="preserve"> ~41 working days with 2 engineers vs ~79 days sequential.</w:t>
+        <w:t xml:space="preserve"> ~47 working days with 2 engineers vs ~91 days sequential.</w:t>
       </w:r>
     </w:p>
     <w:p>
@@ -6394,7 +7203,7 @@
           <w:color w:val="1F3864"/>
           <w:sz w:val="22"/>
         </w:rPr>
-        <w:t>📖 Phase B — Core Reads  (4 stories)</w:t>
+        <w:t>📖 Phase B — Core Reads  (7 stories)</w:t>
       </w:r>
     </w:p>
     <w:tbl>
@@ -6839,42 +7648,7 @@
                 <w:color w:val="373737"/>
                 <w:sz w:val="17"/>
               </w:rPr>
-              <w:t xml:space="preserve"> · </w:t>
-            </w:r>
-            <w:r>
-              <w:rPr>
-                <w:rFonts w:ascii="Courier New" w:hAnsi="Courier New"/>
-                <w:sz w:val="17"/>
-              </w:rPr>
-              <w:t>getBomByParentId</w:t>
-            </w:r>
-            <w:r>
-              <w:rPr>
-                <w:color w:val="373737"/>
-                <w:sz w:val="17"/>
-              </w:rPr>
-              <w:t xml:space="preserve"> data fetcher · </w:t>
-            </w:r>
-            <w:r>
-              <w:rPr>
-                <w:rFonts w:ascii="Courier New" w:hAnsi="Courier New"/>
-                <w:sz w:val="17"/>
-              </w:rPr>
-              <w:t>getBomPackagingMaterialTypes</w:t>
-            </w:r>
-            <w:r>
-              <w:rPr>
-                <w:color w:val="373737"/>
-                <w:sz w:val="17"/>
-              </w:rPr>
-              <w:t xml:space="preserve"> · </w:t>
-            </w:r>
-            <w:r>
-              <w:rPr>
-                <w:rFonts w:ascii="Courier New" w:hAnsi="Courier New"/>
-                <w:sz w:val="17"/>
-              </w:rPr>
-              <w:t>getBomPackagingSubstrates</w:t>
+              <w:t xml:space="preserve"> (cacheable master data)</w:t>
             </w:r>
           </w:p>
         </w:tc>
@@ -6889,10 +7663,10 @@
             </w:pPr>
             <w:r>
               <w:rPr>
-                <w:color w:val="9B7A00"/>
-                <w:sz w:val="17"/>
-              </w:rPr>
-              <w:t>🟡 Medium [M]</w:t>
+                <w:color w:val="1E7A34"/>
+                <w:sz w:val="17"/>
+              </w:rPr>
+              <w:t>🟢 Low [XS]</w:t>
             </w:r>
           </w:p>
         </w:tc>
@@ -6954,7 +7728,7 @@
                 <w:color w:val="373737"/>
                 <w:sz w:val="17"/>
               </w:rPr>
-              <w:t>Returns the list of possible BOM statuses — the options you'd see in a status dropdown; Lists all the BOMs that belong to one product, newest first; Returns the packaging material-type lookup list (cached, rarely changes); Returns the packaging substrate lookup list (cached)</w:t>
+              <w:t>Returns the list of possible BOM statuses — the options you'd see in a status dropdown.</w:t>
             </w:r>
           </w:p>
           <w:p>
@@ -6974,7 +7748,7 @@
                 <w:color w:val="373737"/>
                 <w:sz w:val="17"/>
               </w:rPr>
-              <w:t>GET …; transform {key:value} map → [{code,description}]. No ACL. ; today, the gateway fetches boms for a product and sorts them by createdAt DESC itself, in…</w:t>
+              <w:t>GET …; transform {key:value} map → [{code,description}]. No ACL</w:t>
             </w:r>
           </w:p>
           <w:p>
@@ -7004,359 +7778,85 @@
             </w:r>
             <w:r>
               <w:rPr>
+                <w:color w:val="373737"/>
+                <w:sz w:val="17"/>
+              </w:rPr>
+              <w:t xml:space="preserve">Returns </w:t>
+            </w:r>
+            <w:r>
+              <w:rPr>
                 <w:rFonts w:ascii="Courier New" w:hAnsi="Courier New"/>
                 <w:sz w:val="17"/>
               </w:rPr>
-              <w:t>getBomStatus</w:t>
-            </w:r>
-            <w:r>
-              <w:rPr>
-                <w:color w:val="373737"/>
-                <w:sz w:val="17"/>
-              </w:rPr>
-              <w:t xml:space="preserve">: Returns </w:t>
+              <w:t>[{code,description}]</w:t>
+            </w:r>
+            <w:r>
+              <w:rPr>
+                <w:color w:val="373737"/>
+                <w:sz w:val="17"/>
+              </w:rPr>
+              <w:t xml:space="preserve"> from the status map</w:t>
+            </w:r>
+          </w:p>
+          <w:p>
+            <w:pPr>
+              <w:spacing w:after="20"/>
+              <w:ind w:left="173"/>
+            </w:pPr>
+            <w:r>
+              <w:rPr>
+                <w:color w:val="444444"/>
+                <w:sz w:val="17"/>
+              </w:rPr>
+              <w:t xml:space="preserve">• </w:t>
+            </w:r>
+            <w:r>
+              <w:rPr>
+                <w:color w:val="373737"/>
+                <w:sz w:val="17"/>
+              </w:rPr>
+              <w:t>Second call served from cache (no REST)</w:t>
+            </w:r>
+          </w:p>
+          <w:p>
+            <w:pPr>
+              <w:spacing w:after="20"/>
+              <w:ind w:left="173"/>
+            </w:pPr>
+            <w:r>
+              <w:rPr>
+                <w:color w:val="444444"/>
+                <w:sz w:val="17"/>
+              </w:rPr>
+              <w:t xml:space="preserve">• </w:t>
+            </w:r>
+            <w:r>
+              <w:rPr>
+                <w:color w:val="373737"/>
+                <w:sz w:val="17"/>
+              </w:rPr>
+              <w:t>Map key→</w:t>
             </w:r>
             <w:r>
               <w:rPr>
                 <w:rFonts w:ascii="Courier New" w:hAnsi="Courier New"/>
                 <w:sz w:val="17"/>
               </w:rPr>
-              <w:t>[{code,description}]</w:t>
-            </w:r>
-            <w:r>
-              <w:rPr>
-                <w:color w:val="373737"/>
-                <w:sz w:val="17"/>
-              </w:rPr>
-              <w:t xml:space="preserve"> from the status map</w:t>
-            </w:r>
-          </w:p>
-          <w:p>
-            <w:pPr>
-              <w:spacing w:after="20"/>
-              <w:ind w:left="173"/>
-            </w:pPr>
-            <w:r>
-              <w:rPr>
-                <w:color w:val="444444"/>
-                <w:sz w:val="17"/>
-              </w:rPr>
-              <w:t xml:space="preserve">• </w:t>
+              <w:t>code</w:t>
+            </w:r>
+            <w:r>
+              <w:rPr>
+                <w:color w:val="373737"/>
+                <w:sz w:val="17"/>
+              </w:rPr>
+              <w:t>, value→</w:t>
             </w:r>
             <w:r>
               <w:rPr>
                 <w:rFonts w:ascii="Courier New" w:hAnsi="Courier New"/>
                 <w:sz w:val="17"/>
               </w:rPr>
-              <w:t>getBomStatus</w:t>
-            </w:r>
-            <w:r>
-              <w:rPr>
-                <w:color w:val="373737"/>
-                <w:sz w:val="17"/>
-              </w:rPr>
-              <w:t>: Second call served from cache (no REST)</w:t>
-            </w:r>
-          </w:p>
-          <w:p>
-            <w:pPr>
-              <w:spacing w:after="20"/>
-              <w:ind w:left="173"/>
-            </w:pPr>
-            <w:r>
-              <w:rPr>
-                <w:color w:val="444444"/>
-                <w:sz w:val="17"/>
-              </w:rPr>
-              <w:t xml:space="preserve">• </w:t>
-            </w:r>
-            <w:r>
-              <w:rPr>
-                <w:rFonts w:ascii="Courier New" w:hAnsi="Courier New"/>
-                <w:sz w:val="17"/>
-              </w:rPr>
-              <w:t>getBomStatus</w:t>
-            </w:r>
-            <w:r>
-              <w:rPr>
-                <w:color w:val="373737"/>
-                <w:sz w:val="17"/>
-              </w:rPr>
-              <w:t>: Map key→</w:t>
-            </w:r>
-            <w:r>
-              <w:rPr>
-                <w:rFonts w:ascii="Courier New" w:hAnsi="Courier New"/>
-                <w:sz w:val="17"/>
-              </w:rPr>
-              <w:t>code</w:t>
-            </w:r>
-            <w:r>
-              <w:rPr>
-                <w:color w:val="373737"/>
-                <w:sz w:val="17"/>
-              </w:rPr>
-              <w:t>, value→</w:t>
-            </w:r>
-            <w:r>
-              <w:rPr>
-                <w:rFonts w:ascii="Courier New" w:hAnsi="Courier New"/>
-                <w:sz w:val="17"/>
-              </w:rPr>
               <w:t>description</w:t>
-            </w:r>
-          </w:p>
-          <w:p>
-            <w:pPr>
-              <w:spacing w:after="20"/>
-              <w:ind w:left="173"/>
-            </w:pPr>
-            <w:r>
-              <w:rPr>
-                <w:color w:val="444444"/>
-                <w:sz w:val="17"/>
-              </w:rPr>
-              <w:t xml:space="preserve">• </w:t>
-            </w:r>
-            <w:r>
-              <w:rPr>
-                <w:rFonts w:ascii="Courier New" w:hAnsi="Courier New"/>
-                <w:sz w:val="17"/>
-              </w:rPr>
-              <w:t>getBomByParentId</w:t>
-            </w:r>
-            <w:r>
-              <w:rPr>
-                <w:color w:val="373737"/>
-                <w:sz w:val="17"/>
-              </w:rPr>
-              <w:t xml:space="preserve"> data fetcher: Returns boms for </w:t>
-            </w:r>
-            <w:r>
-              <w:rPr>
-                <w:rFonts w:ascii="Courier New" w:hAnsi="Courier New"/>
-                <w:sz w:val="17"/>
-              </w:rPr>
-              <w:t>parentId</w:t>
-            </w:r>
-            <w:r>
-              <w:rPr>
-                <w:color w:val="373737"/>
-                <w:sz w:val="17"/>
-              </w:rPr>
-              <w:t xml:space="preserve"> sorted </w:t>
-            </w:r>
-            <w:r>
-              <w:rPr>
-                <w:rFonts w:ascii="Courier New" w:hAnsi="Courier New"/>
-                <w:sz w:val="17"/>
-              </w:rPr>
-              <w:t>createdAt</w:t>
-            </w:r>
-            <w:r>
-              <w:rPr>
-                <w:color w:val="373737"/>
-                <w:sz w:val="17"/>
-              </w:rPr>
-              <w:t xml:space="preserve"> DESC, sorted by the </w:t>
-            </w:r>
-            <w:r>
-              <w:rPr>
-                <w:b/>
-                <w:color w:val="373737"/>
-                <w:sz w:val="17"/>
-              </w:rPr>
-              <w:t>backend</w:t>
-            </w:r>
-            <w:r>
-              <w:rPr>
-                <w:color w:val="373737"/>
-                <w:sz w:val="17"/>
-              </w:rPr>
-              <w:t>, not client code</w:t>
-            </w:r>
-          </w:p>
-          <w:p>
-            <w:pPr>
-              <w:spacing w:after="20"/>
-              <w:ind w:left="173"/>
-            </w:pPr>
-            <w:r>
-              <w:rPr>
-                <w:color w:val="444444"/>
-                <w:sz w:val="17"/>
-              </w:rPr>
-              <w:t xml:space="preserve">• </w:t>
-            </w:r>
-            <w:r>
-              <w:rPr>
-                <w:rFonts w:ascii="Courier New" w:hAnsi="Courier New"/>
-                <w:sz w:val="17"/>
-              </w:rPr>
-              <w:t>getBomByParentId</w:t>
-            </w:r>
-            <w:r>
-              <w:rPr>
-                <w:color w:val="373737"/>
-                <w:sz w:val="17"/>
-              </w:rPr>
-              <w:t xml:space="preserve"> data fetcher: Empty → </w:t>
-            </w:r>
-            <w:r>
-              <w:rPr>
-                <w:rFonts w:ascii="Courier New" w:hAnsi="Courier New"/>
-                <w:sz w:val="17"/>
-              </w:rPr>
-              <w:t>{content: []}</w:t>
-            </w:r>
-          </w:p>
-          <w:p>
-            <w:pPr>
-              <w:spacing w:after="20"/>
-              <w:ind w:left="173"/>
-            </w:pPr>
-            <w:r>
-              <w:rPr>
-                <w:color w:val="444444"/>
-                <w:sz w:val="17"/>
-              </w:rPr>
-              <w:t xml:space="preserve">• </w:t>
-            </w:r>
-            <w:r>
-              <w:rPr>
-                <w:rFonts w:ascii="Courier New" w:hAnsi="Courier New"/>
-                <w:sz w:val="17"/>
-              </w:rPr>
-              <w:t>getBomByParentId</w:t>
-            </w:r>
-            <w:r>
-              <w:rPr>
-                <w:color w:val="373737"/>
-                <w:sz w:val="17"/>
-              </w:rPr>
-              <w:t xml:space="preserve"> data fetcher: No </w:t>
-            </w:r>
-            <w:r>
-              <w:rPr>
-                <w:rFonts w:ascii="Courier New" w:hAnsi="Courier New"/>
-                <w:sz w:val="17"/>
-              </w:rPr>
-              <w:t>sortedByDescending</w:t>
-            </w:r>
-            <w:r>
-              <w:rPr>
-                <w:color w:val="373737"/>
-                <w:sz w:val="17"/>
-              </w:rPr>
-              <w:t xml:space="preserve"> (or equivalent) remains in the Kotlin data fetcher — sorting happens once, server-side</w:t>
-            </w:r>
-          </w:p>
-          <w:p>
-            <w:pPr>
-              <w:spacing w:after="20"/>
-              <w:ind w:left="173"/>
-            </w:pPr>
-            <w:r>
-              <w:rPr>
-                <w:color w:val="444444"/>
-                <w:sz w:val="17"/>
-              </w:rPr>
-              <w:t xml:space="preserve">• </w:t>
-            </w:r>
-            <w:r>
-              <w:rPr>
-                <w:rFonts w:ascii="Courier New" w:hAnsi="Courier New"/>
-                <w:sz w:val="17"/>
-              </w:rPr>
-              <w:t>getBomPackagingMaterialTypes</w:t>
-            </w:r>
-            <w:r>
-              <w:rPr>
-                <w:color w:val="373737"/>
-                <w:sz w:val="17"/>
-              </w:rPr>
-              <w:t>: Returns packaging material types</w:t>
-            </w:r>
-          </w:p>
-          <w:p>
-            <w:pPr>
-              <w:spacing w:after="20"/>
-              <w:ind w:left="173"/>
-            </w:pPr>
-            <w:r>
-              <w:rPr>
-                <w:color w:val="444444"/>
-                <w:sz w:val="17"/>
-              </w:rPr>
-              <w:t xml:space="preserve">• </w:t>
-            </w:r>
-            <w:r>
-              <w:rPr>
-                <w:rFonts w:ascii="Courier New" w:hAnsi="Courier New"/>
-                <w:sz w:val="17"/>
-              </w:rPr>
-              <w:t>getBomPackagingMaterialTypes</w:t>
-            </w:r>
-            <w:r>
-              <w:rPr>
-                <w:color w:val="373737"/>
-                <w:sz w:val="17"/>
-              </w:rPr>
-              <w:t>: Cached on second call</w:t>
-            </w:r>
-          </w:p>
-          <w:p>
-            <w:pPr>
-              <w:spacing w:after="20"/>
-              <w:ind w:left="173"/>
-            </w:pPr>
-            <w:r>
-              <w:rPr>
-                <w:color w:val="444444"/>
-                <w:sz w:val="17"/>
-              </w:rPr>
-              <w:t xml:space="preserve">• </w:t>
-            </w:r>
-            <w:r>
-              <w:rPr>
-                <w:rFonts w:ascii="Courier New" w:hAnsi="Courier New"/>
-                <w:sz w:val="17"/>
-              </w:rPr>
-              <w:t>getBomPackagingSubstrates</w:t>
-            </w:r>
-            <w:r>
-              <w:rPr>
-                <w:color w:val="373737"/>
-                <w:sz w:val="17"/>
-              </w:rPr>
-              <w:t>: Returns substrate list</w:t>
-            </w:r>
-          </w:p>
-          <w:p>
-            <w:pPr>
-              <w:spacing w:after="20"/>
-              <w:ind w:left="173"/>
-            </w:pPr>
-            <w:r>
-              <w:rPr>
-                <w:color w:val="444444"/>
-                <w:sz w:val="17"/>
-              </w:rPr>
-              <w:t xml:space="preserve">• </w:t>
-            </w:r>
-            <w:r>
-              <w:rPr>
-                <w:rFonts w:ascii="Courier New" w:hAnsi="Courier New"/>
-                <w:sz w:val="17"/>
-              </w:rPr>
-              <w:t>getBomPackagingSubstrates</w:t>
-            </w:r>
-            <w:r>
-              <w:rPr>
-                <w:color w:val="373737"/>
-                <w:sz w:val="17"/>
-              </w:rPr>
-              <w:t>: Cached</w:t>
             </w:r>
           </w:p>
         </w:tc>
@@ -7364,6 +7864,286 @@
       <w:tr>
         <w:tc>
           <w:tcPr>
+            <w:tcW w:w="2448" w:type="dxa"/>
+          </w:tcPr>
+          <w:p>
+            <w:pPr>
+              <w:spacing w:after="20"/>
+            </w:pPr>
+            <w:r>
+              <w:rPr>
+                <w:sz w:val="18"/>
+              </w:rPr>
+              <w:t xml:space="preserve">🔷 </w:t>
+            </w:r>
+            <w:r>
+              <w:rPr>
+                <w:rFonts w:ascii="Courier New" w:hAnsi="Courier New"/>
+                <w:b/>
+                <w:color w:val="1F497D"/>
+                <w:sz w:val="17"/>
+              </w:rPr>
+              <w:t>BOM-BE-B-04</w:t>
+            </w:r>
+          </w:p>
+          <w:p>
+            <w:pPr>
+              <w:spacing w:after="20"/>
+            </w:pPr>
+            <w:r>
+              <w:rPr>
+                <w:rFonts w:ascii="Courier New" w:hAnsi="Courier New"/>
+                <w:sz w:val="17"/>
+              </w:rPr>
+              <w:t>getBomByParentId</w:t>
+            </w:r>
+            <w:r>
+              <w:rPr>
+                <w:color w:val="373737"/>
+                <w:sz w:val="17"/>
+              </w:rPr>
+              <w:t xml:space="preserve"> data fetcher</w:t>
+            </w:r>
+          </w:p>
+        </w:tc>
+        <w:tc>
+          <w:tcPr>
+            <w:tcW w:w="1152" w:type="dxa"/>
+          </w:tcPr>
+          <w:p>
+            <w:pPr>
+              <w:spacing w:after="20"/>
+            </w:pPr>
+            <w:r>
+              <w:rPr>
+                <w:color w:val="1E7A34"/>
+                <w:sz w:val="17"/>
+              </w:rPr>
+              <w:t>🟢 Low [XS]</w:t>
+            </w:r>
+          </w:p>
+        </w:tc>
+        <w:tc>
+          <w:tcPr>
+            <w:tcW w:w="1872" w:type="dxa"/>
+          </w:tcPr>
+          <w:p>
+            <w:pPr>
+              <w:spacing w:after="20"/>
+            </w:pPr>
+            <w:r>
+              <w:rPr>
+                <w:color w:val="444444"/>
+                <w:sz w:val="17"/>
+              </w:rPr>
+              <w:t>Query</w:t>
+            </w:r>
+          </w:p>
+        </w:tc>
+        <w:tc>
+          <w:tcPr>
+            <w:tcW w:w="1368" w:type="dxa"/>
+          </w:tcPr>
+          <w:p>
+            <w:pPr>
+              <w:spacing w:after="20"/>
+            </w:pPr>
+            <w:r>
+              <w:rPr>
+                <w:color w:val="444444"/>
+                <w:sz w:val="17"/>
+              </w:rPr>
+              <w:t>—</w:t>
+            </w:r>
+          </w:p>
+        </w:tc>
+        <w:tc>
+          <w:tcPr>
+            <w:tcW w:w="5976" w:type="dxa"/>
+          </w:tcPr>
+          <w:p>
+            <w:pPr>
+              <w:spacing w:after="20"/>
+            </w:pPr>
+            <w:r>
+              <w:rPr>
+                <w:b/>
+                <w:color w:val="373737"/>
+                <w:sz w:val="17"/>
+              </w:rPr>
+              <w:t xml:space="preserve">Intent — </w:t>
+            </w:r>
+            <w:r>
+              <w:rPr>
+                <w:color w:val="373737"/>
+                <w:sz w:val="17"/>
+              </w:rPr>
+              <w:t>Lists all the BOMs that belong to one product, newest first.</w:t>
+            </w:r>
+          </w:p>
+          <w:p>
+            <w:pPr>
+              <w:spacing w:after="20"/>
+            </w:pPr>
+            <w:r>
+              <w:rPr>
+                <w:b/>
+                <w:color w:val="373737"/>
+                <w:sz w:val="17"/>
+              </w:rPr>
+              <w:t xml:space="preserve">Today — </w:t>
+            </w:r>
+            <w:r>
+              <w:rPr>
+                <w:color w:val="373737"/>
+                <w:sz w:val="17"/>
+              </w:rPr>
+              <w:t>today, the gateway fetches boms for a product and sorts them by createdAt DESC itself, in application code — the backend returns them unsorted. ignored in DGS. -…</w:t>
+            </w:r>
+          </w:p>
+          <w:p>
+            <w:pPr>
+              <w:spacing w:after="20"/>
+            </w:pPr>
+            <w:r>
+              <w:rPr>
+                <w:b/>
+                <w:color w:val="373737"/>
+                <w:sz w:val="17"/>
+              </w:rPr>
+              <w:t>Done when:</w:t>
+            </w:r>
+          </w:p>
+          <w:p>
+            <w:pPr>
+              <w:spacing w:after="20"/>
+              <w:ind w:left="173"/>
+            </w:pPr>
+            <w:r>
+              <w:rPr>
+                <w:color w:val="444444"/>
+                <w:sz w:val="17"/>
+              </w:rPr>
+              <w:t xml:space="preserve">• </w:t>
+            </w:r>
+            <w:r>
+              <w:rPr>
+                <w:color w:val="373737"/>
+                <w:sz w:val="17"/>
+              </w:rPr>
+              <w:t xml:space="preserve">Returns boms for </w:t>
+            </w:r>
+            <w:r>
+              <w:rPr>
+                <w:rFonts w:ascii="Courier New" w:hAnsi="Courier New"/>
+                <w:sz w:val="17"/>
+              </w:rPr>
+              <w:t>parentId</w:t>
+            </w:r>
+            <w:r>
+              <w:rPr>
+                <w:color w:val="373737"/>
+                <w:sz w:val="17"/>
+              </w:rPr>
+              <w:t xml:space="preserve"> sorted </w:t>
+            </w:r>
+            <w:r>
+              <w:rPr>
+                <w:rFonts w:ascii="Courier New" w:hAnsi="Courier New"/>
+                <w:sz w:val="17"/>
+              </w:rPr>
+              <w:t>createdAt</w:t>
+            </w:r>
+            <w:r>
+              <w:rPr>
+                <w:color w:val="373737"/>
+                <w:sz w:val="17"/>
+              </w:rPr>
+              <w:t xml:space="preserve"> DESC, sorted by the </w:t>
+            </w:r>
+            <w:r>
+              <w:rPr>
+                <w:b/>
+                <w:color w:val="373737"/>
+                <w:sz w:val="17"/>
+              </w:rPr>
+              <w:t>backend</w:t>
+            </w:r>
+            <w:r>
+              <w:rPr>
+                <w:color w:val="373737"/>
+                <w:sz w:val="17"/>
+              </w:rPr>
+              <w:t>, not client code</w:t>
+            </w:r>
+          </w:p>
+          <w:p>
+            <w:pPr>
+              <w:spacing w:after="20"/>
+              <w:ind w:left="173"/>
+            </w:pPr>
+            <w:r>
+              <w:rPr>
+                <w:color w:val="444444"/>
+                <w:sz w:val="17"/>
+              </w:rPr>
+              <w:t xml:space="preserve">• </w:t>
+            </w:r>
+            <w:r>
+              <w:rPr>
+                <w:color w:val="373737"/>
+                <w:sz w:val="17"/>
+              </w:rPr>
+              <w:t xml:space="preserve">Empty → </w:t>
+            </w:r>
+            <w:r>
+              <w:rPr>
+                <w:rFonts w:ascii="Courier New" w:hAnsi="Courier New"/>
+                <w:sz w:val="17"/>
+              </w:rPr>
+              <w:t>{content: []}</w:t>
+            </w:r>
+          </w:p>
+          <w:p>
+            <w:pPr>
+              <w:spacing w:after="20"/>
+              <w:ind w:left="173"/>
+            </w:pPr>
+            <w:r>
+              <w:rPr>
+                <w:color w:val="444444"/>
+                <w:sz w:val="17"/>
+              </w:rPr>
+              <w:t xml:space="preserve">• </w:t>
+            </w:r>
+            <w:r>
+              <w:rPr>
+                <w:color w:val="373737"/>
+                <w:sz w:val="17"/>
+              </w:rPr>
+              <w:t xml:space="preserve">No </w:t>
+            </w:r>
+            <w:r>
+              <w:rPr>
+                <w:rFonts w:ascii="Courier New" w:hAnsi="Courier New"/>
+                <w:sz w:val="17"/>
+              </w:rPr>
+              <w:t>sortedByDescending</w:t>
+            </w:r>
+            <w:r>
+              <w:rPr>
+                <w:color w:val="373737"/>
+                <w:sz w:val="17"/>
+              </w:rPr>
+              <w:t xml:space="preserve"> (or equivalent) remains in the Kotlin data fetcher — sorting happens once, server-side</w:t>
+            </w:r>
+          </w:p>
+        </w:tc>
+      </w:tr>
+      <w:tr>
+        <w:tc>
+          <w:tcPr>
+            <w:shd w:val="clear" w:color="auto" w:fill="F5F8FF"/>
             <w:tcW w:w="2448" w:type="dxa"/>
           </w:tcPr>
           <w:p>
@@ -7427,6 +8207,7 @@
         </w:tc>
         <w:tc>
           <w:tcPr>
+            <w:shd w:val="clear" w:color="auto" w:fill="F5F8FF"/>
             <w:tcW w:w="1152" w:type="dxa"/>
           </w:tcPr>
           <w:p>
@@ -7444,6 +8225,7 @@
         </w:tc>
         <w:tc>
           <w:tcPr>
+            <w:shd w:val="clear" w:color="auto" w:fill="F5F8FF"/>
             <w:tcW w:w="1872" w:type="dxa"/>
           </w:tcPr>
           <w:p>
@@ -7480,6 +8262,7 @@
         </w:tc>
         <w:tc>
           <w:tcPr>
+            <w:shd w:val="clear" w:color="auto" w:fill="F5F8FF"/>
             <w:tcW w:w="1368" w:type="dxa"/>
           </w:tcPr>
           <w:p>
@@ -7497,6 +8280,7 @@
         </w:tc>
         <w:tc>
           <w:tcPr>
+            <w:shd w:val="clear" w:color="auto" w:fill="F5F8FF"/>
             <w:tcW w:w="5976" w:type="dxa"/>
           </w:tcPr>
           <w:p>
@@ -7644,7 +8428,6 @@
       <w:tr>
         <w:tc>
           <w:tcPr>
-            <w:shd w:val="clear" w:color="auto" w:fill="F5F8FF"/>
             <w:tcW w:w="2448" w:type="dxa"/>
           </w:tcPr>
           <w:p>
@@ -7664,7 +8447,7 @@
                 <w:color w:val="1F497D"/>
                 <w:sz w:val="17"/>
               </w:rPr>
-              <w:t>BOM-BE-B-08</w:t>
+              <w:t>BOM-BE-B-06</w:t>
             </w:r>
           </w:p>
           <w:p>
@@ -7676,7 +8459,203 @@
                 <w:rFonts w:ascii="Courier New" w:hAnsi="Courier New"/>
                 <w:sz w:val="17"/>
               </w:rPr>
-              <w:t>getBomPackagingUnitOfMeasure</w:t>
+              <w:t>getBomPackagingMaterialTypes</w:t>
+            </w:r>
+            <w:r>
+              <w:rPr>
+                <w:color w:val="373737"/>
+                <w:sz w:val="17"/>
+              </w:rPr>
+              <w:t xml:space="preserve"> (cacheable)</w:t>
+            </w:r>
+          </w:p>
+        </w:tc>
+        <w:tc>
+          <w:tcPr>
+            <w:tcW w:w="1152" w:type="dxa"/>
+          </w:tcPr>
+          <w:p>
+            <w:pPr>
+              <w:spacing w:after="20"/>
+            </w:pPr>
+            <w:r>
+              <w:rPr>
+                <w:color w:val="1E7A34"/>
+                <w:sz w:val="17"/>
+              </w:rPr>
+              <w:t>🟢 Low [XS]</w:t>
+            </w:r>
+          </w:p>
+        </w:tc>
+        <w:tc>
+          <w:tcPr>
+            <w:tcW w:w="1872" w:type="dxa"/>
+          </w:tcPr>
+          <w:p>
+            <w:pPr>
+              <w:spacing w:after="20"/>
+            </w:pPr>
+            <w:r>
+              <w:rPr>
+                <w:color w:val="444444"/>
+                <w:sz w:val="17"/>
+              </w:rPr>
+              <w:t>Query</w:t>
+            </w:r>
+          </w:p>
+        </w:tc>
+        <w:tc>
+          <w:tcPr>
+            <w:tcW w:w="1368" w:type="dxa"/>
+          </w:tcPr>
+          <w:p>
+            <w:pPr>
+              <w:spacing w:after="20"/>
+            </w:pPr>
+            <w:r>
+              <w:rPr>
+                <w:color w:val="444444"/>
+                <w:sz w:val="17"/>
+              </w:rPr>
+              <w:t>—</w:t>
+            </w:r>
+          </w:p>
+        </w:tc>
+        <w:tc>
+          <w:tcPr>
+            <w:tcW w:w="5976" w:type="dxa"/>
+          </w:tcPr>
+          <w:p>
+            <w:pPr>
+              <w:spacing w:after="20"/>
+            </w:pPr>
+            <w:r>
+              <w:rPr>
+                <w:b/>
+                <w:color w:val="373737"/>
+                <w:sz w:val="17"/>
+              </w:rPr>
+              <w:t xml:space="preserve">Intent — </w:t>
+            </w:r>
+            <w:r>
+              <w:rPr>
+                <w:color w:val="373737"/>
+                <w:sz w:val="17"/>
+              </w:rPr>
+              <w:t>Returns the packaging material-type lookup list (cached, rarely changes).</w:t>
+            </w:r>
+          </w:p>
+          <w:p>
+            <w:pPr>
+              <w:spacing w:after="20"/>
+            </w:pPr>
+            <w:r>
+              <w:rPr>
+                <w:b/>
+                <w:color w:val="373737"/>
+                <w:sz w:val="17"/>
+              </w:rPr>
+              <w:t xml:space="preserve">Today — </w:t>
+            </w:r>
+            <w:r>
+              <w:rPr>
+                <w:color w:val="373737"/>
+                <w:sz w:val="17"/>
+              </w:rPr>
+              <w:t>GET …/master_data/packaging_bom_material_types → camelCase. No ACL</w:t>
+            </w:r>
+          </w:p>
+          <w:p>
+            <w:pPr>
+              <w:spacing w:after="20"/>
+            </w:pPr>
+            <w:r>
+              <w:rPr>
+                <w:b/>
+                <w:color w:val="373737"/>
+                <w:sz w:val="17"/>
+              </w:rPr>
+              <w:t>Done when:</w:t>
+            </w:r>
+          </w:p>
+          <w:p>
+            <w:pPr>
+              <w:spacing w:after="20"/>
+              <w:ind w:left="173"/>
+            </w:pPr>
+            <w:r>
+              <w:rPr>
+                <w:color w:val="444444"/>
+                <w:sz w:val="17"/>
+              </w:rPr>
+              <w:t xml:space="preserve">• </w:t>
+            </w:r>
+            <w:r>
+              <w:rPr>
+                <w:color w:val="373737"/>
+                <w:sz w:val="17"/>
+              </w:rPr>
+              <w:t>Returns packaging material types</w:t>
+            </w:r>
+          </w:p>
+          <w:p>
+            <w:pPr>
+              <w:spacing w:after="20"/>
+              <w:ind w:left="173"/>
+            </w:pPr>
+            <w:r>
+              <w:rPr>
+                <w:color w:val="444444"/>
+                <w:sz w:val="17"/>
+              </w:rPr>
+              <w:t xml:space="preserve">• </w:t>
+            </w:r>
+            <w:r>
+              <w:rPr>
+                <w:color w:val="373737"/>
+                <w:sz w:val="17"/>
+              </w:rPr>
+              <w:t>Cached on second call</w:t>
+            </w:r>
+          </w:p>
+        </w:tc>
+      </w:tr>
+      <w:tr>
+        <w:tc>
+          <w:tcPr>
+            <w:shd w:val="clear" w:color="auto" w:fill="F5F8FF"/>
+            <w:tcW w:w="2448" w:type="dxa"/>
+          </w:tcPr>
+          <w:p>
+            <w:pPr>
+              <w:spacing w:after="20"/>
+            </w:pPr>
+            <w:r>
+              <w:rPr>
+                <w:sz w:val="18"/>
+              </w:rPr>
+              <w:t xml:space="preserve">🔷 </w:t>
+            </w:r>
+            <w:r>
+              <w:rPr>
+                <w:rFonts w:ascii="Courier New" w:hAnsi="Courier New"/>
+                <w:b/>
+                <w:color w:val="1F497D"/>
+                <w:sz w:val="17"/>
+              </w:rPr>
+              <w:t>BOM-BE-B-07</w:t>
+            </w:r>
+          </w:p>
+          <w:p>
+            <w:pPr>
+              <w:spacing w:after="20"/>
+            </w:pPr>
+            <w:r>
+              <w:rPr>
+                <w:rFonts w:ascii="Courier New" w:hAnsi="Courier New"/>
+                <w:sz w:val="17"/>
+              </w:rPr>
+              <w:t>getBomPackagingSubstrates</w:t>
             </w:r>
             <w:r>
               <w:rPr>
@@ -7744,6 +8723,201 @@
         <w:tc>
           <w:tcPr>
             <w:shd w:val="clear" w:color="auto" w:fill="F5F8FF"/>
+            <w:tcW w:w="5976" w:type="dxa"/>
+          </w:tcPr>
+          <w:p>
+            <w:pPr>
+              <w:spacing w:after="20"/>
+            </w:pPr>
+            <w:r>
+              <w:rPr>
+                <w:b/>
+                <w:color w:val="373737"/>
+                <w:sz w:val="17"/>
+              </w:rPr>
+              <w:t xml:space="preserve">Intent — </w:t>
+            </w:r>
+            <w:r>
+              <w:rPr>
+                <w:color w:val="373737"/>
+                <w:sz w:val="17"/>
+              </w:rPr>
+              <w:t>Returns the packaging substrate lookup list (cached).</w:t>
+            </w:r>
+          </w:p>
+          <w:p>
+            <w:pPr>
+              <w:spacing w:after="20"/>
+            </w:pPr>
+            <w:r>
+              <w:rPr>
+                <w:b/>
+                <w:color w:val="373737"/>
+                <w:sz w:val="17"/>
+              </w:rPr>
+              <w:t xml:space="preserve">Today — </w:t>
+            </w:r>
+            <w:r>
+              <w:rPr>
+                <w:color w:val="373737"/>
+                <w:sz w:val="17"/>
+              </w:rPr>
+              <w:t>GET …/master_data/packaging_bom_substrate_types → camelCase</w:t>
+            </w:r>
+          </w:p>
+          <w:p>
+            <w:pPr>
+              <w:spacing w:after="20"/>
+            </w:pPr>
+            <w:r>
+              <w:rPr>
+                <w:b/>
+                <w:color w:val="373737"/>
+                <w:sz w:val="17"/>
+              </w:rPr>
+              <w:t>Done when:</w:t>
+            </w:r>
+          </w:p>
+          <w:p>
+            <w:pPr>
+              <w:spacing w:after="20"/>
+              <w:ind w:left="173"/>
+            </w:pPr>
+            <w:r>
+              <w:rPr>
+                <w:color w:val="444444"/>
+                <w:sz w:val="17"/>
+              </w:rPr>
+              <w:t xml:space="preserve">• </w:t>
+            </w:r>
+            <w:r>
+              <w:rPr>
+                <w:color w:val="373737"/>
+                <w:sz w:val="17"/>
+              </w:rPr>
+              <w:t>Returns substrate list</w:t>
+            </w:r>
+          </w:p>
+          <w:p>
+            <w:pPr>
+              <w:spacing w:after="20"/>
+              <w:ind w:left="173"/>
+            </w:pPr>
+            <w:r>
+              <w:rPr>
+                <w:color w:val="444444"/>
+                <w:sz w:val="17"/>
+              </w:rPr>
+              <w:t xml:space="preserve">• </w:t>
+            </w:r>
+            <w:r>
+              <w:rPr>
+                <w:color w:val="373737"/>
+                <w:sz w:val="17"/>
+              </w:rPr>
+              <w:t>Cached</w:t>
+            </w:r>
+          </w:p>
+        </w:tc>
+      </w:tr>
+      <w:tr>
+        <w:tc>
+          <w:tcPr>
+            <w:tcW w:w="2448" w:type="dxa"/>
+          </w:tcPr>
+          <w:p>
+            <w:pPr>
+              <w:spacing w:after="20"/>
+            </w:pPr>
+            <w:r>
+              <w:rPr>
+                <w:sz w:val="18"/>
+              </w:rPr>
+              <w:t xml:space="preserve">🔷 </w:t>
+            </w:r>
+            <w:r>
+              <w:rPr>
+                <w:rFonts w:ascii="Courier New" w:hAnsi="Courier New"/>
+                <w:b/>
+                <w:color w:val="1F497D"/>
+                <w:sz w:val="17"/>
+              </w:rPr>
+              <w:t>BOM-BE-B-08</w:t>
+            </w:r>
+          </w:p>
+          <w:p>
+            <w:pPr>
+              <w:spacing w:after="20"/>
+            </w:pPr>
+            <w:r>
+              <w:rPr>
+                <w:rFonts w:ascii="Courier New" w:hAnsi="Courier New"/>
+                <w:sz w:val="17"/>
+              </w:rPr>
+              <w:t>getBomPackagingUnitOfMeasure</w:t>
+            </w:r>
+            <w:r>
+              <w:rPr>
+                <w:color w:val="373737"/>
+                <w:sz w:val="17"/>
+              </w:rPr>
+              <w:t xml:space="preserve"> (cacheable)</w:t>
+            </w:r>
+          </w:p>
+        </w:tc>
+        <w:tc>
+          <w:tcPr>
+            <w:tcW w:w="1152" w:type="dxa"/>
+          </w:tcPr>
+          <w:p>
+            <w:pPr>
+              <w:spacing w:after="20"/>
+            </w:pPr>
+            <w:r>
+              <w:rPr>
+                <w:color w:val="1E7A34"/>
+                <w:sz w:val="17"/>
+              </w:rPr>
+              <w:t>🟢 Low [XS]</w:t>
+            </w:r>
+          </w:p>
+        </w:tc>
+        <w:tc>
+          <w:tcPr>
+            <w:tcW w:w="1872" w:type="dxa"/>
+          </w:tcPr>
+          <w:p>
+            <w:pPr>
+              <w:spacing w:after="20"/>
+            </w:pPr>
+            <w:r>
+              <w:rPr>
+                <w:color w:val="444444"/>
+                <w:sz w:val="17"/>
+              </w:rPr>
+              <w:t>Query</w:t>
+            </w:r>
+          </w:p>
+        </w:tc>
+        <w:tc>
+          <w:tcPr>
+            <w:tcW w:w="1368" w:type="dxa"/>
+          </w:tcPr>
+          <w:p>
+            <w:pPr>
+              <w:spacing w:after="20"/>
+            </w:pPr>
+            <w:r>
+              <w:rPr>
+                <w:color w:val="444444"/>
+                <w:sz w:val="17"/>
+              </w:rPr>
+              <w:t>—</w:t>
+            </w:r>
+          </w:p>
+        </w:tc>
+        <w:tc>
+          <w:tcPr>
             <w:tcW w:w="5976" w:type="dxa"/>
           </w:tcPr>
           <w:p>
@@ -7975,7 +9149,7 @@
           <w:color w:val="1A4731"/>
           <w:sz w:val="22"/>
         </w:rPr>
-        <w:t>🔍 Phase C — Search &amp; Listing  (3 stories)</w:t>
+        <w:t>🔍 Phase C — Search &amp; Listing  (5 stories)</w:t>
       </w:r>
     </w:p>
     <w:tbl>
@@ -8140,34 +9314,6 @@
                 <w:color w:val="373737"/>
                 <w:sz w:val="17"/>
               </w:rPr>
-              <w:t xml:space="preserve"> data fetcher · </w:t>
-            </w:r>
-            <w:r>
-              <w:rPr>
-                <w:rFonts w:ascii="Courier New" w:hAnsi="Courier New"/>
-                <w:sz w:val="17"/>
-              </w:rPr>
-              <w:t>getValidTrimSuppliersForBom</w:t>
-            </w:r>
-            <w:r>
-              <w:rPr>
-                <w:color w:val="373737"/>
-                <w:sz w:val="17"/>
-              </w:rPr>
-              <w:t xml:space="preserve"> data fetcher · </w:t>
-            </w:r>
-            <w:r>
-              <w:rPr>
-                <w:rFonts w:ascii="Courier New" w:hAnsi="Courier New"/>
-                <w:sz w:val="17"/>
-              </w:rPr>
-              <w:t>getValidRawMaterialSuppliersForBom</w:t>
-            </w:r>
-            <w:r>
-              <w:rPr>
-                <w:color w:val="373737"/>
-                <w:sz w:val="17"/>
-              </w:rPr>
               <w:t xml:space="preserve"> data fetcher</w:t>
             </w:r>
           </w:p>
@@ -8182,10 +9328,10 @@
             </w:pPr>
             <w:r>
               <w:rPr>
-                <w:color w:val="9B7A00"/>
-                <w:sz w:val="17"/>
-              </w:rPr>
-              <w:t>🟡 Medium [M]</w:t>
+                <w:color w:val="1E7A34"/>
+                <w:sz w:val="17"/>
+              </w:rPr>
+              <w:t>🟢 Low [XS]</w:t>
             </w:r>
           </w:p>
         </w:tc>
@@ -8221,7 +9367,7 @@
                 <w:color w:val="373737"/>
                 <w:sz w:val="16"/>
               </w:rPr>
-              <w:t>search, vmm</w:t>
+              <w:t>search</w:t>
             </w:r>
           </w:p>
         </w:tc>
@@ -8263,7 +9409,7 @@
                 <w:color w:val="373737"/>
                 <w:sz w:val="17"/>
               </w:rPr>
-              <w:t>Runs a BOM search and returns the BOMs that match; Lists the valid trim suppliers for a BOM; Lists the valid raw-material suppliers for a BOM</w:t>
+              <w:t>Runs a BOM search and returns the BOMs that match.</w:t>
             </w:r>
           </w:p>
           <w:p>
@@ -8313,23 +9459,16 @@
             </w:r>
             <w:r>
               <w:rPr>
+                <w:color w:val="373737"/>
+                <w:sz w:val="17"/>
+              </w:rPr>
+              <w:t xml:space="preserve">Returns </w:t>
+            </w:r>
+            <w:r>
+              <w:rPr>
                 <w:rFonts w:ascii="Courier New" w:hAnsi="Courier New"/>
                 <w:sz w:val="17"/>
               </w:rPr>
-              <w:t>getBomElastic</w:t>
-            </w:r>
-            <w:r>
-              <w:rPr>
-                <w:color w:val="373737"/>
-                <w:sz w:val="17"/>
-              </w:rPr>
-              <w:t xml:space="preserve"> data fetcher: Returns </w:t>
-            </w:r>
-            <w:r>
-              <w:rPr>
-                <w:rFonts w:ascii="Courier New" w:hAnsi="Courier New"/>
-                <w:sz w:val="17"/>
-              </w:rPr>
               <w:t>content</w:t>
             </w:r>
             <w:r>
@@ -8354,17 +9493,10 @@
             </w:r>
             <w:r>
               <w:rPr>
-                <w:rFonts w:ascii="Courier New" w:hAnsi="Courier New"/>
-                <w:sz w:val="17"/>
-              </w:rPr>
-              <w:t>getBomElastic</w:t>
-            </w:r>
-            <w:r>
-              <w:rPr>
-                <w:color w:val="373737"/>
-                <w:sz w:val="17"/>
-              </w:rPr>
-              <w:t xml:space="preserve"> data fetcher: Query DTO field set documented + matches backend</w:t>
+                <w:color w:val="373737"/>
+                <w:sz w:val="17"/>
+              </w:rPr>
+              <w:t>Query DTO field set documented + matches backend</w:t>
             </w:r>
           </w:p>
           <w:p>
@@ -8381,166 +9513,10 @@
             </w:r>
             <w:r>
               <w:rPr>
-                <w:rFonts w:ascii="Courier New" w:hAnsi="Courier New"/>
-                <w:sz w:val="17"/>
-              </w:rPr>
-              <w:t>getBomElastic</w:t>
-            </w:r>
-            <w:r>
-              <w:rPr>
-                <w:color w:val="373737"/>
-                <w:sz w:val="17"/>
-              </w:rPr>
-              <w:t xml:space="preserve"> data fetcher: Empty → </w:t>
-            </w:r>
-            <w:r>
-              <w:rPr>
-                <w:rFonts w:ascii="Courier New" w:hAnsi="Courier New"/>
-                <w:sz w:val="17"/>
-              </w:rPr>
-              <w:t>[]</w:t>
-            </w:r>
-          </w:p>
-          <w:p>
-            <w:pPr>
-              <w:spacing w:after="20"/>
-              <w:ind w:left="173"/>
-            </w:pPr>
-            <w:r>
-              <w:rPr>
-                <w:color w:val="444444"/>
-                <w:sz w:val="17"/>
-              </w:rPr>
-              <w:t xml:space="preserve">• </w:t>
-            </w:r>
-            <w:r>
-              <w:rPr>
-                <w:rFonts w:ascii="Courier New" w:hAnsi="Courier New"/>
-                <w:sz w:val="17"/>
-              </w:rPr>
-              <w:t>getValidTrimSuppliersForBom</w:t>
-            </w:r>
-            <w:r>
-              <w:rPr>
-                <w:color w:val="373737"/>
-                <w:sz w:val="17"/>
-              </w:rPr>
-              <w:t xml:space="preserve"> data fetcher: Returns related trim-supplier partner ids</w:t>
-            </w:r>
-          </w:p>
-          <w:p>
-            <w:pPr>
-              <w:spacing w:after="20"/>
-              <w:ind w:left="173"/>
-            </w:pPr>
-            <w:r>
-              <w:rPr>
-                <w:color w:val="444444"/>
-                <w:sz w:val="17"/>
-              </w:rPr>
-              <w:t xml:space="preserve">• </w:t>
-            </w:r>
-            <w:r>
-              <w:rPr>
-                <w:rFonts w:ascii="Courier New" w:hAnsi="Courier New"/>
-                <w:sz w:val="17"/>
-              </w:rPr>
-              <w:t>getValidTrimSuppliersForBom</w:t>
-            </w:r>
-            <w:r>
-              <w:rPr>
-                <w:color w:val="373737"/>
-                <w:sz w:val="17"/>
-              </w:rPr>
-              <w:t xml:space="preserve"> data fetcher: Role filter = TRIM_SUPPLIER only</w:t>
-            </w:r>
-          </w:p>
-          <w:p>
-            <w:pPr>
-              <w:spacing w:after="20"/>
-              <w:ind w:left="173"/>
-            </w:pPr>
-            <w:r>
-              <w:rPr>
-                <w:color w:val="444444"/>
-                <w:sz w:val="17"/>
-              </w:rPr>
-              <w:t xml:space="preserve">• </w:t>
-            </w:r>
-            <w:r>
-              <w:rPr>
-                <w:rFonts w:ascii="Courier New" w:hAnsi="Courier New"/>
-                <w:sz w:val="17"/>
-              </w:rPr>
-              <w:t>getValidTrimSuppliersForBom</w:t>
-            </w:r>
-            <w:r>
-              <w:rPr>
-                <w:color w:val="373737"/>
-                <w:sz w:val="17"/>
-              </w:rPr>
-              <w:t xml:space="preserve"> data fetcher: Empty input → </w:t>
-            </w:r>
-            <w:r>
-              <w:rPr>
-                <w:rFonts w:ascii="Courier New" w:hAnsi="Courier New"/>
-                <w:sz w:val="17"/>
-              </w:rPr>
-              <w:t>[]</w:t>
-            </w:r>
-          </w:p>
-          <w:p>
-            <w:pPr>
-              <w:spacing w:after="20"/>
-              <w:ind w:left="173"/>
-            </w:pPr>
-            <w:r>
-              <w:rPr>
-                <w:color w:val="444444"/>
-                <w:sz w:val="17"/>
-              </w:rPr>
-              <w:t xml:space="preserve">• </w:t>
-            </w:r>
-            <w:r>
-              <w:rPr>
-                <w:rFonts w:ascii="Courier New" w:hAnsi="Courier New"/>
-                <w:sz w:val="17"/>
-              </w:rPr>
-              <w:t>getValidRawMaterialSuppliersForBom</w:t>
-            </w:r>
-            <w:r>
-              <w:rPr>
-                <w:color w:val="373737"/>
-                <w:sz w:val="17"/>
-              </w:rPr>
-              <w:t xml:space="preserve"> data fetcher: Returns ids matching the 3 roles</w:t>
-            </w:r>
-          </w:p>
-          <w:p>
-            <w:pPr>
-              <w:spacing w:after="20"/>
-              <w:ind w:left="173"/>
-            </w:pPr>
-            <w:r>
-              <w:rPr>
-                <w:color w:val="444444"/>
-                <w:sz w:val="17"/>
-              </w:rPr>
-              <w:t xml:space="preserve">• </w:t>
-            </w:r>
-            <w:r>
-              <w:rPr>
-                <w:rFonts w:ascii="Courier New" w:hAnsi="Courier New"/>
-                <w:sz w:val="17"/>
-              </w:rPr>
-              <w:t>getValidRawMaterialSuppliersForBom</w:t>
-            </w:r>
-            <w:r>
-              <w:rPr>
-                <w:color w:val="373737"/>
-                <w:sz w:val="17"/>
-              </w:rPr>
-              <w:t xml:space="preserve"> data fetcher: Empty input → </w:t>
+                <w:color w:val="373737"/>
+                <w:sz w:val="17"/>
+              </w:rPr>
+              <w:t xml:space="preserve">Empty → </w:t>
             </w:r>
             <w:r>
               <w:rPr>
@@ -9118,6 +10094,473 @@
                 <w:sz w:val="17"/>
               </w:rPr>
               <w:t>VMM lookups run concurrently</w:t>
+            </w:r>
+          </w:p>
+        </w:tc>
+      </w:tr>
+      <w:tr>
+        <w:tc>
+          <w:tcPr>
+            <w:shd w:val="clear" w:color="auto" w:fill="F5F8FF"/>
+            <w:tcW w:w="2448" w:type="dxa"/>
+          </w:tcPr>
+          <w:p>
+            <w:pPr>
+              <w:spacing w:after="20"/>
+            </w:pPr>
+            <w:r>
+              <w:rPr>
+                <w:sz w:val="18"/>
+              </w:rPr>
+              <w:t xml:space="preserve">🔷 </w:t>
+            </w:r>
+            <w:r>
+              <w:rPr>
+                <w:rFonts w:ascii="Courier New" w:hAnsi="Courier New"/>
+                <w:b/>
+                <w:color w:val="1F497D"/>
+                <w:sz w:val="17"/>
+              </w:rPr>
+              <w:t>BOM-BE-C-04</w:t>
+            </w:r>
+          </w:p>
+          <w:p>
+            <w:pPr>
+              <w:spacing w:after="20"/>
+            </w:pPr>
+            <w:r>
+              <w:rPr>
+                <w:rFonts w:ascii="Courier New" w:hAnsi="Courier New"/>
+                <w:sz w:val="17"/>
+              </w:rPr>
+              <w:t>getValidTrimSuppliersForBom</w:t>
+            </w:r>
+            <w:r>
+              <w:rPr>
+                <w:color w:val="373737"/>
+                <w:sz w:val="17"/>
+              </w:rPr>
+              <w:t xml:space="preserve"> data fetcher</w:t>
+            </w:r>
+          </w:p>
+        </w:tc>
+        <w:tc>
+          <w:tcPr>
+            <w:shd w:val="clear" w:color="auto" w:fill="F5F8FF"/>
+            <w:tcW w:w="1152" w:type="dxa"/>
+          </w:tcPr>
+          <w:p>
+            <w:pPr>
+              <w:spacing w:after="20"/>
+            </w:pPr>
+            <w:r>
+              <w:rPr>
+                <w:color w:val="1E7A34"/>
+                <w:sz w:val="17"/>
+              </w:rPr>
+              <w:t>🟢 Low [XS]</w:t>
+            </w:r>
+          </w:p>
+        </w:tc>
+        <w:tc>
+          <w:tcPr>
+            <w:shd w:val="clear" w:color="auto" w:fill="F5F8FF"/>
+            <w:tcW w:w="1872" w:type="dxa"/>
+          </w:tcPr>
+          <w:p>
+            <w:pPr>
+              <w:spacing w:after="20"/>
+            </w:pPr>
+            <w:r>
+              <w:rPr>
+                <w:color w:val="444444"/>
+                <w:sz w:val="17"/>
+              </w:rPr>
+              <w:t>Query</w:t>
+            </w:r>
+          </w:p>
+          <w:p>
+            <w:pPr>
+              <w:spacing w:after="20"/>
+            </w:pPr>
+            <w:r>
+              <w:rPr>
+                <w:color w:val="444444"/>
+                <w:sz w:val="16"/>
+              </w:rPr>
+              <w:t xml:space="preserve">Calls: </w:t>
+            </w:r>
+            <w:r>
+              <w:rPr>
+                <w:color w:val="373737"/>
+                <w:sz w:val="16"/>
+              </w:rPr>
+              <w:t>vmm</w:t>
+            </w:r>
+          </w:p>
+        </w:tc>
+        <w:tc>
+          <w:tcPr>
+            <w:shd w:val="clear" w:color="auto" w:fill="F5F8FF"/>
+            <w:tcW w:w="1368" w:type="dxa"/>
+          </w:tcPr>
+          <w:p>
+            <w:pPr>
+              <w:spacing w:after="20"/>
+            </w:pPr>
+            <w:r>
+              <w:rPr>
+                <w:color w:val="444444"/>
+                <w:sz w:val="17"/>
+              </w:rPr>
+              <w:t>—</w:t>
+            </w:r>
+          </w:p>
+        </w:tc>
+        <w:tc>
+          <w:tcPr>
+            <w:shd w:val="clear" w:color="auto" w:fill="F5F8FF"/>
+            <w:tcW w:w="5976" w:type="dxa"/>
+          </w:tcPr>
+          <w:p>
+            <w:pPr>
+              <w:spacing w:after="20"/>
+            </w:pPr>
+            <w:r>
+              <w:rPr>
+                <w:b/>
+                <w:color w:val="373737"/>
+                <w:sz w:val="17"/>
+              </w:rPr>
+              <w:t xml:space="preserve">Intent — </w:t>
+            </w:r>
+            <w:r>
+              <w:rPr>
+                <w:color w:val="373737"/>
+                <w:sz w:val="17"/>
+              </w:rPr>
+              <w:t>Lists the valid trim suppliers for a BOM.</w:t>
+            </w:r>
+          </w:p>
+          <w:p>
+            <w:pPr>
+              <w:spacing w:after="20"/>
+            </w:pPr>
+            <w:r>
+              <w:rPr>
+                <w:b/>
+                <w:color w:val="373737"/>
+                <w:sz w:val="17"/>
+              </w:rPr>
+              <w:t xml:space="preserve">Today — </w:t>
+            </w:r>
+            <w:r>
+              <w:rPr>
+                <w:color w:val="373737"/>
+                <w:sz w:val="17"/>
+              </w:rPr>
+              <w:t>getRelatedSuppliersForMVs(ctx, merchVendorIds, [TRIM_SUPPLIER.code]) → [Int] partner ids. - EXT Service Calls: EXT → key: vmm ·</w:t>
+            </w:r>
+          </w:p>
+          <w:p>
+            <w:pPr>
+              <w:spacing w:after="20"/>
+            </w:pPr>
+            <w:r>
+              <w:rPr>
+                <w:b/>
+                <w:color w:val="373737"/>
+                <w:sz w:val="17"/>
+              </w:rPr>
+              <w:t>Done when:</w:t>
+            </w:r>
+          </w:p>
+          <w:p>
+            <w:pPr>
+              <w:spacing w:after="20"/>
+              <w:ind w:left="173"/>
+            </w:pPr>
+            <w:r>
+              <w:rPr>
+                <w:color w:val="444444"/>
+                <w:sz w:val="17"/>
+              </w:rPr>
+              <w:t xml:space="preserve">• </w:t>
+            </w:r>
+            <w:r>
+              <w:rPr>
+                <w:color w:val="373737"/>
+                <w:sz w:val="17"/>
+              </w:rPr>
+              <w:t>Returns related trim-supplier partner ids</w:t>
+            </w:r>
+          </w:p>
+          <w:p>
+            <w:pPr>
+              <w:spacing w:after="20"/>
+              <w:ind w:left="173"/>
+            </w:pPr>
+            <w:r>
+              <w:rPr>
+                <w:color w:val="444444"/>
+                <w:sz w:val="17"/>
+              </w:rPr>
+              <w:t xml:space="preserve">• </w:t>
+            </w:r>
+            <w:r>
+              <w:rPr>
+                <w:color w:val="373737"/>
+                <w:sz w:val="17"/>
+              </w:rPr>
+              <w:t>Role filter = TRIM_SUPPLIER only</w:t>
+            </w:r>
+          </w:p>
+          <w:p>
+            <w:pPr>
+              <w:spacing w:after="20"/>
+              <w:ind w:left="173"/>
+            </w:pPr>
+            <w:r>
+              <w:rPr>
+                <w:color w:val="444444"/>
+                <w:sz w:val="17"/>
+              </w:rPr>
+              <w:t xml:space="preserve">• </w:t>
+            </w:r>
+            <w:r>
+              <w:rPr>
+                <w:color w:val="373737"/>
+                <w:sz w:val="17"/>
+              </w:rPr>
+              <w:t xml:space="preserve">Empty input → </w:t>
+            </w:r>
+            <w:r>
+              <w:rPr>
+                <w:rFonts w:ascii="Courier New" w:hAnsi="Courier New"/>
+                <w:sz w:val="17"/>
+              </w:rPr>
+              <w:t>[]</w:t>
+            </w:r>
+          </w:p>
+        </w:tc>
+      </w:tr>
+      <w:tr>
+        <w:tc>
+          <w:tcPr>
+            <w:tcW w:w="2448" w:type="dxa"/>
+          </w:tcPr>
+          <w:p>
+            <w:pPr>
+              <w:spacing w:after="20"/>
+            </w:pPr>
+            <w:r>
+              <w:rPr>
+                <w:sz w:val="18"/>
+              </w:rPr>
+              <w:t xml:space="preserve">🔷 </w:t>
+            </w:r>
+            <w:r>
+              <w:rPr>
+                <w:rFonts w:ascii="Courier New" w:hAnsi="Courier New"/>
+                <w:b/>
+                <w:color w:val="1F497D"/>
+                <w:sz w:val="17"/>
+              </w:rPr>
+              <w:t>BOM-BE-C-05</w:t>
+            </w:r>
+          </w:p>
+          <w:p>
+            <w:pPr>
+              <w:spacing w:after="20"/>
+            </w:pPr>
+            <w:r>
+              <w:rPr>
+                <w:rFonts w:ascii="Courier New" w:hAnsi="Courier New"/>
+                <w:sz w:val="17"/>
+              </w:rPr>
+              <w:t>getValidRawMaterialSuppliersForBom</w:t>
+            </w:r>
+            <w:r>
+              <w:rPr>
+                <w:color w:val="373737"/>
+                <w:sz w:val="17"/>
+              </w:rPr>
+              <w:t xml:space="preserve"> data fetcher</w:t>
+            </w:r>
+          </w:p>
+        </w:tc>
+        <w:tc>
+          <w:tcPr>
+            <w:tcW w:w="1152" w:type="dxa"/>
+          </w:tcPr>
+          <w:p>
+            <w:pPr>
+              <w:spacing w:after="20"/>
+            </w:pPr>
+            <w:r>
+              <w:rPr>
+                <w:color w:val="1E7A34"/>
+                <w:sz w:val="17"/>
+              </w:rPr>
+              <w:t>🟢 Low [XS]</w:t>
+            </w:r>
+          </w:p>
+        </w:tc>
+        <w:tc>
+          <w:tcPr>
+            <w:tcW w:w="1872" w:type="dxa"/>
+          </w:tcPr>
+          <w:p>
+            <w:pPr>
+              <w:spacing w:after="20"/>
+            </w:pPr>
+            <w:r>
+              <w:rPr>
+                <w:color w:val="444444"/>
+                <w:sz w:val="17"/>
+              </w:rPr>
+              <w:t>Query</w:t>
+            </w:r>
+          </w:p>
+          <w:p>
+            <w:pPr>
+              <w:spacing w:after="20"/>
+            </w:pPr>
+            <w:r>
+              <w:rPr>
+                <w:color w:val="444444"/>
+                <w:sz w:val="16"/>
+              </w:rPr>
+              <w:t xml:space="preserve">Calls: </w:t>
+            </w:r>
+            <w:r>
+              <w:rPr>
+                <w:color w:val="373737"/>
+                <w:sz w:val="16"/>
+              </w:rPr>
+              <w:t>vmm</w:t>
+            </w:r>
+          </w:p>
+        </w:tc>
+        <w:tc>
+          <w:tcPr>
+            <w:tcW w:w="1368" w:type="dxa"/>
+          </w:tcPr>
+          <w:p>
+            <w:pPr>
+              <w:spacing w:after="20"/>
+            </w:pPr>
+            <w:r>
+              <w:rPr>
+                <w:color w:val="444444"/>
+                <w:sz w:val="17"/>
+              </w:rPr>
+              <w:t>—</w:t>
+            </w:r>
+          </w:p>
+        </w:tc>
+        <w:tc>
+          <w:tcPr>
+            <w:tcW w:w="5976" w:type="dxa"/>
+          </w:tcPr>
+          <w:p>
+            <w:pPr>
+              <w:spacing w:after="20"/>
+            </w:pPr>
+            <w:r>
+              <w:rPr>
+                <w:b/>
+                <w:color w:val="373737"/>
+                <w:sz w:val="17"/>
+              </w:rPr>
+              <w:t xml:space="preserve">Intent — </w:t>
+            </w:r>
+            <w:r>
+              <w:rPr>
+                <w:color w:val="373737"/>
+                <w:sz w:val="17"/>
+              </w:rPr>
+              <w:t>Lists the valid raw-material suppliers for a BOM.</w:t>
+            </w:r>
+          </w:p>
+          <w:p>
+            <w:pPr>
+              <w:spacing w:after="20"/>
+            </w:pPr>
+            <w:r>
+              <w:rPr>
+                <w:b/>
+                <w:color w:val="373737"/>
+                <w:sz w:val="17"/>
+              </w:rPr>
+              <w:t xml:space="preserve">Today — </w:t>
+            </w:r>
+            <w:r>
+              <w:rPr>
+                <w:color w:val="373737"/>
+                <w:sz w:val="17"/>
+              </w:rPr>
+              <w:t>same as C-04 with roles [RAW_MATERIAL_SUPPLIER, FABRIC_SUPPLIER, TRIM_SUPPLIER]</w:t>
+            </w:r>
+          </w:p>
+          <w:p>
+            <w:pPr>
+              <w:spacing w:after="20"/>
+            </w:pPr>
+            <w:r>
+              <w:rPr>
+                <w:b/>
+                <w:color w:val="373737"/>
+                <w:sz w:val="17"/>
+              </w:rPr>
+              <w:t>Done when:</w:t>
+            </w:r>
+          </w:p>
+          <w:p>
+            <w:pPr>
+              <w:spacing w:after="20"/>
+              <w:ind w:left="173"/>
+            </w:pPr>
+            <w:r>
+              <w:rPr>
+                <w:color w:val="444444"/>
+                <w:sz w:val="17"/>
+              </w:rPr>
+              <w:t xml:space="preserve">• </w:t>
+            </w:r>
+            <w:r>
+              <w:rPr>
+                <w:color w:val="373737"/>
+                <w:sz w:val="17"/>
+              </w:rPr>
+              <w:t>Returns ids matching the 3 roles</w:t>
+            </w:r>
+          </w:p>
+          <w:p>
+            <w:pPr>
+              <w:spacing w:after="20"/>
+              <w:ind w:left="173"/>
+            </w:pPr>
+            <w:r>
+              <w:rPr>
+                <w:color w:val="444444"/>
+                <w:sz w:val="17"/>
+              </w:rPr>
+              <w:t xml:space="preserve">• </w:t>
+            </w:r>
+            <w:r>
+              <w:rPr>
+                <w:color w:val="373737"/>
+                <w:sz w:val="17"/>
+              </w:rPr>
+              <w:t xml:space="preserve">Empty input → </w:t>
+            </w:r>
+            <w:r>
+              <w:rPr>
+                <w:rFonts w:ascii="Courier New" w:hAnsi="Courier New"/>
+                <w:sz w:val="17"/>
+              </w:rPr>
+              <w:t>[]</w:t>
             </w:r>
           </w:p>
         </w:tc>
@@ -9135,7 +10578,7 @@
           <w:color w:val="7D5002"/>
           <w:sz w:val="22"/>
         </w:rPr>
-        <w:t>✏️ Phase D — Mutations  (2 stories)</w:t>
+        <w:t>✏️ Phase D — Mutations  (5 stories)</w:t>
       </w:r>
     </w:p>
     <w:tbl>
@@ -9592,48 +11035,6 @@
                 <w:color w:val="373737"/>
                 <w:sz w:val="17"/>
               </w:rPr>
-              <w:t xml:space="preserve"> mutation · </w:t>
-            </w:r>
-            <w:r>
-              <w:rPr>
-                <w:rFonts w:ascii="Courier New" w:hAnsi="Courier New"/>
-                <w:sz w:val="17"/>
-              </w:rPr>
-              <w:t>lockBom</w:t>
-            </w:r>
-            <w:r>
-              <w:rPr>
-                <w:color w:val="373737"/>
-                <w:sz w:val="17"/>
-              </w:rPr>
-              <w:t xml:space="preserve"> mutation · </w:t>
-            </w:r>
-            <w:r>
-              <w:rPr>
-                <w:rFonts w:ascii="Courier New" w:hAnsi="Courier New"/>
-                <w:sz w:val="17"/>
-              </w:rPr>
-              <w:t>unlockBom</w:t>
-            </w:r>
-            <w:r>
-              <w:rPr>
-                <w:color w:val="373737"/>
-                <w:sz w:val="17"/>
-              </w:rPr>
-              <w:t xml:space="preserve"> mutation · </w:t>
-            </w:r>
-            <w:r>
-              <w:rPr>
-                <w:rFonts w:ascii="Courier New" w:hAnsi="Courier New"/>
-                <w:sz w:val="17"/>
-              </w:rPr>
-              <w:t>updateBomComponentStatus</w:t>
-            </w:r>
-            <w:r>
-              <w:rPr>
-                <w:color w:val="373737"/>
-                <w:sz w:val="17"/>
-              </w:rPr>
               <w:t xml:space="preserve"> mutation</w:t>
             </w:r>
           </w:p>
@@ -9649,10 +11050,10 @@
             </w:pPr>
             <w:r>
               <w:rPr>
-                <w:color w:val="9B7A00"/>
-                <w:sz w:val="17"/>
-              </w:rPr>
-              <w:t>🟡 Medium [M]</w:t>
+                <w:color w:val="1E7A34"/>
+                <w:sz w:val="17"/>
+              </w:rPr>
+              <w:t>🟢 Low [XS]</w:t>
             </w:r>
           </w:p>
         </w:tc>
@@ -9733,7 +11134,7 @@
                 <w:color w:val="373737"/>
                 <w:sz w:val="17"/>
               </w:rPr>
-              <w:t>Adds or removes which workspaces a BOM belongs to; Locks a BOM so others can't edit it; Unlocks a BOM so it can be edited again; Updates the status of one or more components on a BOM</w:t>
+              <w:t>Adds or removes which workspaces a BOM belongs to.</w:t>
             </w:r>
           </w:p>
           <w:p>
@@ -9783,17 +11184,44 @@
             </w:r>
             <w:r>
               <w:rPr>
+                <w:color w:val="373737"/>
+                <w:sz w:val="17"/>
+              </w:rPr>
+              <w:t>Adds/removes workspace associations via the correct endpoint</w:t>
+            </w:r>
+          </w:p>
+          <w:p>
+            <w:pPr>
+              <w:spacing w:after="20"/>
+              <w:ind w:left="173"/>
+            </w:pPr>
+            <w:r>
+              <w:rPr>
+                <w:color w:val="444444"/>
+                <w:sz w:val="17"/>
+              </w:rPr>
+              <w:t xml:space="preserve">• </w:t>
+            </w:r>
+            <w:r>
+              <w:rPr>
+                <w:color w:val="373737"/>
+                <w:sz w:val="17"/>
+              </w:rPr>
+              <w:t xml:space="preserve">Both lists empty → </w:t>
+            </w:r>
+            <w:r>
+              <w:rPr>
                 <w:rFonts w:ascii="Courier New" w:hAnsi="Courier New"/>
                 <w:sz w:val="17"/>
               </w:rPr>
-              <w:t>manageBomWorkspaces</w:t>
-            </w:r>
-            <w:r>
-              <w:rPr>
-                <w:color w:val="373737"/>
-                <w:sz w:val="17"/>
-              </w:rPr>
-              <w:t xml:space="preserve"> mutation: Adds/removes workspace associations via the correct endpoint</w:t>
+              <w:t>null</w:t>
+            </w:r>
+            <w:r>
+              <w:rPr>
+                <w:color w:val="373737"/>
+                <w:sz w:val="17"/>
+              </w:rPr>
+              <w:t>, no REST call</w:t>
             </w:r>
           </w:p>
           <w:p>
@@ -9810,31 +11238,165 @@
             </w:r>
             <w:r>
               <w:rPr>
+                <w:color w:val="373737"/>
+                <w:sz w:val="17"/>
+              </w:rPr>
+              <w:t>Returns the updated bom</w:t>
+            </w:r>
+          </w:p>
+        </w:tc>
+      </w:tr>
+      <w:tr>
+        <w:tc>
+          <w:tcPr>
+            <w:tcW w:w="2448" w:type="dxa"/>
+          </w:tcPr>
+          <w:p>
+            <w:pPr>
+              <w:spacing w:after="20"/>
+            </w:pPr>
+            <w:r>
+              <w:rPr>
+                <w:sz w:val="18"/>
+              </w:rPr>
+              <w:t xml:space="preserve">🔶 </w:t>
+            </w:r>
+            <w:r>
+              <w:rPr>
                 <w:rFonts w:ascii="Courier New" w:hAnsi="Courier New"/>
-                <w:sz w:val="17"/>
-              </w:rPr>
-              <w:t>manageBomWorkspaces</w:t>
-            </w:r>
-            <w:r>
-              <w:rPr>
-                <w:color w:val="373737"/>
-                <w:sz w:val="17"/>
-              </w:rPr>
-              <w:t xml:space="preserve"> mutation: Both lists empty → </w:t>
-            </w:r>
+                <w:b/>
+                <w:color w:val="1F497D"/>
+                <w:sz w:val="17"/>
+              </w:rPr>
+              <w:t>BOM-BE-D-03</w:t>
+            </w:r>
+          </w:p>
+          <w:p>
+            <w:pPr>
+              <w:spacing w:after="20"/>
+            </w:pPr>
             <w:r>
               <w:rPr>
                 <w:rFonts w:ascii="Courier New" w:hAnsi="Courier New"/>
                 <w:sz w:val="17"/>
               </w:rPr>
-              <w:t>null</w:t>
-            </w:r>
-            <w:r>
-              <w:rPr>
-                <w:color w:val="373737"/>
-                <w:sz w:val="17"/>
-              </w:rPr>
-              <w:t>, no REST call</w:t>
+              <w:t>lockBom</w:t>
+            </w:r>
+            <w:r>
+              <w:rPr>
+                <w:color w:val="373737"/>
+                <w:sz w:val="17"/>
+              </w:rPr>
+              <w:t xml:space="preserve"> mutation</w:t>
+            </w:r>
+          </w:p>
+        </w:tc>
+        <w:tc>
+          <w:tcPr>
+            <w:tcW w:w="1152" w:type="dxa"/>
+          </w:tcPr>
+          <w:p>
+            <w:pPr>
+              <w:spacing w:after="20"/>
+            </w:pPr>
+            <w:r>
+              <w:rPr>
+                <w:color w:val="1E7A34"/>
+                <w:sz w:val="17"/>
+              </w:rPr>
+              <w:t>🟢 Low [XS]</w:t>
+            </w:r>
+          </w:p>
+        </w:tc>
+        <w:tc>
+          <w:tcPr>
+            <w:tcW w:w="1872" w:type="dxa"/>
+          </w:tcPr>
+          <w:p>
+            <w:pPr>
+              <w:spacing w:after="20"/>
+            </w:pPr>
+            <w:r>
+              <w:rPr>
+                <w:color w:val="444444"/>
+                <w:sz w:val="17"/>
+              </w:rPr>
+              <w:t>Mutation</w:t>
+            </w:r>
+          </w:p>
+        </w:tc>
+        <w:tc>
+          <w:tcPr>
+            <w:tcW w:w="1368" w:type="dxa"/>
+          </w:tcPr>
+          <w:p>
+            <w:pPr>
+              <w:spacing w:after="20"/>
+            </w:pPr>
+            <w:r>
+              <w:rPr>
+                <w:color w:val="444444"/>
+                <w:sz w:val="17"/>
+              </w:rPr>
+              <w:t>—</w:t>
+            </w:r>
+          </w:p>
+        </w:tc>
+        <w:tc>
+          <w:tcPr>
+            <w:tcW w:w="5976" w:type="dxa"/>
+          </w:tcPr>
+          <w:p>
+            <w:pPr>
+              <w:spacing w:after="20"/>
+            </w:pPr>
+            <w:r>
+              <w:rPr>
+                <w:b/>
+                <w:color w:val="373737"/>
+                <w:sz w:val="17"/>
+              </w:rPr>
+              <w:t xml:space="preserve">Intent — </w:t>
+            </w:r>
+            <w:r>
+              <w:rPr>
+                <w:color w:val="373737"/>
+                <w:sz w:val="17"/>
+              </w:rPr>
+              <w:t>Locks a BOM so others can't edit it.</w:t>
+            </w:r>
+          </w:p>
+          <w:p>
+            <w:pPr>
+              <w:spacing w:after="20"/>
+            </w:pPr>
+            <w:r>
+              <w:rPr>
+                <w:b/>
+                <w:color w:val="373737"/>
+                <w:sz w:val="17"/>
+              </w:rPr>
+              <w:t xml:space="preserve">Today — </w:t>
+            </w:r>
+            <w:r>
+              <w:rPr>
+                <w:color w:val="373737"/>
+                <w:sz w:val="17"/>
+              </w:rPr>
+              <w:t>PUT …/{bomId}/lock. ignored in DGS</w:t>
+            </w:r>
+          </w:p>
+          <w:p>
+            <w:pPr>
+              <w:spacing w:after="20"/>
+            </w:pPr>
+            <w:r>
+              <w:rPr>
+                <w:b/>
+                <w:color w:val="373737"/>
+                <w:sz w:val="17"/>
+              </w:rPr>
+              <w:t>Done when:</w:t>
             </w:r>
           </w:p>
           <w:p>
@@ -9851,17 +11413,24 @@
             </w:r>
             <w:r>
               <w:rPr>
+                <w:color w:val="373737"/>
+                <w:sz w:val="17"/>
+              </w:rPr>
+              <w:t xml:space="preserve">PUT to </w:t>
+            </w:r>
+            <w:r>
+              <w:rPr>
                 <w:rFonts w:ascii="Courier New" w:hAnsi="Courier New"/>
                 <w:sz w:val="17"/>
               </w:rPr>
-              <w:t>manageBomWorkspaces</w:t>
-            </w:r>
-            <w:r>
-              <w:rPr>
-                <w:color w:val="373737"/>
-                <w:sz w:val="17"/>
-              </w:rPr>
-              <w:t xml:space="preserve"> mutation: Returns the updated bom</w:t>
+              <w:t>/lock</w:t>
+            </w:r>
+            <w:r>
+              <w:rPr>
+                <w:color w:val="373737"/>
+                <w:sz w:val="17"/>
+              </w:rPr>
+              <w:t xml:space="preserve"> returns the locked bom</w:t>
             </w:r>
           </w:p>
           <w:p>
@@ -9878,31 +11447,170 @@
             </w:r>
             <w:r>
               <w:rPr>
+                <w:color w:val="373737"/>
+                <w:sz w:val="17"/>
+              </w:rPr>
+              <w:t>404 → null</w:t>
+            </w:r>
+          </w:p>
+        </w:tc>
+      </w:tr>
+      <w:tr>
+        <w:tc>
+          <w:tcPr>
+            <w:shd w:val="clear" w:color="auto" w:fill="F5F8FF"/>
+            <w:tcW w:w="2448" w:type="dxa"/>
+          </w:tcPr>
+          <w:p>
+            <w:pPr>
+              <w:spacing w:after="20"/>
+            </w:pPr>
+            <w:r>
+              <w:rPr>
+                <w:sz w:val="18"/>
+              </w:rPr>
+              <w:t xml:space="preserve">🔶 </w:t>
+            </w:r>
+            <w:r>
+              <w:rPr>
                 <w:rFonts w:ascii="Courier New" w:hAnsi="Courier New"/>
-                <w:sz w:val="17"/>
-              </w:rPr>
-              <w:t>lockBom</w:t>
-            </w:r>
-            <w:r>
-              <w:rPr>
-                <w:color w:val="373737"/>
-                <w:sz w:val="17"/>
-              </w:rPr>
-              <w:t xml:space="preserve"> mutation: PUT to </w:t>
-            </w:r>
+                <w:b/>
+                <w:color w:val="1F497D"/>
+                <w:sz w:val="17"/>
+              </w:rPr>
+              <w:t>BOM-BE-D-04</w:t>
+            </w:r>
+          </w:p>
+          <w:p>
+            <w:pPr>
+              <w:spacing w:after="20"/>
+            </w:pPr>
             <w:r>
               <w:rPr>
                 <w:rFonts w:ascii="Courier New" w:hAnsi="Courier New"/>
                 <w:sz w:val="17"/>
               </w:rPr>
-              <w:t>/lock</w:t>
-            </w:r>
-            <w:r>
-              <w:rPr>
-                <w:color w:val="373737"/>
-                <w:sz w:val="17"/>
-              </w:rPr>
-              <w:t xml:space="preserve"> returns the locked bom</w:t>
+              <w:t>unlockBom</w:t>
+            </w:r>
+            <w:r>
+              <w:rPr>
+                <w:color w:val="373737"/>
+                <w:sz w:val="17"/>
+              </w:rPr>
+              <w:t xml:space="preserve"> mutation</w:t>
+            </w:r>
+          </w:p>
+        </w:tc>
+        <w:tc>
+          <w:tcPr>
+            <w:shd w:val="clear" w:color="auto" w:fill="F5F8FF"/>
+            <w:tcW w:w="1152" w:type="dxa"/>
+          </w:tcPr>
+          <w:p>
+            <w:pPr>
+              <w:spacing w:after="20"/>
+            </w:pPr>
+            <w:r>
+              <w:rPr>
+                <w:color w:val="1E7A34"/>
+                <w:sz w:val="17"/>
+              </w:rPr>
+              <w:t>🟢 Low [XS]</w:t>
+            </w:r>
+          </w:p>
+        </w:tc>
+        <w:tc>
+          <w:tcPr>
+            <w:shd w:val="clear" w:color="auto" w:fill="F5F8FF"/>
+            <w:tcW w:w="1872" w:type="dxa"/>
+          </w:tcPr>
+          <w:p>
+            <w:pPr>
+              <w:spacing w:after="20"/>
+            </w:pPr>
+            <w:r>
+              <w:rPr>
+                <w:color w:val="444444"/>
+                <w:sz w:val="17"/>
+              </w:rPr>
+              <w:t>Mutation</w:t>
+            </w:r>
+          </w:p>
+        </w:tc>
+        <w:tc>
+          <w:tcPr>
+            <w:shd w:val="clear" w:color="auto" w:fill="F5F8FF"/>
+            <w:tcW w:w="1368" w:type="dxa"/>
+          </w:tcPr>
+          <w:p>
+            <w:pPr>
+              <w:spacing w:after="20"/>
+            </w:pPr>
+            <w:r>
+              <w:rPr>
+                <w:color w:val="444444"/>
+                <w:sz w:val="17"/>
+              </w:rPr>
+              <w:t>—</w:t>
+            </w:r>
+          </w:p>
+        </w:tc>
+        <w:tc>
+          <w:tcPr>
+            <w:shd w:val="clear" w:color="auto" w:fill="F5F8FF"/>
+            <w:tcW w:w="5976" w:type="dxa"/>
+          </w:tcPr>
+          <w:p>
+            <w:pPr>
+              <w:spacing w:after="20"/>
+            </w:pPr>
+            <w:r>
+              <w:rPr>
+                <w:b/>
+                <w:color w:val="373737"/>
+                <w:sz w:val="17"/>
+              </w:rPr>
+              <w:t xml:space="preserve">Intent — </w:t>
+            </w:r>
+            <w:r>
+              <w:rPr>
+                <w:color w:val="373737"/>
+                <w:sz w:val="17"/>
+              </w:rPr>
+              <w:t>Unlocks a BOM so it can be edited again.</w:t>
+            </w:r>
+          </w:p>
+          <w:p>
+            <w:pPr>
+              <w:spacing w:after="20"/>
+            </w:pPr>
+            <w:r>
+              <w:rPr>
+                <w:b/>
+                <w:color w:val="373737"/>
+                <w:sz w:val="17"/>
+              </w:rPr>
+              <w:t xml:space="preserve">Today — </w:t>
+            </w:r>
+            <w:r>
+              <w:rPr>
+                <w:color w:val="373737"/>
+                <w:sz w:val="17"/>
+              </w:rPr>
+              <w:t>PUT …/{bomId}/unlock</w:t>
+            </w:r>
+          </w:p>
+          <w:p>
+            <w:pPr>
+              <w:spacing w:after="20"/>
+            </w:pPr>
+            <w:r>
+              <w:rPr>
+                <w:b/>
+                <w:color w:val="373737"/>
+                <w:sz w:val="17"/>
+              </w:rPr>
+              <w:t>Done when:</w:t>
             </w:r>
           </w:p>
           <w:p>
@@ -9919,17 +11627,24 @@
             </w:r>
             <w:r>
               <w:rPr>
+                <w:color w:val="373737"/>
+                <w:sz w:val="17"/>
+              </w:rPr>
+              <w:t xml:space="preserve">PUT to </w:t>
+            </w:r>
+            <w:r>
+              <w:rPr>
                 <w:rFonts w:ascii="Courier New" w:hAnsi="Courier New"/>
                 <w:sz w:val="17"/>
               </w:rPr>
-              <w:t>lockBom</w:t>
-            </w:r>
-            <w:r>
-              <w:rPr>
-                <w:color w:val="373737"/>
-                <w:sz w:val="17"/>
-              </w:rPr>
-              <w:t xml:space="preserve"> mutation: 404 → null</w:t>
+              <w:t>/unlock</w:t>
+            </w:r>
+            <w:r>
+              <w:rPr>
+                <w:color w:val="373737"/>
+                <w:sz w:val="17"/>
+              </w:rPr>
+              <w:t xml:space="preserve"> returns the unlocked bom</w:t>
             </w:r>
           </w:p>
           <w:p>
@@ -9946,31 +11661,165 @@
             </w:r>
             <w:r>
               <w:rPr>
+                <w:color w:val="373737"/>
+                <w:sz w:val="17"/>
+              </w:rPr>
+              <w:t>404 → null</w:t>
+            </w:r>
+          </w:p>
+        </w:tc>
+      </w:tr>
+      <w:tr>
+        <w:tc>
+          <w:tcPr>
+            <w:tcW w:w="2448" w:type="dxa"/>
+          </w:tcPr>
+          <w:p>
+            <w:pPr>
+              <w:spacing w:after="20"/>
+            </w:pPr>
+            <w:r>
+              <w:rPr>
+                <w:sz w:val="18"/>
+              </w:rPr>
+              <w:t xml:space="preserve">🔶 </w:t>
+            </w:r>
+            <w:r>
+              <w:rPr>
                 <w:rFonts w:ascii="Courier New" w:hAnsi="Courier New"/>
-                <w:sz w:val="17"/>
-              </w:rPr>
-              <w:t>unlockBom</w:t>
-            </w:r>
-            <w:r>
-              <w:rPr>
-                <w:color w:val="373737"/>
-                <w:sz w:val="17"/>
-              </w:rPr>
-              <w:t xml:space="preserve"> mutation: PUT to </w:t>
-            </w:r>
+                <w:b/>
+                <w:color w:val="1F497D"/>
+                <w:sz w:val="17"/>
+              </w:rPr>
+              <w:t>BOM-BE-D-05</w:t>
+            </w:r>
+          </w:p>
+          <w:p>
+            <w:pPr>
+              <w:spacing w:after="20"/>
+            </w:pPr>
             <w:r>
               <w:rPr>
                 <w:rFonts w:ascii="Courier New" w:hAnsi="Courier New"/>
                 <w:sz w:val="17"/>
               </w:rPr>
-              <w:t>/unlock</w:t>
-            </w:r>
-            <w:r>
-              <w:rPr>
-                <w:color w:val="373737"/>
-                <w:sz w:val="17"/>
-              </w:rPr>
-              <w:t xml:space="preserve"> returns the unlocked bom</w:t>
+              <w:t>updateBomComponentStatus</w:t>
+            </w:r>
+            <w:r>
+              <w:rPr>
+                <w:color w:val="373737"/>
+                <w:sz w:val="17"/>
+              </w:rPr>
+              <w:t xml:space="preserve"> mutation</w:t>
+            </w:r>
+          </w:p>
+        </w:tc>
+        <w:tc>
+          <w:tcPr>
+            <w:tcW w:w="1152" w:type="dxa"/>
+          </w:tcPr>
+          <w:p>
+            <w:pPr>
+              <w:spacing w:after="20"/>
+            </w:pPr>
+            <w:r>
+              <w:rPr>
+                <w:color w:val="1E7A34"/>
+                <w:sz w:val="17"/>
+              </w:rPr>
+              <w:t>🟢 Low [XS]</w:t>
+            </w:r>
+          </w:p>
+        </w:tc>
+        <w:tc>
+          <w:tcPr>
+            <w:tcW w:w="1872" w:type="dxa"/>
+          </w:tcPr>
+          <w:p>
+            <w:pPr>
+              <w:spacing w:after="20"/>
+            </w:pPr>
+            <w:r>
+              <w:rPr>
+                <w:color w:val="444444"/>
+                <w:sz w:val="17"/>
+              </w:rPr>
+              <w:t>Mutation</w:t>
+            </w:r>
+          </w:p>
+        </w:tc>
+        <w:tc>
+          <w:tcPr>
+            <w:tcW w:w="1368" w:type="dxa"/>
+          </w:tcPr>
+          <w:p>
+            <w:pPr>
+              <w:spacing w:after="20"/>
+            </w:pPr>
+            <w:r>
+              <w:rPr>
+                <w:color w:val="444444"/>
+                <w:sz w:val="17"/>
+              </w:rPr>
+              <w:t>—</w:t>
+            </w:r>
+          </w:p>
+        </w:tc>
+        <w:tc>
+          <w:tcPr>
+            <w:tcW w:w="5976" w:type="dxa"/>
+          </w:tcPr>
+          <w:p>
+            <w:pPr>
+              <w:spacing w:after="20"/>
+            </w:pPr>
+            <w:r>
+              <w:rPr>
+                <w:b/>
+                <w:color w:val="373737"/>
+                <w:sz w:val="17"/>
+              </w:rPr>
+              <w:t xml:space="preserve">Intent — </w:t>
+            </w:r>
+            <w:r>
+              <w:rPr>
+                <w:color w:val="373737"/>
+                <w:sz w:val="17"/>
+              </w:rPr>
+              <w:t>Updates the status of one or more components on a BOM.</w:t>
+            </w:r>
+          </w:p>
+          <w:p>
+            <w:pPr>
+              <w:spacing w:after="20"/>
+            </w:pPr>
+            <w:r>
+              <w:rPr>
+                <w:b/>
+                <w:color w:val="373737"/>
+                <w:sz w:val="17"/>
+              </w:rPr>
+              <w:t xml:space="preserve">Today — </w:t>
+            </w:r>
+            <w:r>
+              <w:rPr>
+                <w:color w:val="373737"/>
+                <w:sz w:val="17"/>
+              </w:rPr>
+              <w:t>PUT …/bom/v1/component_status_update body {productId, ids, status}. No ACL token — the only write without one (every other BOM write obtains one)</w:t>
+            </w:r>
+          </w:p>
+          <w:p>
+            <w:pPr>
+              <w:spacing w:after="20"/>
+            </w:pPr>
+            <w:r>
+              <w:rPr>
+                <w:b/>
+                <w:color w:val="373737"/>
+                <w:sz w:val="17"/>
+              </w:rPr>
+              <w:t>Done when:</w:t>
             </w:r>
           </w:p>
           <w:p>
@@ -9987,17 +11836,24 @@
             </w:r>
             <w:r>
               <w:rPr>
+                <w:color w:val="373737"/>
+                <w:sz w:val="17"/>
+              </w:rPr>
+              <w:t xml:space="preserve">PUT sends </w:t>
+            </w:r>
+            <w:r>
+              <w:rPr>
                 <w:rFonts w:ascii="Courier New" w:hAnsi="Courier New"/>
                 <w:sz w:val="17"/>
               </w:rPr>
-              <w:t>unlockBom</w:t>
-            </w:r>
-            <w:r>
-              <w:rPr>
-                <w:color w:val="373737"/>
-                <w:sz w:val="17"/>
-              </w:rPr>
-              <w:t xml:space="preserve"> mutation: 404 → null</w:t>
+              <w:t>{productId, ids, status}</w:t>
+            </w:r>
+            <w:r>
+              <w:rPr>
+                <w:color w:val="373737"/>
+                <w:sz w:val="17"/>
+              </w:rPr>
+              <w:t xml:space="preserve"> (snake_case)</w:t>
             </w:r>
           </w:p>
           <w:p>
@@ -10014,58 +11870,10 @@
             </w:r>
             <w:r>
               <w:rPr>
-                <w:rFonts w:ascii="Courier New" w:hAnsi="Courier New"/>
-                <w:sz w:val="17"/>
-              </w:rPr>
-              <w:t>updateBomComponentStatus</w:t>
-            </w:r>
-            <w:r>
-              <w:rPr>
-                <w:color w:val="373737"/>
-                <w:sz w:val="17"/>
-              </w:rPr>
-              <w:t xml:space="preserve"> mutation: PUT sends </w:t>
-            </w:r>
-            <w:r>
-              <w:rPr>
-                <w:rFonts w:ascii="Courier New" w:hAnsi="Courier New"/>
-                <w:sz w:val="17"/>
-              </w:rPr>
-              <w:t>{productId, ids, status}</w:t>
-            </w:r>
-            <w:r>
-              <w:rPr>
-                <w:color w:val="373737"/>
-                <w:sz w:val="17"/>
-              </w:rPr>
-              <w:t xml:space="preserve"> (snake_case)</w:t>
-            </w:r>
-          </w:p>
-          <w:p>
-            <w:pPr>
-              <w:spacing w:after="20"/>
-              <w:ind w:left="173"/>
-            </w:pPr>
-            <w:r>
-              <w:rPr>
-                <w:color w:val="444444"/>
-                <w:sz w:val="17"/>
-              </w:rPr>
-              <w:t xml:space="preserve">• </w:t>
-            </w:r>
-            <w:r>
-              <w:rPr>
-                <w:rFonts w:ascii="Courier New" w:hAnsi="Courier New"/>
-                <w:sz w:val="17"/>
-              </w:rPr>
-              <w:t>updateBomComponentStatus</w:t>
-            </w:r>
-            <w:r>
-              <w:rPr>
-                <w:color w:val="373737"/>
-                <w:sz w:val="17"/>
-              </w:rPr>
-              <w:t xml:space="preserve"> mutation: Returns </w:t>
+                <w:color w:val="373737"/>
+                <w:sz w:val="17"/>
+              </w:rPr>
+              <w:t xml:space="preserve">Returns </w:t>
             </w:r>
             <w:r>
               <w:rPr>
@@ -11428,7 +13236,7 @@
           <w:color w:val="0A4023"/>
           <w:sz w:val="22"/>
         </w:rPr>
-        <w:t>🧪 Phase G — Field Resolvers &amp; Tests  (12 stories)</w:t>
+        <w:t>🧪 Phase G — Field Resolvers &amp; Tests  (16 stories)</w:t>
       </w:r>
     </w:p>
     <w:tbl>
@@ -12294,49 +14102,7 @@
                 <w:color w:val="373737"/>
                 <w:sz w:val="17"/>
               </w:rPr>
-              <w:t xml:space="preserve"> field resolvers · </w:t>
-            </w:r>
-            <w:r>
-              <w:rPr>
-                <w:rFonts w:ascii="Courier New" w:hAnsi="Courier New"/>
-                <w:sz w:val="17"/>
-              </w:rPr>
-              <w:t>BomFabricMaterial</w:t>
-            </w:r>
-            <w:r>
-              <w:rPr>
-                <w:color w:val="373737"/>
-                <w:sz w:val="17"/>
-              </w:rPr>
-              <w:t xml:space="preserve"> field resolvers · </w:t>
-            </w:r>
-            <w:r>
-              <w:rPr>
-                <w:rFonts w:ascii="Courier New" w:hAnsi="Courier New"/>
-                <w:sz w:val="17"/>
-              </w:rPr>
-              <w:t>BomFabricSpecMaterial</w:t>
-            </w:r>
-            <w:r>
-              <w:rPr>
-                <w:color w:val="373737"/>
-                <w:sz w:val="17"/>
-              </w:rPr>
-              <w:t xml:space="preserve"> field resolvers · </w:t>
-            </w:r>
-            <w:r>
-              <w:rPr>
-                <w:rFonts w:ascii="Courier New" w:hAnsi="Courier New"/>
-                <w:sz w:val="17"/>
-              </w:rPr>
-              <w:t>BomCombinationMaterial</w:t>
-            </w:r>
-            <w:r>
-              <w:rPr>
-                <w:color w:val="373737"/>
-                <w:sz w:val="17"/>
-              </w:rPr>
-              <w:t xml:space="preserve"> field resolvers</w:t>
+              <w:t xml:space="preserve"> field resolvers (2 fields)</w:t>
             </w:r>
           </w:p>
         </w:tc>
@@ -12350,10 +14116,10 @@
             </w:pPr>
             <w:r>
               <w:rPr>
-                <w:color w:val="9B7A00"/>
-                <w:sz w:val="17"/>
-              </w:rPr>
-              <w:t>🟡 Medium [M]</w:t>
+                <w:color w:val="1E7A34"/>
+                <w:sz w:val="17"/>
+              </w:rPr>
+              <w:t>🟢 Low [XS]</w:t>
             </w:r>
           </w:p>
         </w:tc>
@@ -12389,7 +14155,7 @@
                 <w:color w:val="373737"/>
                 <w:sz w:val="16"/>
               </w:rPr>
-              <w:t>tag, search, materialHub, fabric, combination</w:t>
+              <w:t>tag</w:t>
             </w:r>
           </w:p>
         </w:tc>
@@ -12431,7 +14197,7 @@
                 <w:color w:val="373737"/>
                 <w:sz w:val="17"/>
               </w:rPr>
-              <w:t>Resolve a packaging material's impressions and country-of-origin; Resolve a fabric material's spec/combo, weight and origin; Resolve a fabric-spec material's fields; Resolve a combination material's fields</w:t>
+              <w:t>Resolve a packaging material's impressions and country-of-origin.</w:t>
             </w:r>
           </w:p>
           <w:p>
@@ -12451,7 +14217,7 @@
                 <w:color w:val="373737"/>
                 <w:sz w:val="17"/>
               </w:rPr>
-              <w:t>impressionDetails (material.impressions), countryOfOrigin (tag). ; libraryResource = search.searchFabricSpecCombos({q:id:${fscId},page:0,size:1}) → content[0] ??…</w:t>
+              <w:t>impressionDetails (material.impressions), countryOfOrigin (tag)</w:t>
             </w:r>
           </w:p>
           <w:p>
@@ -12484,89 +14250,61 @@
                 <w:rFonts w:ascii="Courier New" w:hAnsi="Courier New"/>
                 <w:sz w:val="17"/>
               </w:rPr>
-              <w:t>BomPackagingMaterial</w:t>
-            </w:r>
-            <w:r>
-              <w:rPr>
-                <w:color w:val="373737"/>
-                <w:sz w:val="17"/>
-              </w:rPr>
-              <w:t xml:space="preserve"> field resolvers: </w:t>
+              <w:t>impressionDetails</w:t>
+            </w:r>
+            <w:r>
+              <w:rPr>
+                <w:color w:val="373737"/>
+                <w:sz w:val="17"/>
+              </w:rPr>
+              <w:t xml:space="preserve"> = parent impressions</w:t>
+            </w:r>
+          </w:p>
+          <w:p>
+            <w:pPr>
+              <w:spacing w:after="20"/>
+              <w:ind w:left="173"/>
+            </w:pPr>
+            <w:r>
+              <w:rPr>
+                <w:color w:val="444444"/>
+                <w:sz w:val="17"/>
+              </w:rPr>
+              <w:t xml:space="preserve">• </w:t>
             </w:r>
             <w:r>
               <w:rPr>
                 <w:rFonts w:ascii="Courier New" w:hAnsi="Courier New"/>
                 <w:sz w:val="17"/>
               </w:rPr>
-              <w:t>impressionDetails</w:t>
-            </w:r>
-            <w:r>
-              <w:rPr>
-                <w:color w:val="373737"/>
-                <w:sz w:val="17"/>
-              </w:rPr>
-              <w:t xml:space="preserve"> = parent impressions</w:t>
-            </w:r>
-          </w:p>
-          <w:p>
-            <w:pPr>
-              <w:spacing w:after="20"/>
-              <w:ind w:left="173"/>
-            </w:pPr>
-            <w:r>
-              <w:rPr>
-                <w:color w:val="444444"/>
-                <w:sz w:val="17"/>
-              </w:rPr>
-              <w:t xml:space="preserve">• </w:t>
+              <w:t>countryOfOrigin</w:t>
+            </w:r>
+            <w:r>
+              <w:rPr>
+                <w:color w:val="373737"/>
+                <w:sz w:val="17"/>
+              </w:rPr>
+              <w:t xml:space="preserve"> resolves from </w:t>
             </w:r>
             <w:r>
               <w:rPr>
                 <w:rFonts w:ascii="Courier New" w:hAnsi="Courier New"/>
                 <w:sz w:val="17"/>
               </w:rPr>
-              <w:t>BomPackagingMaterial</w:t>
-            </w:r>
-            <w:r>
-              <w:rPr>
-                <w:color w:val="373737"/>
-                <w:sz w:val="17"/>
-              </w:rPr>
-              <w:t xml:space="preserve"> field resolvers: </w:t>
+              <w:t>countryOfOriginIds</w:t>
+            </w:r>
+            <w:r>
+              <w:rPr>
+                <w:color w:val="373737"/>
+                <w:sz w:val="17"/>
+              </w:rPr>
+              <w:t xml:space="preserve"> (empty → </w:t>
             </w:r>
             <w:r>
               <w:rPr>
                 <w:rFonts w:ascii="Courier New" w:hAnsi="Courier New"/>
                 <w:sz w:val="17"/>
               </w:rPr>
-              <w:t>countryOfOrigin</w:t>
-            </w:r>
-            <w:r>
-              <w:rPr>
-                <w:color w:val="373737"/>
-                <w:sz w:val="17"/>
-              </w:rPr>
-              <w:t xml:space="preserve"> resolves from </w:t>
-            </w:r>
-            <w:r>
-              <w:rPr>
-                <w:rFonts w:ascii="Courier New" w:hAnsi="Courier New"/>
-                <w:sz w:val="17"/>
-              </w:rPr>
-              <w:t>countryOfOriginIds</w:t>
-            </w:r>
-            <w:r>
-              <w:rPr>
-                <w:color w:val="373737"/>
-                <w:sz w:val="17"/>
-              </w:rPr>
-              <w:t xml:space="preserve"> (empty → </w:t>
-            </w:r>
-            <w:r>
-              <w:rPr>
-                <w:rFonts w:ascii="Courier New" w:hAnsi="Courier New"/>
-                <w:sz w:val="17"/>
-              </w:rPr>
               <w:t>[]</w:t>
             </w:r>
             <w:r>
@@ -12575,217 +14313,6 @@
                 <w:sz w:val="17"/>
               </w:rPr>
               <w:t>)</w:t>
-            </w:r>
-          </w:p>
-          <w:p>
-            <w:pPr>
-              <w:spacing w:after="20"/>
-              <w:ind w:left="173"/>
-            </w:pPr>
-            <w:r>
-              <w:rPr>
-                <w:color w:val="444444"/>
-                <w:sz w:val="17"/>
-              </w:rPr>
-              <w:t xml:space="preserve">• </w:t>
-            </w:r>
-            <w:r>
-              <w:rPr>
-                <w:rFonts w:ascii="Courier New" w:hAnsi="Courier New"/>
-                <w:sz w:val="17"/>
-              </w:rPr>
-              <w:t>BomFabricMaterial</w:t>
-            </w:r>
-            <w:r>
-              <w:rPr>
-                <w:color w:val="373737"/>
-                <w:sz w:val="17"/>
-              </w:rPr>
-              <w:t xml:space="preserve"> field resolvers: Returns the matched fabricSpecCombo or </w:t>
-            </w:r>
-            <w:r>
-              <w:rPr>
-                <w:rFonts w:ascii="Courier New" w:hAnsi="Courier New"/>
-                <w:sz w:val="17"/>
-              </w:rPr>
-              <w:t>{id}</w:t>
-            </w:r>
-          </w:p>
-          <w:p>
-            <w:pPr>
-              <w:spacing w:after="20"/>
-              <w:ind w:left="173"/>
-            </w:pPr>
-            <w:r>
-              <w:rPr>
-                <w:color w:val="444444"/>
-                <w:sz w:val="17"/>
-              </w:rPr>
-              <w:t xml:space="preserve">• </w:t>
-            </w:r>
-            <w:r>
-              <w:rPr>
-                <w:rFonts w:ascii="Courier New" w:hAnsi="Courier New"/>
-                <w:sz w:val="17"/>
-              </w:rPr>
-              <w:t>BomFabricMaterial</w:t>
-            </w:r>
-            <w:r>
-              <w:rPr>
-                <w:color w:val="373737"/>
-                <w:sz w:val="17"/>
-              </w:rPr>
-              <w:t xml:space="preserve"> field resolvers: </w:t>
-            </w:r>
-            <w:r>
-              <w:rPr>
-                <w:rFonts w:ascii="Courier New" w:hAnsi="Courier New"/>
-                <w:sz w:val="17"/>
-              </w:rPr>
-              <w:t>weight</w:t>
-            </w:r>
-            <w:r>
-              <w:rPr>
-                <w:color w:val="373737"/>
-                <w:sz w:val="17"/>
-              </w:rPr>
-              <w:t>/</w:t>
-            </w:r>
-            <w:r>
-              <w:rPr>
-                <w:rFonts w:ascii="Courier New" w:hAnsi="Courier New"/>
-                <w:sz w:val="17"/>
-              </w:rPr>
-              <w:t>countryOfOrigin</w:t>
-            </w:r>
-            <w:r>
-              <w:rPr>
-                <w:color w:val="373737"/>
-                <w:sz w:val="17"/>
-              </w:rPr>
-              <w:t xml:space="preserve"> as G-03</w:t>
-            </w:r>
-          </w:p>
-          <w:p>
-            <w:pPr>
-              <w:spacing w:after="20"/>
-              <w:ind w:left="173"/>
-            </w:pPr>
-            <w:r>
-              <w:rPr>
-                <w:color w:val="444444"/>
-                <w:sz w:val="17"/>
-              </w:rPr>
-              <w:t xml:space="preserve">• </w:t>
-            </w:r>
-            <w:r>
-              <w:rPr>
-                <w:rFonts w:ascii="Courier New" w:hAnsi="Courier New"/>
-                <w:sz w:val="17"/>
-              </w:rPr>
-              <w:t>BomFabricSpecMaterial</w:t>
-            </w:r>
-            <w:r>
-              <w:rPr>
-                <w:color w:val="373737"/>
-                <w:sz w:val="17"/>
-              </w:rPr>
-              <w:t xml:space="preserve"> field resolvers: Returns fabric spec or </w:t>
-            </w:r>
-            <w:r>
-              <w:rPr>
-                <w:rFonts w:ascii="Courier New" w:hAnsi="Courier New"/>
-                <w:sz w:val="17"/>
-              </w:rPr>
-              <w:t>{id}</w:t>
-            </w:r>
-          </w:p>
-          <w:p>
-            <w:pPr>
-              <w:spacing w:after="20"/>
-              <w:ind w:left="173"/>
-            </w:pPr>
-            <w:r>
-              <w:rPr>
-                <w:color w:val="444444"/>
-                <w:sz w:val="17"/>
-              </w:rPr>
-              <w:t xml:space="preserve">• </w:t>
-            </w:r>
-            <w:r>
-              <w:rPr>
-                <w:rFonts w:ascii="Courier New" w:hAnsi="Courier New"/>
-                <w:sz w:val="17"/>
-              </w:rPr>
-              <w:t>BomFabricSpecMaterial</w:t>
-            </w:r>
-            <w:r>
-              <w:rPr>
-                <w:color w:val="373737"/>
-                <w:sz w:val="17"/>
-              </w:rPr>
-              <w:t xml:space="preserve"> field resolvers: weight/countryOfOrigin as G-03</w:t>
-            </w:r>
-          </w:p>
-          <w:p>
-            <w:pPr>
-              <w:spacing w:after="20"/>
-              <w:ind w:left="173"/>
-            </w:pPr>
-            <w:r>
-              <w:rPr>
-                <w:color w:val="444444"/>
-                <w:sz w:val="17"/>
-              </w:rPr>
-              <w:t xml:space="preserve">• </w:t>
-            </w:r>
-            <w:r>
-              <w:rPr>
-                <w:rFonts w:ascii="Courier New" w:hAnsi="Courier New"/>
-                <w:sz w:val="17"/>
-              </w:rPr>
-              <w:t>BomCombinationMaterial</w:t>
-            </w:r>
-            <w:r>
-              <w:rPr>
-                <w:color w:val="373737"/>
-                <w:sz w:val="17"/>
-              </w:rPr>
-              <w:t xml:space="preserve"> field resolvers: Returns combination or </w:t>
-            </w:r>
-            <w:r>
-              <w:rPr>
-                <w:rFonts w:ascii="Courier New" w:hAnsi="Courier New"/>
-                <w:sz w:val="17"/>
-              </w:rPr>
-              <w:t>{id}</w:t>
-            </w:r>
-          </w:p>
-          <w:p>
-            <w:pPr>
-              <w:spacing w:after="20"/>
-              <w:ind w:left="173"/>
-            </w:pPr>
-            <w:r>
-              <w:rPr>
-                <w:color w:val="444444"/>
-                <w:sz w:val="17"/>
-              </w:rPr>
-              <w:t xml:space="preserve">• </w:t>
-            </w:r>
-            <w:r>
-              <w:rPr>
-                <w:rFonts w:ascii="Courier New" w:hAnsi="Courier New"/>
-                <w:sz w:val="17"/>
-              </w:rPr>
-              <w:t>BomCombinationMaterial</w:t>
-            </w:r>
-            <w:r>
-              <w:rPr>
-                <w:color w:val="373737"/>
-                <w:sz w:val="17"/>
-              </w:rPr>
-              <w:t xml:space="preserve"> field resolvers: weight/countryOfOrigin as G-03</w:t>
             </w:r>
           </w:p>
         </w:tc>
@@ -12830,7 +14357,7 @@
                 <w:color w:val="1F497D"/>
                 <w:sz w:val="17"/>
               </w:rPr>
-              <w:t>BOM-BE-G-08</w:t>
+              <w:t>BOM-BE-G-05</w:t>
             </w:r>
           </w:p>
           <w:p>
@@ -12842,14 +14369,14 @@
                 <w:rFonts w:ascii="Courier New" w:hAnsi="Courier New"/>
                 <w:sz w:val="17"/>
               </w:rPr>
-              <w:t>BomTrimMaterial</w:t>
-            </w:r>
-            <w:r>
-              <w:rPr>
-                <w:color w:val="373737"/>
-                <w:sz w:val="17"/>
-              </w:rPr>
-              <w:t xml:space="preserve"> field resolvers (7 fields) — trim size dispatchers</w:t>
+              <w:t>BomFabricMaterial</w:t>
+            </w:r>
+            <w:r>
+              <w:rPr>
+                <w:color w:val="373737"/>
+                <w:sz w:val="17"/>
+              </w:rPr>
+              <w:t xml:space="preserve"> field resolvers (4 fields)</w:t>
             </w:r>
           </w:p>
         </w:tc>
@@ -12864,10 +14391,10 @@
             </w:pPr>
             <w:r>
               <w:rPr>
-                <w:color w:val="D35400"/>
-                <w:sz w:val="17"/>
-              </w:rPr>
-              <w:t>🟠 High [L]</w:t>
+                <w:color w:val="1E7A34"/>
+                <w:sz w:val="17"/>
+              </w:rPr>
+              <w:t>🟢 Low [XS]</w:t>
             </w:r>
           </w:p>
         </w:tc>
@@ -12904,7 +14431,7 @@
                 <w:color w:val="373737"/>
                 <w:sz w:val="16"/>
               </w:rPr>
-              <w:t>trim, location, tag</w:t>
+              <w:t>search, tag, materialHub</w:t>
             </w:r>
           </w:p>
         </w:tc>
@@ -12948,7 +14475,7 @@
                 <w:color w:val="373737"/>
                 <w:sz w:val="17"/>
               </w:rPr>
-              <w:t>Resolve a trim material's fields, including the per-trim-type size dispatch.</w:t>
+              <w:t>Resolve a fabric material's spec/combo, weight and origin.</w:t>
             </w:r>
           </w:p>
           <w:p>
@@ -12968,7 +14495,7 @@
                 <w:color w:val="373737"/>
                 <w:sz w:val="17"/>
               </w:rPr>
-              <w:t>- libraryResource = trim.getTrimBatch. - materialLibraryUom = trim UoMs, find by materialLibraryUomId.toString() (preserve int→string coercion). - sizeValue = reload…</w:t>
+              <w:t>libraryResource = search.searchFabricSpecCombos({q:id:${fscId},page:0,size:1}) → content[0] ?? {id:fscId}; weight (H1), countryOfOrigin, impressionDetails…</w:t>
             </w:r>
           </w:p>
           <w:p>
@@ -12998,146 +14525,58 @@
             </w:r>
             <w:r>
               <w:rPr>
+                <w:color w:val="373737"/>
+                <w:sz w:val="17"/>
+              </w:rPr>
+              <w:t xml:space="preserve">Returns the matched fabricSpecCombo or </w:t>
+            </w:r>
+            <w:r>
+              <w:rPr>
                 <w:rFonts w:ascii="Courier New" w:hAnsi="Courier New"/>
                 <w:sz w:val="17"/>
               </w:rPr>
-              <w:t>sizeValue</w:t>
-            </w:r>
-            <w:r>
-              <w:rPr>
-                <w:color w:val="373737"/>
-                <w:sz w:val="17"/>
-              </w:rPr>
-              <w:t xml:space="preserve"> matches </w:t>
+              <w:t>{id}</w:t>
+            </w:r>
+          </w:p>
+          <w:p>
+            <w:pPr>
+              <w:spacing w:after="20"/>
+              <w:ind w:left="173"/>
+            </w:pPr>
+            <w:r>
+              <w:rPr>
+                <w:color w:val="444444"/>
+                <w:sz w:val="17"/>
+              </w:rPr>
+              <w:t xml:space="preserve">• </w:t>
             </w:r>
             <w:r>
               <w:rPr>
                 <w:rFonts w:ascii="Courier New" w:hAnsi="Courier New"/>
                 <w:sz w:val="17"/>
               </w:rPr>
-              <w:t>getTrimSizeValue</w:t>
-            </w:r>
-            <w:r>
-              <w:rPr>
-                <w:color w:val="373737"/>
-                <w:sz w:val="17"/>
-              </w:rPr>
-              <w:t xml:space="preserve"> for all 15 trim types (parity table) incl. THREAD/LABEL subtype branches</w:t>
-            </w:r>
-          </w:p>
-          <w:p>
-            <w:pPr>
-              <w:spacing w:after="20"/>
-              <w:ind w:left="173"/>
-            </w:pPr>
-            <w:r>
-              <w:rPr>
-                <w:color w:val="444444"/>
-                <w:sz w:val="17"/>
-              </w:rPr>
-              <w:t xml:space="preserve">• </w:t>
+              <w:t>weight</w:t>
+            </w:r>
+            <w:r>
+              <w:rPr>
+                <w:color w:val="373737"/>
+                <w:sz w:val="17"/>
+              </w:rPr>
+              <w:t>/</w:t>
             </w:r>
             <w:r>
               <w:rPr>
                 <w:rFonts w:ascii="Courier New" w:hAnsi="Courier New"/>
                 <w:sz w:val="17"/>
               </w:rPr>
-              <w:t>sizeCaption</w:t>
-            </w:r>
-            <w:r>
-              <w:rPr>
-                <w:color w:val="373737"/>
-                <w:sz w:val="17"/>
-              </w:rPr>
-              <w:t xml:space="preserve"> returns the correct </w:t>
-            </w:r>
-            <w:r>
-              <w:rPr>
-                <w:rFonts w:ascii="Courier New" w:hAnsi="Courier New"/>
-                <w:sz w:val="17"/>
-              </w:rPr>
-              <w:t>{edit,view}</w:t>
-            </w:r>
-            <w:r>
-              <w:rPr>
-                <w:color w:val="373737"/>
-                <w:sz w:val="17"/>
-              </w:rPr>
-              <w:t xml:space="preserve"> per type incl. compatible-size and finished-size cases</w:t>
-            </w:r>
-          </w:p>
-          <w:p>
-            <w:pPr>
-              <w:spacing w:after="20"/>
-              <w:ind w:left="173"/>
-            </w:pPr>
-            <w:r>
-              <w:rPr>
-                <w:color w:val="444444"/>
-                <w:sz w:val="17"/>
-              </w:rPr>
-              <w:t xml:space="preserve">• </w:t>
-            </w:r>
-            <w:r>
-              <w:rPr>
-                <w:rFonts w:ascii="Courier New" w:hAnsi="Courier New"/>
-                <w:sz w:val="17"/>
-              </w:rPr>
-              <w:t>materialLibraryUom</w:t>
-            </w:r>
-            <w:r>
-              <w:rPr>
-                <w:color w:val="373737"/>
-                <w:sz w:val="17"/>
-              </w:rPr>
-              <w:t xml:space="preserve"> matches via string-coerced code</w:t>
-            </w:r>
-          </w:p>
-          <w:p>
-            <w:pPr>
-              <w:spacing w:after="20"/>
-              <w:ind w:left="173"/>
-            </w:pPr>
-            <w:r>
-              <w:rPr>
-                <w:color w:val="444444"/>
-                <w:sz w:val="17"/>
-              </w:rPr>
-              <w:t xml:space="preserve">• </w:t>
-            </w:r>
-            <w:r>
-              <w:rPr>
-                <w:rFonts w:ascii="Courier New" w:hAnsi="Courier New"/>
-                <w:sz w:val="17"/>
-              </w:rPr>
-              <w:t>facilityName</w:t>
-            </w:r>
-            <w:r>
-              <w:rPr>
-                <w:color w:val="373737"/>
-                <w:sz w:val="17"/>
-              </w:rPr>
-              <w:t xml:space="preserve"> returns the pre-set value if present, else the resolved VMM facility name</w:t>
-            </w:r>
-          </w:p>
-          <w:p>
-            <w:pPr>
-              <w:spacing w:after="20"/>
-              <w:ind w:left="173"/>
-            </w:pPr>
-            <w:r>
-              <w:rPr>
-                <w:color w:val="444444"/>
-                <w:sz w:val="17"/>
-              </w:rPr>
-              <w:t xml:space="preserve">• </w:t>
-            </w:r>
-            <w:r>
-              <w:rPr>
-                <w:color w:val="373737"/>
-                <w:sz w:val="17"/>
-              </w:rPr>
-              <w:t>Trim is fetched once per material (one REST call)</w:t>
+              <w:t>countryOfOrigin</w:t>
+            </w:r>
+            <w:r>
+              <w:rPr>
+                <w:color w:val="373737"/>
+                <w:sz w:val="17"/>
+              </w:rPr>
+              <w:t xml:space="preserve"> as G-03</w:t>
             </w:r>
           </w:p>
         </w:tc>
@@ -13152,120 +14591,10 @@
             </w:pPr>
             <w:r>
               <w:rPr>
-                <w:sz w:val="17"/>
-              </w:rPr>
-              <w:t xml:space="preserve">☐  </w:t>
-            </w:r>
-            <w:r>
-              <w:rPr>
-                <w:color w:val="373737"/>
-                <w:sz w:val="17"/>
-              </w:rPr>
-              <w:t xml:space="preserve">Unit: 15 trim-type </w:t>
-            </w:r>
-            <w:r>
-              <w:rPr>
-                <w:rFonts w:ascii="Courier New" w:hAnsi="Courier New"/>
-                <w:sz w:val="17"/>
-              </w:rPr>
-              <w:t>sizeValue</w:t>
-            </w:r>
-            <w:r>
-              <w:rPr>
-                <w:color w:val="373737"/>
-                <w:sz w:val="17"/>
-              </w:rPr>
-              <w:t xml:space="preserve"> cases</w:t>
-            </w:r>
-          </w:p>
-          <w:p>
-            <w:pPr>
-              <w:spacing w:after="20"/>
-            </w:pPr>
-            <w:r>
-              <w:rPr>
-                <w:sz w:val="17"/>
-              </w:rPr>
-              <w:t xml:space="preserve">☐  </w:t>
-            </w:r>
-            <w:r>
-              <w:rPr>
-                <w:color w:val="373737"/>
-                <w:sz w:val="17"/>
-              </w:rPr>
-              <w:t>Unit: caption edit/view per type</w:t>
-            </w:r>
-          </w:p>
-          <w:p>
-            <w:pPr>
-              <w:spacing w:after="20"/>
-            </w:pPr>
-            <w:r>
-              <w:rPr>
-                <w:sz w:val="17"/>
-              </w:rPr>
-              <w:t xml:space="preserve">☐  </w:t>
-            </w:r>
-            <w:r>
-              <w:rPr>
-                <w:color w:val="373737"/>
-                <w:sz w:val="17"/>
-              </w:rPr>
-              <w:t>Unit: UoM string coercion</w:t>
-            </w:r>
-          </w:p>
-          <w:p>
-            <w:pPr>
-              <w:spacing w:after="20"/>
-            </w:pPr>
-            <w:r>
-              <w:rPr>
-                <w:sz w:val="17"/>
-              </w:rPr>
-              <w:t xml:space="preserve">☐  </w:t>
-            </w:r>
-            <w:r>
-              <w:rPr>
-                <w:color w:val="373737"/>
-                <w:sz w:val="17"/>
-              </w:rPr>
-              <w:t>Unit: facilityName pre-set vs resolved</w:t>
-            </w:r>
-          </w:p>
-          <w:p>
-            <w:pPr>
-              <w:spacing w:after="20"/>
-            </w:pPr>
-            <w:r>
-              <w:rPr>
-                <w:sz w:val="17"/>
-              </w:rPr>
-              <w:t xml:space="preserve">☐  </w:t>
-            </w:r>
-            <w:r>
-              <w:rPr>
-                <w:color w:val="373737"/>
-                <w:sz w:val="17"/>
-              </w:rPr>
-              <w:t>Unit: single trim fetch</w:t>
-            </w:r>
-          </w:p>
-          <w:p>
-            <w:pPr>
-              <w:spacing w:after="20"/>
-            </w:pPr>
-            <w:r>
-              <w:rPr>
-                <w:sz w:val="17"/>
-              </w:rPr>
-              <w:t xml:space="preserve">☐  </w:t>
-            </w:r>
-            <w:r>
-              <w:rPr>
-                <w:color w:val="373737"/>
-                <w:sz w:val="17"/>
-              </w:rPr>
-              <w:t>Parity: recorded trim fixtures</w:t>
+                <w:color w:val="444444"/>
+                <w:sz w:val="17"/>
+              </w:rPr>
+              <w:t>—</w:t>
             </w:r>
           </w:p>
         </w:tc>
@@ -13292,7 +14621,7 @@
                 <w:color w:val="1F497D"/>
                 <w:sz w:val="17"/>
               </w:rPr>
-              <w:t>BOM-BE-G-09</w:t>
+              <w:t>BOM-BE-G-06</w:t>
             </w:r>
           </w:p>
           <w:p>
@@ -13304,14 +14633,14 @@
                 <w:rFonts w:ascii="Courier New" w:hAnsi="Courier New"/>
                 <w:sz w:val="17"/>
               </w:rPr>
-              <w:t>BomWashMaterial</w:t>
-            </w:r>
-            <w:r>
-              <w:rPr>
-                <w:color w:val="373737"/>
-                <w:sz w:val="17"/>
-              </w:rPr>
-              <w:t xml:space="preserve"> field resolvers · Trivial pass-through fields</w:t>
+              <w:t>BomFabricSpecMaterial</w:t>
+            </w:r>
+            <w:r>
+              <w:rPr>
+                <w:color w:val="373737"/>
+                <w:sz w:val="17"/>
+              </w:rPr>
+              <w:t xml:space="preserve"> field resolvers (4 fields)</w:t>
             </w:r>
           </w:p>
         </w:tc>
@@ -13364,7 +14693,7 @@
                 <w:color w:val="373737"/>
                 <w:sz w:val="16"/>
               </w:rPr>
-              <w:t>wash, tag, materialHub</w:t>
+              <w:t>fabric, tag, materialHub</w:t>
             </w:r>
           </w:p>
         </w:tc>
@@ -13406,7 +14735,7 @@
                 <w:color w:val="373737"/>
                 <w:sz w:val="17"/>
               </w:rPr>
-              <w:t>Resolve a wash material's fields; Resolve the trivial computed / pass-through fields (no service call)</w:t>
+              <w:t>Resolve a fabric-spec material's fields.</w:t>
             </w:r>
           </w:p>
           <w:p>
@@ -13426,7 +14755,7 @@
                 <w:color w:val="373737"/>
                 <w:sz w:val="17"/>
               </w:rPr>
-              <w:t>libraryResource = wash.getWash(jwt) ?? {id}; weight, countryOfOrigin, impressionDetails. ACL context: wash uses a capability token; ignore in impl. ; the only allowed…</w:t>
+              <w:t>libraryResource = fabric.getSpecificationByID ?? {id}; weight, countryOfOrigin, impressionDetails. - EXT: fabric, materialHub; tag</w:t>
             </w:r>
           </w:p>
           <w:p>
@@ -13456,23 +14785,16 @@
             </w:r>
             <w:r>
               <w:rPr>
+                <w:color w:val="373737"/>
+                <w:sz w:val="17"/>
+              </w:rPr>
+              <w:t xml:space="preserve">Returns fabric spec or </w:t>
+            </w:r>
+            <w:r>
+              <w:rPr>
                 <w:rFonts w:ascii="Courier New" w:hAnsi="Courier New"/>
                 <w:sz w:val="17"/>
               </w:rPr>
-              <w:t>BomWashMaterial</w:t>
-            </w:r>
-            <w:r>
-              <w:rPr>
-                <w:color w:val="373737"/>
-                <w:sz w:val="17"/>
-              </w:rPr>
-              <w:t xml:space="preserve"> field resolvers: Returns wash or </w:t>
-            </w:r>
-            <w:r>
-              <w:rPr>
-                <w:rFonts w:ascii="Courier New" w:hAnsi="Courier New"/>
-                <w:sz w:val="17"/>
-              </w:rPr>
               <w:t>{id}</w:t>
             </w:r>
           </w:p>
@@ -13490,153 +14812,10 @@
             </w:r>
             <w:r>
               <w:rPr>
-                <w:rFonts w:ascii="Courier New" w:hAnsi="Courier New"/>
-                <w:sz w:val="17"/>
-              </w:rPr>
-              <w:t>BomWashMaterial</w:t>
-            </w:r>
-            <w:r>
-              <w:rPr>
-                <w:color w:val="373737"/>
-                <w:sz w:val="17"/>
-              </w:rPr>
-              <w:t xml:space="preserve"> field resolvers: weight/countryOfOrigin as G-03</w:t>
-            </w:r>
-          </w:p>
-          <w:p>
-            <w:pPr>
-              <w:spacing w:after="20"/>
-              <w:ind w:left="173"/>
-            </w:pPr>
-            <w:r>
-              <w:rPr>
-                <w:color w:val="444444"/>
-                <w:sz w:val="17"/>
-              </w:rPr>
-              <w:t xml:space="preserve">• </w:t>
-            </w:r>
-            <w:r>
-              <w:rPr>
-                <w:color w:val="373737"/>
-                <w:sz w:val="17"/>
-              </w:rPr>
-              <w:t xml:space="preserve">Trivial pass-through fields: </w:t>
-            </w:r>
-            <w:r>
-              <w:rPr>
-                <w:rFonts w:ascii="Courier New" w:hAnsi="Courier New"/>
-                <w:sz w:val="17"/>
-              </w:rPr>
-              <w:t>BomMaterialType.id</w:t>
-            </w:r>
-            <w:r>
-              <w:rPr>
-                <w:color w:val="373737"/>
-                <w:sz w:val="17"/>
-              </w:rPr>
-              <w:t xml:space="preserve"> = </w:t>
-            </w:r>
-            <w:r>
-              <w:rPr>
-                <w:rFonts w:ascii="Courier New" w:hAnsi="Courier New"/>
-                <w:sz w:val="17"/>
-              </w:rPr>
-              <w:t>code_description</w:t>
-            </w:r>
-          </w:p>
-          <w:p>
-            <w:pPr>
-              <w:spacing w:after="20"/>
-              <w:ind w:left="173"/>
-            </w:pPr>
-            <w:r>
-              <w:rPr>
-                <w:color w:val="444444"/>
-                <w:sz w:val="17"/>
-              </w:rPr>
-              <w:t xml:space="preserve">• </w:t>
-            </w:r>
-            <w:r>
-              <w:rPr>
-                <w:color w:val="373737"/>
-                <w:sz w:val="17"/>
-              </w:rPr>
-              <w:t xml:space="preserve">Trivial pass-through fields: </w:t>
-            </w:r>
-            <w:r>
-              <w:rPr>
-                <w:rFonts w:ascii="Courier New" w:hAnsi="Courier New"/>
-                <w:sz w:val="17"/>
-              </w:rPr>
-              <w:t>impressionDetails</w:t>
-            </w:r>
-            <w:r>
-              <w:rPr>
-                <w:color w:val="373737"/>
-                <w:sz w:val="17"/>
-              </w:rPr>
-              <w:t xml:space="preserve"> maps from </w:t>
-            </w:r>
-            <w:r>
-              <w:rPr>
-                <w:rFonts w:ascii="Courier New" w:hAnsi="Courier New"/>
-                <w:sz w:val="17"/>
-              </w:rPr>
-              <w:t>impressions</w:t>
-            </w:r>
-          </w:p>
-          <w:p>
-            <w:pPr>
-              <w:spacing w:after="20"/>
-              <w:ind w:left="173"/>
-            </w:pPr>
-            <w:r>
-              <w:rPr>
-                <w:color w:val="444444"/>
-                <w:sz w:val="17"/>
-              </w:rPr>
-              <w:t xml:space="preserve">• </w:t>
-            </w:r>
-            <w:r>
-              <w:rPr>
-                <w:color w:val="373737"/>
-                <w:sz w:val="17"/>
-              </w:rPr>
-              <w:t xml:space="preserve">Trivial pass-through fields: </w:t>
-            </w:r>
-            <w:r>
-              <w:rPr>
-                <w:rFonts w:ascii="Courier New" w:hAnsi="Courier New"/>
-                <w:sz w:val="17"/>
-              </w:rPr>
-              <w:t>libraryResourceId</w:t>
-            </w:r>
-            <w:r>
-              <w:rPr>
-                <w:color w:val="373737"/>
-                <w:sz w:val="17"/>
-              </w:rPr>
-              <w:t xml:space="preserve"> from nested id</w:t>
-            </w:r>
-          </w:p>
-          <w:p>
-            <w:pPr>
-              <w:spacing w:after="20"/>
-              <w:ind w:left="173"/>
-            </w:pPr>
-            <w:r>
-              <w:rPr>
-                <w:color w:val="444444"/>
-                <w:sz w:val="17"/>
-              </w:rPr>
-              <w:t xml:space="preserve">• </w:t>
-            </w:r>
-            <w:r>
-              <w:rPr>
-                <w:color w:val="373737"/>
-                <w:sz w:val="17"/>
-              </w:rPr>
-              <w:t>Trivial pass-through fields: No EXT calls</w:t>
+                <w:color w:val="373737"/>
+                <w:sz w:val="17"/>
+              </w:rPr>
+              <w:t>weight/countryOfOrigin as G-03</w:t>
             </w:r>
           </w:p>
         </w:tc>
@@ -13681,33 +14860,26 @@
                 <w:color w:val="1F497D"/>
                 <w:sz w:val="17"/>
               </w:rPr>
-              <w:t>BOM-BE-G-10</w:t>
-            </w:r>
-          </w:p>
-          <w:p>
-            <w:pPr>
-              <w:spacing w:after="20"/>
-            </w:pPr>
-            <w:r>
-              <w:rPr>
-                <w:color w:val="373737"/>
-                <w:sz w:val="17"/>
-              </w:rPr>
-              <w:t xml:space="preserve">Impression library-resource resolution (shared internal/external branch + </w:t>
-            </w:r>
+              <w:t>BOM-BE-G-07</w:t>
+            </w:r>
+          </w:p>
+          <w:p>
+            <w:pPr>
+              <w:spacing w:after="20"/>
+            </w:pPr>
             <w:r>
               <w:rPr>
                 <w:rFonts w:ascii="Courier New" w:hAnsi="Courier New"/>
                 <w:sz w:val="17"/>
               </w:rPr>
-              <w:t>MaterialDataLoader</w:t>
-            </w:r>
-            <w:r>
-              <w:rPr>
-                <w:color w:val="373737"/>
-                <w:sz w:val="17"/>
-              </w:rPr>
-              <w:t>)</w:t>
+              <w:t>BomCombinationMaterial</w:t>
+            </w:r>
+            <w:r>
+              <w:rPr>
+                <w:color w:val="373737"/>
+                <w:sz w:val="17"/>
+              </w:rPr>
+              <w:t xml:space="preserve"> field resolvers (4 fields)</w:t>
             </w:r>
           </w:p>
         </w:tc>
@@ -13722,10 +14894,10 @@
             </w:pPr>
             <w:r>
               <w:rPr>
-                <w:color w:val="D35400"/>
-                <w:sz w:val="17"/>
-              </w:rPr>
-              <w:t>🟠 High [L]</w:t>
+                <w:color w:val="1E7A34"/>
+                <w:sz w:val="17"/>
+              </w:rPr>
+              <w:t>🟢 Low [XS]</w:t>
             </w:r>
           </w:p>
         </w:tc>
@@ -13762,7 +14934,7 @@
                 <w:color w:val="373737"/>
                 <w:sz w:val="16"/>
               </w:rPr>
-              <w:t>search</w:t>
+              <w:t>combination, tag, materialHub</w:t>
             </w:r>
           </w:p>
         </w:tc>
@@ -13806,7 +14978,7 @@
                 <w:color w:val="373737"/>
                 <w:sz w:val="17"/>
               </w:rPr>
-              <w:t>Resolve an impression's colour/library links, branching on internal vs external caller.</w:t>
+              <w:t>Resolve a combination material's fields.</w:t>
             </w:r>
           </w:p>
           <w:p>
@@ -13826,7 +14998,7 @@
                 <w:color w:val="373737"/>
                 <w:sz w:val="17"/>
               </w:rPr>
-              <w:t>resolving "what material does this impression's color/library field - point to" needs to behave differently depending on who's asking. - An internal user gets the…</w:t>
+              <w:t>libraryResource = combination.getById ?? {id}; weight, countryOfOrigin</w:t>
             </w:r>
           </w:p>
           <w:p>
@@ -13859,21 +15031,14 @@
                 <w:color w:val="373737"/>
                 <w:sz w:val="17"/>
               </w:rPr>
-              <w:t xml:space="preserve">Internal path resolves </w:t>
+              <w:t xml:space="preserve">Returns combination or </w:t>
             </w:r>
             <w:r>
               <w:rPr>
                 <w:rFonts w:ascii="Courier New" w:hAnsi="Courier New"/>
                 <w:sz w:val="17"/>
               </w:rPr>
-              <w:t>libraryResource</w:t>
-            </w:r>
-            <w:r>
-              <w:rPr>
-                <w:color w:val="373737"/>
-                <w:sz w:val="17"/>
-              </w:rPr>
-              <w:t xml:space="preserve"> via material-by-id; external path via proxy-id search</w:t>
+              <w:t>{id}</w:t>
             </w:r>
           </w:p>
           <w:p>
@@ -13890,140 +15055,10 @@
             </w:r>
             <w:r>
               <w:rPr>
-                <w:rFonts w:ascii="Courier New" w:hAnsi="Courier New"/>
-                <w:sz w:val="17"/>
-              </w:rPr>
-              <w:t>bomIds</w:t>
-            </w:r>
-            <w:r>
-              <w:rPr>
-                <w:color w:val="373737"/>
-                <w:sz w:val="17"/>
-              </w:rPr>
-              <w:t xml:space="preserve"> come from DGS local context, not field args (the fragile </w:t>
-            </w:r>
-            <w:r>
-              <w:rPr>
-                <w:rFonts w:ascii="Courier New" w:hAnsi="Courier New"/>
-                <w:sz w:val="17"/>
-              </w:rPr>
-              <w:t>args.ids</w:t>
-            </w:r>
-            <w:r>
-              <w:rPr>
-                <w:color w:val="373737"/>
-                <w:sz w:val="17"/>
-              </w:rPr>
-              <w:t xml:space="preserve"> contract is removed)</w:t>
-            </w:r>
-          </w:p>
-          <w:p>
-            <w:pPr>
-              <w:spacing w:after="20"/>
-              <w:ind w:left="173"/>
-            </w:pPr>
-            <w:r>
-              <w:rPr>
-                <w:color w:val="444444"/>
-                <w:sz w:val="17"/>
-              </w:rPr>
-              <w:t xml:space="preserve">• </w:t>
-            </w:r>
-            <w:r>
-              <w:rPr>
-                <w:color w:val="373737"/>
-                <w:sz w:val="17"/>
-              </w:rPr>
-              <w:t xml:space="preserve">Missing </w:t>
-            </w:r>
-            <w:r>
-              <w:rPr>
-                <w:rFonts w:ascii="Courier New" w:hAnsi="Courier New"/>
-                <w:sz w:val="17"/>
-              </w:rPr>
-              <w:t>libraryResource.id</w:t>
-            </w:r>
-            <w:r>
-              <w:rPr>
-                <w:color w:val="373737"/>
-                <w:sz w:val="17"/>
-              </w:rPr>
-              <w:t xml:space="preserve"> → null</w:t>
-            </w:r>
-          </w:p>
-          <w:p>
-            <w:pPr>
-              <w:spacing w:after="20"/>
-              <w:ind w:left="173"/>
-            </w:pPr>
-            <w:r>
-              <w:rPr>
-                <w:color w:val="444444"/>
-                <w:sz w:val="17"/>
-              </w:rPr>
-              <w:t xml:space="preserve">• </w:t>
-            </w:r>
-            <w:r>
-              <w:rPr>
-                <w:color w:val="373737"/>
-                <w:sz w:val="17"/>
-              </w:rPr>
-              <w:t>5 color fields resolve via batched material loader</w:t>
-            </w:r>
-          </w:p>
-          <w:p>
-            <w:pPr>
-              <w:spacing w:after="20"/>
-              <w:ind w:left="173"/>
-            </w:pPr>
-            <w:r>
-              <w:rPr>
-                <w:color w:val="444444"/>
-                <w:sz w:val="17"/>
-              </w:rPr>
-              <w:t xml:space="preserve">• </w:t>
-            </w:r>
-            <w:r>
-              <w:rPr>
-                <w:rFonts w:ascii="Courier New" w:hAnsi="Courier New"/>
-                <w:sz w:val="17"/>
-              </w:rPr>
-              <w:t>G-11</w:t>
-            </w:r>
-            <w:r>
-              <w:rPr>
-                <w:color w:val="373737"/>
-                <w:sz w:val="17"/>
-              </w:rPr>
-              <w:t>/</w:t>
-            </w:r>
-            <w:r>
-              <w:rPr>
-                <w:rFonts w:ascii="Courier New" w:hAnsi="Courier New"/>
-                <w:sz w:val="17"/>
-              </w:rPr>
-              <w:t>G-12</w:t>
-            </w:r>
-            <w:r>
-              <w:rPr>
-                <w:color w:val="373737"/>
-                <w:sz w:val="17"/>
-              </w:rPr>
-              <w:t>/</w:t>
-            </w:r>
-            <w:r>
-              <w:rPr>
-                <w:rFonts w:ascii="Courier New" w:hAnsi="Courier New"/>
-                <w:sz w:val="17"/>
-              </w:rPr>
-              <w:t>G-13</w:t>
-            </w:r>
-            <w:r>
-              <w:rPr>
-                <w:color w:val="373737"/>
-                <w:sz w:val="17"/>
-              </w:rPr>
-              <w:t xml:space="preserve"> call this shared service rather than re-implementing the branch</w:t>
+                <w:color w:val="373737"/>
+                <w:sz w:val="17"/>
+              </w:rPr>
+              <w:t>weight/countryOfOrigin as G-03</w:t>
             </w:r>
           </w:p>
         </w:tc>
@@ -14038,88 +15073,10 @@
             </w:pPr>
             <w:r>
               <w:rPr>
-                <w:sz w:val="17"/>
-              </w:rPr>
-              <w:t xml:space="preserve">☐  </w:t>
-            </w:r>
-            <w:r>
-              <w:rPr>
-                <w:color w:val="373737"/>
-                <w:sz w:val="17"/>
-              </w:rPr>
-              <w:t>Unit: internal branch</w:t>
-            </w:r>
-          </w:p>
-          <w:p>
-            <w:pPr>
-              <w:spacing w:after="20"/>
-            </w:pPr>
-            <w:r>
-              <w:rPr>
-                <w:sz w:val="17"/>
-              </w:rPr>
-              <w:t xml:space="preserve">☐  </w:t>
-            </w:r>
-            <w:r>
-              <w:rPr>
-                <w:color w:val="373737"/>
-                <w:sz w:val="17"/>
-              </w:rPr>
-              <w:t>Unit: external branch (proxyIds)</w:t>
-            </w:r>
-          </w:p>
-          <w:p>
-            <w:pPr>
-              <w:spacing w:after="20"/>
-            </w:pPr>
-            <w:r>
-              <w:rPr>
-                <w:sz w:val="17"/>
-              </w:rPr>
-              <w:t xml:space="preserve">☐  </w:t>
-            </w:r>
-            <w:r>
-              <w:rPr>
-                <w:color w:val="373737"/>
-                <w:sz w:val="17"/>
-              </w:rPr>
-              <w:t>Unit: null id</w:t>
-            </w:r>
-          </w:p>
-          <w:p>
-            <w:pPr>
-              <w:spacing w:after="20"/>
-            </w:pPr>
-            <w:r>
-              <w:rPr>
-                <w:sz w:val="17"/>
-              </w:rPr>
-              <w:t xml:space="preserve">☐  </w:t>
-            </w:r>
-            <w:r>
-              <w:rPr>
-                <w:color w:val="373737"/>
-                <w:sz w:val="17"/>
-              </w:rPr>
-              <w:t>Unit: color batch</w:t>
-            </w:r>
-          </w:p>
-          <w:p>
-            <w:pPr>
-              <w:spacing w:after="20"/>
-            </w:pPr>
-            <w:r>
-              <w:rPr>
-                <w:sz w:val="17"/>
-              </w:rPr>
-              <w:t xml:space="preserve">☐  </w:t>
-            </w:r>
-            <w:r>
-              <w:rPr>
-                <w:color w:val="373737"/>
-                <w:sz w:val="17"/>
-              </w:rPr>
-              <w:t>Parity: internal vs external</w:t>
+                <w:color w:val="444444"/>
+                <w:sz w:val="17"/>
+              </w:rPr>
+              <w:t>—</w:t>
             </w:r>
           </w:p>
         </w:tc>
@@ -14146,7 +15103,7 @@
                 <w:color w:val="1F497D"/>
                 <w:sz w:val="17"/>
               </w:rPr>
-              <w:t>BOM-BE-G-11</w:t>
+              <w:t>BOM-BE-G-08</w:t>
             </w:r>
           </w:p>
           <w:p>
@@ -14158,7 +15115,14 @@
                 <w:rFonts w:ascii="Courier New" w:hAnsi="Courier New"/>
                 <w:sz w:val="17"/>
               </w:rPr>
-              <w:t>BomFabricLibraryImpressionDetails.libraryResource</w:t>
+              <w:t>BomTrimMaterial</w:t>
+            </w:r>
+            <w:r>
+              <w:rPr>
+                <w:color w:val="373737"/>
+                <w:sz w:val="17"/>
+              </w:rPr>
+              <w:t xml:space="preserve"> field resolvers (7 fields) — trim size dispatchers</w:t>
             </w:r>
           </w:p>
         </w:tc>
@@ -14172,10 +15136,10 @@
             </w:pPr>
             <w:r>
               <w:rPr>
-                <w:color w:val="9B7A00"/>
-                <w:sz w:val="17"/>
-              </w:rPr>
-              <w:t>🟡 Medium [M]</w:t>
+                <w:color w:val="D35400"/>
+                <w:sz w:val="17"/>
+              </w:rPr>
+              <w:t>🟠 High [L]</w:t>
             </w:r>
           </w:p>
         </w:tc>
@@ -14211,7 +15175,7 @@
                 <w:color w:val="373737"/>
                 <w:sz w:val="16"/>
               </w:rPr>
-              <w:t>search</w:t>
+              <w:t>trim, location, tag</w:t>
             </w:r>
           </w:p>
         </w:tc>
@@ -14228,7 +15192,7 @@
                 <w:color w:val="444444"/>
                 <w:sz w:val="17"/>
               </w:rPr>
-              <w:t>G-10</w:t>
+              <w:t>—</w:t>
             </w:r>
           </w:p>
         </w:tc>
@@ -14253,7 +15217,7 @@
                 <w:color w:val="373737"/>
                 <w:sz w:val="17"/>
               </w:rPr>
-              <w:t>Resolve this impression type's library link (shares G-10's branch).</w:t>
+              <w:t>Resolve a trim material's fields, including the per-trim-type size dispatch.</w:t>
             </w:r>
           </w:p>
           <w:p>
@@ -14273,7 +15237,7 @@
                 <w:color w:val="373737"/>
                 <w:sz w:val="17"/>
               </w:rPr>
-              <w:t>single libraryResource field with the same internal/external branch as G-10</w:t>
+              <w:t>- libraryResource = trim.getTrimBatch. - materialLibraryUom = trim UoMs, find by materialLibraryUomId.toString() (preserve int→string coercion). - sizeValue = reload…</w:t>
             </w:r>
           </w:p>
           <w:p>
@@ -14303,38 +15267,31 @@
             </w:r>
             <w:r>
               <w:rPr>
-                <w:color w:val="373737"/>
-                <w:sz w:val="17"/>
-              </w:rPr>
-              <w:t xml:space="preserve">Same behaviour as </w:t>
-            </w:r>
-            <w:r>
-              <w:rPr>
                 <w:rFonts w:ascii="Courier New" w:hAnsi="Courier New"/>
                 <w:sz w:val="17"/>
               </w:rPr>
-              <w:t>G-10</w:t>
-            </w:r>
-            <w:r>
-              <w:rPr>
-                <w:color w:val="373737"/>
-                <w:sz w:val="17"/>
-              </w:rPr>
-              <w:t xml:space="preserve">'s </w:t>
+              <w:t>sizeValue</w:t>
+            </w:r>
+            <w:r>
+              <w:rPr>
+                <w:color w:val="373737"/>
+                <w:sz w:val="17"/>
+              </w:rPr>
+              <w:t xml:space="preserve"> matches </w:t>
             </w:r>
             <w:r>
               <w:rPr>
                 <w:rFonts w:ascii="Courier New" w:hAnsi="Courier New"/>
                 <w:sz w:val="17"/>
               </w:rPr>
-              <w:t>libraryResource</w:t>
-            </w:r>
-            <w:r>
-              <w:rPr>
-                <w:color w:val="373737"/>
-                <w:sz w:val="17"/>
-              </w:rPr>
-              <w:t xml:space="preserve"> for this type</w:t>
+              <w:t>getTrimSizeValue</w:t>
+            </w:r>
+            <w:r>
+              <w:rPr>
+                <w:color w:val="373737"/>
+                <w:sz w:val="17"/>
+              </w:rPr>
+              <w:t xml:space="preserve"> for all 15 trim types (parity table) incl. THREAD/LABEL subtype branches</w:t>
             </w:r>
           </w:p>
           <w:p>
@@ -14351,17 +15308,105 @@
             </w:r>
             <w:r>
               <w:rPr>
-                <w:color w:val="373737"/>
-                <w:sz w:val="17"/>
-              </w:rPr>
-              <w:t xml:space="preserve">Uses local-context </w:t>
-            </w:r>
-            <w:r>
-              <w:rPr>
                 <w:rFonts w:ascii="Courier New" w:hAnsi="Courier New"/>
                 <w:sz w:val="17"/>
               </w:rPr>
-              <w:t>bomIds</w:t>
+              <w:t>sizeCaption</w:t>
+            </w:r>
+            <w:r>
+              <w:rPr>
+                <w:color w:val="373737"/>
+                <w:sz w:val="17"/>
+              </w:rPr>
+              <w:t xml:space="preserve"> returns the correct </w:t>
+            </w:r>
+            <w:r>
+              <w:rPr>
+                <w:rFonts w:ascii="Courier New" w:hAnsi="Courier New"/>
+                <w:sz w:val="17"/>
+              </w:rPr>
+              <w:t>{edit,view}</w:t>
+            </w:r>
+            <w:r>
+              <w:rPr>
+                <w:color w:val="373737"/>
+                <w:sz w:val="17"/>
+              </w:rPr>
+              <w:t xml:space="preserve"> per type incl. compatible-size and finished-size cases</w:t>
+            </w:r>
+          </w:p>
+          <w:p>
+            <w:pPr>
+              <w:spacing w:after="20"/>
+              <w:ind w:left="173"/>
+            </w:pPr>
+            <w:r>
+              <w:rPr>
+                <w:color w:val="444444"/>
+                <w:sz w:val="17"/>
+              </w:rPr>
+              <w:t xml:space="preserve">• </w:t>
+            </w:r>
+            <w:r>
+              <w:rPr>
+                <w:rFonts w:ascii="Courier New" w:hAnsi="Courier New"/>
+                <w:sz w:val="17"/>
+              </w:rPr>
+              <w:t>materialLibraryUom</w:t>
+            </w:r>
+            <w:r>
+              <w:rPr>
+                <w:color w:val="373737"/>
+                <w:sz w:val="17"/>
+              </w:rPr>
+              <w:t xml:space="preserve"> matches via string-coerced code</w:t>
+            </w:r>
+          </w:p>
+          <w:p>
+            <w:pPr>
+              <w:spacing w:after="20"/>
+              <w:ind w:left="173"/>
+            </w:pPr>
+            <w:r>
+              <w:rPr>
+                <w:color w:val="444444"/>
+                <w:sz w:val="17"/>
+              </w:rPr>
+              <w:t xml:space="preserve">• </w:t>
+            </w:r>
+            <w:r>
+              <w:rPr>
+                <w:rFonts w:ascii="Courier New" w:hAnsi="Courier New"/>
+                <w:sz w:val="17"/>
+              </w:rPr>
+              <w:t>facilityName</w:t>
+            </w:r>
+            <w:r>
+              <w:rPr>
+                <w:color w:val="373737"/>
+                <w:sz w:val="17"/>
+              </w:rPr>
+              <w:t xml:space="preserve"> returns the pre-set value if present, else the resolved VMM facility name</w:t>
+            </w:r>
+          </w:p>
+          <w:p>
+            <w:pPr>
+              <w:spacing w:after="20"/>
+              <w:ind w:left="173"/>
+            </w:pPr>
+            <w:r>
+              <w:rPr>
+                <w:color w:val="444444"/>
+                <w:sz w:val="17"/>
+              </w:rPr>
+              <w:t xml:space="preserve">• </w:t>
+            </w:r>
+            <w:r>
+              <w:rPr>
+                <w:color w:val="373737"/>
+                <w:sz w:val="17"/>
+              </w:rPr>
+              <w:t>Trim is fetched once per material (one REST call)</w:t>
             </w:r>
           </w:p>
         </w:tc>
@@ -14375,10 +15420,120 @@
             </w:pPr>
             <w:r>
               <w:rPr>
-                <w:color w:val="444444"/>
-                <w:sz w:val="17"/>
-              </w:rPr>
-              <w:t>—</w:t>
+                <w:sz w:val="17"/>
+              </w:rPr>
+              <w:t xml:space="preserve">☐  </w:t>
+            </w:r>
+            <w:r>
+              <w:rPr>
+                <w:color w:val="373737"/>
+                <w:sz w:val="17"/>
+              </w:rPr>
+              <w:t xml:space="preserve">Unit: 15 trim-type </w:t>
+            </w:r>
+            <w:r>
+              <w:rPr>
+                <w:rFonts w:ascii="Courier New" w:hAnsi="Courier New"/>
+                <w:sz w:val="17"/>
+              </w:rPr>
+              <w:t>sizeValue</w:t>
+            </w:r>
+            <w:r>
+              <w:rPr>
+                <w:color w:val="373737"/>
+                <w:sz w:val="17"/>
+              </w:rPr>
+              <w:t xml:space="preserve"> cases</w:t>
+            </w:r>
+          </w:p>
+          <w:p>
+            <w:pPr>
+              <w:spacing w:after="20"/>
+            </w:pPr>
+            <w:r>
+              <w:rPr>
+                <w:sz w:val="17"/>
+              </w:rPr>
+              <w:t xml:space="preserve">☐  </w:t>
+            </w:r>
+            <w:r>
+              <w:rPr>
+                <w:color w:val="373737"/>
+                <w:sz w:val="17"/>
+              </w:rPr>
+              <w:t>Unit: caption edit/view per type</w:t>
+            </w:r>
+          </w:p>
+          <w:p>
+            <w:pPr>
+              <w:spacing w:after="20"/>
+            </w:pPr>
+            <w:r>
+              <w:rPr>
+                <w:sz w:val="17"/>
+              </w:rPr>
+              <w:t xml:space="preserve">☐  </w:t>
+            </w:r>
+            <w:r>
+              <w:rPr>
+                <w:color w:val="373737"/>
+                <w:sz w:val="17"/>
+              </w:rPr>
+              <w:t>Unit: UoM string coercion</w:t>
+            </w:r>
+          </w:p>
+          <w:p>
+            <w:pPr>
+              <w:spacing w:after="20"/>
+            </w:pPr>
+            <w:r>
+              <w:rPr>
+                <w:sz w:val="17"/>
+              </w:rPr>
+              <w:t xml:space="preserve">☐  </w:t>
+            </w:r>
+            <w:r>
+              <w:rPr>
+                <w:color w:val="373737"/>
+                <w:sz w:val="17"/>
+              </w:rPr>
+              <w:t>Unit: facilityName pre-set vs resolved</w:t>
+            </w:r>
+          </w:p>
+          <w:p>
+            <w:pPr>
+              <w:spacing w:after="20"/>
+            </w:pPr>
+            <w:r>
+              <w:rPr>
+                <w:sz w:val="17"/>
+              </w:rPr>
+              <w:t xml:space="preserve">☐  </w:t>
+            </w:r>
+            <w:r>
+              <w:rPr>
+                <w:color w:val="373737"/>
+                <w:sz w:val="17"/>
+              </w:rPr>
+              <w:t>Unit: single trim fetch</w:t>
+            </w:r>
+          </w:p>
+          <w:p>
+            <w:pPr>
+              <w:spacing w:after="20"/>
+            </w:pPr>
+            <w:r>
+              <w:rPr>
+                <w:sz w:val="17"/>
+              </w:rPr>
+              <w:t xml:space="preserve">☐  </w:t>
+            </w:r>
+            <w:r>
+              <w:rPr>
+                <w:color w:val="373737"/>
+                <w:sz w:val="17"/>
+              </w:rPr>
+              <w:t>Parity: recorded trim fixtures</w:t>
             </w:r>
           </w:p>
         </w:tc>
@@ -14406,7 +15561,7 @@
                 <w:color w:val="1F497D"/>
                 <w:sz w:val="17"/>
               </w:rPr>
-              <w:t>BOM-BE-G-12</w:t>
+              <w:t>BOM-BE-G-09</w:t>
             </w:r>
           </w:p>
           <w:p>
@@ -14418,14 +15573,14 @@
                 <w:rFonts w:ascii="Courier New" w:hAnsi="Courier New"/>
                 <w:sz w:val="17"/>
               </w:rPr>
-              <w:t>BomTrimLibraryImpressionDetails</w:t>
-            </w:r>
-            <w:r>
-              <w:rPr>
-                <w:color w:val="373737"/>
-                <w:sz w:val="17"/>
-              </w:rPr>
-              <w:t xml:space="preserve"> field resolvers (3 fields)</w:t>
+              <w:t>BomWashMaterial</w:t>
+            </w:r>
+            <w:r>
+              <w:rPr>
+                <w:color w:val="373737"/>
+                <w:sz w:val="17"/>
+              </w:rPr>
+              <w:t xml:space="preserve"> field resolvers (4 fields)</w:t>
             </w:r>
           </w:p>
         </w:tc>
@@ -14440,10 +15595,10 @@
             </w:pPr>
             <w:r>
               <w:rPr>
-                <w:color w:val="9B7A00"/>
-                <w:sz w:val="17"/>
-              </w:rPr>
-              <w:t>🟡 Medium [M]</w:t>
+                <w:color w:val="1E7A34"/>
+                <w:sz w:val="17"/>
+              </w:rPr>
+              <w:t>🟢 Low [XS]</w:t>
             </w:r>
           </w:p>
         </w:tc>
@@ -14480,7 +15635,7 @@
                 <w:color w:val="373737"/>
                 <w:sz w:val="16"/>
               </w:rPr>
-              <w:t>search</w:t>
+              <w:t>wash, tag, materialHub</w:t>
             </w:r>
           </w:p>
         </w:tc>
@@ -14498,7 +15653,7 @@
                 <w:color w:val="444444"/>
                 <w:sz w:val="17"/>
               </w:rPr>
-              <w:t>G-10</w:t>
+              <w:t>—</w:t>
             </w:r>
           </w:p>
         </w:tc>
@@ -14524,7 +15679,7 @@
                 <w:color w:val="373737"/>
                 <w:sz w:val="17"/>
               </w:rPr>
-              <w:t>Resolve this trim-impression's library link and two colours.</w:t>
+              <w:t>Resolve a wash material's fields.</w:t>
             </w:r>
           </w:p>
           <w:p>
@@ -14544,7 +15699,7 @@
                 <w:color w:val="373737"/>
                 <w:sz w:val="17"/>
               </w:rPr>
-              <w:t>libraryResource (G-10 branch) + groundColor, textColor via searchMaterialById</w:t>
+              <w:t>libraryResource = wash.getWash(jwt) ?? {id}; weight, countryOfOrigin, impressionDetails. ACL context: wash uses a capability token; ignore in impl</w:t>
             </w:r>
           </w:p>
           <w:p>
@@ -14574,24 +15729,17 @@
             </w:r>
             <w:r>
               <w:rPr>
+                <w:color w:val="373737"/>
+                <w:sz w:val="17"/>
+              </w:rPr>
+              <w:t xml:space="preserve">Returns wash or </w:t>
+            </w:r>
+            <w:r>
+              <w:rPr>
                 <w:rFonts w:ascii="Courier New" w:hAnsi="Courier New"/>
                 <w:sz w:val="17"/>
               </w:rPr>
-              <w:t>libraryResource</w:t>
-            </w:r>
-            <w:r>
-              <w:rPr>
-                <w:color w:val="373737"/>
-                <w:sz w:val="17"/>
-              </w:rPr>
-              <w:t xml:space="preserve"> behaves as </w:t>
-            </w:r>
-            <w:r>
-              <w:rPr>
-                <w:rFonts w:ascii="Courier New" w:hAnsi="Courier New"/>
-                <w:sz w:val="17"/>
-              </w:rPr>
-              <w:t>G-10</w:t>
+              <w:t>{id}</w:t>
             </w:r>
           </w:p>
           <w:p>
@@ -14608,31 +15756,10 @@
             </w:r>
             <w:r>
               <w:rPr>
-                <w:rFonts w:ascii="Courier New" w:hAnsi="Courier New"/>
-                <w:sz w:val="17"/>
-              </w:rPr>
-              <w:t>groundColor</w:t>
-            </w:r>
-            <w:r>
-              <w:rPr>
-                <w:color w:val="373737"/>
-                <w:sz w:val="17"/>
-              </w:rPr>
-              <w:t>/</w:t>
-            </w:r>
-            <w:r>
-              <w:rPr>
-                <w:rFonts w:ascii="Courier New" w:hAnsi="Courier New"/>
-                <w:sz w:val="17"/>
-              </w:rPr>
-              <w:t>textColor</w:t>
-            </w:r>
-            <w:r>
-              <w:rPr>
-                <w:color w:val="373737"/>
-                <w:sz w:val="17"/>
-              </w:rPr>
-              <w:t xml:space="preserve"> resolve via material loader</w:t>
+                <w:color w:val="373737"/>
+                <w:sz w:val="17"/>
+              </w:rPr>
+              <w:t>weight/countryOfOrigin as G-03</w:t>
             </w:r>
           </w:p>
         </w:tc>
@@ -14677,26 +15804,33 @@
                 <w:color w:val="1F497D"/>
                 <w:sz w:val="17"/>
               </w:rPr>
-              <w:t>BOM-BE-G-13</w:t>
-            </w:r>
-          </w:p>
-          <w:p>
-            <w:pPr>
-              <w:spacing w:after="20"/>
-            </w:pPr>
+              <w:t>BOM-BE-G-10</w:t>
+            </w:r>
+          </w:p>
+          <w:p>
+            <w:pPr>
+              <w:spacing w:after="20"/>
+            </w:pPr>
+            <w:r>
+              <w:rPr>
+                <w:color w:val="373737"/>
+                <w:sz w:val="17"/>
+              </w:rPr>
+              <w:t xml:space="preserve">Impression library-resource resolution (shared internal/external branch + </w:t>
+            </w:r>
             <w:r>
               <w:rPr>
                 <w:rFonts w:ascii="Courier New" w:hAnsi="Courier New"/>
                 <w:sz w:val="17"/>
               </w:rPr>
-              <w:t>BomTrimZipperLibraryImpressionDetails</w:t>
-            </w:r>
-            <w:r>
-              <w:rPr>
-                <w:color w:val="373737"/>
-                <w:sz w:val="17"/>
-              </w:rPr>
-              <w:t xml:space="preserve"> field resolvers (3 colors)</w:t>
+              <w:t>MaterialDataLoader</w:t>
+            </w:r>
+            <w:r>
+              <w:rPr>
+                <w:color w:val="373737"/>
+                <w:sz w:val="17"/>
+              </w:rPr>
+              <w:t>)</w:t>
             </w:r>
           </w:p>
         </w:tc>
@@ -14710,10 +15844,10 @@
             </w:pPr>
             <w:r>
               <w:rPr>
-                <w:color w:val="1E7A34"/>
-                <w:sz w:val="17"/>
-              </w:rPr>
-              <w:t>🟢 Low [XS]</w:t>
+                <w:color w:val="D35400"/>
+                <w:sz w:val="17"/>
+              </w:rPr>
+              <w:t>🟠 High [L]</w:t>
             </w:r>
           </w:p>
         </w:tc>
@@ -14766,12 +15900,463 @@
                 <w:color w:val="444444"/>
                 <w:sz w:val="17"/>
               </w:rPr>
+              <w:t>—</w:t>
+            </w:r>
+          </w:p>
+        </w:tc>
+        <w:tc>
+          <w:tcPr>
+            <w:tcW w:w="4320" w:type="dxa"/>
+          </w:tcPr>
+          <w:p>
+            <w:pPr>
+              <w:spacing w:after="20"/>
+            </w:pPr>
+            <w:r>
+              <w:rPr>
+                <w:b/>
+                <w:color w:val="373737"/>
+                <w:sz w:val="17"/>
+              </w:rPr>
+              <w:t xml:space="preserve">Intent — </w:t>
+            </w:r>
+            <w:r>
+              <w:rPr>
+                <w:color w:val="373737"/>
+                <w:sz w:val="17"/>
+              </w:rPr>
+              <w:t>Resolve an impression's colour/library links, branching on internal vs external caller.</w:t>
+            </w:r>
+          </w:p>
+          <w:p>
+            <w:pPr>
+              <w:spacing w:after="20"/>
+            </w:pPr>
+            <w:r>
+              <w:rPr>
+                <w:b/>
+                <w:color w:val="373737"/>
+                <w:sz w:val="17"/>
+              </w:rPr>
+              <w:t xml:space="preserve">Today — </w:t>
+            </w:r>
+            <w:r>
+              <w:rPr>
+                <w:color w:val="373737"/>
+                <w:sz w:val="17"/>
+              </w:rPr>
+              <w:t>resolving "what material does this impression's color/library field - point to" needs to behave differently depending on who's asking. - An internal user gets the…</w:t>
+            </w:r>
+          </w:p>
+          <w:p>
+            <w:pPr>
+              <w:spacing w:after="20"/>
+            </w:pPr>
+            <w:r>
+              <w:rPr>
+                <w:b/>
+                <w:color w:val="373737"/>
+                <w:sz w:val="17"/>
+              </w:rPr>
+              <w:t>Done when:</w:t>
+            </w:r>
+          </w:p>
+          <w:p>
+            <w:pPr>
+              <w:spacing w:after="20"/>
+              <w:ind w:left="173"/>
+            </w:pPr>
+            <w:r>
+              <w:rPr>
+                <w:color w:val="444444"/>
+                <w:sz w:val="17"/>
+              </w:rPr>
+              <w:t xml:space="preserve">• </w:t>
+            </w:r>
+            <w:r>
+              <w:rPr>
+                <w:color w:val="373737"/>
+                <w:sz w:val="17"/>
+              </w:rPr>
+              <w:t xml:space="preserve">Internal path resolves </w:t>
+            </w:r>
+            <w:r>
+              <w:rPr>
+                <w:rFonts w:ascii="Courier New" w:hAnsi="Courier New"/>
+                <w:sz w:val="17"/>
+              </w:rPr>
+              <w:t>libraryResource</w:t>
+            </w:r>
+            <w:r>
+              <w:rPr>
+                <w:color w:val="373737"/>
+                <w:sz w:val="17"/>
+              </w:rPr>
+              <w:t xml:space="preserve"> via material-by-id; external path via proxy-id search</w:t>
+            </w:r>
+          </w:p>
+          <w:p>
+            <w:pPr>
+              <w:spacing w:after="20"/>
+              <w:ind w:left="173"/>
+            </w:pPr>
+            <w:r>
+              <w:rPr>
+                <w:color w:val="444444"/>
+                <w:sz w:val="17"/>
+              </w:rPr>
+              <w:t xml:space="preserve">• </w:t>
+            </w:r>
+            <w:r>
+              <w:rPr>
+                <w:rFonts w:ascii="Courier New" w:hAnsi="Courier New"/>
+                <w:sz w:val="17"/>
+              </w:rPr>
+              <w:t>bomIds</w:t>
+            </w:r>
+            <w:r>
+              <w:rPr>
+                <w:color w:val="373737"/>
+                <w:sz w:val="17"/>
+              </w:rPr>
+              <w:t xml:space="preserve"> come from DGS local context, not field args (the fragile </w:t>
+            </w:r>
+            <w:r>
+              <w:rPr>
+                <w:rFonts w:ascii="Courier New" w:hAnsi="Courier New"/>
+                <w:sz w:val="17"/>
+              </w:rPr>
+              <w:t>args.ids</w:t>
+            </w:r>
+            <w:r>
+              <w:rPr>
+                <w:color w:val="373737"/>
+                <w:sz w:val="17"/>
+              </w:rPr>
+              <w:t xml:space="preserve"> contract is removed)</w:t>
+            </w:r>
+          </w:p>
+          <w:p>
+            <w:pPr>
+              <w:spacing w:after="20"/>
+              <w:ind w:left="173"/>
+            </w:pPr>
+            <w:r>
+              <w:rPr>
+                <w:color w:val="444444"/>
+                <w:sz w:val="17"/>
+              </w:rPr>
+              <w:t xml:space="preserve">• </w:t>
+            </w:r>
+            <w:r>
+              <w:rPr>
+                <w:color w:val="373737"/>
+                <w:sz w:val="17"/>
+              </w:rPr>
+              <w:t xml:space="preserve">Missing </w:t>
+            </w:r>
+            <w:r>
+              <w:rPr>
+                <w:rFonts w:ascii="Courier New" w:hAnsi="Courier New"/>
+                <w:sz w:val="17"/>
+              </w:rPr>
+              <w:t>libraryResource.id</w:t>
+            </w:r>
+            <w:r>
+              <w:rPr>
+                <w:color w:val="373737"/>
+                <w:sz w:val="17"/>
+              </w:rPr>
+              <w:t xml:space="preserve"> → null</w:t>
+            </w:r>
+          </w:p>
+          <w:p>
+            <w:pPr>
+              <w:spacing w:after="20"/>
+              <w:ind w:left="173"/>
+            </w:pPr>
+            <w:r>
+              <w:rPr>
+                <w:color w:val="444444"/>
+                <w:sz w:val="17"/>
+              </w:rPr>
+              <w:t xml:space="preserve">• </w:t>
+            </w:r>
+            <w:r>
+              <w:rPr>
+                <w:color w:val="373737"/>
+                <w:sz w:val="17"/>
+              </w:rPr>
+              <w:t>5 color fields resolve via batched material loader</w:t>
+            </w:r>
+          </w:p>
+          <w:p>
+            <w:pPr>
+              <w:spacing w:after="20"/>
+              <w:ind w:left="173"/>
+            </w:pPr>
+            <w:r>
+              <w:rPr>
+                <w:color w:val="444444"/>
+                <w:sz w:val="17"/>
+              </w:rPr>
+              <w:t xml:space="preserve">• </w:t>
+            </w:r>
+            <w:r>
+              <w:rPr>
+                <w:rFonts w:ascii="Courier New" w:hAnsi="Courier New"/>
+                <w:sz w:val="17"/>
+              </w:rPr>
+              <w:t>G-11</w:t>
+            </w:r>
+            <w:r>
+              <w:rPr>
+                <w:color w:val="373737"/>
+                <w:sz w:val="17"/>
+              </w:rPr>
+              <w:t>/</w:t>
+            </w:r>
+            <w:r>
+              <w:rPr>
+                <w:rFonts w:ascii="Courier New" w:hAnsi="Courier New"/>
+                <w:sz w:val="17"/>
+              </w:rPr>
+              <w:t>G-12</w:t>
+            </w:r>
+            <w:r>
+              <w:rPr>
+                <w:color w:val="373737"/>
+                <w:sz w:val="17"/>
+              </w:rPr>
+              <w:t>/</w:t>
+            </w:r>
+            <w:r>
+              <w:rPr>
+                <w:rFonts w:ascii="Courier New" w:hAnsi="Courier New"/>
+                <w:sz w:val="17"/>
+              </w:rPr>
+              <w:t>G-13</w:t>
+            </w:r>
+            <w:r>
+              <w:rPr>
+                <w:color w:val="373737"/>
+                <w:sz w:val="17"/>
+              </w:rPr>
+              <w:t xml:space="preserve"> call this shared service rather than re-implementing the branch</w:t>
+            </w:r>
+          </w:p>
+        </w:tc>
+        <w:tc>
+          <w:tcPr>
+            <w:tcW w:w="2448" w:type="dxa"/>
+          </w:tcPr>
+          <w:p>
+            <w:pPr>
+              <w:spacing w:after="20"/>
+            </w:pPr>
+            <w:r>
+              <w:rPr>
+                <w:sz w:val="17"/>
+              </w:rPr>
+              <w:t xml:space="preserve">☐  </w:t>
+            </w:r>
+            <w:r>
+              <w:rPr>
+                <w:color w:val="373737"/>
+                <w:sz w:val="17"/>
+              </w:rPr>
+              <w:t>Unit: internal branch</w:t>
+            </w:r>
+          </w:p>
+          <w:p>
+            <w:pPr>
+              <w:spacing w:after="20"/>
+            </w:pPr>
+            <w:r>
+              <w:rPr>
+                <w:sz w:val="17"/>
+              </w:rPr>
+              <w:t xml:space="preserve">☐  </w:t>
+            </w:r>
+            <w:r>
+              <w:rPr>
+                <w:color w:val="373737"/>
+                <w:sz w:val="17"/>
+              </w:rPr>
+              <w:t>Unit: external branch (proxyIds)</w:t>
+            </w:r>
+          </w:p>
+          <w:p>
+            <w:pPr>
+              <w:spacing w:after="20"/>
+            </w:pPr>
+            <w:r>
+              <w:rPr>
+                <w:sz w:val="17"/>
+              </w:rPr>
+              <w:t xml:space="preserve">☐  </w:t>
+            </w:r>
+            <w:r>
+              <w:rPr>
+                <w:color w:val="373737"/>
+                <w:sz w:val="17"/>
+              </w:rPr>
+              <w:t>Unit: null id</w:t>
+            </w:r>
+          </w:p>
+          <w:p>
+            <w:pPr>
+              <w:spacing w:after="20"/>
+            </w:pPr>
+            <w:r>
+              <w:rPr>
+                <w:sz w:val="17"/>
+              </w:rPr>
+              <w:t xml:space="preserve">☐  </w:t>
+            </w:r>
+            <w:r>
+              <w:rPr>
+                <w:color w:val="373737"/>
+                <w:sz w:val="17"/>
+              </w:rPr>
+              <w:t>Unit: color batch</w:t>
+            </w:r>
+          </w:p>
+          <w:p>
+            <w:pPr>
+              <w:spacing w:after="20"/>
+            </w:pPr>
+            <w:r>
+              <w:rPr>
+                <w:sz w:val="17"/>
+              </w:rPr>
+              <w:t xml:space="preserve">☐  </w:t>
+            </w:r>
+            <w:r>
+              <w:rPr>
+                <w:color w:val="373737"/>
+                <w:sz w:val="17"/>
+              </w:rPr>
+              <w:t>Parity: internal vs external</w:t>
+            </w:r>
+          </w:p>
+        </w:tc>
+      </w:tr>
+      <w:tr>
+        <w:tc>
+          <w:tcPr>
+            <w:shd w:val="clear" w:color="auto" w:fill="F5F8FF"/>
+            <w:tcW w:w="2304" w:type="dxa"/>
+          </w:tcPr>
+          <w:p>
+            <w:pPr>
+              <w:spacing w:after="20"/>
+            </w:pPr>
+            <w:r>
+              <w:rPr>
+                <w:sz w:val="18"/>
+              </w:rPr>
+              <w:t xml:space="preserve">🔸 </w:t>
+            </w:r>
+            <w:r>
+              <w:rPr>
+                <w:rFonts w:ascii="Courier New" w:hAnsi="Courier New"/>
+                <w:b/>
+                <w:color w:val="1F497D"/>
+                <w:sz w:val="17"/>
+              </w:rPr>
+              <w:t>BOM-BE-G-11</w:t>
+            </w:r>
+          </w:p>
+          <w:p>
+            <w:pPr>
+              <w:spacing w:after="20"/>
+            </w:pPr>
+            <w:r>
+              <w:rPr>
+                <w:rFonts w:ascii="Courier New" w:hAnsi="Courier New"/>
+                <w:sz w:val="17"/>
+              </w:rPr>
+              <w:t>BomFabricLibraryImpressionDetails.libraryResource</w:t>
+            </w:r>
+          </w:p>
+        </w:tc>
+        <w:tc>
+          <w:tcPr>
+            <w:shd w:val="clear" w:color="auto" w:fill="F5F8FF"/>
+            <w:tcW w:w="1080" w:type="dxa"/>
+          </w:tcPr>
+          <w:p>
+            <w:pPr>
+              <w:spacing w:after="20"/>
+            </w:pPr>
+            <w:r>
+              <w:rPr>
+                <w:color w:val="9B7A00"/>
+                <w:sz w:val="17"/>
+              </w:rPr>
+              <w:t>🟡 Medium [M]</w:t>
+            </w:r>
+          </w:p>
+        </w:tc>
+        <w:tc>
+          <w:tcPr>
+            <w:shd w:val="clear" w:color="auto" w:fill="F5F8FF"/>
+            <w:tcW w:w="1655" w:type="dxa"/>
+          </w:tcPr>
+          <w:p>
+            <w:pPr>
+              <w:spacing w:after="20"/>
+            </w:pPr>
+            <w:r>
+              <w:rPr>
+                <w:color w:val="444444"/>
+                <w:sz w:val="17"/>
+              </w:rPr>
+              <w:t>Field Resolver</w:t>
+            </w:r>
+          </w:p>
+          <w:p>
+            <w:pPr>
+              <w:spacing w:after="20"/>
+            </w:pPr>
+            <w:r>
+              <w:rPr>
+                <w:color w:val="444444"/>
+                <w:sz w:val="16"/>
+              </w:rPr>
+              <w:t xml:space="preserve">Calls: </w:t>
+            </w:r>
+            <w:r>
+              <w:rPr>
+                <w:color w:val="373737"/>
+                <w:sz w:val="16"/>
+              </w:rPr>
+              <w:t>search</w:t>
+            </w:r>
+          </w:p>
+        </w:tc>
+        <w:tc>
+          <w:tcPr>
+            <w:shd w:val="clear" w:color="auto" w:fill="F5F8FF"/>
+            <w:tcW w:w="1296" w:type="dxa"/>
+          </w:tcPr>
+          <w:p>
+            <w:pPr>
+              <w:spacing w:after="20"/>
+            </w:pPr>
+            <w:r>
+              <w:rPr>
+                <w:color w:val="444444"/>
+                <w:sz w:val="17"/>
+              </w:rPr>
               <w:t>G-10</w:t>
             </w:r>
           </w:p>
         </w:tc>
         <w:tc>
           <w:tcPr>
+            <w:shd w:val="clear" w:color="auto" w:fill="F5F8FF"/>
             <w:tcW w:w="4320" w:type="dxa"/>
           </w:tcPr>
           <w:p>
@@ -14791,6 +16376,544 @@
                 <w:color w:val="373737"/>
                 <w:sz w:val="17"/>
               </w:rPr>
+              <w:t>Resolve this impression type's library link (shares G-10's branch).</w:t>
+            </w:r>
+          </w:p>
+          <w:p>
+            <w:pPr>
+              <w:spacing w:after="20"/>
+            </w:pPr>
+            <w:r>
+              <w:rPr>
+                <w:b/>
+                <w:color w:val="373737"/>
+                <w:sz w:val="17"/>
+              </w:rPr>
+              <w:t xml:space="preserve">Today — </w:t>
+            </w:r>
+            <w:r>
+              <w:rPr>
+                <w:color w:val="373737"/>
+                <w:sz w:val="17"/>
+              </w:rPr>
+              <w:t>single libraryResource field with the same internal/external branch as G-10</w:t>
+            </w:r>
+          </w:p>
+          <w:p>
+            <w:pPr>
+              <w:spacing w:after="20"/>
+            </w:pPr>
+            <w:r>
+              <w:rPr>
+                <w:b/>
+                <w:color w:val="373737"/>
+                <w:sz w:val="17"/>
+              </w:rPr>
+              <w:t>Done when:</w:t>
+            </w:r>
+          </w:p>
+          <w:p>
+            <w:pPr>
+              <w:spacing w:after="20"/>
+              <w:ind w:left="173"/>
+            </w:pPr>
+            <w:r>
+              <w:rPr>
+                <w:color w:val="444444"/>
+                <w:sz w:val="17"/>
+              </w:rPr>
+              <w:t xml:space="preserve">• </w:t>
+            </w:r>
+            <w:r>
+              <w:rPr>
+                <w:color w:val="373737"/>
+                <w:sz w:val="17"/>
+              </w:rPr>
+              <w:t xml:space="preserve">Same behaviour as </w:t>
+            </w:r>
+            <w:r>
+              <w:rPr>
+                <w:rFonts w:ascii="Courier New" w:hAnsi="Courier New"/>
+                <w:sz w:val="17"/>
+              </w:rPr>
+              <w:t>G-10</w:t>
+            </w:r>
+            <w:r>
+              <w:rPr>
+                <w:color w:val="373737"/>
+                <w:sz w:val="17"/>
+              </w:rPr>
+              <w:t xml:space="preserve">'s </w:t>
+            </w:r>
+            <w:r>
+              <w:rPr>
+                <w:rFonts w:ascii="Courier New" w:hAnsi="Courier New"/>
+                <w:sz w:val="17"/>
+              </w:rPr>
+              <w:t>libraryResource</w:t>
+            </w:r>
+            <w:r>
+              <w:rPr>
+                <w:color w:val="373737"/>
+                <w:sz w:val="17"/>
+              </w:rPr>
+              <w:t xml:space="preserve"> for this type</w:t>
+            </w:r>
+          </w:p>
+          <w:p>
+            <w:pPr>
+              <w:spacing w:after="20"/>
+              <w:ind w:left="173"/>
+            </w:pPr>
+            <w:r>
+              <w:rPr>
+                <w:color w:val="444444"/>
+                <w:sz w:val="17"/>
+              </w:rPr>
+              <w:t xml:space="preserve">• </w:t>
+            </w:r>
+            <w:r>
+              <w:rPr>
+                <w:color w:val="373737"/>
+                <w:sz w:val="17"/>
+              </w:rPr>
+              <w:t xml:space="preserve">Uses local-context </w:t>
+            </w:r>
+            <w:r>
+              <w:rPr>
+                <w:rFonts w:ascii="Courier New" w:hAnsi="Courier New"/>
+                <w:sz w:val="17"/>
+              </w:rPr>
+              <w:t>bomIds</w:t>
+            </w:r>
+          </w:p>
+        </w:tc>
+        <w:tc>
+          <w:tcPr>
+            <w:shd w:val="clear" w:color="auto" w:fill="F5F8FF"/>
+            <w:tcW w:w="2448" w:type="dxa"/>
+          </w:tcPr>
+          <w:p>
+            <w:pPr>
+              <w:spacing w:after="20"/>
+            </w:pPr>
+            <w:r>
+              <w:rPr>
+                <w:color w:val="444444"/>
+                <w:sz w:val="17"/>
+              </w:rPr>
+              <w:t>—</w:t>
+            </w:r>
+          </w:p>
+        </w:tc>
+      </w:tr>
+      <w:tr>
+        <w:tc>
+          <w:tcPr>
+            <w:tcW w:w="2304" w:type="dxa"/>
+          </w:tcPr>
+          <w:p>
+            <w:pPr>
+              <w:spacing w:after="20"/>
+            </w:pPr>
+            <w:r>
+              <w:rPr>
+                <w:sz w:val="18"/>
+              </w:rPr>
+              <w:t xml:space="preserve">🔸 </w:t>
+            </w:r>
+            <w:r>
+              <w:rPr>
+                <w:rFonts w:ascii="Courier New" w:hAnsi="Courier New"/>
+                <w:b/>
+                <w:color w:val="1F497D"/>
+                <w:sz w:val="17"/>
+              </w:rPr>
+              <w:t>BOM-BE-G-12</w:t>
+            </w:r>
+          </w:p>
+          <w:p>
+            <w:pPr>
+              <w:spacing w:after="20"/>
+            </w:pPr>
+            <w:r>
+              <w:rPr>
+                <w:rFonts w:ascii="Courier New" w:hAnsi="Courier New"/>
+                <w:sz w:val="17"/>
+              </w:rPr>
+              <w:t>BomTrimLibraryImpressionDetails</w:t>
+            </w:r>
+            <w:r>
+              <w:rPr>
+                <w:color w:val="373737"/>
+                <w:sz w:val="17"/>
+              </w:rPr>
+              <w:t xml:space="preserve"> field resolvers (3 fields)</w:t>
+            </w:r>
+          </w:p>
+        </w:tc>
+        <w:tc>
+          <w:tcPr>
+            <w:tcW w:w="1080" w:type="dxa"/>
+          </w:tcPr>
+          <w:p>
+            <w:pPr>
+              <w:spacing w:after="20"/>
+            </w:pPr>
+            <w:r>
+              <w:rPr>
+                <w:color w:val="9B7A00"/>
+                <w:sz w:val="17"/>
+              </w:rPr>
+              <w:t>🟡 Medium [M]</w:t>
+            </w:r>
+          </w:p>
+        </w:tc>
+        <w:tc>
+          <w:tcPr>
+            <w:tcW w:w="1655" w:type="dxa"/>
+          </w:tcPr>
+          <w:p>
+            <w:pPr>
+              <w:spacing w:after="20"/>
+            </w:pPr>
+            <w:r>
+              <w:rPr>
+                <w:color w:val="444444"/>
+                <w:sz w:val="17"/>
+              </w:rPr>
+              <w:t>Field Resolver</w:t>
+            </w:r>
+          </w:p>
+          <w:p>
+            <w:pPr>
+              <w:spacing w:after="20"/>
+            </w:pPr>
+            <w:r>
+              <w:rPr>
+                <w:color w:val="444444"/>
+                <w:sz w:val="16"/>
+              </w:rPr>
+              <w:t xml:space="preserve">Calls: </w:t>
+            </w:r>
+            <w:r>
+              <w:rPr>
+                <w:color w:val="373737"/>
+                <w:sz w:val="16"/>
+              </w:rPr>
+              <w:t>search</w:t>
+            </w:r>
+          </w:p>
+        </w:tc>
+        <w:tc>
+          <w:tcPr>
+            <w:tcW w:w="1296" w:type="dxa"/>
+          </w:tcPr>
+          <w:p>
+            <w:pPr>
+              <w:spacing w:after="20"/>
+            </w:pPr>
+            <w:r>
+              <w:rPr>
+                <w:color w:val="444444"/>
+                <w:sz w:val="17"/>
+              </w:rPr>
+              <w:t>G-10</w:t>
+            </w:r>
+          </w:p>
+        </w:tc>
+        <w:tc>
+          <w:tcPr>
+            <w:tcW w:w="4320" w:type="dxa"/>
+          </w:tcPr>
+          <w:p>
+            <w:pPr>
+              <w:spacing w:after="20"/>
+            </w:pPr>
+            <w:r>
+              <w:rPr>
+                <w:b/>
+                <w:color w:val="373737"/>
+                <w:sz w:val="17"/>
+              </w:rPr>
+              <w:t xml:space="preserve">Intent — </w:t>
+            </w:r>
+            <w:r>
+              <w:rPr>
+                <w:color w:val="373737"/>
+                <w:sz w:val="17"/>
+              </w:rPr>
+              <w:t>Resolve this trim-impression's library link and two colours.</w:t>
+            </w:r>
+          </w:p>
+          <w:p>
+            <w:pPr>
+              <w:spacing w:after="20"/>
+            </w:pPr>
+            <w:r>
+              <w:rPr>
+                <w:b/>
+                <w:color w:val="373737"/>
+                <w:sz w:val="17"/>
+              </w:rPr>
+              <w:t xml:space="preserve">Today — </w:t>
+            </w:r>
+            <w:r>
+              <w:rPr>
+                <w:color w:val="373737"/>
+                <w:sz w:val="17"/>
+              </w:rPr>
+              <w:t>libraryResource (G-10 branch) + groundColor, textColor via searchMaterialById</w:t>
+            </w:r>
+          </w:p>
+          <w:p>
+            <w:pPr>
+              <w:spacing w:after="20"/>
+            </w:pPr>
+            <w:r>
+              <w:rPr>
+                <w:b/>
+                <w:color w:val="373737"/>
+                <w:sz w:val="17"/>
+              </w:rPr>
+              <w:t>Done when:</w:t>
+            </w:r>
+          </w:p>
+          <w:p>
+            <w:pPr>
+              <w:spacing w:after="20"/>
+              <w:ind w:left="173"/>
+            </w:pPr>
+            <w:r>
+              <w:rPr>
+                <w:color w:val="444444"/>
+                <w:sz w:val="17"/>
+              </w:rPr>
+              <w:t xml:space="preserve">• </w:t>
+            </w:r>
+            <w:r>
+              <w:rPr>
+                <w:rFonts w:ascii="Courier New" w:hAnsi="Courier New"/>
+                <w:sz w:val="17"/>
+              </w:rPr>
+              <w:t>libraryResource</w:t>
+            </w:r>
+            <w:r>
+              <w:rPr>
+                <w:color w:val="373737"/>
+                <w:sz w:val="17"/>
+              </w:rPr>
+              <w:t xml:space="preserve"> behaves as </w:t>
+            </w:r>
+            <w:r>
+              <w:rPr>
+                <w:rFonts w:ascii="Courier New" w:hAnsi="Courier New"/>
+                <w:sz w:val="17"/>
+              </w:rPr>
+              <w:t>G-10</w:t>
+            </w:r>
+          </w:p>
+          <w:p>
+            <w:pPr>
+              <w:spacing w:after="20"/>
+              <w:ind w:left="173"/>
+            </w:pPr>
+            <w:r>
+              <w:rPr>
+                <w:color w:val="444444"/>
+                <w:sz w:val="17"/>
+              </w:rPr>
+              <w:t xml:space="preserve">• </w:t>
+            </w:r>
+            <w:r>
+              <w:rPr>
+                <w:rFonts w:ascii="Courier New" w:hAnsi="Courier New"/>
+                <w:sz w:val="17"/>
+              </w:rPr>
+              <w:t>groundColor</w:t>
+            </w:r>
+            <w:r>
+              <w:rPr>
+                <w:color w:val="373737"/>
+                <w:sz w:val="17"/>
+              </w:rPr>
+              <w:t>/</w:t>
+            </w:r>
+            <w:r>
+              <w:rPr>
+                <w:rFonts w:ascii="Courier New" w:hAnsi="Courier New"/>
+                <w:sz w:val="17"/>
+              </w:rPr>
+              <w:t>textColor</w:t>
+            </w:r>
+            <w:r>
+              <w:rPr>
+                <w:color w:val="373737"/>
+                <w:sz w:val="17"/>
+              </w:rPr>
+              <w:t xml:space="preserve"> resolve via material loader</w:t>
+            </w:r>
+          </w:p>
+        </w:tc>
+        <w:tc>
+          <w:tcPr>
+            <w:tcW w:w="2448" w:type="dxa"/>
+          </w:tcPr>
+          <w:p>
+            <w:pPr>
+              <w:spacing w:after="20"/>
+            </w:pPr>
+            <w:r>
+              <w:rPr>
+                <w:color w:val="444444"/>
+                <w:sz w:val="17"/>
+              </w:rPr>
+              <w:t>—</w:t>
+            </w:r>
+          </w:p>
+        </w:tc>
+      </w:tr>
+      <w:tr>
+        <w:tc>
+          <w:tcPr>
+            <w:shd w:val="clear" w:color="auto" w:fill="F5F8FF"/>
+            <w:tcW w:w="2304" w:type="dxa"/>
+          </w:tcPr>
+          <w:p>
+            <w:pPr>
+              <w:spacing w:after="20"/>
+            </w:pPr>
+            <w:r>
+              <w:rPr>
+                <w:sz w:val="18"/>
+              </w:rPr>
+              <w:t xml:space="preserve">🔸 </w:t>
+            </w:r>
+            <w:r>
+              <w:rPr>
+                <w:rFonts w:ascii="Courier New" w:hAnsi="Courier New"/>
+                <w:b/>
+                <w:color w:val="1F497D"/>
+                <w:sz w:val="17"/>
+              </w:rPr>
+              <w:t>BOM-BE-G-13</w:t>
+            </w:r>
+          </w:p>
+          <w:p>
+            <w:pPr>
+              <w:spacing w:after="20"/>
+            </w:pPr>
+            <w:r>
+              <w:rPr>
+                <w:rFonts w:ascii="Courier New" w:hAnsi="Courier New"/>
+                <w:sz w:val="17"/>
+              </w:rPr>
+              <w:t>BomTrimZipperLibraryImpressionDetails</w:t>
+            </w:r>
+            <w:r>
+              <w:rPr>
+                <w:color w:val="373737"/>
+                <w:sz w:val="17"/>
+              </w:rPr>
+              <w:t xml:space="preserve"> field resolvers (3 colors)</w:t>
+            </w:r>
+          </w:p>
+        </w:tc>
+        <w:tc>
+          <w:tcPr>
+            <w:shd w:val="clear" w:color="auto" w:fill="F5F8FF"/>
+            <w:tcW w:w="1080" w:type="dxa"/>
+          </w:tcPr>
+          <w:p>
+            <w:pPr>
+              <w:spacing w:after="20"/>
+            </w:pPr>
+            <w:r>
+              <w:rPr>
+                <w:color w:val="1E7A34"/>
+                <w:sz w:val="17"/>
+              </w:rPr>
+              <w:t>🟢 Low [XS]</w:t>
+            </w:r>
+          </w:p>
+        </w:tc>
+        <w:tc>
+          <w:tcPr>
+            <w:shd w:val="clear" w:color="auto" w:fill="F5F8FF"/>
+            <w:tcW w:w="1655" w:type="dxa"/>
+          </w:tcPr>
+          <w:p>
+            <w:pPr>
+              <w:spacing w:after="20"/>
+            </w:pPr>
+            <w:r>
+              <w:rPr>
+                <w:color w:val="444444"/>
+                <w:sz w:val="17"/>
+              </w:rPr>
+              <w:t>Field Resolver</w:t>
+            </w:r>
+          </w:p>
+          <w:p>
+            <w:pPr>
+              <w:spacing w:after="20"/>
+            </w:pPr>
+            <w:r>
+              <w:rPr>
+                <w:color w:val="444444"/>
+                <w:sz w:val="16"/>
+              </w:rPr>
+              <w:t xml:space="preserve">Calls: </w:t>
+            </w:r>
+            <w:r>
+              <w:rPr>
+                <w:color w:val="373737"/>
+                <w:sz w:val="16"/>
+              </w:rPr>
+              <w:t>search</w:t>
+            </w:r>
+          </w:p>
+        </w:tc>
+        <w:tc>
+          <w:tcPr>
+            <w:shd w:val="clear" w:color="auto" w:fill="F5F8FF"/>
+            <w:tcW w:w="1296" w:type="dxa"/>
+          </w:tcPr>
+          <w:p>
+            <w:pPr>
+              <w:spacing w:after="20"/>
+            </w:pPr>
+            <w:r>
+              <w:rPr>
+                <w:color w:val="444444"/>
+                <w:sz w:val="17"/>
+              </w:rPr>
+              <w:t>G-10</w:t>
+            </w:r>
+          </w:p>
+        </w:tc>
+        <w:tc>
+          <w:tcPr>
+            <w:shd w:val="clear" w:color="auto" w:fill="F5F8FF"/>
+            <w:tcW w:w="4320" w:type="dxa"/>
+          </w:tcPr>
+          <w:p>
+            <w:pPr>
+              <w:spacing w:after="20"/>
+            </w:pPr>
+            <w:r>
+              <w:rPr>
+                <w:b/>
+                <w:color w:val="373737"/>
+                <w:sz w:val="17"/>
+              </w:rPr>
+              <w:t xml:space="preserve">Intent — </w:t>
+            </w:r>
+            <w:r>
+              <w:rPr>
+                <w:color w:val="373737"/>
+                <w:sz w:val="17"/>
+              </w:rPr>
               <w:t>Resolve a zipper impression's three colours.</w:t>
             </w:r>
           </w:p>
@@ -14865,6 +16988,287 @@
                 <w:sz w:val="17"/>
               </w:rPr>
               <w:t>Missing id → null</w:t>
+            </w:r>
+          </w:p>
+        </w:tc>
+        <w:tc>
+          <w:tcPr>
+            <w:shd w:val="clear" w:color="auto" w:fill="F5F8FF"/>
+            <w:tcW w:w="2448" w:type="dxa"/>
+          </w:tcPr>
+          <w:p>
+            <w:pPr>
+              <w:spacing w:after="20"/>
+            </w:pPr>
+            <w:r>
+              <w:rPr>
+                <w:color w:val="444444"/>
+                <w:sz w:val="17"/>
+              </w:rPr>
+              <w:t>—</w:t>
+            </w:r>
+          </w:p>
+        </w:tc>
+      </w:tr>
+      <w:tr>
+        <w:tc>
+          <w:tcPr>
+            <w:tcW w:w="2304" w:type="dxa"/>
+          </w:tcPr>
+          <w:p>
+            <w:pPr>
+              <w:spacing w:after="20"/>
+            </w:pPr>
+            <w:r>
+              <w:rPr>
+                <w:sz w:val="18"/>
+              </w:rPr>
+              <w:t xml:space="preserve">🔸 </w:t>
+            </w:r>
+            <w:r>
+              <w:rPr>
+                <w:rFonts w:ascii="Courier New" w:hAnsi="Courier New"/>
+                <w:b/>
+                <w:color w:val="1F497D"/>
+                <w:sz w:val="17"/>
+              </w:rPr>
+              <w:t>BOM-BE-G-14</w:t>
+            </w:r>
+          </w:p>
+          <w:p>
+            <w:pPr>
+              <w:spacing w:after="20"/>
+            </w:pPr>
+            <w:r>
+              <w:rPr>
+                <w:color w:val="373737"/>
+                <w:sz w:val="17"/>
+              </w:rPr>
+              <w:t>Trivial pass-through fields (bundle)</w:t>
+            </w:r>
+          </w:p>
+        </w:tc>
+        <w:tc>
+          <w:tcPr>
+            <w:tcW w:w="1080" w:type="dxa"/>
+          </w:tcPr>
+          <w:p>
+            <w:pPr>
+              <w:spacing w:after="20"/>
+            </w:pPr>
+            <w:r>
+              <w:rPr>
+                <w:color w:val="1E7A34"/>
+                <w:sz w:val="17"/>
+              </w:rPr>
+              <w:t>🟢 Low [XS]</w:t>
+            </w:r>
+          </w:p>
+        </w:tc>
+        <w:tc>
+          <w:tcPr>
+            <w:tcW w:w="1655" w:type="dxa"/>
+          </w:tcPr>
+          <w:p>
+            <w:pPr>
+              <w:spacing w:after="20"/>
+            </w:pPr>
+            <w:r>
+              <w:rPr>
+                <w:color w:val="444444"/>
+                <w:sz w:val="17"/>
+              </w:rPr>
+              <w:t>Field Resolver</w:t>
+            </w:r>
+          </w:p>
+        </w:tc>
+        <w:tc>
+          <w:tcPr>
+            <w:tcW w:w="1296" w:type="dxa"/>
+          </w:tcPr>
+          <w:p>
+            <w:pPr>
+              <w:spacing w:after="20"/>
+            </w:pPr>
+            <w:r>
+              <w:rPr>
+                <w:color w:val="444444"/>
+                <w:sz w:val="17"/>
+              </w:rPr>
+              <w:t>—</w:t>
+            </w:r>
+          </w:p>
+        </w:tc>
+        <w:tc>
+          <w:tcPr>
+            <w:tcW w:w="4320" w:type="dxa"/>
+          </w:tcPr>
+          <w:p>
+            <w:pPr>
+              <w:spacing w:after="20"/>
+            </w:pPr>
+            <w:r>
+              <w:rPr>
+                <w:b/>
+                <w:color w:val="373737"/>
+                <w:sz w:val="17"/>
+              </w:rPr>
+              <w:t xml:space="preserve">Intent — </w:t>
+            </w:r>
+            <w:r>
+              <w:rPr>
+                <w:color w:val="373737"/>
+                <w:sz w:val="17"/>
+              </w:rPr>
+              <w:t>Resolve the trivial computed / pass-through fields (no service call).</w:t>
+            </w:r>
+          </w:p>
+          <w:p>
+            <w:pPr>
+              <w:spacing w:after="20"/>
+            </w:pPr>
+            <w:r>
+              <w:rPr>
+                <w:b/>
+                <w:color w:val="373737"/>
+                <w:sz w:val="17"/>
+              </w:rPr>
+              <w:t xml:space="preserve">Today — </w:t>
+            </w:r>
+            <w:r>
+              <w:rPr>
+                <w:color w:val="373737"/>
+                <w:sz w:val="17"/>
+              </w:rPr>
+              <w:t>the only allowed bundle — fields that return a parent value with no service call: BomMaterialType.id = ` ${code}_${description} (computed); BomMaterialSearch.paging =…</w:t>
+            </w:r>
+          </w:p>
+          <w:p>
+            <w:pPr>
+              <w:spacing w:after="20"/>
+            </w:pPr>
+            <w:r>
+              <w:rPr>
+                <w:b/>
+                <w:color w:val="373737"/>
+                <w:sz w:val="17"/>
+              </w:rPr>
+              <w:t>Done when:</w:t>
+            </w:r>
+          </w:p>
+          <w:p>
+            <w:pPr>
+              <w:spacing w:after="20"/>
+              <w:ind w:left="173"/>
+            </w:pPr>
+            <w:r>
+              <w:rPr>
+                <w:color w:val="444444"/>
+                <w:sz w:val="17"/>
+              </w:rPr>
+              <w:t xml:space="preserve">• </w:t>
+            </w:r>
+            <w:r>
+              <w:rPr>
+                <w:rFonts w:ascii="Courier New" w:hAnsi="Courier New"/>
+                <w:sz w:val="17"/>
+              </w:rPr>
+              <w:t>BomMaterialType.id</w:t>
+            </w:r>
+            <w:r>
+              <w:rPr>
+                <w:color w:val="373737"/>
+                <w:sz w:val="17"/>
+              </w:rPr>
+              <w:t xml:space="preserve"> = </w:t>
+            </w:r>
+            <w:r>
+              <w:rPr>
+                <w:rFonts w:ascii="Courier New" w:hAnsi="Courier New"/>
+                <w:sz w:val="17"/>
+              </w:rPr>
+              <w:t>code_description</w:t>
+            </w:r>
+          </w:p>
+          <w:p>
+            <w:pPr>
+              <w:spacing w:after="20"/>
+              <w:ind w:left="173"/>
+            </w:pPr>
+            <w:r>
+              <w:rPr>
+                <w:color w:val="444444"/>
+                <w:sz w:val="17"/>
+              </w:rPr>
+              <w:t xml:space="preserve">• </w:t>
+            </w:r>
+            <w:r>
+              <w:rPr>
+                <w:rFonts w:ascii="Courier New" w:hAnsi="Courier New"/>
+                <w:sz w:val="17"/>
+              </w:rPr>
+              <w:t>impressionDetails</w:t>
+            </w:r>
+            <w:r>
+              <w:rPr>
+                <w:color w:val="373737"/>
+                <w:sz w:val="17"/>
+              </w:rPr>
+              <w:t xml:space="preserve"> maps from </w:t>
+            </w:r>
+            <w:r>
+              <w:rPr>
+                <w:rFonts w:ascii="Courier New" w:hAnsi="Courier New"/>
+                <w:sz w:val="17"/>
+              </w:rPr>
+              <w:t>impressions</w:t>
+            </w:r>
+          </w:p>
+          <w:p>
+            <w:pPr>
+              <w:spacing w:after="20"/>
+              <w:ind w:left="173"/>
+            </w:pPr>
+            <w:r>
+              <w:rPr>
+                <w:color w:val="444444"/>
+                <w:sz w:val="17"/>
+              </w:rPr>
+              <w:t xml:space="preserve">• </w:t>
+            </w:r>
+            <w:r>
+              <w:rPr>
+                <w:rFonts w:ascii="Courier New" w:hAnsi="Courier New"/>
+                <w:sz w:val="17"/>
+              </w:rPr>
+              <w:t>libraryResourceId</w:t>
+            </w:r>
+            <w:r>
+              <w:rPr>
+                <w:color w:val="373737"/>
+                <w:sz w:val="17"/>
+              </w:rPr>
+              <w:t xml:space="preserve"> from nested id</w:t>
+            </w:r>
+          </w:p>
+          <w:p>
+            <w:pPr>
+              <w:spacing w:after="20"/>
+              <w:ind w:left="173"/>
+            </w:pPr>
+            <w:r>
+              <w:rPr>
+                <w:color w:val="444444"/>
+                <w:sz w:val="17"/>
+              </w:rPr>
+              <w:t xml:space="preserve">• </w:t>
+            </w:r>
+            <w:r>
+              <w:rPr>
+                <w:color w:val="373737"/>
+                <w:sz w:val="17"/>
+              </w:rPr>
+              <w:t>No EXT calls</w:t>
             </w:r>
           </w:p>
         </w:tc>
